--- a/docs/Afidhu_DISSERTATION_01.docx
+++ b/docs/Afidhu_DISSERTATION_01.docx
@@ -1,11 +1,10 @@
 
 <file path=word/document.xml><?xml version="1.0" encoding="utf-8"?>
-<w:document xmlns:wpc="http://schemas.microsoft.com/office/word/2010/wordprocessingCanvas" xmlns:cx="http://schemas.microsoft.com/office/drawing/2014/chartex" xmlns:cx1="http://schemas.microsoft.com/office/drawing/2015/9/8/chartex" xmlns:cx2="http://schemas.microsoft.com/office/drawing/2015/10/21/chartex" xmlns:cx3="http://schemas.microsoft.com/office/drawing/2016/5/9/chartex" xmlns:cx4="http://schemas.microsoft.com/office/drawing/2016/5/10/chartex" xmlns:cx5="http://schemas.microsoft.com/office/drawing/2016/5/11/chartex" xmlns:cx6="http://schemas.microsoft.com/office/drawing/2016/5/12/chartex" xmlns:cx7="http://schemas.microsoft.com/office/drawing/2016/5/13/chartex" xmlns:cx8="http://schemas.microsoft.com/office/drawing/2016/5/14/chartex" xmlns:mc="http://schemas.openxmlformats.org/markup-compatibility/2006" xmlns:aink="http://schemas.microsoft.com/office/drawing/2016/ink" xmlns:am3d="http://schemas.microsoft.com/office/drawing/2017/model3d" xmlns:o="urn:schemas-microsoft-com:office:office" xmlns:oel="http://schemas.microsoft.com/office/2019/extlst" xmlns:r="http://schemas.openxmlformats.org/officeDocument/2006/relationships" xmlns:m="http://schemas.openxmlformats.org/officeDocument/2006/math" xmlns:v="urn:schemas-microsoft-com:vml" xmlns:wp14="http://schemas.microsoft.com/office/word/2010/wordprocessingDrawing" xmlns:wp="http://schemas.openxmlformats.org/drawingml/2006/wordprocessingDrawing" xmlns:w10="urn:schemas-microsoft-com:office:word" xmlns:w="http://schemas.openxmlformats.org/wordprocessingml/2006/main" xmlns:w14="http://schemas.microsoft.com/office/word/2010/wordml" xmlns:w15="http://schemas.microsoft.com/office/word/2012/wordml" xmlns:w16cex="http://schemas.microsoft.com/office/word/2018/wordml/cex" xmlns:w16cid="http://schemas.microsoft.com/office/word/2016/wordml/cid" xmlns:w16="http://schemas.microsoft.com/office/word/2018/wordml" xmlns:w16sdtdh="http://schemas.microsoft.com/office/word/2020/wordml/sdtdatahash" xmlns:w16se="http://schemas.microsoft.com/office/word/2015/wordml/symex" xmlns:wpg="http://schemas.microsoft.com/office/word/2010/wordprocessingGroup" xmlns:wpi="http://schemas.microsoft.com/office/word/2010/wordprocessingInk" xmlns:wne="http://schemas.microsoft.com/office/word/2006/wordml" xmlns:wps="http://schemas.microsoft.com/office/word/2010/wordprocessingShape" mc:Ignorable="w14 w15 w16se w16cid w16 w16cex w16sdtdh wp14">
+<w:document xmlns:wpc="http://schemas.microsoft.com/office/word/2010/wordprocessingCanvas" xmlns:cx="http://schemas.microsoft.com/office/drawing/2014/chartex" xmlns:cx1="http://schemas.microsoft.com/office/drawing/2015/9/8/chartex" xmlns:cx2="http://schemas.microsoft.com/office/drawing/2015/10/21/chartex" xmlns:cx3="http://schemas.microsoft.com/office/drawing/2016/5/9/chartex" xmlns:cx4="http://schemas.microsoft.com/office/drawing/2016/5/10/chartex" xmlns:cx5="http://schemas.microsoft.com/office/drawing/2016/5/11/chartex" xmlns:cx6="http://schemas.microsoft.com/office/drawing/2016/5/12/chartex" xmlns:cx7="http://schemas.microsoft.com/office/drawing/2016/5/13/chartex" xmlns:cx8="http://schemas.microsoft.com/office/drawing/2016/5/14/chartex" xmlns:mc="http://schemas.openxmlformats.org/markup-compatibility/2006" xmlns:aink="http://schemas.microsoft.com/office/drawing/2016/ink" xmlns:am3d="http://schemas.microsoft.com/office/drawing/2017/model3d" xmlns:o="urn:schemas-microsoft-com:office:office" xmlns:oel="http://schemas.microsoft.com/office/2019/extlst" xmlns:r="http://schemas.openxmlformats.org/officeDocument/2006/relationships" xmlns:m="http://schemas.openxmlformats.org/officeDocument/2006/math" xmlns:v="urn:schemas-microsoft-com:vml" xmlns:wp14="http://schemas.microsoft.com/office/word/2010/wordprocessingDrawing" xmlns:wp="http://schemas.openxmlformats.org/drawingml/2006/wordprocessingDrawing" xmlns:w10="urn:schemas-microsoft-com:office:word" xmlns:w="http://schemas.openxmlformats.org/wordprocessingml/2006/main" xmlns:w14="http://schemas.microsoft.com/office/word/2010/wordml" xmlns:w15="http://schemas.microsoft.com/office/word/2012/wordml" xmlns:w16cex="http://schemas.microsoft.com/office/word/2018/wordml/cex" xmlns:w16cid="http://schemas.microsoft.com/office/word/2016/wordml/cid" xmlns:w16="http://schemas.microsoft.com/office/word/2018/wordml" xmlns:w16du="http://schemas.microsoft.com/office/word/2023/wordml/word16du" xmlns:w16sdtdh="http://schemas.microsoft.com/office/word/2020/wordml/sdtdatahash" xmlns:w16sdtfl="http://schemas.microsoft.com/office/word/2024/wordml/sdtformatlock" xmlns:w16se="http://schemas.microsoft.com/office/word/2015/wordml/symex" xmlns:wpg="http://schemas.microsoft.com/office/word/2010/wordprocessingGroup" xmlns:wpi="http://schemas.microsoft.com/office/word/2010/wordprocessingInk" xmlns:wne="http://schemas.microsoft.com/office/word/2006/wordml" xmlns:wps="http://schemas.microsoft.com/office/word/2010/wordprocessingShape" mc:Ignorable="w14 w15 w16se w16cid w16 w16cex w16sdtdh w16sdtfl w16du wp14">
   <w:body>
     <w:p>
       <w:pPr>
         <w:spacing w:line="360" w:lineRule="auto"/>
-        <w:jc w:val="center"/>
         <w:rPr>
           <w:rStyle w:val="fontstyle01"/>
           <w:color w:val="000000" w:themeColor="text1"/>
@@ -45,12 +44,6 @@
         <w:spacing w:line="360" w:lineRule="auto"/>
         <w:jc w:val="center"/>
         <w:rPr>
-          <w:rStyle w:val="fontstyle01"/>
-          <w:color w:val="000000" w:themeColor="text1"/>
-        </w:rPr>
-      </w:pPr>
-      <w:r>
-        <w:rPr>
           <w:rFonts w:ascii="Times New Roman" w:hAnsi="Times New Roman" w:cs="Times New Roman"/>
           <w:b/>
           <w:bCs/>
@@ -59,174 +52,647 @@
           <w:szCs w:val="24"/>
           <w:lang w:val="en-TZ"/>
         </w:rPr>
-        <w:t>MANAGEMENT SYSTEM FOR FACILITY SAFETY</w:t>
-      </w:r>
-    </w:p>
-    <w:p>
-      <w:pPr>
-        <w:spacing w:line="360" w:lineRule="auto"/>
-        <w:jc w:val="center"/>
-        <w:rPr>
-          <w:rStyle w:val="fontstyle01"/>
-          <w:color w:val="000000" w:themeColor="text1"/>
-        </w:rPr>
-      </w:pPr>
-      <w:r>
-        <w:rPr>
-          <w:rStyle w:val="fontstyle01"/>
-          <w:color w:val="000000" w:themeColor="text1"/>
-        </w:rPr>
-        <w:t>By</w:t>
-      </w:r>
-    </w:p>
-    <w:p>
-      <w:pPr>
-        <w:spacing w:line="360" w:lineRule="auto"/>
-        <w:jc w:val="center"/>
-        <w:rPr>
-          <w:rStyle w:val="fontstyle01"/>
-          <w:color w:val="000000" w:themeColor="text1"/>
-        </w:rPr>
-      </w:pPr>
-      <w:r>
-        <w:rPr>
-          <w:rStyle w:val="fontstyle01"/>
-          <w:color w:val="000000" w:themeColor="text1"/>
-        </w:rPr>
-        <w:t>Matata, Afidhu Nurudini</w:t>
-      </w:r>
-    </w:p>
-    <w:p>
-      <w:pPr>
-        <w:spacing w:line="360" w:lineRule="auto"/>
-        <w:jc w:val="center"/>
-        <w:rPr>
-          <w:rStyle w:val="fontstyle01"/>
-          <w:color w:val="000000" w:themeColor="text1"/>
-        </w:rPr>
-      </w:pPr>
-      <w:r>
-        <w:rPr>
-          <w:rStyle w:val="fontstyle01"/>
-          <w:color w:val="000000" w:themeColor="text1"/>
-        </w:rPr>
-        <w:t>A Dissertation Submitted</w:t>
-      </w:r>
-      <w:r>
-        <w:rPr>
-          <w:rStyle w:val="fontstyle01"/>
-          <w:color w:val="000000" w:themeColor="text1"/>
-        </w:rPr>
-        <w:t xml:space="preserve"> in fulfillment of the requirements for the degree of Bachelor of Science </w:t>
-      </w:r>
-      <w:r>
-        <w:rPr>
-          <w:rStyle w:val="fontstyle01"/>
-          <w:color w:val="000000" w:themeColor="text1"/>
-        </w:rPr>
-        <w:t>Information system management</w:t>
-      </w:r>
-      <w:r>
-        <w:rPr>
-          <w:rStyle w:val="fontstyle01"/>
-          <w:color w:val="000000" w:themeColor="text1"/>
-        </w:rPr>
-        <w:t xml:space="preserve"> of Ardhi University</w:t>
-      </w:r>
-    </w:p>
-    <w:p>
-      <w:pPr>
-        <w:spacing w:line="360" w:lineRule="auto"/>
-        <w:jc w:val="center"/>
-        <w:rPr>
-          <w:rStyle w:val="fontstyle01"/>
-          <w:color w:val="000000" w:themeColor="text1"/>
-        </w:rPr>
-      </w:pPr>
-      <w:r>
-        <w:rPr>
-          <w:rStyle w:val="fontstyle01"/>
-          <w:color w:val="000000" w:themeColor="text1"/>
-        </w:rPr>
-        <w:t>Ardhi University</w:t>
-      </w:r>
-    </w:p>
-    <w:p>
-      <w:pPr>
-        <w:spacing w:line="360" w:lineRule="auto"/>
-        <w:jc w:val="center"/>
-        <w:rPr>
-          <w:rStyle w:val="fontstyle01"/>
-          <w:b w:val="0"/>
-          <w:color w:val="000000" w:themeColor="text1"/>
-        </w:rPr>
-      </w:pPr>
-      <w:r>
-        <w:rPr>
-          <w:rStyle w:val="fontstyle01"/>
-          <w:color w:val="000000" w:themeColor="text1"/>
-        </w:rPr>
-        <w:t>June</w:t>
-      </w:r>
-      <w:r>
-        <w:rPr>
-          <w:rStyle w:val="fontstyle01"/>
-          <w:color w:val="000000" w:themeColor="text1"/>
-        </w:rPr>
-        <w:t xml:space="preserve"> 20</w:t>
-      </w:r>
-      <w:r>
-        <w:rPr>
-          <w:rStyle w:val="fontstyle01"/>
-          <w:color w:val="000000" w:themeColor="text1"/>
-        </w:rPr>
-        <w:t>26</w:t>
-      </w:r>
-      <w:commentRangeEnd w:id="0"/>
-      <w:r>
-        <w:rPr>
-          <w:rStyle w:val="CommentReference"/>
-        </w:rPr>
-        <w:commentReference w:id="0"/>
-      </w:r>
-    </w:p>
-    <w:p>
-      <w:pPr>
-        <w:pStyle w:val="Heading1"/>
-        <w:spacing w:line="360" w:lineRule="auto"/>
-        <w:ind w:left="0" w:firstLine="0"/>
-        <w:jc w:val="center"/>
-        <w:rPr>
-          <w:rStyle w:val="fontstyle01"/>
-          <w:b/>
-          <w:color w:val="000000" w:themeColor="text1"/>
-        </w:rPr>
         <w:sectPr>
-          <w:footerReference w:type="default" r:id="rId12"/>
+          <w:footerReference w:type="default" r:id="rId8"/>
           <w:pgSz w:w="11906" w:h="16838"/>
           <w:pgMar w:top="993" w:right="1440" w:bottom="1440" w:left="1440" w:header="708" w:footer="708" w:gutter="0"/>
+          <w:pgBorders w:offsetFrom="page">
+            <w:top w:val="dotted" w:sz="4" w:space="24" w:color="auto"/>
+            <w:left w:val="dotted" w:sz="4" w:space="24" w:color="auto"/>
+            <w:bottom w:val="dotted" w:sz="4" w:space="24" w:color="auto"/>
+            <w:right w:val="dotted" w:sz="4" w:space="24" w:color="auto"/>
+          </w:pgBorders>
           <w:pgNumType w:fmt="lowerRoman" w:start="1"/>
           <w:cols w:space="708"/>
           <w:titlePg/>
           <w:docGrid w:linePitch="360"/>
         </w:sectPr>
       </w:pPr>
-    </w:p>
-    <w:p>
-      <w:pPr>
-        <w:pStyle w:val="Heading1"/>
-        <w:spacing w:line="360" w:lineRule="auto"/>
-        <w:ind w:left="0" w:firstLine="0"/>
+      <w:r>
+        <w:rPr>
+          <w:rFonts w:ascii="Times New Roman" w:hAnsi="Times New Roman" w:cs="Times New Roman"/>
+          <w:b/>
+          <w:bCs/>
+          <w:color w:val="000000" w:themeColor="text1"/>
+          <w:sz w:val="24"/>
+          <w:szCs w:val="24"/>
+          <w:lang w:val="en-TZ"/>
+        </w:rPr>
+        <w:t>MANAGEMENT SYSTEM FOR FACILITY SAFETY</w:t>
+      </w:r>
+    </w:p>
+    <w:p>
+      <w:pPr>
+        <w:spacing w:line="360" w:lineRule="auto"/>
         <w:jc w:val="center"/>
         <w:rPr>
           <w:rStyle w:val="fontstyle01"/>
-          <w:b/>
           <w:color w:val="000000" w:themeColor="text1"/>
         </w:rPr>
         <w:sectPr>
           <w:type w:val="continuous"/>
           <w:pgSz w:w="11906" w:h="16838"/>
           <w:pgMar w:top="993" w:right="1440" w:bottom="1440" w:left="1440" w:header="708" w:footer="708" w:gutter="0"/>
+          <w:pgBorders w:offsetFrom="page">
+            <w:top w:val="dotted" w:sz="4" w:space="24" w:color="auto"/>
+            <w:left w:val="dotted" w:sz="4" w:space="24" w:color="auto"/>
+            <w:bottom w:val="dotted" w:sz="4" w:space="24" w:color="auto"/>
+            <w:right w:val="dotted" w:sz="4" w:space="24" w:color="auto"/>
+          </w:pgBorders>
+          <w:pgNumType w:fmt="lowerRoman" w:start="1"/>
+          <w:cols w:space="708"/>
+          <w:titlePg/>
+          <w:docGrid w:linePitch="360"/>
+        </w:sectPr>
+      </w:pPr>
+    </w:p>
+    <w:p>
+      <w:pPr>
+        <w:spacing w:line="360" w:lineRule="auto"/>
+        <w:jc w:val="center"/>
+        <w:rPr>
+          <w:rStyle w:val="fontstyle01"/>
+          <w:color w:val="000000" w:themeColor="text1"/>
+        </w:rPr>
+        <w:sectPr>
+          <w:type w:val="continuous"/>
+          <w:pgSz w:w="11906" w:h="16838"/>
+          <w:pgMar w:top="993" w:right="1440" w:bottom="1440" w:left="1440" w:header="708" w:footer="708" w:gutter="0"/>
+          <w:pgBorders w:offsetFrom="page">
+            <w:top w:val="dotted" w:sz="4" w:space="24" w:color="auto"/>
+            <w:left w:val="dotted" w:sz="4" w:space="24" w:color="auto"/>
+            <w:bottom w:val="dotted" w:sz="4" w:space="24" w:color="auto"/>
+            <w:right w:val="dotted" w:sz="4" w:space="24" w:color="auto"/>
+          </w:pgBorders>
+          <w:pgNumType w:fmt="lowerRoman" w:start="1"/>
+          <w:cols w:space="708"/>
+          <w:titlePg/>
+          <w:docGrid w:linePitch="360"/>
+        </w:sectPr>
+      </w:pPr>
+    </w:p>
+    <w:p>
+      <w:pPr>
+        <w:spacing w:line="360" w:lineRule="auto"/>
+        <w:jc w:val="center"/>
+        <w:rPr>
+          <w:rStyle w:val="fontstyle01"/>
+          <w:color w:val="000000" w:themeColor="text1"/>
+        </w:rPr>
+        <w:sectPr>
+          <w:type w:val="continuous"/>
+          <w:pgSz w:w="11906" w:h="16838"/>
+          <w:pgMar w:top="993" w:right="1440" w:bottom="1440" w:left="1440" w:header="708" w:footer="708" w:gutter="0"/>
+          <w:pgBorders w:offsetFrom="page">
+            <w:top w:val="dotted" w:sz="4" w:space="24" w:color="auto"/>
+            <w:left w:val="dotted" w:sz="4" w:space="24" w:color="auto"/>
+            <w:bottom w:val="dotted" w:sz="4" w:space="24" w:color="auto"/>
+            <w:right w:val="dotted" w:sz="4" w:space="24" w:color="auto"/>
+          </w:pgBorders>
+          <w:pgNumType w:fmt="lowerRoman" w:start="1"/>
+          <w:cols w:space="708"/>
+          <w:titlePg/>
+          <w:docGrid w:linePitch="360"/>
+        </w:sectPr>
+      </w:pPr>
+    </w:p>
+    <w:p>
+      <w:pPr>
+        <w:spacing w:line="360" w:lineRule="auto"/>
+        <w:jc w:val="center"/>
+        <w:rPr>
+          <w:rStyle w:val="fontstyle01"/>
+          <w:color w:val="000000" w:themeColor="text1"/>
+        </w:rPr>
+        <w:sectPr>
+          <w:type w:val="continuous"/>
+          <w:pgSz w:w="11906" w:h="16838"/>
+          <w:pgMar w:top="993" w:right="1440" w:bottom="1440" w:left="1440" w:header="708" w:footer="708" w:gutter="0"/>
+          <w:pgBorders w:offsetFrom="page">
+            <w:top w:val="dotted" w:sz="4" w:space="24" w:color="auto"/>
+            <w:left w:val="dotted" w:sz="4" w:space="24" w:color="auto"/>
+            <w:bottom w:val="dotted" w:sz="4" w:space="24" w:color="auto"/>
+            <w:right w:val="dotted" w:sz="4" w:space="24" w:color="auto"/>
+          </w:pgBorders>
+          <w:pgNumType w:fmt="lowerRoman" w:start="1"/>
+          <w:cols w:space="708"/>
+          <w:titlePg/>
+          <w:docGrid w:linePitch="360"/>
+        </w:sectPr>
+      </w:pPr>
+    </w:p>
+    <w:p>
+      <w:pPr>
+        <w:spacing w:line="360" w:lineRule="auto"/>
+        <w:jc w:val="center"/>
+        <w:rPr>
+          <w:rStyle w:val="fontstyle01"/>
+          <w:color w:val="000000" w:themeColor="text1"/>
+        </w:rPr>
+        <w:sectPr>
+          <w:type w:val="continuous"/>
+          <w:pgSz w:w="11906" w:h="16838"/>
+          <w:pgMar w:top="993" w:right="1440" w:bottom="1440" w:left="1440" w:header="708" w:footer="708" w:gutter="0"/>
+          <w:pgBorders w:offsetFrom="page">
+            <w:top w:val="dotted" w:sz="4" w:space="24" w:color="auto"/>
+            <w:left w:val="dotted" w:sz="4" w:space="24" w:color="auto"/>
+            <w:bottom w:val="dotted" w:sz="4" w:space="24" w:color="auto"/>
+            <w:right w:val="dotted" w:sz="4" w:space="24" w:color="auto"/>
+          </w:pgBorders>
+          <w:pgNumType w:fmt="lowerRoman" w:start="1"/>
+          <w:cols w:space="708"/>
+          <w:titlePg/>
+          <w:docGrid w:linePitch="360"/>
+        </w:sectPr>
+      </w:pPr>
+    </w:p>
+    <w:p>
+      <w:pPr>
+        <w:spacing w:line="360" w:lineRule="auto"/>
+        <w:jc w:val="center"/>
+        <w:rPr>
+          <w:rStyle w:val="fontstyle01"/>
+          <w:color w:val="000000" w:themeColor="text1"/>
+        </w:rPr>
+        <w:sectPr>
+          <w:type w:val="continuous"/>
+          <w:pgSz w:w="11906" w:h="16838"/>
+          <w:pgMar w:top="993" w:right="1440" w:bottom="1440" w:left="1440" w:header="708" w:footer="708" w:gutter="0"/>
+          <w:pgBorders w:offsetFrom="page">
+            <w:top w:val="dotted" w:sz="4" w:space="24" w:color="auto"/>
+            <w:left w:val="dotted" w:sz="4" w:space="24" w:color="auto"/>
+            <w:bottom w:val="dotted" w:sz="4" w:space="24" w:color="auto"/>
+            <w:right w:val="dotted" w:sz="4" w:space="24" w:color="auto"/>
+          </w:pgBorders>
+          <w:pgNumType w:fmt="lowerRoman" w:start="1"/>
+          <w:cols w:space="708"/>
+          <w:titlePg/>
+          <w:docGrid w:linePitch="360"/>
+        </w:sectPr>
+      </w:pPr>
+    </w:p>
+    <w:p>
+      <w:pPr>
+        <w:spacing w:line="360" w:lineRule="auto"/>
+        <w:jc w:val="center"/>
+        <w:rPr>
+          <w:rStyle w:val="fontstyle01"/>
+          <w:color w:val="000000" w:themeColor="text1"/>
+        </w:rPr>
+      </w:pPr>
+      <w:r>
+        <w:rPr>
+          <w:rStyle w:val="fontstyle01"/>
+          <w:color w:val="000000" w:themeColor="text1"/>
+        </w:rPr>
+        <w:t>By</w:t>
+      </w:r>
+    </w:p>
+    <w:p>
+      <w:pPr>
+        <w:spacing w:line="360" w:lineRule="auto"/>
+        <w:jc w:val="center"/>
+        <w:rPr>
+          <w:rStyle w:val="fontstyle01"/>
+          <w:color w:val="000000" w:themeColor="text1"/>
+        </w:rPr>
+        <w:sectPr>
+          <w:type w:val="continuous"/>
+          <w:pgSz w:w="11906" w:h="16838"/>
+          <w:pgMar w:top="993" w:right="1440" w:bottom="1440" w:left="1440" w:header="708" w:footer="708" w:gutter="0"/>
+          <w:pgBorders w:offsetFrom="page">
+            <w:top w:val="dotted" w:sz="4" w:space="24" w:color="auto"/>
+            <w:left w:val="dotted" w:sz="4" w:space="24" w:color="auto"/>
+            <w:bottom w:val="dotted" w:sz="4" w:space="24" w:color="auto"/>
+            <w:right w:val="dotted" w:sz="4" w:space="24" w:color="auto"/>
+          </w:pgBorders>
+          <w:pgNumType w:fmt="lowerRoman" w:start="1"/>
+          <w:cols w:space="708"/>
+          <w:titlePg/>
+          <w:docGrid w:linePitch="360"/>
+        </w:sectPr>
+      </w:pPr>
+      <w:r>
+        <w:rPr>
+          <w:rStyle w:val="fontstyle01"/>
+          <w:color w:val="000000" w:themeColor="text1"/>
+        </w:rPr>
+        <w:t>Matata, Afidhu Nurudini</w:t>
+      </w:r>
+    </w:p>
+    <w:p>
+      <w:pPr>
+        <w:spacing w:line="360" w:lineRule="auto"/>
+        <w:jc w:val="center"/>
+        <w:rPr>
+          <w:rStyle w:val="fontstyle01"/>
+          <w:color w:val="000000" w:themeColor="text1"/>
+        </w:rPr>
+        <w:sectPr>
+          <w:type w:val="continuous"/>
+          <w:pgSz w:w="11906" w:h="16838"/>
+          <w:pgMar w:top="993" w:right="1440" w:bottom="1440" w:left="1440" w:header="708" w:footer="708" w:gutter="0"/>
+          <w:pgBorders w:offsetFrom="page">
+            <w:top w:val="dotted" w:sz="4" w:space="24" w:color="auto"/>
+            <w:left w:val="dotted" w:sz="4" w:space="24" w:color="auto"/>
+            <w:bottom w:val="dotted" w:sz="4" w:space="24" w:color="auto"/>
+            <w:right w:val="dotted" w:sz="4" w:space="24" w:color="auto"/>
+          </w:pgBorders>
+          <w:pgNumType w:fmt="lowerRoman" w:start="1"/>
+          <w:cols w:space="708"/>
+          <w:titlePg/>
+          <w:docGrid w:linePitch="360"/>
+        </w:sectPr>
+      </w:pPr>
+    </w:p>
+    <w:p>
+      <w:pPr>
+        <w:spacing w:line="360" w:lineRule="auto"/>
+        <w:jc w:val="center"/>
+        <w:rPr>
+          <w:rStyle w:val="fontstyle01"/>
+          <w:color w:val="000000" w:themeColor="text1"/>
+        </w:rPr>
+        <w:sectPr>
+          <w:type w:val="continuous"/>
+          <w:pgSz w:w="11906" w:h="16838"/>
+          <w:pgMar w:top="993" w:right="1440" w:bottom="1440" w:left="1440" w:header="708" w:footer="708" w:gutter="0"/>
+          <w:pgBorders w:offsetFrom="page">
+            <w:top w:val="dotted" w:sz="4" w:space="24" w:color="auto"/>
+            <w:left w:val="dotted" w:sz="4" w:space="24" w:color="auto"/>
+            <w:bottom w:val="dotted" w:sz="4" w:space="24" w:color="auto"/>
+            <w:right w:val="dotted" w:sz="4" w:space="24" w:color="auto"/>
+          </w:pgBorders>
+          <w:pgNumType w:fmt="lowerRoman" w:start="1"/>
+          <w:cols w:space="708"/>
+          <w:titlePg/>
+          <w:docGrid w:linePitch="360"/>
+        </w:sectPr>
+      </w:pPr>
+    </w:p>
+    <w:p>
+      <w:pPr>
+        <w:spacing w:line="360" w:lineRule="auto"/>
+        <w:jc w:val="center"/>
+        <w:rPr>
+          <w:rStyle w:val="fontstyle01"/>
+          <w:color w:val="000000" w:themeColor="text1"/>
+        </w:rPr>
+        <w:sectPr>
+          <w:type w:val="continuous"/>
+          <w:pgSz w:w="11906" w:h="16838"/>
+          <w:pgMar w:top="993" w:right="1440" w:bottom="1440" w:left="1440" w:header="708" w:footer="708" w:gutter="0"/>
+          <w:pgBorders w:offsetFrom="page">
+            <w:top w:val="dotted" w:sz="4" w:space="24" w:color="auto"/>
+            <w:left w:val="dotted" w:sz="4" w:space="24" w:color="auto"/>
+            <w:bottom w:val="dotted" w:sz="4" w:space="24" w:color="auto"/>
+            <w:right w:val="dotted" w:sz="4" w:space="24" w:color="auto"/>
+          </w:pgBorders>
+          <w:pgNumType w:fmt="lowerRoman" w:start="1"/>
+          <w:cols w:space="708"/>
+          <w:titlePg/>
+          <w:docGrid w:linePitch="360"/>
+        </w:sectPr>
+      </w:pPr>
+    </w:p>
+    <w:p>
+      <w:pPr>
+        <w:spacing w:line="360" w:lineRule="auto"/>
+        <w:jc w:val="center"/>
+        <w:rPr>
+          <w:rStyle w:val="fontstyle01"/>
+          <w:color w:val="000000" w:themeColor="text1"/>
+        </w:rPr>
+        <w:sectPr>
+          <w:type w:val="continuous"/>
+          <w:pgSz w:w="11906" w:h="16838"/>
+          <w:pgMar w:top="993" w:right="1440" w:bottom="1440" w:left="1440" w:header="708" w:footer="708" w:gutter="0"/>
+          <w:pgBorders w:offsetFrom="page">
+            <w:top w:val="dotted" w:sz="4" w:space="24" w:color="auto"/>
+            <w:left w:val="dotted" w:sz="4" w:space="24" w:color="auto"/>
+            <w:bottom w:val="dotted" w:sz="4" w:space="24" w:color="auto"/>
+            <w:right w:val="dotted" w:sz="4" w:space="24" w:color="auto"/>
+          </w:pgBorders>
+          <w:pgNumType w:fmt="lowerRoman" w:start="1"/>
+          <w:cols w:space="708"/>
+          <w:titlePg/>
+          <w:docGrid w:linePitch="360"/>
+        </w:sectPr>
+      </w:pPr>
+    </w:p>
+    <w:p>
+      <w:pPr>
+        <w:spacing w:line="360" w:lineRule="auto"/>
+        <w:jc w:val="center"/>
+        <w:rPr>
+          <w:rStyle w:val="fontstyle01"/>
+          <w:color w:val="000000" w:themeColor="text1"/>
+        </w:rPr>
+        <w:sectPr>
+          <w:type w:val="continuous"/>
+          <w:pgSz w:w="11906" w:h="16838"/>
+          <w:pgMar w:top="993" w:right="1440" w:bottom="1440" w:left="1440" w:header="708" w:footer="708" w:gutter="0"/>
+          <w:pgBorders w:offsetFrom="page">
+            <w:top w:val="dotted" w:sz="4" w:space="24" w:color="auto"/>
+            <w:left w:val="dotted" w:sz="4" w:space="24" w:color="auto"/>
+            <w:bottom w:val="dotted" w:sz="4" w:space="24" w:color="auto"/>
+            <w:right w:val="dotted" w:sz="4" w:space="24" w:color="auto"/>
+          </w:pgBorders>
+          <w:pgNumType w:fmt="lowerRoman" w:start="1"/>
+          <w:cols w:space="708"/>
+          <w:titlePg/>
+          <w:docGrid w:linePitch="360"/>
+        </w:sectPr>
+      </w:pPr>
+    </w:p>
+    <w:p>
+      <w:pPr>
+        <w:spacing w:line="360" w:lineRule="auto"/>
+        <w:jc w:val="center"/>
+        <w:rPr>
+          <w:rStyle w:val="fontstyle01"/>
+          <w:color w:val="000000" w:themeColor="text1"/>
+        </w:rPr>
+        <w:sectPr>
+          <w:type w:val="continuous"/>
+          <w:pgSz w:w="11906" w:h="16838"/>
+          <w:pgMar w:top="993" w:right="1440" w:bottom="1440" w:left="1440" w:header="708" w:footer="708" w:gutter="0"/>
+          <w:pgBorders w:offsetFrom="page">
+            <w:top w:val="dotted" w:sz="4" w:space="24" w:color="auto"/>
+            <w:left w:val="dotted" w:sz="4" w:space="24" w:color="auto"/>
+            <w:bottom w:val="dotted" w:sz="4" w:space="24" w:color="auto"/>
+            <w:right w:val="dotted" w:sz="4" w:space="24" w:color="auto"/>
+          </w:pgBorders>
+          <w:pgNumType w:fmt="lowerRoman" w:start="1"/>
+          <w:cols w:space="708"/>
+          <w:titlePg/>
+          <w:docGrid w:linePitch="360"/>
+        </w:sectPr>
+      </w:pPr>
+    </w:p>
+    <w:p>
+      <w:pPr>
+        <w:spacing w:line="360" w:lineRule="auto"/>
+        <w:jc w:val="center"/>
+        <w:rPr>
+          <w:rStyle w:val="fontstyle01"/>
+          <w:color w:val="000000" w:themeColor="text1"/>
+        </w:rPr>
+        <w:sectPr>
+          <w:type w:val="continuous"/>
+          <w:pgSz w:w="11906" w:h="16838"/>
+          <w:pgMar w:top="993" w:right="1440" w:bottom="1440" w:left="1440" w:header="708" w:footer="708" w:gutter="0"/>
+          <w:pgBorders w:offsetFrom="page">
+            <w:top w:val="dotted" w:sz="4" w:space="24" w:color="auto"/>
+            <w:left w:val="dotted" w:sz="4" w:space="24" w:color="auto"/>
+            <w:bottom w:val="dotted" w:sz="4" w:space="24" w:color="auto"/>
+            <w:right w:val="dotted" w:sz="4" w:space="24" w:color="auto"/>
+          </w:pgBorders>
+          <w:pgNumType w:fmt="lowerRoman" w:start="1"/>
+          <w:cols w:space="708"/>
+          <w:titlePg/>
+          <w:docGrid w:linePitch="360"/>
+        </w:sectPr>
+      </w:pPr>
+      <w:r>
+        <w:rPr>
+          <w:rStyle w:val="fontstyle01"/>
+          <w:color w:val="000000" w:themeColor="text1"/>
+        </w:rPr>
+        <w:t>A Dissertation Submitted</w:t>
+      </w:r>
+      <w:r>
+        <w:rPr>
+          <w:rStyle w:val="fontstyle01"/>
+          <w:color w:val="000000" w:themeColor="text1"/>
+        </w:rPr>
+        <w:t xml:space="preserve"> in fulfillment of the requirements for the degree of Bachelor of Science </w:t>
+      </w:r>
+      <w:r>
+        <w:rPr>
+          <w:rStyle w:val="fontstyle01"/>
+          <w:color w:val="000000" w:themeColor="text1"/>
+        </w:rPr>
+        <w:t>Information system management</w:t>
+      </w:r>
+      <w:r>
+        <w:rPr>
+          <w:rStyle w:val="fontstyle01"/>
+          <w:color w:val="000000" w:themeColor="text1"/>
+        </w:rPr>
+        <w:t xml:space="preserve"> of Ardhi University</w:t>
+      </w:r>
+    </w:p>
+    <w:p>
+      <w:pPr>
+        <w:spacing w:line="360" w:lineRule="auto"/>
+        <w:jc w:val="center"/>
+        <w:rPr>
+          <w:rStyle w:val="fontstyle01"/>
+          <w:color w:val="000000" w:themeColor="text1"/>
+        </w:rPr>
+        <w:sectPr>
+          <w:type w:val="continuous"/>
+          <w:pgSz w:w="11906" w:h="16838"/>
+          <w:pgMar w:top="993" w:right="1440" w:bottom="1440" w:left="1440" w:header="708" w:footer="708" w:gutter="0"/>
+          <w:pgBorders w:offsetFrom="page">
+            <w:top w:val="dotted" w:sz="4" w:space="24" w:color="auto"/>
+            <w:left w:val="dotted" w:sz="4" w:space="24" w:color="auto"/>
+            <w:bottom w:val="dotted" w:sz="4" w:space="24" w:color="auto"/>
+            <w:right w:val="dotted" w:sz="4" w:space="24" w:color="auto"/>
+          </w:pgBorders>
+          <w:pgNumType w:fmt="lowerRoman" w:start="1"/>
+          <w:cols w:space="708"/>
+          <w:titlePg/>
+          <w:docGrid w:linePitch="360"/>
+        </w:sectPr>
+      </w:pPr>
+    </w:p>
+    <w:p>
+      <w:pPr>
+        <w:spacing w:line="360" w:lineRule="auto"/>
+        <w:jc w:val="center"/>
+        <w:rPr>
+          <w:rStyle w:val="fontstyle01"/>
+          <w:color w:val="000000" w:themeColor="text1"/>
+        </w:rPr>
+        <w:sectPr>
+          <w:type w:val="continuous"/>
+          <w:pgSz w:w="11906" w:h="16838"/>
+          <w:pgMar w:top="993" w:right="1440" w:bottom="1440" w:left="1440" w:header="708" w:footer="708" w:gutter="0"/>
+          <w:pgBorders w:offsetFrom="page">
+            <w:top w:val="dotted" w:sz="4" w:space="24" w:color="auto"/>
+            <w:left w:val="dotted" w:sz="4" w:space="24" w:color="auto"/>
+            <w:bottom w:val="dotted" w:sz="4" w:space="24" w:color="auto"/>
+            <w:right w:val="dotted" w:sz="4" w:space="24" w:color="auto"/>
+          </w:pgBorders>
+          <w:pgNumType w:fmt="lowerRoman" w:start="1"/>
+          <w:cols w:space="708"/>
+          <w:titlePg/>
+          <w:docGrid w:linePitch="360"/>
+        </w:sectPr>
+      </w:pPr>
+    </w:p>
+    <w:p>
+      <w:pPr>
+        <w:spacing w:line="360" w:lineRule="auto"/>
+        <w:jc w:val="center"/>
+        <w:rPr>
+          <w:rStyle w:val="fontstyle01"/>
+          <w:color w:val="000000" w:themeColor="text1"/>
+        </w:rPr>
+        <w:sectPr>
+          <w:type w:val="continuous"/>
+          <w:pgSz w:w="11906" w:h="16838"/>
+          <w:pgMar w:top="993" w:right="1440" w:bottom="1440" w:left="1440" w:header="708" w:footer="708" w:gutter="0"/>
+          <w:pgBorders w:offsetFrom="page">
+            <w:top w:val="dotted" w:sz="4" w:space="24" w:color="auto"/>
+            <w:left w:val="dotted" w:sz="4" w:space="24" w:color="auto"/>
+            <w:bottom w:val="dotted" w:sz="4" w:space="24" w:color="auto"/>
+            <w:right w:val="dotted" w:sz="4" w:space="24" w:color="auto"/>
+          </w:pgBorders>
+          <w:pgNumType w:fmt="lowerRoman" w:start="1"/>
+          <w:cols w:space="708"/>
+          <w:titlePg/>
+          <w:docGrid w:linePitch="360"/>
+        </w:sectPr>
+      </w:pPr>
+    </w:p>
+    <w:p>
+      <w:pPr>
+        <w:spacing w:line="360" w:lineRule="auto"/>
+        <w:jc w:val="center"/>
+        <w:rPr>
+          <w:rStyle w:val="fontstyle01"/>
+          <w:color w:val="000000" w:themeColor="text1"/>
+        </w:rPr>
+        <w:sectPr>
+          <w:type w:val="continuous"/>
+          <w:pgSz w:w="11906" w:h="16838"/>
+          <w:pgMar w:top="993" w:right="1440" w:bottom="1440" w:left="1440" w:header="708" w:footer="708" w:gutter="0"/>
+          <w:pgBorders w:offsetFrom="page">
+            <w:top w:val="dotted" w:sz="4" w:space="24" w:color="auto"/>
+            <w:left w:val="dotted" w:sz="4" w:space="24" w:color="auto"/>
+            <w:bottom w:val="dotted" w:sz="4" w:space="24" w:color="auto"/>
+            <w:right w:val="dotted" w:sz="4" w:space="24" w:color="auto"/>
+          </w:pgBorders>
+          <w:pgNumType w:fmt="lowerRoman" w:start="1"/>
+          <w:cols w:space="708"/>
+          <w:titlePg/>
+          <w:docGrid w:linePitch="360"/>
+        </w:sectPr>
+      </w:pPr>
+    </w:p>
+    <w:p>
+      <w:pPr>
+        <w:spacing w:line="360" w:lineRule="auto"/>
+        <w:jc w:val="center"/>
+        <w:rPr>
+          <w:rStyle w:val="fontstyle01"/>
+          <w:color w:val="000000" w:themeColor="text1"/>
+        </w:rPr>
+      </w:pPr>
+      <w:r>
+        <w:rPr>
+          <w:rStyle w:val="fontstyle01"/>
+          <w:color w:val="000000" w:themeColor="text1"/>
+        </w:rPr>
+        <w:t>Ardhi University</w:t>
+      </w:r>
+    </w:p>
+    <w:p>
+      <w:pPr>
+        <w:spacing w:line="360" w:lineRule="auto"/>
+        <w:jc w:val="center"/>
+        <w:rPr>
+          <w:rStyle w:val="fontstyle01"/>
+          <w:b w:val="0"/>
+          <w:color w:val="000000" w:themeColor="text1"/>
+        </w:rPr>
+      </w:pPr>
+      <w:r>
+        <w:rPr>
+          <w:rStyle w:val="fontstyle01"/>
+          <w:color w:val="000000" w:themeColor="text1"/>
+        </w:rPr>
+        <w:t>June</w:t>
+      </w:r>
+      <w:r>
+        <w:rPr>
+          <w:rStyle w:val="fontstyle01"/>
+          <w:color w:val="000000" w:themeColor="text1"/>
+        </w:rPr>
+        <w:t xml:space="preserve"> 20</w:t>
+      </w:r>
+      <w:r>
+        <w:rPr>
+          <w:rStyle w:val="fontstyle01"/>
+          <w:color w:val="000000" w:themeColor="text1"/>
+        </w:rPr>
+        <w:t>26</w:t>
+      </w:r>
+      <w:commentRangeEnd w:id="0"/>
+      <w:r>
+        <w:rPr>
+          <w:rStyle w:val="CommentReference"/>
+          <w:rFonts w:ascii="Times New Roman" w:hAnsi="Times New Roman" w:cs="Times New Roman"/>
+          <w:bCs/>
+          <w:color w:val="000000" w:themeColor="text1"/>
+          <w:sz w:val="24"/>
+          <w:szCs w:val="24"/>
+        </w:rPr>
+        <w:commentReference w:id="0"/>
+      </w:r>
+    </w:p>
+    <w:p>
+      <w:pPr>
+        <w:pStyle w:val="Heading1"/>
+        <w:spacing w:line="360" w:lineRule="auto"/>
+        <w:ind w:left="0" w:firstLine="0"/>
+        <w:jc w:val="center"/>
+        <w:rPr>
+          <w:rStyle w:val="fontstyle01"/>
+          <w:b/>
+          <w:color w:val="000000" w:themeColor="text1"/>
+        </w:rPr>
+        <w:sectPr>
+          <w:type w:val="continuous"/>
+          <w:pgSz w:w="11906" w:h="16838"/>
+          <w:pgMar w:top="993" w:right="1440" w:bottom="1440" w:left="1440" w:header="708" w:footer="708" w:gutter="0"/>
+          <w:pgBorders w:offsetFrom="page">
+            <w:top w:val="dotted" w:sz="4" w:space="24" w:color="auto"/>
+            <w:left w:val="dotted" w:sz="4" w:space="24" w:color="auto"/>
+            <w:bottom w:val="dotted" w:sz="4" w:space="24" w:color="auto"/>
+            <w:right w:val="dotted" w:sz="4" w:space="24" w:color="auto"/>
+          </w:pgBorders>
+          <w:pgNumType w:fmt="lowerRoman" w:start="1"/>
+          <w:cols w:space="708"/>
+          <w:titlePg/>
+          <w:docGrid w:linePitch="360"/>
+        </w:sectPr>
+      </w:pPr>
+    </w:p>
+    <w:p>
+      <w:pPr>
+        <w:pStyle w:val="Heading1"/>
+        <w:spacing w:line="360" w:lineRule="auto"/>
+        <w:ind w:left="0" w:firstLine="0"/>
+        <w:jc w:val="center"/>
+        <w:rPr>
+          <w:rStyle w:val="fontstyle01"/>
+          <w:b/>
+          <w:color w:val="000000" w:themeColor="text1"/>
+        </w:rPr>
+        <w:sectPr>
+          <w:type w:val="continuous"/>
+          <w:pgSz w:w="11906" w:h="16838"/>
+          <w:pgMar w:top="993" w:right="1440" w:bottom="1440" w:left="1440" w:header="708" w:footer="708" w:gutter="0"/>
+          <w:pgBorders w:offsetFrom="page">
+            <w:top w:val="dotted" w:sz="4" w:space="24" w:color="auto"/>
+            <w:left w:val="dotted" w:sz="4" w:space="24" w:color="auto"/>
+            <w:bottom w:val="dotted" w:sz="4" w:space="24" w:color="auto"/>
+            <w:right w:val="dotted" w:sz="4" w:space="24" w:color="auto"/>
+          </w:pgBorders>
           <w:pgNumType w:fmt="lowerRoman" w:start="1"/>
           <w:cols w:space="708"/>
           <w:docGrid w:linePitch="360"/>
@@ -973,6 +1439,9 @@
       <w:r>
         <w:rPr>
           <w:rStyle w:val="CommentReference"/>
+          <w:rFonts w:ascii="Times New Roman" w:eastAsia="NimbusRomNo9L-Regu" w:hAnsi="Times New Roman" w:cs="Times New Roman"/>
+          <w:sz w:val="24"/>
+          <w:szCs w:val="24"/>
         </w:rPr>
         <w:commentReference w:id="2"/>
       </w:r>
@@ -1722,7 +2191,6 @@
         <w:autoSpaceDN w:val="0"/>
         <w:adjustRightInd w:val="0"/>
         <w:spacing w:after="0" w:line="360" w:lineRule="auto"/>
-        <w:jc w:val="both"/>
         <w:rPr>
           <w:rFonts w:ascii="Times New Roman" w:eastAsia="NimbusRomNo9L-Regu" w:hAnsi="Times New Roman" w:cs="Times New Roman"/>
           <w:sz w:val="24"/>
@@ -1745,6 +2213,53 @@
           <w:szCs w:val="24"/>
         </w:rPr>
         <w:t>Mr. Kamali Said</w:t>
+      </w:r>
+    </w:p>
+    <w:p>
+      <w:pPr>
+        <w:autoSpaceDE w:val="0"/>
+        <w:autoSpaceDN w:val="0"/>
+        <w:adjustRightInd w:val="0"/>
+        <w:spacing w:after="0" w:line="360" w:lineRule="auto"/>
+        <w:rPr>
+          <w:rFonts w:ascii="Times New Roman" w:hAnsi="Times New Roman" w:cs="Times New Roman"/>
+          <w:sz w:val="24"/>
+          <w:szCs w:val="24"/>
+        </w:rPr>
+      </w:pPr>
+      <w:r>
+        <w:rPr>
+          <w:rFonts w:ascii="Times New Roman" w:hAnsi="Times New Roman" w:cs="Times New Roman"/>
+          <w:sz w:val="24"/>
+          <w:szCs w:val="24"/>
+        </w:rPr>
+        <w:t xml:space="preserve"> and Mr. Ibrahim </w:t>
+      </w:r>
+      <w:r>
+        <w:rPr>
+          <w:rFonts w:ascii="Times New Roman" w:eastAsia="NimbusRomNo9L-Regu" w:hAnsi="Times New Roman" w:cs="Times New Roman"/>
+          <w:sz w:val="24"/>
+          <w:szCs w:val="24"/>
+        </w:rPr>
+        <w:t>Ryoba</w:t>
+      </w:r>
+      <w:r>
+        <w:rPr>
+          <w:rFonts w:ascii="Times New Roman" w:hAnsi="Times New Roman" w:cs="Times New Roman"/>
+          <w:sz w:val="24"/>
+          <w:szCs w:val="24"/>
+        </w:rPr>
+        <w:t>, for their continuous support, guidance, and constructive feedback throughout this study. Their expertise and encouragement played a significant role in shaping the direction and quality of this project. I am also grateful to my lecturers and colleagues for their valuable contributions, ideas, and support during the development process.</w:t>
+      </w:r>
+      <w:commentRangeEnd w:id="5"/>
+      <w:r>
+        <w:rPr>
+          <w:rStyle w:val="CommentReference"/>
+          <w:rFonts w:ascii="Times New Roman" w:hAnsi="Times New Roman" w:cs="Times New Roman"/>
+          <w:sz w:val="24"/>
+          <w:szCs w:val="24"/>
+        </w:rPr>
+        <w:commentReference w:id="5"/>
       </w:r>
     </w:p>
     <w:p>
@@ -1760,37 +2275,6 @@
           <w:szCs w:val="24"/>
         </w:rPr>
       </w:pPr>
-      <w:r>
-        <w:rPr>
-          <w:rFonts w:ascii="Times New Roman" w:hAnsi="Times New Roman" w:cs="Times New Roman"/>
-          <w:sz w:val="24"/>
-          <w:szCs w:val="24"/>
-        </w:rPr>
-        <w:t xml:space="preserve"> and Mr. Ibrahim </w:t>
-      </w:r>
-      <w:r>
-        <w:rPr>
-          <w:rFonts w:ascii="Times New Roman" w:eastAsia="NimbusRomNo9L-Regu" w:hAnsi="Times New Roman" w:cs="Times New Roman"/>
-          <w:sz w:val="24"/>
-          <w:szCs w:val="24"/>
-        </w:rPr>
-        <w:t>Ryoba</w:t>
-      </w:r>
-      <w:r>
-        <w:rPr>
-          <w:rFonts w:ascii="Times New Roman" w:hAnsi="Times New Roman" w:cs="Times New Roman"/>
-          <w:sz w:val="24"/>
-          <w:szCs w:val="24"/>
-        </w:rPr>
-        <w:t>, for their continuous support, guidance, and constructive feedback throughout this study. Their expertise and encouragement played a significant role in shaping the direction and quality of this project. I am also grateful to my lecturers and colleagues for their valuable contributions, ideas, and support during the development process.</w:t>
-      </w:r>
-      <w:commentRangeEnd w:id="5"/>
-      <w:r>
-        <w:rPr>
-          <w:rStyle w:val="CommentReference"/>
-        </w:rPr>
-        <w:commentReference w:id="5"/>
-      </w:r>
     </w:p>
     <w:p>
       <w:pPr>
@@ -1800,11 +2284,45 @@
         <w:spacing w:after="0" w:line="360" w:lineRule="auto"/>
         <w:jc w:val="both"/>
         <w:rPr>
-          <w:rFonts w:ascii="Times New Roman" w:hAnsi="Times New Roman" w:cs="Times New Roman"/>
-          <w:sz w:val="24"/>
-          <w:szCs w:val="24"/>
-        </w:rPr>
-      </w:pPr>
+          <w:rFonts w:ascii="Times New Roman" w:eastAsia="NimbusRomNo9L-Regu" w:hAnsi="Times New Roman" w:cs="Times New Roman"/>
+          <w:sz w:val="24"/>
+          <w:szCs w:val="24"/>
+        </w:rPr>
+      </w:pPr>
+      <w:r>
+        <w:rPr>
+          <w:rFonts w:ascii="Times New Roman" w:hAnsi="Times New Roman" w:cs="Times New Roman"/>
+          <w:sz w:val="24"/>
+          <w:szCs w:val="24"/>
+        </w:rPr>
+        <w:t xml:space="preserve">Hence, </w:t>
+      </w:r>
+      <w:r>
+        <w:rPr>
+          <w:rFonts w:ascii="Times New Roman" w:hAnsi="Times New Roman" w:cs="Times New Roman"/>
+          <w:sz w:val="24"/>
+          <w:szCs w:val="24"/>
+        </w:rPr>
+        <w:t xml:space="preserve">I wish to thank my family, friends, and the Higher Education Students’ Loans Board (HESLB) for their encouragement and support throughout my academic journey. I, </w:t>
+      </w:r>
+      <w:r>
+        <w:rPr>
+          <w:rFonts w:ascii="Times New Roman" w:hAnsi="Times New Roman" w:cs="Times New Roman"/>
+          <w:b/>
+          <w:bCs/>
+          <w:sz w:val="24"/>
+          <w:szCs w:val="24"/>
+        </w:rPr>
+        <w:t>Afidhu Nurudini Matata</w:t>
+      </w:r>
+      <w:r>
+        <w:rPr>
+          <w:rFonts w:ascii="Times New Roman" w:hAnsi="Times New Roman" w:cs="Times New Roman"/>
+          <w:sz w:val="24"/>
+          <w:szCs w:val="24"/>
+        </w:rPr>
+        <w:t>, sincerely acknowledge all individuals and organizations whose assistance contributed to the successful completion of this project.</w:t>
+      </w:r>
     </w:p>
     <w:p>
       <w:pPr>
@@ -1812,47 +2330,12 @@
         <w:autoSpaceDN w:val="0"/>
         <w:adjustRightInd w:val="0"/>
         <w:spacing w:after="0" w:line="360" w:lineRule="auto"/>
-        <w:jc w:val="both"/>
         <w:rPr>
           <w:rFonts w:ascii="Times New Roman" w:eastAsia="NimbusRomNo9L-Regu" w:hAnsi="Times New Roman" w:cs="Times New Roman"/>
           <w:sz w:val="24"/>
           <w:szCs w:val="24"/>
         </w:rPr>
       </w:pPr>
-      <w:r>
-        <w:rPr>
-          <w:rFonts w:ascii="Times New Roman" w:hAnsi="Times New Roman" w:cs="Times New Roman"/>
-          <w:sz w:val="24"/>
-          <w:szCs w:val="24"/>
-        </w:rPr>
-        <w:t xml:space="preserve">Hence, </w:t>
-      </w:r>
-      <w:r>
-        <w:rPr>
-          <w:rFonts w:ascii="Times New Roman" w:hAnsi="Times New Roman" w:cs="Times New Roman"/>
-          <w:sz w:val="24"/>
-          <w:szCs w:val="24"/>
-        </w:rPr>
-        <w:t xml:space="preserve">I wish to thank my family, friends, and the Higher Education Students’ Loans Board (HESLB) for their encouragement and support throughout my academic journey. I, </w:t>
-      </w:r>
-      <w:r>
-        <w:rPr>
-          <w:rFonts w:ascii="Times New Roman" w:hAnsi="Times New Roman" w:cs="Times New Roman"/>
-          <w:b/>
-          <w:bCs/>
-          <w:sz w:val="24"/>
-          <w:szCs w:val="24"/>
-        </w:rPr>
-        <w:t>Afidhu Nurudini Matata</w:t>
-      </w:r>
-      <w:r>
-        <w:rPr>
-          <w:rFonts w:ascii="Times New Roman" w:hAnsi="Times New Roman" w:cs="Times New Roman"/>
-          <w:sz w:val="24"/>
-          <w:szCs w:val="24"/>
-        </w:rPr>
-        <w:t>, sincerely acknowledge all individuals and organizations whose assistance contributed to the successful completion of this project.</w:t>
-      </w:r>
     </w:p>
     <w:p>
       <w:pPr>
@@ -2051,19 +2534,6 @@
     </w:p>
     <w:p>
       <w:pPr>
-        <w:autoSpaceDE w:val="0"/>
-        <w:autoSpaceDN w:val="0"/>
-        <w:adjustRightInd w:val="0"/>
-        <w:spacing w:after="0" w:line="360" w:lineRule="auto"/>
-        <w:rPr>
-          <w:rFonts w:ascii="Times New Roman" w:eastAsia="NimbusRomNo9L-Regu" w:hAnsi="Times New Roman" w:cs="Times New Roman"/>
-          <w:sz w:val="24"/>
-          <w:szCs w:val="24"/>
-        </w:rPr>
-      </w:pPr>
-    </w:p>
-    <w:p>
-      <w:pPr>
         <w:pStyle w:val="Heading1"/>
         <w:spacing w:line="360" w:lineRule="auto"/>
         <w:ind w:left="0" w:firstLine="0"/>
@@ -2101,144 +2571,192 @@
         <w:jc w:val="center"/>
       </w:pPr>
     </w:p>
-    <w:p>
-      <w:pPr>
-        <w:autoSpaceDE w:val="0"/>
-        <w:autoSpaceDN w:val="0"/>
-        <w:adjustRightInd w:val="0"/>
-        <w:spacing w:after="0" w:line="360" w:lineRule="auto"/>
-        <w:rPr>
-          <w:rFonts w:ascii="Times New Roman" w:eastAsia="NimbusRomNo9L-Regu" w:hAnsi="Times New Roman" w:cs="Times New Roman"/>
-          <w:sz w:val="24"/>
-          <w:szCs w:val="24"/>
-        </w:rPr>
-      </w:pPr>
-      <w:r>
-        <w:rPr>
-          <w:rFonts w:ascii="Times New Roman" w:eastAsia="NimbusRomNo9L-Regu" w:hAnsi="Times New Roman" w:cs="Times New Roman"/>
-          <w:sz w:val="24"/>
-          <w:szCs w:val="24"/>
-        </w:rPr>
-        <w:t>ARU</w:t>
-      </w:r>
-      <w:commentRangeStart w:id="7"/>
-      <w:r>
-        <w:rPr>
-          <w:rFonts w:ascii="Times New Roman" w:eastAsia="NimbusRomNo9L-Regu" w:hAnsi="Times New Roman" w:cs="Times New Roman"/>
-          <w:sz w:val="24"/>
-          <w:szCs w:val="24"/>
-        </w:rPr>
-        <w:t xml:space="preserve">                                                           </w:t>
-      </w:r>
-      <w:commentRangeEnd w:id="7"/>
-      <w:r>
-        <w:rPr>
-          <w:rStyle w:val="CommentReference"/>
-        </w:rPr>
-        <w:commentReference w:id="7"/>
-      </w:r>
-      <w:r>
-        <w:rPr>
-          <w:rFonts w:ascii="Times New Roman" w:eastAsia="NimbusRomNo9L-Regu" w:hAnsi="Times New Roman" w:cs="Times New Roman"/>
-          <w:sz w:val="24"/>
-          <w:szCs w:val="24"/>
-        </w:rPr>
-        <w:t>Ardhi University</w:t>
-      </w:r>
-    </w:p>
-    <w:p>
-      <w:pPr>
-        <w:autoSpaceDE w:val="0"/>
-        <w:autoSpaceDN w:val="0"/>
-        <w:adjustRightInd w:val="0"/>
-        <w:spacing w:after="0" w:line="360" w:lineRule="auto"/>
-        <w:rPr>
-          <w:rFonts w:ascii="Times New Roman" w:eastAsia="NimbusRomNo9L-Regu" w:hAnsi="Times New Roman" w:cs="Times New Roman"/>
-          <w:sz w:val="24"/>
-          <w:szCs w:val="24"/>
-        </w:rPr>
-      </w:pPr>
-      <w:r>
-        <w:rPr>
-          <w:rFonts w:ascii="Times New Roman" w:eastAsia="NimbusRomNo9L-Regu" w:hAnsi="Times New Roman" w:cs="Times New Roman"/>
-          <w:sz w:val="24"/>
-          <w:szCs w:val="24"/>
-        </w:rPr>
-        <w:t>OS                                                               Operating Systems</w:t>
-      </w:r>
-    </w:p>
-    <w:p>
-      <w:pPr>
-        <w:autoSpaceDE w:val="0"/>
-        <w:autoSpaceDN w:val="0"/>
-        <w:adjustRightInd w:val="0"/>
-        <w:spacing w:after="0" w:line="360" w:lineRule="auto"/>
-        <w:rPr>
-          <w:rFonts w:ascii="Times New Roman" w:eastAsia="NimbusRomNo9L-Regu" w:hAnsi="Times New Roman" w:cs="Times New Roman"/>
-          <w:sz w:val="24"/>
-          <w:szCs w:val="24"/>
-        </w:rPr>
-      </w:pPr>
-      <w:r>
-        <w:rPr>
-          <w:rFonts w:ascii="Times New Roman" w:eastAsia="NimbusRomNo9L-Regu" w:hAnsi="Times New Roman" w:cs="Times New Roman"/>
-          <w:sz w:val="24"/>
-          <w:szCs w:val="24"/>
-        </w:rPr>
-        <w:t>UML                                                           Unified Modeling Language</w:t>
-      </w:r>
-    </w:p>
-    <w:p>
-      <w:pPr>
-        <w:autoSpaceDE w:val="0"/>
-        <w:autoSpaceDN w:val="0"/>
-        <w:adjustRightInd w:val="0"/>
-        <w:spacing w:after="0" w:line="360" w:lineRule="auto"/>
-        <w:rPr>
-          <w:rFonts w:ascii="Times New Roman" w:eastAsia="NimbusRomNo9L-Regu" w:hAnsi="Times New Roman" w:cs="Times New Roman"/>
-          <w:sz w:val="24"/>
-          <w:szCs w:val="24"/>
-        </w:rPr>
-      </w:pPr>
-      <w:r>
-        <w:rPr>
-          <w:rFonts w:ascii="Times New Roman" w:eastAsia="NimbusRomNo9L-Regu" w:hAnsi="Times New Roman" w:cs="Times New Roman"/>
-          <w:sz w:val="24"/>
-          <w:szCs w:val="24"/>
-        </w:rPr>
-        <w:t>ERD                                                           Entity Relationship Diagram</w:t>
-      </w:r>
-    </w:p>
-    <w:p>
-      <w:pPr>
-        <w:autoSpaceDE w:val="0"/>
-        <w:autoSpaceDN w:val="0"/>
-        <w:adjustRightInd w:val="0"/>
-        <w:spacing w:after="0" w:line="360" w:lineRule="auto"/>
-        <w:rPr>
-          <w:rFonts w:ascii="Times New Roman" w:eastAsia="NimbusRomNo9L-Regu" w:hAnsi="Times New Roman" w:cs="Times New Roman"/>
-          <w:sz w:val="24"/>
-          <w:szCs w:val="24"/>
-        </w:rPr>
-      </w:pPr>
-      <w:bookmarkStart w:id="8" w:name="_Toc201315100"/>
-      <w:bookmarkStart w:id="9" w:name="_Toc201321447"/>
-      <w:bookmarkStart w:id="10" w:name="_Toc201321713"/>
-      <w:bookmarkStart w:id="11" w:name="_Toc201324851"/>
-      <w:r>
-        <w:rPr>
-          <w:rFonts w:ascii="Times New Roman" w:eastAsia="NimbusRomNo9L-Regu" w:hAnsi="Times New Roman" w:cs="Times New Roman"/>
-          <w:bCs/>
-          <w:sz w:val="24"/>
-          <w:szCs w:val="24"/>
-        </w:rPr>
-        <w:t>HESLB                                                   Higher Education Students’ Loans Board</w:t>
-      </w:r>
-      <w:bookmarkEnd w:id="8"/>
-      <w:bookmarkEnd w:id="9"/>
-      <w:bookmarkEnd w:id="10"/>
-      <w:bookmarkEnd w:id="11"/>
-    </w:p>
+    <w:tbl>
+      <w:tblPr>
+        <w:tblStyle w:val="TableGrid"/>
+        <w:tblW w:w="0" w:type="auto"/>
+        <w:tblLook w:val="04A0" w:firstRow="1" w:lastRow="0" w:firstColumn="1" w:lastColumn="0" w:noHBand="0" w:noVBand="1"/>
+      </w:tblPr>
+      <w:tblGrid>
+        <w:gridCol w:w="7996"/>
+      </w:tblGrid>
+      <w:tr>
+        <w:tc>
+          <w:tcPr>
+            <w:tcW w:w="0" w:type="auto"/>
+          </w:tcPr>
+          <w:p>
+            <w:pPr>
+              <w:autoSpaceDE w:val="0"/>
+              <w:autoSpaceDN w:val="0"/>
+              <w:adjustRightInd w:val="0"/>
+              <w:spacing w:line="360" w:lineRule="auto"/>
+              <w:rPr>
+                <w:rFonts w:ascii="Times New Roman" w:eastAsia="NimbusRomNo9L-Regu" w:hAnsi="Times New Roman" w:cs="Times New Roman"/>
+                <w:sz w:val="24"/>
+                <w:szCs w:val="24"/>
+              </w:rPr>
+            </w:pPr>
+            <w:r>
+              <w:rPr>
+                <w:rFonts w:ascii="Times New Roman" w:eastAsia="NimbusRomNo9L-Regu" w:hAnsi="Times New Roman" w:cs="Times New Roman"/>
+                <w:sz w:val="24"/>
+                <w:szCs w:val="24"/>
+              </w:rPr>
+              <w:t>ARU</w:t>
+            </w:r>
+            <w:commentRangeStart w:id="7"/>
+            <w:r>
+              <w:rPr>
+                <w:rFonts w:ascii="Times New Roman" w:eastAsia="NimbusRomNo9L-Regu" w:hAnsi="Times New Roman" w:cs="Times New Roman"/>
+                <w:sz w:val="24"/>
+                <w:szCs w:val="24"/>
+              </w:rPr>
+              <w:t xml:space="preserve">                                                           </w:t>
+            </w:r>
+            <w:commentRangeEnd w:id="7"/>
+            <w:r>
+              <w:rPr>
+                <w:rStyle w:val="CommentReference"/>
+                <w:rFonts w:ascii="Times New Roman" w:eastAsia="NimbusRomNo9L-Regu" w:hAnsi="Times New Roman" w:cs="Times New Roman"/>
+                <w:sz w:val="24"/>
+                <w:szCs w:val="24"/>
+              </w:rPr>
+              <w:commentReference w:id="7"/>
+            </w:r>
+            <w:r>
+              <w:rPr>
+                <w:rFonts w:ascii="Times New Roman" w:eastAsia="NimbusRomNo9L-Regu" w:hAnsi="Times New Roman" w:cs="Times New Roman"/>
+                <w:sz w:val="24"/>
+                <w:szCs w:val="24"/>
+              </w:rPr>
+              <w:t>Ardhi University</w:t>
+            </w:r>
+          </w:p>
+        </w:tc>
+      </w:tr>
+      <w:tr>
+        <w:tc>
+          <w:tcPr>
+            <w:tcW w:w="0" w:type="auto"/>
+          </w:tcPr>
+          <w:p>
+            <w:pPr>
+              <w:autoSpaceDE w:val="0"/>
+              <w:autoSpaceDN w:val="0"/>
+              <w:adjustRightInd w:val="0"/>
+              <w:spacing w:line="360" w:lineRule="auto"/>
+              <w:rPr>
+                <w:rFonts w:ascii="Times New Roman" w:eastAsia="NimbusRomNo9L-Regu" w:hAnsi="Times New Roman" w:cs="Times New Roman"/>
+                <w:sz w:val="24"/>
+                <w:szCs w:val="24"/>
+              </w:rPr>
+            </w:pPr>
+            <w:r>
+              <w:rPr>
+                <w:rFonts w:ascii="Times New Roman" w:eastAsia="NimbusRomNo9L-Regu" w:hAnsi="Times New Roman" w:cs="Times New Roman"/>
+                <w:sz w:val="24"/>
+                <w:szCs w:val="24"/>
+              </w:rPr>
+              <w:t>OS                                                               Operating Systems</w:t>
+            </w:r>
+          </w:p>
+        </w:tc>
+      </w:tr>
+      <w:tr>
+        <w:tc>
+          <w:tcPr>
+            <w:tcW w:w="0" w:type="auto"/>
+          </w:tcPr>
+          <w:p>
+            <w:pPr>
+              <w:autoSpaceDE w:val="0"/>
+              <w:autoSpaceDN w:val="0"/>
+              <w:adjustRightInd w:val="0"/>
+              <w:spacing w:line="360" w:lineRule="auto"/>
+              <w:rPr>
+                <w:rFonts w:ascii="Times New Roman" w:eastAsia="NimbusRomNo9L-Regu" w:hAnsi="Times New Roman" w:cs="Times New Roman"/>
+                <w:sz w:val="24"/>
+                <w:szCs w:val="24"/>
+              </w:rPr>
+            </w:pPr>
+            <w:r>
+              <w:rPr>
+                <w:rFonts w:ascii="Times New Roman" w:eastAsia="NimbusRomNo9L-Regu" w:hAnsi="Times New Roman" w:cs="Times New Roman"/>
+                <w:sz w:val="24"/>
+                <w:szCs w:val="24"/>
+              </w:rPr>
+              <w:t>UML                                                           Unified Modeling Language</w:t>
+            </w:r>
+          </w:p>
+        </w:tc>
+      </w:tr>
+      <w:tr>
+        <w:tc>
+          <w:tcPr>
+            <w:tcW w:w="0" w:type="auto"/>
+          </w:tcPr>
+          <w:p>
+            <w:pPr>
+              <w:autoSpaceDE w:val="0"/>
+              <w:autoSpaceDN w:val="0"/>
+              <w:adjustRightInd w:val="0"/>
+              <w:spacing w:line="360" w:lineRule="auto"/>
+              <w:rPr>
+                <w:rFonts w:ascii="Times New Roman" w:eastAsia="NimbusRomNo9L-Regu" w:hAnsi="Times New Roman" w:cs="Times New Roman"/>
+                <w:sz w:val="24"/>
+                <w:szCs w:val="24"/>
+              </w:rPr>
+            </w:pPr>
+            <w:r>
+              <w:rPr>
+                <w:rFonts w:ascii="Times New Roman" w:eastAsia="NimbusRomNo9L-Regu" w:hAnsi="Times New Roman" w:cs="Times New Roman"/>
+                <w:sz w:val="24"/>
+                <w:szCs w:val="24"/>
+              </w:rPr>
+              <w:t>ERD                                                           Entity Relationship Diagram</w:t>
+            </w:r>
+          </w:p>
+        </w:tc>
+      </w:tr>
+      <w:tr>
+        <w:tc>
+          <w:tcPr>
+            <w:tcW w:w="0" w:type="auto"/>
+          </w:tcPr>
+          <w:p>
+            <w:pPr>
+              <w:autoSpaceDE w:val="0"/>
+              <w:autoSpaceDN w:val="0"/>
+              <w:adjustRightInd w:val="0"/>
+              <w:spacing w:line="360" w:lineRule="auto"/>
+              <w:rPr>
+                <w:rFonts w:ascii="Times New Roman" w:eastAsia="NimbusRomNo9L-Regu" w:hAnsi="Times New Roman" w:cs="Times New Roman"/>
+                <w:sz w:val="24"/>
+                <w:szCs w:val="24"/>
+              </w:rPr>
+            </w:pPr>
+            <w:bookmarkStart w:id="8" w:name="_Toc201315100"/>
+            <w:bookmarkStart w:id="9" w:name="_Toc201321447"/>
+            <w:bookmarkStart w:id="10" w:name="_Toc201321713"/>
+            <w:bookmarkStart w:id="11" w:name="_Toc201324851"/>
+            <w:r>
+              <w:rPr>
+                <w:rFonts w:ascii="Times New Roman" w:eastAsia="NimbusRomNo9L-Regu" w:hAnsi="Times New Roman" w:cs="Times New Roman"/>
+                <w:bCs/>
+                <w:sz w:val="24"/>
+                <w:szCs w:val="24"/>
+              </w:rPr>
+              <w:t>HESLB                                                   Higher Education Students’ Loans Board</w:t>
+            </w:r>
+            <w:bookmarkEnd w:id="8"/>
+            <w:bookmarkEnd w:id="9"/>
+            <w:bookmarkEnd w:id="10"/>
+            <w:bookmarkEnd w:id="11"/>
+          </w:p>
+        </w:tc>
+      </w:tr>
+    </w:tbl>
     <w:p>
       <w:pPr>
         <w:autoSpaceDE w:val="0"/>
@@ -6171,6 +6689,12 @@
         <w:sectPr>
           <w:pgSz w:w="11906" w:h="16838"/>
           <w:pgMar w:top="993" w:right="1440" w:bottom="1440" w:left="1440" w:header="708" w:footer="708" w:gutter="0"/>
+          <w:pgBorders w:offsetFrom="page">
+            <w:top w:val="dotted" w:sz="4" w:space="24" w:color="auto"/>
+            <w:left w:val="dotted" w:sz="4" w:space="24" w:color="auto"/>
+            <w:bottom w:val="dotted" w:sz="4" w:space="24" w:color="auto"/>
+            <w:right w:val="dotted" w:sz="4" w:space="24" w:color="auto"/>
+          </w:pgBorders>
           <w:pgNumType w:fmt="lowerRoman" w:start="1"/>
           <w:cols w:space="708"/>
           <w:docGrid w:linePitch="360"/>
@@ -6378,6 +6902,12 @@
         <w:sectPr>
           <w:pgSz w:w="11906" w:h="16838"/>
           <w:pgMar w:top="993" w:right="1440" w:bottom="1440" w:left="1440" w:header="708" w:footer="708" w:gutter="0"/>
+          <w:pgBorders w:offsetFrom="page">
+            <w:top w:val="dotted" w:sz="4" w:space="24" w:color="auto"/>
+            <w:left w:val="dotted" w:sz="4" w:space="24" w:color="auto"/>
+            <w:bottom w:val="dotted" w:sz="4" w:space="24" w:color="auto"/>
+            <w:right w:val="dotted" w:sz="4" w:space="24" w:color="auto"/>
+          </w:pgBorders>
           <w:pgNumType w:fmt="lowerRoman" w:start="1"/>
           <w:cols w:space="708"/>
           <w:docGrid w:linePitch="360"/>
@@ -7462,6 +7992,10 @@
       <w:r>
         <w:rPr>
           <w:rStyle w:val="CommentReference"/>
+          <w:rFonts w:ascii="Times New Roman" w:hAnsi="Times New Roman" w:cs="Times New Roman"/>
+          <w:b/>
+          <w:sz w:val="24"/>
+          <w:szCs w:val="24"/>
         </w:rPr>
         <w:commentReference w:id="28"/>
       </w:r>
@@ -7724,7 +8258,6 @@
           <w:szCs w:val="24"/>
         </w:rPr>
       </w:pPr>
-      <w:proofErr w:type="spellStart"/>
       <w:r>
         <w:rPr>
           <w:rStyle w:val="Strong"/>
@@ -7734,9 +8267,84 @@
           <w:sz w:val="24"/>
           <w:szCs w:val="24"/>
         </w:rPr>
-        <w:t>Salaheldin</w:t>
-      </w:r>
-      <w:proofErr w:type="spellEnd"/>
+        <w:t>Salaheldin et al. (2021)</w:t>
+      </w:r>
+      <w:r>
+        <w:rPr>
+          <w:rFonts w:ascii="Times New Roman" w:hAnsi="Times New Roman" w:cs="Times New Roman"/>
+          <w:sz w:val="24"/>
+          <w:szCs w:val="24"/>
+        </w:rPr>
+        <w:t xml:space="preserve"> examined a fire code</w:t>
+      </w:r>
+      <w:r>
+        <w:rPr>
+          <w:rFonts w:ascii="Times New Roman" w:hAnsi="Times New Roman" w:cs="Times New Roman"/>
+          <w:sz w:val="24"/>
+          <w:szCs w:val="24"/>
+        </w:rPr>
+        <w:t xml:space="preserve"> </w:t>
+      </w:r>
+      <w:r>
+        <w:rPr>
+          <w:rFonts w:ascii="Times New Roman" w:hAnsi="Times New Roman" w:cs="Times New Roman"/>
+          <w:sz w:val="24"/>
+          <w:szCs w:val="24"/>
+        </w:rPr>
+        <w:t xml:space="preserve">compliance assessment tool for educational facilities, developing a structured worksheet based on international fire codes to assess fire prevention measures. The study highlights that systematic evaluation of 34 prevention </w:t>
+      </w:r>
+      <w:r>
+        <w:rPr>
+          <w:rFonts w:ascii="Times New Roman" w:hAnsi="Times New Roman" w:cs="Times New Roman"/>
+          <w:sz w:val="24"/>
+          <w:szCs w:val="24"/>
+        </w:rPr>
+        <w:lastRenderedPageBreak/>
+        <w:t>measures helps identify shortcomings such as inactive record keeping and design non</w:t>
+      </w:r>
+      <w:r>
+        <w:rPr>
+          <w:rFonts w:ascii="Times New Roman" w:hAnsi="Times New Roman" w:cs="Times New Roman"/>
+          <w:sz w:val="24"/>
+          <w:szCs w:val="24"/>
+        </w:rPr>
+        <w:t xml:space="preserve"> </w:t>
+      </w:r>
+      <w:r>
+        <w:rPr>
+          <w:rFonts w:ascii="Times New Roman" w:hAnsi="Times New Roman" w:cs="Times New Roman"/>
+          <w:sz w:val="24"/>
+          <w:szCs w:val="24"/>
+        </w:rPr>
+        <w:t xml:space="preserve">conformities, supporting thorough inspections. However, limitations include lack of digital automation, real-time hazard detection, compliance alerting, risk scoring algorithms, and integration with digital asset monitoring. The research focuses on </w:t>
+      </w:r>
+      <w:r>
+        <w:rPr>
+          <w:rFonts w:ascii="Times New Roman" w:hAnsi="Times New Roman" w:cs="Times New Roman"/>
+          <w:sz w:val="24"/>
+          <w:szCs w:val="24"/>
+        </w:rPr>
+        <w:t>paper-based</w:t>
+      </w:r>
+      <w:r>
+        <w:rPr>
+          <w:rFonts w:ascii="Times New Roman" w:hAnsi="Times New Roman" w:cs="Times New Roman"/>
+          <w:sz w:val="24"/>
+          <w:szCs w:val="24"/>
+        </w:rPr>
+        <w:t xml:space="preserve"> checklist methodology rather than technologies such as mobile inspection apps, sensor data, or automated dashboards, indicating a gap in proactive digital fire compliance workflows. </w:t>
+      </w:r>
+    </w:p>
+    <w:p>
+      <w:pPr>
+        <w:spacing w:line="360" w:lineRule="auto"/>
+        <w:jc w:val="both"/>
+        <w:rPr>
+          <w:rFonts w:ascii="Times New Roman" w:hAnsi="Times New Roman" w:cs="Times New Roman"/>
+          <w:sz w:val="24"/>
+          <w:szCs w:val="24"/>
+        </w:rPr>
+      </w:pPr>
       <w:r>
         <w:rPr>
           <w:rStyle w:val="Strong"/>
@@ -7746,93 +8354,6 @@
           <w:sz w:val="24"/>
           <w:szCs w:val="24"/>
         </w:rPr>
-        <w:t xml:space="preserve"> et al. (2021)</w:t>
-      </w:r>
-      <w:r>
-        <w:rPr>
-          <w:rFonts w:ascii="Times New Roman" w:hAnsi="Times New Roman" w:cs="Times New Roman"/>
-          <w:sz w:val="24"/>
-          <w:szCs w:val="24"/>
-        </w:rPr>
-        <w:t xml:space="preserve"> examined a fire code</w:t>
-      </w:r>
-      <w:r>
-        <w:rPr>
-          <w:rFonts w:ascii="Times New Roman" w:hAnsi="Times New Roman" w:cs="Times New Roman"/>
-          <w:sz w:val="24"/>
-          <w:szCs w:val="24"/>
-        </w:rPr>
-        <w:t xml:space="preserve"> </w:t>
-      </w:r>
-      <w:r>
-        <w:rPr>
-          <w:rFonts w:ascii="Times New Roman" w:hAnsi="Times New Roman" w:cs="Times New Roman"/>
-          <w:sz w:val="24"/>
-          <w:szCs w:val="24"/>
-        </w:rPr>
-        <w:t xml:space="preserve">compliance assessment tool for educational facilities, developing a structured worksheet based on international fire codes to assess fire prevention measures. The study highlights that systematic evaluation of 34 prevention </w:t>
-      </w:r>
-      <w:r>
-        <w:rPr>
-          <w:rFonts w:ascii="Times New Roman" w:hAnsi="Times New Roman" w:cs="Times New Roman"/>
-          <w:sz w:val="24"/>
-          <w:szCs w:val="24"/>
-        </w:rPr>
-        <w:lastRenderedPageBreak/>
-        <w:t>measures helps identify shortcomings such as inactive record keeping and design non</w:t>
-      </w:r>
-      <w:r>
-        <w:rPr>
-          <w:rFonts w:ascii="Times New Roman" w:hAnsi="Times New Roman" w:cs="Times New Roman"/>
-          <w:sz w:val="24"/>
-          <w:szCs w:val="24"/>
-        </w:rPr>
-        <w:t xml:space="preserve"> </w:t>
-      </w:r>
-      <w:r>
-        <w:rPr>
-          <w:rFonts w:ascii="Times New Roman" w:hAnsi="Times New Roman" w:cs="Times New Roman"/>
-          <w:sz w:val="24"/>
-          <w:szCs w:val="24"/>
-        </w:rPr>
-        <w:t xml:space="preserve">conformities, supporting thorough inspections. However, limitations include lack of digital automation, real-time hazard detection, compliance alerting, risk scoring algorithms, and integration with digital asset monitoring. The research focuses on </w:t>
-      </w:r>
-      <w:r>
-        <w:rPr>
-          <w:rFonts w:ascii="Times New Roman" w:hAnsi="Times New Roman" w:cs="Times New Roman"/>
-          <w:sz w:val="24"/>
-          <w:szCs w:val="24"/>
-        </w:rPr>
-        <w:t>paper-based</w:t>
-      </w:r>
-      <w:r>
-        <w:rPr>
-          <w:rFonts w:ascii="Times New Roman" w:hAnsi="Times New Roman" w:cs="Times New Roman"/>
-          <w:sz w:val="24"/>
-          <w:szCs w:val="24"/>
-        </w:rPr>
-        <w:t xml:space="preserve"> checklist methodology rather than technologies such as mobile inspection apps, sensor data, or automated dashboards, indicating a gap in proactive digital fire compliance workflows. </w:t>
-      </w:r>
-    </w:p>
-    <w:p>
-      <w:pPr>
-        <w:spacing w:line="360" w:lineRule="auto"/>
-        <w:jc w:val="both"/>
-        <w:rPr>
-          <w:rFonts w:ascii="Times New Roman" w:hAnsi="Times New Roman" w:cs="Times New Roman"/>
-          <w:sz w:val="24"/>
-          <w:szCs w:val="24"/>
-        </w:rPr>
-      </w:pPr>
-      <w:r>
-        <w:rPr>
-          <w:rStyle w:val="Strong"/>
-          <w:rFonts w:ascii="Times New Roman" w:eastAsiaTheme="majorEastAsia" w:hAnsi="Times New Roman" w:cs="Times New Roman"/>
-          <w:b w:val="0"/>
-          <w:bCs w:val="0"/>
-          <w:sz w:val="24"/>
-          <w:szCs w:val="24"/>
-        </w:rPr>
         <w:t>Negi et al. (2024)</w:t>
       </w:r>
       <w:r>
@@ -7874,16 +8395,7 @@
           <w:sz w:val="24"/>
           <w:szCs w:val="24"/>
         </w:rPr>
-        <w:t xml:space="preserve">time data collection, predictive analytics, and situational awareness for fire risk reduction. However, limitations exist in proposing concrete frameworks for automated compliance alerts, structured </w:t>
-      </w:r>
-      <w:proofErr w:type="gramStart"/>
-      <w:r>
-        <w:rPr>
-          <w:rFonts w:ascii="Times New Roman" w:hAnsi="Times New Roman" w:cs="Times New Roman"/>
-          <w:sz w:val="24"/>
-          <w:szCs w:val="24"/>
-        </w:rPr>
-        <w:t>asset</w:t>
+        <w:t>time data collection, predictive analytics, and situational awareness for fire risk reduction. However, limitations exist in proposing concrete frameworks for automated compliance alerts, structured asset</w:t>
       </w:r>
       <w:r>
         <w:rPr>
@@ -7899,16 +8411,7 @@
           <w:sz w:val="24"/>
           <w:szCs w:val="24"/>
         </w:rPr>
-        <w:t>based</w:t>
-      </w:r>
-      <w:proofErr w:type="gramEnd"/>
-      <w:r>
-        <w:rPr>
-          <w:rFonts w:ascii="Times New Roman" w:hAnsi="Times New Roman" w:cs="Times New Roman"/>
-          <w:sz w:val="24"/>
-          <w:szCs w:val="24"/>
-        </w:rPr>
-        <w:t xml:space="preserve"> risk registers, inspection scheduling models, and CAPA workflows, indicating that operational governance and regulatory tracking remain less developed than the core technological potential. </w:t>
+        <w:t xml:space="preserve">based risk registers, inspection scheduling models, and CAPA workflows, indicating that operational governance and regulatory tracking remain less developed than the core technological potential. </w:t>
       </w:r>
     </w:p>
     <w:p>
@@ -10683,6 +11186,10 @@
             <w:r>
               <w:rPr>
                 <w:rStyle w:val="CommentReference"/>
+                <w:rFonts w:ascii="Times New Roman" w:hAnsi="Times New Roman" w:cs="Times New Roman"/>
+                <w:sz w:val="22"/>
+                <w:szCs w:val="22"/>
+                <w:lang w:val="en-TZ"/>
               </w:rPr>
               <w:commentReference w:id="30"/>
             </w:r>
@@ -14325,7 +14832,6 @@
           <w:numId w:val="31"/>
         </w:numPr>
         <w:spacing w:line="360" w:lineRule="auto"/>
-        <w:jc w:val="both"/>
         <w:rPr>
           <w:rFonts w:ascii="Times New Roman" w:hAnsi="Times New Roman" w:cs="Times New Roman"/>
           <w:sz w:val="24"/>
@@ -14341,36 +14847,6 @@
         <w:lastRenderedPageBreak/>
         <w:t>These hardware components collectively support the effective development, deployment,</w:t>
       </w:r>
-    </w:p>
-    <w:p>
-      <w:pPr>
-        <w:spacing w:line="360" w:lineRule="auto"/>
-        <w:jc w:val="both"/>
-        <w:rPr>
-          <w:rFonts w:ascii="Times New Roman" w:hAnsi="Times New Roman" w:cs="Times New Roman"/>
-          <w:sz w:val="24"/>
-          <w:szCs w:val="24"/>
-        </w:rPr>
-      </w:pPr>
-      <w:commentRangeStart w:id="49"/>
-      <w:commentRangeEnd w:id="49"/>
-      <w:r>
-        <w:rPr>
-          <w:rStyle w:val="CommentReference"/>
-        </w:rPr>
-        <w:commentReference w:id="49"/>
-      </w:r>
-    </w:p>
-    <w:p>
-      <w:pPr>
-        <w:spacing w:line="360" w:lineRule="auto"/>
-        <w:jc w:val="both"/>
-        <w:rPr>
-          <w:rFonts w:ascii="Times New Roman" w:hAnsi="Times New Roman" w:cs="Times New Roman"/>
-          <w:sz w:val="24"/>
-          <w:szCs w:val="24"/>
-        </w:rPr>
-      </w:pPr>
     </w:p>
     <w:p>
       <w:pPr>
@@ -14380,7 +14856,6 @@
           <w:numId w:val="15"/>
         </w:numPr>
         <w:spacing w:line="360" w:lineRule="auto"/>
-        <w:jc w:val="both"/>
         <w:outlineLvl w:val="1"/>
         <w:rPr>
           <w:rFonts w:ascii="Times New Roman" w:hAnsi="Times New Roman" w:cs="Times New Roman"/>
@@ -14389,7 +14864,7 @@
           <w:szCs w:val="24"/>
         </w:rPr>
       </w:pPr>
-      <w:bookmarkStart w:id="50" w:name="_Toc228606894"/>
+      <w:bookmarkStart w:id="49" w:name="_Toc228606894"/>
       <w:r>
         <w:rPr>
           <w:rFonts w:ascii="Times New Roman" w:hAnsi="Times New Roman" w:cs="Times New Roman"/>
@@ -14399,7 +14874,7 @@
         </w:rPr>
         <w:t>User Requirement</w:t>
       </w:r>
-      <w:bookmarkEnd w:id="50"/>
+      <w:bookmarkEnd w:id="49"/>
       <w:r>
         <w:rPr>
           <w:rFonts w:ascii="Times New Roman" w:hAnsi="Times New Roman" w:cs="Times New Roman"/>
@@ -14446,7 +14921,7 @@
           <w:szCs w:val="24"/>
         </w:rPr>
       </w:pPr>
-      <w:bookmarkStart w:id="51" w:name="_Toc228606895"/>
+      <w:bookmarkStart w:id="50" w:name="_Toc228606895"/>
       <w:r>
         <w:rPr>
           <w:rFonts w:ascii="Times New Roman" w:hAnsi="Times New Roman" w:cs="Times New Roman"/>
@@ -14456,7 +14931,7 @@
         </w:rPr>
         <w:t>Functional Requirement</w:t>
       </w:r>
-      <w:bookmarkEnd w:id="51"/>
+      <w:bookmarkEnd w:id="50"/>
     </w:p>
     <w:p>
       <w:pPr>
@@ -14675,7 +15150,7 @@
           <w:szCs w:val="24"/>
         </w:rPr>
       </w:pPr>
-      <w:bookmarkStart w:id="52" w:name="_Toc228606896"/>
+      <w:bookmarkStart w:id="51" w:name="_Toc228606896"/>
       <w:r>
         <w:rPr>
           <w:rFonts w:ascii="Times New Roman" w:hAnsi="Times New Roman" w:cs="Times New Roman"/>
@@ -14694,7 +15169,7 @@
         </w:rPr>
         <w:t xml:space="preserve"> Requirement</w:t>
       </w:r>
-      <w:bookmarkEnd w:id="52"/>
+      <w:bookmarkEnd w:id="51"/>
     </w:p>
     <w:p>
       <w:pPr>
@@ -14739,7 +15214,6 @@
           <w:sz w:val="24"/>
           <w:szCs w:val="24"/>
         </w:rPr>
-        <w:lastRenderedPageBreak/>
         <w:t>The system must:</w:t>
       </w:r>
     </w:p>
@@ -14788,6 +15262,7 @@
           <w:sz w:val="24"/>
           <w:szCs w:val="24"/>
         </w:rPr>
+        <w:lastRenderedPageBreak/>
         <w:t>Provide high performance with fast response time during data processing and retrieval.</w:t>
       </w:r>
     </w:p>
@@ -14872,12 +15347,5091 @@
           <w:sz w:val="24"/>
           <w:szCs w:val="24"/>
         </w:rPr>
+        <w:sectPr>
+          <w:type w:val="continuous"/>
+          <w:pgSz w:w="11906" w:h="16838"/>
+          <w:pgMar w:top="1135" w:right="1440" w:bottom="1440" w:left="1440" w:header="708" w:footer="708" w:gutter="0"/>
+          <w:pgBorders w:offsetFrom="page">
+            <w:top w:val="dotted" w:sz="4" w:space="24" w:color="auto"/>
+            <w:left w:val="dotted" w:sz="4" w:space="24" w:color="auto"/>
+            <w:bottom w:val="dotted" w:sz="4" w:space="24" w:color="auto"/>
+            <w:right w:val="dotted" w:sz="4" w:space="24" w:color="auto"/>
+          </w:pgBorders>
+          <w:pgNumType w:start="1"/>
+          <w:cols w:space="708"/>
+          <w:docGrid w:linePitch="360"/>
+        </w:sectPr>
+      </w:pPr>
+    </w:p>
+    <w:p>
+      <w:pPr>
+        <w:spacing w:before="100" w:beforeAutospacing="1" w:after="100" w:afterAutospacing="1" w:line="240" w:lineRule="auto"/>
+        <w:jc w:val="both"/>
+        <w:outlineLvl w:val="1"/>
+        <w:rPr>
+          <w:rFonts w:ascii="Times New Roman" w:eastAsia="Times New Roman" w:hAnsi="Times New Roman" w:cs="Times New Roman"/>
+          <w:b/>
+          <w:bCs/>
+          <w:sz w:val="24"/>
+          <w:szCs w:val="24"/>
+        </w:rPr>
+      </w:pPr>
+      <w:r>
+        <w:rPr>
+          <w:rFonts w:ascii="Times New Roman" w:eastAsia="Times New Roman" w:hAnsi="Times New Roman" w:cs="Times New Roman"/>
+          <w:b/>
+          <w:bCs/>
+          <w:sz w:val="24"/>
+          <w:szCs w:val="24"/>
+        </w:rPr>
+        <w:lastRenderedPageBreak/>
+        <w:t>4.3 System Design</w:t>
+      </w:r>
+    </w:p>
+    <w:p>
+      <w:pPr>
+        <w:spacing w:before="100" w:beforeAutospacing="1" w:after="100" w:afterAutospacing="1" w:line="240" w:lineRule="auto"/>
+        <w:jc w:val="both"/>
+        <w:outlineLvl w:val="2"/>
+        <w:rPr>
+          <w:rFonts w:ascii="Times New Roman" w:eastAsia="Times New Roman" w:hAnsi="Times New Roman" w:cs="Times New Roman"/>
+          <w:b/>
+          <w:bCs/>
+          <w:sz w:val="24"/>
+          <w:szCs w:val="24"/>
+        </w:rPr>
+      </w:pPr>
+      <w:r>
+        <w:rPr>
+          <w:rFonts w:ascii="Times New Roman" w:eastAsia="Times New Roman" w:hAnsi="Times New Roman" w:cs="Times New Roman"/>
+          <w:b/>
+          <w:bCs/>
+          <w:sz w:val="24"/>
+          <w:szCs w:val="24"/>
+        </w:rPr>
+        <w:t>4.3.1 System Architecture</w:t>
+      </w:r>
+    </w:p>
+    <w:p>
+      <w:pPr>
+        <w:spacing w:before="100" w:beforeAutospacing="1" w:after="100" w:afterAutospacing="1" w:line="240" w:lineRule="auto"/>
+        <w:jc w:val="both"/>
+        <w:rPr>
+          <w:rFonts w:ascii="Times New Roman" w:eastAsia="Times New Roman" w:hAnsi="Times New Roman" w:cs="Times New Roman"/>
+          <w:sz w:val="24"/>
+          <w:szCs w:val="24"/>
+        </w:rPr>
+      </w:pPr>
+      <w:r>
+        <w:rPr>
+          <w:rFonts w:ascii="Times New Roman" w:eastAsia="Times New Roman" w:hAnsi="Times New Roman" w:cs="Times New Roman"/>
+          <w:sz w:val="24"/>
+          <w:szCs w:val="24"/>
+        </w:rPr>
+        <w:t>System architecture refers to the overall structure of a software system, including its components, their relationships, and the principles that govern their design and interaction (Bass, Clements, &amp; Kazman, 2013). It provides a high-level view of how different parts of a system communicate and work together to achieve the intended objectives. The architectural design is included in this study to illustrate how different users interact with the proposed Facility Compliance and Safety Management System and how information flows between system components. It also provides a clear understanding of the system's functionality, enhances maintainability, and serves as a guide during system implementation and future expansion.</w:t>
+      </w:r>
+    </w:p>
+    <w:p>
+      <w:pPr>
+        <w:spacing w:line="360" w:lineRule="auto"/>
+        <w:jc w:val="center"/>
+        <w:rPr>
+          <w:rFonts w:ascii="Times New Roman" w:hAnsi="Times New Roman" w:cs="Times New Roman"/>
+          <w:sz w:val="24"/>
+          <w:szCs w:val="24"/>
+        </w:rPr>
+      </w:pPr>
+      <w:r>
+        <w:rPr>
+          <w:rFonts w:ascii="Times New Roman" w:hAnsi="Times New Roman" w:cs="Times New Roman"/>
+          <w:sz w:val="24"/>
+          <w:szCs w:val="24"/>
+        </w:rPr>
+        <w:t xml:space="preserve">                  USERS</w:t>
+      </w:r>
+    </w:p>
+    <w:p>
+      <w:pPr>
+        <w:spacing w:line="360" w:lineRule="auto"/>
+        <w:jc w:val="center"/>
+        <w:rPr>
+          <w:rFonts w:ascii="Times New Roman" w:hAnsi="Times New Roman" w:cs="Times New Roman"/>
+          <w:sz w:val="24"/>
+          <w:szCs w:val="24"/>
+        </w:rPr>
+      </w:pPr>
+      <w:r>
+        <w:rPr>
+          <w:rFonts w:ascii="Times New Roman" w:hAnsi="Times New Roman" w:cs="Times New Roman"/>
+          <w:sz w:val="24"/>
+          <w:szCs w:val="24"/>
+        </w:rPr>
+        <w:t xml:space="preserve"> -------------------------------------------------</w:t>
+      </w:r>
+    </w:p>
+    <w:p>
+      <w:pPr>
+        <w:spacing w:line="360" w:lineRule="auto"/>
+        <w:jc w:val="center"/>
+        <w:rPr>
+          <w:rFonts w:ascii="Times New Roman" w:hAnsi="Times New Roman" w:cs="Times New Roman"/>
+          <w:sz w:val="24"/>
+          <w:szCs w:val="24"/>
+        </w:rPr>
+      </w:pPr>
+      <w:r>
+        <w:rPr>
+          <w:rFonts w:ascii="Times New Roman" w:hAnsi="Times New Roman" w:cs="Times New Roman"/>
+          <w:sz w:val="24"/>
+          <w:szCs w:val="24"/>
+        </w:rPr>
+        <w:t xml:space="preserve"> Admin</w:t>
+      </w:r>
+    </w:p>
+    <w:p>
+      <w:pPr>
+        <w:spacing w:line="360" w:lineRule="auto"/>
+        <w:jc w:val="center"/>
+        <w:rPr>
+          <w:rFonts w:ascii="Times New Roman" w:hAnsi="Times New Roman" w:cs="Times New Roman"/>
+          <w:sz w:val="24"/>
+          <w:szCs w:val="24"/>
+        </w:rPr>
+      </w:pPr>
+      <w:r>
+        <w:rPr>
+          <w:rFonts w:ascii="Times New Roman" w:hAnsi="Times New Roman" w:cs="Times New Roman"/>
+          <w:sz w:val="24"/>
+          <w:szCs w:val="24"/>
+        </w:rPr>
+        <w:t xml:space="preserve"> Estate Manager</w:t>
+      </w:r>
+    </w:p>
+    <w:p>
+      <w:pPr>
+        <w:spacing w:line="360" w:lineRule="auto"/>
+        <w:jc w:val="center"/>
+        <w:rPr>
+          <w:rFonts w:ascii="Times New Roman" w:hAnsi="Times New Roman" w:cs="Times New Roman"/>
+          <w:sz w:val="24"/>
+          <w:szCs w:val="24"/>
+        </w:rPr>
+      </w:pPr>
+      <w:r>
+        <w:rPr>
+          <w:rFonts w:ascii="Times New Roman" w:hAnsi="Times New Roman" w:cs="Times New Roman"/>
+          <w:sz w:val="24"/>
+          <w:szCs w:val="24"/>
+        </w:rPr>
+        <w:t xml:space="preserve"> Inspector</w:t>
+      </w:r>
+    </w:p>
+    <w:p>
+      <w:pPr>
+        <w:spacing w:line="360" w:lineRule="auto"/>
+        <w:jc w:val="center"/>
+        <w:rPr>
+          <w:rFonts w:ascii="Times New Roman" w:hAnsi="Times New Roman" w:cs="Times New Roman"/>
+          <w:sz w:val="24"/>
+          <w:szCs w:val="24"/>
+        </w:rPr>
+      </w:pPr>
+      <w:r>
+        <w:rPr>
+          <w:rFonts w:ascii="Times New Roman" w:hAnsi="Times New Roman" w:cs="Times New Roman"/>
+          <w:sz w:val="24"/>
+          <w:szCs w:val="24"/>
+        </w:rPr>
+        <w:t xml:space="preserve"> Safety Officer</w:t>
+      </w:r>
+    </w:p>
+    <w:p>
+      <w:pPr>
+        <w:spacing w:line="360" w:lineRule="auto"/>
+        <w:jc w:val="center"/>
+        <w:rPr>
+          <w:rFonts w:ascii="Times New Roman" w:hAnsi="Times New Roman" w:cs="Times New Roman"/>
+          <w:sz w:val="24"/>
+          <w:szCs w:val="24"/>
+        </w:rPr>
+      </w:pPr>
+      <w:r>
+        <w:rPr>
+          <w:rFonts w:ascii="Times New Roman" w:hAnsi="Times New Roman" w:cs="Times New Roman"/>
+          <w:sz w:val="24"/>
+          <w:szCs w:val="24"/>
+        </w:rPr>
+        <w:t xml:space="preserve"> Technician</w:t>
+      </w:r>
+    </w:p>
+    <w:p>
+      <w:pPr>
+        <w:spacing w:line="360" w:lineRule="auto"/>
+        <w:jc w:val="center"/>
+        <w:rPr>
+          <w:rFonts w:ascii="Times New Roman" w:hAnsi="Times New Roman" w:cs="Times New Roman"/>
+          <w:sz w:val="24"/>
+          <w:szCs w:val="24"/>
+        </w:rPr>
+      </w:pPr>
+      <w:r>
+        <w:rPr>
+          <w:rFonts w:ascii="Times New Roman" w:hAnsi="Times New Roman" w:cs="Times New Roman"/>
+          <w:sz w:val="24"/>
+          <w:szCs w:val="24"/>
+        </w:rPr>
+        <w:t xml:space="preserve"> -------------------------------------------------</w:t>
+      </w:r>
+    </w:p>
+    <w:p>
+      <w:pPr>
+        <w:spacing w:line="360" w:lineRule="auto"/>
+        <w:jc w:val="center"/>
+        <w:rPr>
+          <w:rFonts w:ascii="Times New Roman" w:hAnsi="Times New Roman" w:cs="Times New Roman"/>
+          <w:sz w:val="24"/>
+          <w:szCs w:val="24"/>
+        </w:rPr>
+      </w:pPr>
+      <w:r>
+        <w:rPr>
+          <w:rFonts w:ascii="Times New Roman" w:hAnsi="Times New Roman" w:cs="Times New Roman"/>
+          <w:sz w:val="24"/>
+          <w:szCs w:val="24"/>
+        </w:rPr>
+        <w:t xml:space="preserve">                 │</w:t>
+      </w:r>
+    </w:p>
+    <w:p>
+      <w:pPr>
+        <w:spacing w:line="360" w:lineRule="auto"/>
+        <w:jc w:val="center"/>
+        <w:rPr>
+          <w:rFonts w:ascii="Times New Roman" w:hAnsi="Times New Roman" w:cs="Times New Roman"/>
+          <w:sz w:val="24"/>
+          <w:szCs w:val="24"/>
+        </w:rPr>
+      </w:pPr>
+      <w:r>
+        <w:rPr>
+          <w:rFonts w:ascii="Times New Roman" w:hAnsi="Times New Roman" w:cs="Times New Roman"/>
+          <w:sz w:val="24"/>
+          <w:szCs w:val="24"/>
+        </w:rPr>
+        <w:t xml:space="preserve">                 │</w:t>
+      </w:r>
+    </w:p>
+    <w:p>
+      <w:pPr>
+        <w:spacing w:line="360" w:lineRule="auto"/>
+        <w:jc w:val="center"/>
+        <w:rPr>
+          <w:rFonts w:ascii="Times New Roman" w:hAnsi="Times New Roman" w:cs="Times New Roman"/>
+          <w:sz w:val="24"/>
+          <w:szCs w:val="24"/>
+        </w:rPr>
+      </w:pPr>
+      <w:r>
+        <w:rPr>
+          <w:rFonts w:ascii="Times New Roman" w:hAnsi="Times New Roman" w:cs="Times New Roman"/>
+          <w:sz w:val="24"/>
+          <w:szCs w:val="24"/>
+        </w:rPr>
+        <w:t xml:space="preserve">      ┌──────────┴──────────┐</w:t>
+      </w:r>
+    </w:p>
+    <w:p>
+      <w:pPr>
+        <w:spacing w:line="360" w:lineRule="auto"/>
+        <w:jc w:val="center"/>
+        <w:rPr>
+          <w:rFonts w:ascii="Times New Roman" w:hAnsi="Times New Roman" w:cs="Times New Roman"/>
+          <w:sz w:val="24"/>
+          <w:szCs w:val="24"/>
+        </w:rPr>
+      </w:pPr>
+      <w:r>
+        <w:rPr>
+          <w:rFonts w:ascii="Times New Roman" w:hAnsi="Times New Roman" w:cs="Times New Roman"/>
+          <w:sz w:val="24"/>
+          <w:szCs w:val="24"/>
+        </w:rPr>
+        <w:t xml:space="preserve">      │                     │</w:t>
+      </w:r>
+    </w:p>
+    <w:p>
+      <w:pPr>
+        <w:spacing w:line="360" w:lineRule="auto"/>
+        <w:jc w:val="center"/>
+        <w:rPr>
+          <w:rFonts w:ascii="Times New Roman" w:hAnsi="Times New Roman" w:cs="Times New Roman"/>
+          <w:sz w:val="24"/>
+          <w:szCs w:val="24"/>
+        </w:rPr>
+      </w:pPr>
+      <w:r>
+        <w:rPr>
+          <w:rFonts w:ascii="Times New Roman" w:hAnsi="Times New Roman" w:cs="Times New Roman"/>
+          <w:sz w:val="24"/>
+          <w:szCs w:val="24"/>
+        </w:rPr>
+        <w:t xml:space="preserve">      ▼                     ▼</w:t>
+      </w:r>
+    </w:p>
+    <w:p>
+      <w:pPr>
+        <w:spacing w:line="360" w:lineRule="auto"/>
+        <w:jc w:val="center"/>
+        <w:rPr>
+          <w:rFonts w:ascii="Times New Roman" w:hAnsi="Times New Roman" w:cs="Times New Roman"/>
+          <w:sz w:val="24"/>
+          <w:szCs w:val="24"/>
+        </w:rPr>
+      </w:pPr>
+      <w:r>
+        <w:rPr>
+          <w:rFonts w:ascii="Times New Roman" w:hAnsi="Times New Roman" w:cs="Times New Roman"/>
+          <w:sz w:val="24"/>
+          <w:szCs w:val="24"/>
+        </w:rPr>
+        <w:t>+-------------+      +---------------+</w:t>
+      </w:r>
+    </w:p>
+    <w:p>
+      <w:pPr>
+        <w:spacing w:line="360" w:lineRule="auto"/>
+        <w:jc w:val="center"/>
+        <w:rPr>
+          <w:rFonts w:ascii="Times New Roman" w:hAnsi="Times New Roman" w:cs="Times New Roman"/>
+          <w:sz w:val="24"/>
+          <w:szCs w:val="24"/>
+        </w:rPr>
+      </w:pPr>
+      <w:r>
+        <w:rPr>
+          <w:rFonts w:ascii="Times New Roman" w:hAnsi="Times New Roman" w:cs="Times New Roman"/>
+          <w:sz w:val="24"/>
+          <w:szCs w:val="24"/>
+        </w:rPr>
+        <w:t>| Web System  |      | Mobile System |</w:t>
+      </w:r>
+    </w:p>
+    <w:p>
+      <w:pPr>
+        <w:spacing w:line="360" w:lineRule="auto"/>
+        <w:jc w:val="center"/>
+        <w:rPr>
+          <w:rFonts w:ascii="Times New Roman" w:hAnsi="Times New Roman" w:cs="Times New Roman"/>
+          <w:sz w:val="24"/>
+          <w:szCs w:val="24"/>
+        </w:rPr>
+      </w:pPr>
+      <w:r>
+        <w:rPr>
+          <w:rFonts w:ascii="Times New Roman" w:hAnsi="Times New Roman" w:cs="Times New Roman"/>
+          <w:sz w:val="24"/>
+          <w:szCs w:val="24"/>
+        </w:rPr>
+        <w:t>| React.js    |      | Flutter       |</w:t>
+      </w:r>
+    </w:p>
+    <w:p>
+      <w:pPr>
+        <w:spacing w:line="360" w:lineRule="auto"/>
+        <w:jc w:val="center"/>
+        <w:rPr>
+          <w:rFonts w:ascii="Times New Roman" w:hAnsi="Times New Roman" w:cs="Times New Roman"/>
+          <w:sz w:val="24"/>
+          <w:szCs w:val="24"/>
+        </w:rPr>
+      </w:pPr>
+      <w:r>
+        <w:rPr>
+          <w:rFonts w:ascii="Times New Roman" w:hAnsi="Times New Roman" w:cs="Times New Roman"/>
+          <w:sz w:val="24"/>
+          <w:szCs w:val="24"/>
+        </w:rPr>
+        <w:t>+------+------+      +-------+-------+</w:t>
+      </w:r>
+    </w:p>
+    <w:p>
+      <w:pPr>
+        <w:spacing w:line="360" w:lineRule="auto"/>
+        <w:jc w:val="center"/>
+        <w:rPr>
+          <w:rFonts w:ascii="Times New Roman" w:hAnsi="Times New Roman" w:cs="Times New Roman"/>
+          <w:sz w:val="24"/>
+          <w:szCs w:val="24"/>
+        </w:rPr>
+      </w:pPr>
+      <w:r>
+        <w:rPr>
+          <w:rFonts w:ascii="Times New Roman" w:hAnsi="Times New Roman" w:cs="Times New Roman"/>
+          <w:sz w:val="24"/>
+          <w:szCs w:val="24"/>
+        </w:rPr>
+        <w:t xml:space="preserve">       │                     │</w:t>
+      </w:r>
+    </w:p>
+    <w:p>
+      <w:pPr>
+        <w:spacing w:line="360" w:lineRule="auto"/>
+        <w:jc w:val="center"/>
+        <w:rPr>
+          <w:rFonts w:ascii="Times New Roman" w:hAnsi="Times New Roman" w:cs="Times New Roman"/>
+          <w:sz w:val="24"/>
+          <w:szCs w:val="24"/>
+        </w:rPr>
+      </w:pPr>
+      <w:r>
+        <w:rPr>
+          <w:rFonts w:ascii="Times New Roman" w:hAnsi="Times New Roman" w:cs="Times New Roman"/>
+          <w:sz w:val="24"/>
+          <w:szCs w:val="24"/>
+        </w:rPr>
+        <w:lastRenderedPageBreak/>
+        <w:t xml:space="preserve">       └──────────┬──────────┘</w:t>
+      </w:r>
+    </w:p>
+    <w:p>
+      <w:pPr>
+        <w:spacing w:line="360" w:lineRule="auto"/>
+        <w:jc w:val="center"/>
+        <w:rPr>
+          <w:rFonts w:ascii="Times New Roman" w:hAnsi="Times New Roman" w:cs="Times New Roman"/>
+          <w:sz w:val="24"/>
+          <w:szCs w:val="24"/>
+        </w:rPr>
+      </w:pPr>
+      <w:r>
+        <w:rPr>
+          <w:rFonts w:ascii="Times New Roman" w:hAnsi="Times New Roman" w:cs="Times New Roman"/>
+          <w:sz w:val="24"/>
+          <w:szCs w:val="24"/>
+        </w:rPr>
+        <w:t xml:space="preserve">                  ▼</w:t>
+      </w:r>
+    </w:p>
+    <w:p>
+      <w:pPr>
+        <w:spacing w:line="360" w:lineRule="auto"/>
+        <w:jc w:val="center"/>
+        <w:rPr>
+          <w:rFonts w:ascii="Times New Roman" w:hAnsi="Times New Roman" w:cs="Times New Roman"/>
+          <w:sz w:val="24"/>
+          <w:szCs w:val="24"/>
+        </w:rPr>
+      </w:pPr>
+      <w:r>
+        <w:rPr>
+          <w:rFonts w:ascii="Times New Roman" w:hAnsi="Times New Roman" w:cs="Times New Roman"/>
+          <w:sz w:val="24"/>
+          <w:szCs w:val="24"/>
+        </w:rPr>
+        <w:t xml:space="preserve">      +---------------------------+</w:t>
+      </w:r>
+    </w:p>
+    <w:p>
+      <w:pPr>
+        <w:spacing w:line="360" w:lineRule="auto"/>
+        <w:jc w:val="center"/>
+        <w:rPr>
+          <w:rFonts w:ascii="Times New Roman" w:hAnsi="Times New Roman" w:cs="Times New Roman"/>
+          <w:sz w:val="24"/>
+          <w:szCs w:val="24"/>
+        </w:rPr>
+      </w:pPr>
+      <w:r>
+        <w:rPr>
+          <w:rFonts w:ascii="Times New Roman" w:hAnsi="Times New Roman" w:cs="Times New Roman"/>
+          <w:sz w:val="24"/>
+          <w:szCs w:val="24"/>
+        </w:rPr>
+        <w:t xml:space="preserve">      | Authentication (JWT)      |</w:t>
+      </w:r>
+    </w:p>
+    <w:p>
+      <w:pPr>
+        <w:spacing w:line="360" w:lineRule="auto"/>
+        <w:jc w:val="center"/>
+        <w:rPr>
+          <w:rFonts w:ascii="Times New Roman" w:hAnsi="Times New Roman" w:cs="Times New Roman"/>
+          <w:sz w:val="24"/>
+          <w:szCs w:val="24"/>
+        </w:rPr>
+      </w:pPr>
+      <w:r>
+        <w:rPr>
+          <w:rFonts w:ascii="Times New Roman" w:hAnsi="Times New Roman" w:cs="Times New Roman"/>
+          <w:sz w:val="24"/>
+          <w:szCs w:val="24"/>
+        </w:rPr>
+        <w:t xml:space="preserve">      +-------------+-------------+</w:t>
+      </w:r>
+    </w:p>
+    <w:p>
+      <w:pPr>
+        <w:spacing w:line="360" w:lineRule="auto"/>
+        <w:jc w:val="center"/>
+        <w:rPr>
+          <w:rFonts w:ascii="Times New Roman" w:hAnsi="Times New Roman" w:cs="Times New Roman"/>
+          <w:sz w:val="24"/>
+          <w:szCs w:val="24"/>
+        </w:rPr>
+      </w:pPr>
+      <w:r>
+        <w:rPr>
+          <w:rFonts w:ascii="Times New Roman" w:hAnsi="Times New Roman" w:cs="Times New Roman"/>
+          <w:sz w:val="24"/>
+          <w:szCs w:val="24"/>
+        </w:rPr>
+        <w:t xml:space="preserve">                    │</w:t>
+      </w:r>
+    </w:p>
+    <w:p>
+      <w:pPr>
+        <w:spacing w:line="360" w:lineRule="auto"/>
+        <w:jc w:val="center"/>
+        <w:rPr>
+          <w:rFonts w:ascii="Times New Roman" w:hAnsi="Times New Roman" w:cs="Times New Roman"/>
+          <w:sz w:val="24"/>
+          <w:szCs w:val="24"/>
+        </w:rPr>
+      </w:pPr>
+      <w:r>
+        <w:rPr>
+          <w:rFonts w:ascii="Times New Roman" w:hAnsi="Times New Roman" w:cs="Times New Roman"/>
+          <w:sz w:val="24"/>
+          <w:szCs w:val="24"/>
+        </w:rPr>
+        <w:t xml:space="preserve">                    ▼</w:t>
+      </w:r>
+    </w:p>
+    <w:p>
+      <w:pPr>
+        <w:spacing w:line="360" w:lineRule="auto"/>
+        <w:jc w:val="center"/>
+        <w:rPr>
+          <w:rFonts w:ascii="Times New Roman" w:hAnsi="Times New Roman" w:cs="Times New Roman"/>
+          <w:sz w:val="24"/>
+          <w:szCs w:val="24"/>
+        </w:rPr>
+      </w:pPr>
+      <w:r>
+        <w:rPr>
+          <w:rFonts w:ascii="Times New Roman" w:hAnsi="Times New Roman" w:cs="Times New Roman"/>
+          <w:sz w:val="24"/>
+          <w:szCs w:val="24"/>
+        </w:rPr>
+        <w:t xml:space="preserve">      +---------------------------+</w:t>
+      </w:r>
+    </w:p>
+    <w:p>
+      <w:pPr>
+        <w:spacing w:line="360" w:lineRule="auto"/>
+        <w:jc w:val="center"/>
+        <w:rPr>
+          <w:rFonts w:ascii="Times New Roman" w:hAnsi="Times New Roman" w:cs="Times New Roman"/>
+          <w:sz w:val="24"/>
+          <w:szCs w:val="24"/>
+        </w:rPr>
+      </w:pPr>
+      <w:r>
+        <w:rPr>
+          <w:rFonts w:ascii="Times New Roman" w:hAnsi="Times New Roman" w:cs="Times New Roman"/>
+          <w:sz w:val="24"/>
+          <w:szCs w:val="24"/>
+        </w:rPr>
+        <w:t xml:space="preserve">      | Node.js + Express Server  |</w:t>
+      </w:r>
+    </w:p>
+    <w:p>
+      <w:pPr>
+        <w:spacing w:line="360" w:lineRule="auto"/>
+        <w:jc w:val="center"/>
+        <w:rPr>
+          <w:rFonts w:ascii="Times New Roman" w:hAnsi="Times New Roman" w:cs="Times New Roman"/>
+          <w:sz w:val="24"/>
+          <w:szCs w:val="24"/>
+        </w:rPr>
+      </w:pPr>
+      <w:r>
+        <w:rPr>
+          <w:rFonts w:ascii="Times New Roman" w:hAnsi="Times New Roman" w:cs="Times New Roman"/>
+          <w:sz w:val="24"/>
+          <w:szCs w:val="24"/>
+        </w:rPr>
+        <w:t xml:space="preserve">      +-------------+-------------+</w:t>
+      </w:r>
+    </w:p>
+    <w:p>
+      <w:pPr>
+        <w:spacing w:line="360" w:lineRule="auto"/>
+        <w:jc w:val="center"/>
+        <w:rPr>
+          <w:rFonts w:ascii="Times New Roman" w:hAnsi="Times New Roman" w:cs="Times New Roman"/>
+          <w:sz w:val="24"/>
+          <w:szCs w:val="24"/>
+        </w:rPr>
+      </w:pPr>
+      <w:r>
+        <w:rPr>
+          <w:rFonts w:ascii="Times New Roman" w:hAnsi="Times New Roman" w:cs="Times New Roman"/>
+          <w:sz w:val="24"/>
+          <w:szCs w:val="24"/>
+        </w:rPr>
+        <w:t xml:space="preserve">                    │</w:t>
+      </w:r>
+    </w:p>
+    <w:p>
+      <w:pPr>
+        <w:spacing w:line="360" w:lineRule="auto"/>
+        <w:jc w:val="center"/>
+        <w:rPr>
+          <w:rFonts w:ascii="Times New Roman" w:hAnsi="Times New Roman" w:cs="Times New Roman"/>
+          <w:sz w:val="24"/>
+          <w:szCs w:val="24"/>
+        </w:rPr>
+      </w:pPr>
+      <w:r>
+        <w:rPr>
+          <w:rFonts w:ascii="Times New Roman" w:hAnsi="Times New Roman" w:cs="Times New Roman"/>
+          <w:sz w:val="24"/>
+          <w:szCs w:val="24"/>
+        </w:rPr>
+        <w:t xml:space="preserve">   ┌────────────────┼─────────────────┐</w:t>
+      </w:r>
+    </w:p>
+    <w:p>
+      <w:pPr>
+        <w:spacing w:line="360" w:lineRule="auto"/>
+        <w:jc w:val="center"/>
+        <w:rPr>
+          <w:rFonts w:ascii="Times New Roman" w:hAnsi="Times New Roman" w:cs="Times New Roman"/>
+          <w:sz w:val="24"/>
+          <w:szCs w:val="24"/>
+        </w:rPr>
+      </w:pPr>
+      <w:r>
+        <w:rPr>
+          <w:rFonts w:ascii="Times New Roman" w:hAnsi="Times New Roman" w:cs="Times New Roman"/>
+          <w:sz w:val="24"/>
+          <w:szCs w:val="24"/>
+        </w:rPr>
+        <w:t xml:space="preserve">   ▼                ▼                 ▼</w:t>
+      </w:r>
+    </w:p>
+    <w:p>
+      <w:pPr>
+        <w:spacing w:line="360" w:lineRule="auto"/>
+        <w:jc w:val="center"/>
+        <w:rPr>
+          <w:rFonts w:ascii="Times New Roman" w:hAnsi="Times New Roman" w:cs="Times New Roman"/>
+          <w:sz w:val="24"/>
+          <w:szCs w:val="24"/>
+        </w:rPr>
+      </w:pPr>
+      <w:r>
+        <w:rPr>
+          <w:rFonts w:ascii="Times New Roman" w:hAnsi="Times New Roman" w:cs="Times New Roman"/>
+          <w:sz w:val="24"/>
+          <w:szCs w:val="24"/>
+        </w:rPr>
+        <w:t>Asset Module   Inspection Module   Risk Module</w:t>
+      </w:r>
+    </w:p>
+    <w:p>
+      <w:pPr>
+        <w:spacing w:line="360" w:lineRule="auto"/>
+        <w:jc w:val="center"/>
+        <w:rPr>
+          <w:rFonts w:ascii="Times New Roman" w:hAnsi="Times New Roman" w:cs="Times New Roman"/>
+          <w:sz w:val="24"/>
+          <w:szCs w:val="24"/>
+        </w:rPr>
+      </w:pPr>
+      <w:r>
+        <w:rPr>
+          <w:rFonts w:ascii="Times New Roman" w:hAnsi="Times New Roman" w:cs="Times New Roman"/>
+          <w:sz w:val="24"/>
+          <w:szCs w:val="24"/>
+        </w:rPr>
+        <w:t xml:space="preserve">   ▼                ▼                 ▼</w:t>
+      </w:r>
+    </w:p>
+    <w:p>
+      <w:pPr>
+        <w:spacing w:line="360" w:lineRule="auto"/>
+        <w:jc w:val="center"/>
+        <w:rPr>
+          <w:rFonts w:ascii="Times New Roman" w:hAnsi="Times New Roman" w:cs="Times New Roman"/>
+          <w:sz w:val="24"/>
+          <w:szCs w:val="24"/>
+        </w:rPr>
+      </w:pPr>
+      <w:r>
+        <w:rPr>
+          <w:rFonts w:ascii="Times New Roman" w:hAnsi="Times New Roman" w:cs="Times New Roman"/>
+          <w:sz w:val="24"/>
+          <w:szCs w:val="24"/>
+        </w:rPr>
+        <w:t>Incident Module  CAPA Module   Certification Module</w:t>
+      </w:r>
+    </w:p>
+    <w:p>
+      <w:pPr>
+        <w:spacing w:line="360" w:lineRule="auto"/>
+        <w:jc w:val="center"/>
+        <w:rPr>
+          <w:rFonts w:ascii="Times New Roman" w:hAnsi="Times New Roman" w:cs="Times New Roman"/>
+          <w:sz w:val="24"/>
+          <w:szCs w:val="24"/>
+        </w:rPr>
+      </w:pPr>
+      <w:r>
+        <w:rPr>
+          <w:rFonts w:ascii="Times New Roman" w:hAnsi="Times New Roman" w:cs="Times New Roman"/>
+          <w:sz w:val="24"/>
+          <w:szCs w:val="24"/>
+        </w:rPr>
+        <w:t xml:space="preserve">                    │</w:t>
+      </w:r>
+    </w:p>
+    <w:p>
+      <w:pPr>
+        <w:spacing w:line="360" w:lineRule="auto"/>
+        <w:jc w:val="center"/>
+        <w:rPr>
+          <w:rFonts w:ascii="Times New Roman" w:hAnsi="Times New Roman" w:cs="Times New Roman"/>
+          <w:sz w:val="24"/>
+          <w:szCs w:val="24"/>
+        </w:rPr>
+      </w:pPr>
+      <w:r>
+        <w:rPr>
+          <w:rFonts w:ascii="Times New Roman" w:hAnsi="Times New Roman" w:cs="Times New Roman"/>
+          <w:sz w:val="24"/>
+          <w:szCs w:val="24"/>
+        </w:rPr>
+        <w:t xml:space="preserve">                    ▼</w:t>
+      </w:r>
+    </w:p>
+    <w:p>
+      <w:pPr>
+        <w:spacing w:line="360" w:lineRule="auto"/>
+        <w:jc w:val="center"/>
+        <w:rPr>
+          <w:rFonts w:ascii="Times New Roman" w:hAnsi="Times New Roman" w:cs="Times New Roman"/>
+          <w:sz w:val="24"/>
+          <w:szCs w:val="24"/>
+        </w:rPr>
+      </w:pPr>
+      <w:r>
+        <w:rPr>
+          <w:rFonts w:ascii="Times New Roman" w:hAnsi="Times New Roman" w:cs="Times New Roman"/>
+          <w:sz w:val="24"/>
+          <w:szCs w:val="24"/>
+        </w:rPr>
+        <w:t xml:space="preserve">          Notification Module</w:t>
+      </w:r>
+    </w:p>
+    <w:p>
+      <w:pPr>
+        <w:spacing w:line="360" w:lineRule="auto"/>
+        <w:jc w:val="center"/>
+        <w:rPr>
+          <w:rFonts w:ascii="Times New Roman" w:hAnsi="Times New Roman" w:cs="Times New Roman"/>
+          <w:sz w:val="24"/>
+          <w:szCs w:val="24"/>
+        </w:rPr>
+      </w:pPr>
+      <w:r>
+        <w:rPr>
+          <w:rFonts w:ascii="Times New Roman" w:hAnsi="Times New Roman" w:cs="Times New Roman"/>
+          <w:sz w:val="24"/>
+          <w:szCs w:val="24"/>
+        </w:rPr>
+        <w:t xml:space="preserve">      (OneSignal / Email / SMS)</w:t>
+      </w:r>
+    </w:p>
+    <w:p>
+      <w:pPr>
+        <w:spacing w:line="360" w:lineRule="auto"/>
+        <w:jc w:val="center"/>
+        <w:rPr>
+          <w:rFonts w:ascii="Times New Roman" w:hAnsi="Times New Roman" w:cs="Times New Roman"/>
+          <w:sz w:val="24"/>
+          <w:szCs w:val="24"/>
+        </w:rPr>
+      </w:pPr>
+      <w:r>
+        <w:rPr>
+          <w:rFonts w:ascii="Times New Roman" w:hAnsi="Times New Roman" w:cs="Times New Roman"/>
+          <w:sz w:val="24"/>
+          <w:szCs w:val="24"/>
+        </w:rPr>
+        <w:t xml:space="preserve">                    │</w:t>
+      </w:r>
+    </w:p>
+    <w:p>
+      <w:pPr>
+        <w:spacing w:line="360" w:lineRule="auto"/>
+        <w:jc w:val="center"/>
+        <w:rPr>
+          <w:rFonts w:ascii="Times New Roman" w:hAnsi="Times New Roman" w:cs="Times New Roman"/>
+          <w:sz w:val="24"/>
+          <w:szCs w:val="24"/>
+        </w:rPr>
+      </w:pPr>
+      <w:r>
+        <w:rPr>
+          <w:rFonts w:ascii="Times New Roman" w:hAnsi="Times New Roman" w:cs="Times New Roman"/>
+          <w:sz w:val="24"/>
+          <w:szCs w:val="24"/>
+        </w:rPr>
+        <w:t xml:space="preserve">                    ▼</w:t>
+      </w:r>
+    </w:p>
+    <w:p>
+      <w:pPr>
+        <w:spacing w:line="360" w:lineRule="auto"/>
+        <w:jc w:val="center"/>
+        <w:rPr>
+          <w:rFonts w:ascii="Times New Roman" w:hAnsi="Times New Roman" w:cs="Times New Roman"/>
+          <w:sz w:val="24"/>
+          <w:szCs w:val="24"/>
+        </w:rPr>
+      </w:pPr>
+      <w:r>
+        <w:rPr>
+          <w:rFonts w:ascii="Times New Roman" w:hAnsi="Times New Roman" w:cs="Times New Roman"/>
+          <w:sz w:val="24"/>
+          <w:szCs w:val="24"/>
+        </w:rPr>
+        <w:t xml:space="preserve">         PostgreSQL Database</w:t>
+      </w:r>
+    </w:p>
+    <w:p>
+      <w:pPr>
+        <w:spacing w:line="360" w:lineRule="auto"/>
+        <w:jc w:val="center"/>
+        <w:rPr>
+          <w:rFonts w:ascii="Times New Roman" w:hAnsi="Times New Roman" w:cs="Times New Roman"/>
+          <w:sz w:val="24"/>
+          <w:szCs w:val="24"/>
+        </w:rPr>
+      </w:pPr>
+      <w:r>
+        <w:rPr>
+          <w:rFonts w:ascii="Times New Roman" w:hAnsi="Times New Roman" w:cs="Times New Roman"/>
+          <w:sz w:val="24"/>
+          <w:szCs w:val="24"/>
+        </w:rPr>
+        <w:t xml:space="preserve">                    │</w:t>
+      </w:r>
+    </w:p>
+    <w:p>
+      <w:pPr>
+        <w:spacing w:line="360" w:lineRule="auto"/>
+        <w:jc w:val="center"/>
+        <w:rPr>
+          <w:rFonts w:ascii="Times New Roman" w:hAnsi="Times New Roman" w:cs="Times New Roman"/>
+          <w:sz w:val="24"/>
+          <w:szCs w:val="24"/>
+        </w:rPr>
+      </w:pPr>
+      <w:r>
+        <w:rPr>
+          <w:rFonts w:ascii="Times New Roman" w:hAnsi="Times New Roman" w:cs="Times New Roman"/>
+          <w:sz w:val="24"/>
+          <w:szCs w:val="24"/>
+        </w:rPr>
+        <w:t xml:space="preserve">                    ▼</w:t>
+      </w:r>
+    </w:p>
+    <w:p>
+      <w:pPr>
+        <w:spacing w:line="360" w:lineRule="auto"/>
+        <w:jc w:val="center"/>
+        <w:rPr>
+          <w:rFonts w:ascii="Times New Roman" w:hAnsi="Times New Roman" w:cs="Times New Roman"/>
+          <w:sz w:val="24"/>
+          <w:szCs w:val="24"/>
+        </w:rPr>
+      </w:pPr>
+      <w:r>
+        <w:rPr>
+          <w:rFonts w:ascii="Times New Roman" w:hAnsi="Times New Roman" w:cs="Times New Roman"/>
+          <w:sz w:val="24"/>
+          <w:szCs w:val="24"/>
+        </w:rPr>
+        <w:lastRenderedPageBreak/>
+        <w:t xml:space="preserve">         Documents Storage</w:t>
+      </w:r>
+    </w:p>
+    <w:p>
+      <w:pPr>
+        <w:spacing w:line="360" w:lineRule="auto"/>
+        <w:jc w:val="center"/>
+        <w:rPr>
+          <w:rFonts w:ascii="Times New Roman" w:hAnsi="Times New Roman" w:cs="Times New Roman"/>
+          <w:sz w:val="24"/>
+          <w:szCs w:val="24"/>
+        </w:rPr>
+      </w:pPr>
+      <w:r>
+        <w:rPr>
+          <w:rFonts w:ascii="Times New Roman" w:hAnsi="Times New Roman" w:cs="Times New Roman"/>
+          <w:sz w:val="24"/>
+          <w:szCs w:val="24"/>
+        </w:rPr>
+        <w:t xml:space="preserve"> (Inspection Reports / Certificates)</w:t>
+      </w:r>
+    </w:p>
+    <w:p>
+      <w:pPr>
+        <w:spacing w:line="360" w:lineRule="auto"/>
+        <w:jc w:val="center"/>
+        <w:rPr>
+          <w:rFonts w:ascii="Times New Roman" w:hAnsi="Times New Roman" w:cs="Times New Roman"/>
+          <w:sz w:val="24"/>
+          <w:szCs w:val="24"/>
+        </w:rPr>
+      </w:pPr>
+    </w:p>
+    <w:p>
+      <w:pPr>
+        <w:spacing w:line="360" w:lineRule="auto"/>
+        <w:jc w:val="center"/>
+        <w:rPr>
+          <w:rFonts w:ascii="Times New Roman" w:hAnsi="Times New Roman" w:cs="Times New Roman"/>
+          <w:sz w:val="24"/>
+          <w:szCs w:val="24"/>
+        </w:rPr>
+      </w:pPr>
+    </w:p>
+    <w:p>
+      <w:pPr>
+        <w:spacing w:before="100" w:beforeAutospacing="1" w:after="100" w:afterAutospacing="1" w:line="240" w:lineRule="auto"/>
+        <w:outlineLvl w:val="0"/>
+        <w:rPr>
+          <w:rFonts w:ascii="Times New Roman" w:eastAsia="Times New Roman" w:hAnsi="Times New Roman" w:cs="Times New Roman"/>
+          <w:b/>
+          <w:bCs/>
+          <w:kern w:val="36"/>
+          <w:sz w:val="24"/>
+          <w:szCs w:val="24"/>
+        </w:rPr>
+      </w:pPr>
+      <w:r>
+        <w:rPr>
+          <w:rFonts w:ascii="Times New Roman" w:eastAsia="Times New Roman" w:hAnsi="Times New Roman" w:cs="Times New Roman"/>
+          <w:b/>
+          <w:bCs/>
+          <w:kern w:val="36"/>
+          <w:sz w:val="24"/>
+          <w:szCs w:val="24"/>
+        </w:rPr>
+        <w:t>4.3.2 Entity Relationship Diagram (ERD)</w:t>
+      </w:r>
+    </w:p>
+    <w:p>
+      <w:pPr>
+        <w:spacing w:before="100" w:beforeAutospacing="1" w:after="100" w:afterAutospacing="1" w:line="240" w:lineRule="auto"/>
+        <w:jc w:val="both"/>
+        <w:rPr>
+          <w:rFonts w:ascii="Times New Roman" w:eastAsia="Times New Roman" w:hAnsi="Times New Roman" w:cs="Times New Roman"/>
+          <w:sz w:val="24"/>
+          <w:szCs w:val="24"/>
+        </w:rPr>
+      </w:pPr>
+      <w:r>
+        <w:rPr>
+          <w:rFonts w:ascii="Times New Roman" w:eastAsia="Times New Roman" w:hAnsi="Times New Roman" w:cs="Times New Roman"/>
+          <w:sz w:val="24"/>
+          <w:szCs w:val="24"/>
+        </w:rPr>
+        <w:t>An Entity Relationship Diagram (ERD) is a graphical representation of the entities in a database and the relationships among them. It provides a conceptual view of the database structure by illustrating how data is organized, stored, and linked through primary and foreign keys (Elmasri &amp; Navathe, 2016). The ERD is included in this study to provide a clear representation of the database design for the proposed Facility Compliance and Safety Management System. It helps identify the main entities, their attributes, and relationships, ensuring data consistency, minimizing redundancy, and supporting efficient storage and retrieval of information related to facility assets, inspections, risks, incidents, CAPA tasks, certifications, and users.</w:t>
+      </w:r>
+    </w:p>
+    <w:p>
+      <w:pPr>
+        <w:spacing w:line="360" w:lineRule="auto"/>
+        <w:jc w:val="center"/>
+        <w:rPr>
+          <w:rFonts w:ascii="Times New Roman" w:hAnsi="Times New Roman" w:cs="Times New Roman"/>
+          <w:sz w:val="24"/>
+          <w:szCs w:val="24"/>
+        </w:rPr>
+      </w:pPr>
+      <w:r>
+        <w:rPr>
+          <w:rFonts w:ascii="Times New Roman" w:hAnsi="Times New Roman" w:cs="Times New Roman"/>
+          <w:sz w:val="24"/>
+          <w:szCs w:val="24"/>
+        </w:rPr>
+        <w:t>+-------------------+</w:t>
+      </w:r>
+    </w:p>
+    <w:p>
+      <w:pPr>
+        <w:spacing w:line="360" w:lineRule="auto"/>
+        <w:jc w:val="center"/>
+        <w:rPr>
+          <w:rFonts w:ascii="Times New Roman" w:hAnsi="Times New Roman" w:cs="Times New Roman"/>
+          <w:sz w:val="24"/>
+          <w:szCs w:val="24"/>
+        </w:rPr>
+      </w:pPr>
+      <w:r>
+        <w:rPr>
+          <w:rFonts w:ascii="Times New Roman" w:hAnsi="Times New Roman" w:cs="Times New Roman"/>
+          <w:sz w:val="24"/>
+          <w:szCs w:val="24"/>
+        </w:rPr>
+        <w:t>|       USERS       |</w:t>
+      </w:r>
+    </w:p>
+    <w:p>
+      <w:pPr>
+        <w:spacing w:line="360" w:lineRule="auto"/>
+        <w:jc w:val="center"/>
+        <w:rPr>
+          <w:rFonts w:ascii="Times New Roman" w:hAnsi="Times New Roman" w:cs="Times New Roman"/>
+          <w:sz w:val="24"/>
+          <w:szCs w:val="24"/>
+        </w:rPr>
+      </w:pPr>
+      <w:r>
+        <w:rPr>
+          <w:rFonts w:ascii="Times New Roman" w:hAnsi="Times New Roman" w:cs="Times New Roman"/>
+          <w:sz w:val="24"/>
+          <w:szCs w:val="24"/>
+        </w:rPr>
+        <w:t>+-------------------+</w:t>
+      </w:r>
+    </w:p>
+    <w:p>
+      <w:pPr>
+        <w:spacing w:line="360" w:lineRule="auto"/>
+        <w:jc w:val="center"/>
+        <w:rPr>
+          <w:rFonts w:ascii="Times New Roman" w:hAnsi="Times New Roman" w:cs="Times New Roman"/>
+          <w:sz w:val="24"/>
+          <w:szCs w:val="24"/>
+        </w:rPr>
+      </w:pPr>
+      <w:r>
+        <w:rPr>
+          <w:rFonts w:ascii="Times New Roman" w:hAnsi="Times New Roman" w:cs="Times New Roman"/>
+          <w:sz w:val="24"/>
+          <w:szCs w:val="24"/>
+        </w:rPr>
+        <w:t>| PK user_id        |</w:t>
+      </w:r>
+    </w:p>
+    <w:p>
+      <w:pPr>
+        <w:spacing w:line="360" w:lineRule="auto"/>
+        <w:jc w:val="center"/>
+        <w:rPr>
+          <w:rFonts w:ascii="Times New Roman" w:hAnsi="Times New Roman" w:cs="Times New Roman"/>
+          <w:sz w:val="24"/>
+          <w:szCs w:val="24"/>
+        </w:rPr>
+      </w:pPr>
+      <w:r>
+        <w:rPr>
+          <w:rFonts w:ascii="Times New Roman" w:hAnsi="Times New Roman" w:cs="Times New Roman"/>
+          <w:sz w:val="24"/>
+          <w:szCs w:val="24"/>
+        </w:rPr>
+        <w:t>| full_name         |</w:t>
+      </w:r>
+    </w:p>
+    <w:p>
+      <w:pPr>
+        <w:spacing w:line="360" w:lineRule="auto"/>
+        <w:jc w:val="center"/>
+        <w:rPr>
+          <w:rFonts w:ascii="Times New Roman" w:hAnsi="Times New Roman" w:cs="Times New Roman"/>
+          <w:sz w:val="24"/>
+          <w:szCs w:val="24"/>
+        </w:rPr>
+      </w:pPr>
+      <w:r>
+        <w:rPr>
+          <w:rFonts w:ascii="Times New Roman" w:hAnsi="Times New Roman" w:cs="Times New Roman"/>
+          <w:sz w:val="24"/>
+          <w:szCs w:val="24"/>
+        </w:rPr>
+        <w:t>| email             |</w:t>
+      </w:r>
+    </w:p>
+    <w:p>
+      <w:pPr>
+        <w:spacing w:line="360" w:lineRule="auto"/>
+        <w:jc w:val="center"/>
+        <w:rPr>
+          <w:rFonts w:ascii="Times New Roman" w:hAnsi="Times New Roman" w:cs="Times New Roman"/>
+          <w:sz w:val="24"/>
+          <w:szCs w:val="24"/>
+        </w:rPr>
+      </w:pPr>
+      <w:r>
+        <w:rPr>
+          <w:rFonts w:ascii="Times New Roman" w:hAnsi="Times New Roman" w:cs="Times New Roman"/>
+          <w:sz w:val="24"/>
+          <w:szCs w:val="24"/>
+        </w:rPr>
+        <w:t>| password          |</w:t>
+      </w:r>
+    </w:p>
+    <w:p>
+      <w:pPr>
+        <w:spacing w:line="360" w:lineRule="auto"/>
+        <w:jc w:val="center"/>
+        <w:rPr>
+          <w:rFonts w:ascii="Times New Roman" w:hAnsi="Times New Roman" w:cs="Times New Roman"/>
+          <w:sz w:val="24"/>
+          <w:szCs w:val="24"/>
+        </w:rPr>
+      </w:pPr>
+      <w:r>
+        <w:rPr>
+          <w:rFonts w:ascii="Times New Roman" w:hAnsi="Times New Roman" w:cs="Times New Roman"/>
+          <w:sz w:val="24"/>
+          <w:szCs w:val="24"/>
+        </w:rPr>
+        <w:t>| role              |</w:t>
+      </w:r>
+    </w:p>
+    <w:p>
+      <w:pPr>
+        <w:spacing w:line="360" w:lineRule="auto"/>
+        <w:jc w:val="center"/>
+        <w:rPr>
+          <w:rFonts w:ascii="Times New Roman" w:hAnsi="Times New Roman" w:cs="Times New Roman"/>
+          <w:sz w:val="24"/>
+          <w:szCs w:val="24"/>
+        </w:rPr>
+      </w:pPr>
+      <w:r>
+        <w:rPr>
+          <w:rFonts w:ascii="Times New Roman" w:hAnsi="Times New Roman" w:cs="Times New Roman"/>
+          <w:sz w:val="24"/>
+          <w:szCs w:val="24"/>
+        </w:rPr>
+        <w:t>+-------------------+</w:t>
+      </w:r>
+    </w:p>
+    <w:p>
+      <w:pPr>
+        <w:spacing w:line="360" w:lineRule="auto"/>
+        <w:jc w:val="center"/>
+        <w:rPr>
+          <w:rFonts w:ascii="Times New Roman" w:hAnsi="Times New Roman" w:cs="Times New Roman"/>
+          <w:sz w:val="24"/>
+          <w:szCs w:val="24"/>
+        </w:rPr>
+      </w:pPr>
+      <w:r>
+        <w:rPr>
+          <w:rFonts w:ascii="Times New Roman" w:hAnsi="Times New Roman" w:cs="Times New Roman"/>
+          <w:sz w:val="24"/>
+          <w:szCs w:val="24"/>
+        </w:rPr>
+        <w:t xml:space="preserve">          |</w:t>
+      </w:r>
+    </w:p>
+    <w:p>
+      <w:pPr>
+        <w:spacing w:line="360" w:lineRule="auto"/>
+        <w:jc w:val="center"/>
+        <w:rPr>
+          <w:rFonts w:ascii="Times New Roman" w:hAnsi="Times New Roman" w:cs="Times New Roman"/>
+          <w:sz w:val="24"/>
+          <w:szCs w:val="24"/>
+        </w:rPr>
+      </w:pPr>
+      <w:r>
+        <w:rPr>
+          <w:rFonts w:ascii="Times New Roman" w:hAnsi="Times New Roman" w:cs="Times New Roman"/>
+          <w:sz w:val="24"/>
+          <w:szCs w:val="24"/>
+        </w:rPr>
+        <w:t xml:space="preserve">          | 1</w:t>
+      </w:r>
+    </w:p>
+    <w:p>
+      <w:pPr>
+        <w:spacing w:line="360" w:lineRule="auto"/>
+        <w:jc w:val="center"/>
+        <w:rPr>
+          <w:rFonts w:ascii="Times New Roman" w:hAnsi="Times New Roman" w:cs="Times New Roman"/>
+          <w:sz w:val="24"/>
+          <w:szCs w:val="24"/>
+        </w:rPr>
+      </w:pPr>
+      <w:r>
+        <w:rPr>
+          <w:rFonts w:ascii="Times New Roman" w:hAnsi="Times New Roman" w:cs="Times New Roman"/>
+          <w:sz w:val="24"/>
+          <w:szCs w:val="24"/>
+        </w:rPr>
+        <w:t xml:space="preserve">          |</w:t>
+      </w:r>
+    </w:p>
+    <w:p>
+      <w:pPr>
+        <w:spacing w:line="360" w:lineRule="auto"/>
+        <w:jc w:val="center"/>
+        <w:rPr>
+          <w:rFonts w:ascii="Times New Roman" w:hAnsi="Times New Roman" w:cs="Times New Roman"/>
+          <w:sz w:val="24"/>
+          <w:szCs w:val="24"/>
+        </w:rPr>
+      </w:pPr>
+      <w:r>
+        <w:rPr>
+          <w:rFonts w:ascii="Times New Roman" w:hAnsi="Times New Roman" w:cs="Times New Roman"/>
+          <w:sz w:val="24"/>
+          <w:szCs w:val="24"/>
+        </w:rPr>
+        <w:t xml:space="preserve">          | M</w:t>
+      </w:r>
+    </w:p>
+    <w:p>
+      <w:pPr>
+        <w:spacing w:line="360" w:lineRule="auto"/>
+        <w:jc w:val="center"/>
+        <w:rPr>
+          <w:rFonts w:ascii="Times New Roman" w:hAnsi="Times New Roman" w:cs="Times New Roman"/>
+          <w:sz w:val="24"/>
+          <w:szCs w:val="24"/>
+        </w:rPr>
+      </w:pPr>
+      <w:r>
+        <w:rPr>
+          <w:rFonts w:ascii="Times New Roman" w:hAnsi="Times New Roman" w:cs="Times New Roman"/>
+          <w:sz w:val="24"/>
+          <w:szCs w:val="24"/>
+        </w:rPr>
+        <w:t>+-------------------+</w:t>
+      </w:r>
+    </w:p>
+    <w:p>
+      <w:pPr>
+        <w:spacing w:line="360" w:lineRule="auto"/>
+        <w:jc w:val="center"/>
+        <w:rPr>
+          <w:rFonts w:ascii="Times New Roman" w:hAnsi="Times New Roman" w:cs="Times New Roman"/>
+          <w:sz w:val="24"/>
+          <w:szCs w:val="24"/>
+        </w:rPr>
+      </w:pPr>
+      <w:r>
+        <w:rPr>
+          <w:rFonts w:ascii="Times New Roman" w:hAnsi="Times New Roman" w:cs="Times New Roman"/>
+          <w:sz w:val="24"/>
+          <w:szCs w:val="24"/>
+        </w:rPr>
+        <w:t>|      ASSETS       |</w:t>
+      </w:r>
+    </w:p>
+    <w:p>
+      <w:pPr>
+        <w:spacing w:line="360" w:lineRule="auto"/>
+        <w:jc w:val="center"/>
+        <w:rPr>
+          <w:rFonts w:ascii="Times New Roman" w:hAnsi="Times New Roman" w:cs="Times New Roman"/>
+          <w:sz w:val="24"/>
+          <w:szCs w:val="24"/>
+        </w:rPr>
+      </w:pPr>
+      <w:r>
+        <w:rPr>
+          <w:rFonts w:ascii="Times New Roman" w:hAnsi="Times New Roman" w:cs="Times New Roman"/>
+          <w:sz w:val="24"/>
+          <w:szCs w:val="24"/>
+        </w:rPr>
+        <w:lastRenderedPageBreak/>
+        <w:t>+-------------------+</w:t>
+      </w:r>
+    </w:p>
+    <w:p>
+      <w:pPr>
+        <w:spacing w:line="360" w:lineRule="auto"/>
+        <w:jc w:val="center"/>
+        <w:rPr>
+          <w:rFonts w:ascii="Times New Roman" w:hAnsi="Times New Roman" w:cs="Times New Roman"/>
+          <w:sz w:val="24"/>
+          <w:szCs w:val="24"/>
+        </w:rPr>
+      </w:pPr>
+      <w:r>
+        <w:rPr>
+          <w:rFonts w:ascii="Times New Roman" w:hAnsi="Times New Roman" w:cs="Times New Roman"/>
+          <w:sz w:val="24"/>
+          <w:szCs w:val="24"/>
+        </w:rPr>
+        <w:t>| PK asset_id       |</w:t>
+      </w:r>
+    </w:p>
+    <w:p>
+      <w:pPr>
+        <w:spacing w:line="360" w:lineRule="auto"/>
+        <w:jc w:val="center"/>
+        <w:rPr>
+          <w:rFonts w:ascii="Times New Roman" w:hAnsi="Times New Roman" w:cs="Times New Roman"/>
+          <w:sz w:val="24"/>
+          <w:szCs w:val="24"/>
+        </w:rPr>
+      </w:pPr>
+      <w:r>
+        <w:rPr>
+          <w:rFonts w:ascii="Times New Roman" w:hAnsi="Times New Roman" w:cs="Times New Roman"/>
+          <w:sz w:val="24"/>
+          <w:szCs w:val="24"/>
+        </w:rPr>
+        <w:t>| asset_name        |</w:t>
+      </w:r>
+    </w:p>
+    <w:p>
+      <w:pPr>
+        <w:spacing w:line="360" w:lineRule="auto"/>
+        <w:jc w:val="center"/>
+        <w:rPr>
+          <w:rFonts w:ascii="Times New Roman" w:hAnsi="Times New Roman" w:cs="Times New Roman"/>
+          <w:sz w:val="24"/>
+          <w:szCs w:val="24"/>
+        </w:rPr>
+      </w:pPr>
+      <w:r>
+        <w:rPr>
+          <w:rFonts w:ascii="Times New Roman" w:hAnsi="Times New Roman" w:cs="Times New Roman"/>
+          <w:sz w:val="24"/>
+          <w:szCs w:val="24"/>
+        </w:rPr>
+        <w:t>| asset_type        |</w:t>
+      </w:r>
+    </w:p>
+    <w:p>
+      <w:pPr>
+        <w:spacing w:line="360" w:lineRule="auto"/>
+        <w:jc w:val="center"/>
+        <w:rPr>
+          <w:rFonts w:ascii="Times New Roman" w:hAnsi="Times New Roman" w:cs="Times New Roman"/>
+          <w:sz w:val="24"/>
+          <w:szCs w:val="24"/>
+        </w:rPr>
+      </w:pPr>
+      <w:r>
+        <w:rPr>
+          <w:rFonts w:ascii="Times New Roman" w:hAnsi="Times New Roman" w:cs="Times New Roman"/>
+          <w:sz w:val="24"/>
+          <w:szCs w:val="24"/>
+        </w:rPr>
+        <w:t>| serial_number     |</w:t>
+      </w:r>
+    </w:p>
+    <w:p>
+      <w:pPr>
+        <w:spacing w:line="360" w:lineRule="auto"/>
+        <w:jc w:val="center"/>
+        <w:rPr>
+          <w:rFonts w:ascii="Times New Roman" w:hAnsi="Times New Roman" w:cs="Times New Roman"/>
+          <w:sz w:val="24"/>
+          <w:szCs w:val="24"/>
+        </w:rPr>
+      </w:pPr>
+      <w:r>
+        <w:rPr>
+          <w:rFonts w:ascii="Times New Roman" w:hAnsi="Times New Roman" w:cs="Times New Roman"/>
+          <w:sz w:val="24"/>
+          <w:szCs w:val="24"/>
+        </w:rPr>
+        <w:t>| location          |</w:t>
+      </w:r>
+    </w:p>
+    <w:p>
+      <w:pPr>
+        <w:spacing w:line="360" w:lineRule="auto"/>
+        <w:jc w:val="center"/>
+        <w:rPr>
+          <w:rFonts w:ascii="Times New Roman" w:hAnsi="Times New Roman" w:cs="Times New Roman"/>
+          <w:sz w:val="24"/>
+          <w:szCs w:val="24"/>
+        </w:rPr>
+      </w:pPr>
+      <w:r>
+        <w:rPr>
+          <w:rFonts w:ascii="Times New Roman" w:hAnsi="Times New Roman" w:cs="Times New Roman"/>
+          <w:sz w:val="24"/>
+          <w:szCs w:val="24"/>
+        </w:rPr>
+        <w:t>| status            |</w:t>
+      </w:r>
+    </w:p>
+    <w:p>
+      <w:pPr>
+        <w:spacing w:line="360" w:lineRule="auto"/>
+        <w:jc w:val="center"/>
+        <w:rPr>
+          <w:rFonts w:ascii="Times New Roman" w:hAnsi="Times New Roman" w:cs="Times New Roman"/>
+          <w:sz w:val="24"/>
+          <w:szCs w:val="24"/>
+        </w:rPr>
+      </w:pPr>
+      <w:r>
+        <w:rPr>
+          <w:rFonts w:ascii="Times New Roman" w:hAnsi="Times New Roman" w:cs="Times New Roman"/>
+          <w:sz w:val="24"/>
+          <w:szCs w:val="24"/>
+        </w:rPr>
+        <w:t>| FK created_by     |</w:t>
+      </w:r>
+    </w:p>
+    <w:p>
+      <w:pPr>
+        <w:spacing w:line="360" w:lineRule="auto"/>
+        <w:jc w:val="center"/>
+        <w:rPr>
+          <w:rFonts w:ascii="Times New Roman" w:hAnsi="Times New Roman" w:cs="Times New Roman"/>
+          <w:sz w:val="24"/>
+          <w:szCs w:val="24"/>
+        </w:rPr>
+      </w:pPr>
+      <w:r>
+        <w:rPr>
+          <w:rFonts w:ascii="Times New Roman" w:hAnsi="Times New Roman" w:cs="Times New Roman"/>
+          <w:sz w:val="24"/>
+          <w:szCs w:val="24"/>
+        </w:rPr>
+        <w:t>+-------------------+</w:t>
+      </w:r>
+    </w:p>
+    <w:p>
+      <w:pPr>
+        <w:spacing w:line="360" w:lineRule="auto"/>
+        <w:jc w:val="center"/>
+        <w:rPr>
+          <w:rFonts w:ascii="Times New Roman" w:hAnsi="Times New Roman" w:cs="Times New Roman"/>
+          <w:sz w:val="24"/>
+          <w:szCs w:val="24"/>
+        </w:rPr>
+      </w:pPr>
+      <w:r>
+        <w:rPr>
+          <w:rFonts w:ascii="Times New Roman" w:hAnsi="Times New Roman" w:cs="Times New Roman"/>
+          <w:sz w:val="24"/>
+          <w:szCs w:val="24"/>
+        </w:rPr>
+        <w:t xml:space="preserve">          |</w:t>
+      </w:r>
+    </w:p>
+    <w:p>
+      <w:pPr>
+        <w:spacing w:line="360" w:lineRule="auto"/>
+        <w:jc w:val="center"/>
+        <w:rPr>
+          <w:rFonts w:ascii="Times New Roman" w:hAnsi="Times New Roman" w:cs="Times New Roman"/>
+          <w:sz w:val="24"/>
+          <w:szCs w:val="24"/>
+        </w:rPr>
+      </w:pPr>
+      <w:r>
+        <w:rPr>
+          <w:rFonts w:ascii="Times New Roman" w:hAnsi="Times New Roman" w:cs="Times New Roman"/>
+          <w:sz w:val="24"/>
+          <w:szCs w:val="24"/>
+        </w:rPr>
+        <w:t xml:space="preserve">   -----------------------------</w:t>
+      </w:r>
+    </w:p>
+    <w:p>
+      <w:pPr>
+        <w:spacing w:line="360" w:lineRule="auto"/>
+        <w:jc w:val="center"/>
+        <w:rPr>
+          <w:rFonts w:ascii="Times New Roman" w:hAnsi="Times New Roman" w:cs="Times New Roman"/>
+          <w:sz w:val="24"/>
+          <w:szCs w:val="24"/>
+        </w:rPr>
+      </w:pPr>
+      <w:r>
+        <w:rPr>
+          <w:rFonts w:ascii="Times New Roman" w:hAnsi="Times New Roman" w:cs="Times New Roman"/>
+          <w:sz w:val="24"/>
+          <w:szCs w:val="24"/>
+        </w:rPr>
+        <w:t xml:space="preserve">   |        |         |        |</w:t>
+      </w:r>
+    </w:p>
+    <w:p>
+      <w:pPr>
+        <w:spacing w:line="360" w:lineRule="auto"/>
+        <w:jc w:val="center"/>
+        <w:rPr>
+          <w:rFonts w:ascii="Times New Roman" w:hAnsi="Times New Roman" w:cs="Times New Roman"/>
+          <w:sz w:val="24"/>
+          <w:szCs w:val="24"/>
+        </w:rPr>
+      </w:pPr>
+      <w:r>
+        <w:rPr>
+          <w:rFonts w:ascii="Times New Roman" w:hAnsi="Times New Roman" w:cs="Times New Roman"/>
+          <w:sz w:val="24"/>
+          <w:szCs w:val="24"/>
+        </w:rPr>
+        <w:t xml:space="preserve">   |        |         |        |</w:t>
+      </w:r>
+    </w:p>
+    <w:p>
+      <w:pPr>
+        <w:spacing w:line="360" w:lineRule="auto"/>
+        <w:jc w:val="center"/>
+        <w:rPr>
+          <w:rFonts w:ascii="Times New Roman" w:hAnsi="Times New Roman" w:cs="Times New Roman"/>
+          <w:sz w:val="24"/>
+          <w:szCs w:val="24"/>
+        </w:rPr>
+      </w:pPr>
+      <w:r>
+        <w:rPr>
+          <w:rFonts w:ascii="Times New Roman" w:hAnsi="Times New Roman" w:cs="Times New Roman"/>
+          <w:sz w:val="24"/>
+          <w:szCs w:val="24"/>
+        </w:rPr>
+        <w:t xml:space="preserve">   M        M         M        M</w:t>
+      </w:r>
+    </w:p>
+    <w:p>
+      <w:pPr>
+        <w:spacing w:line="360" w:lineRule="auto"/>
+        <w:jc w:val="center"/>
+        <w:rPr>
+          <w:rFonts w:ascii="Times New Roman" w:hAnsi="Times New Roman" w:cs="Times New Roman"/>
+          <w:sz w:val="24"/>
+          <w:szCs w:val="24"/>
+        </w:rPr>
+      </w:pPr>
+      <w:r>
+        <w:rPr>
+          <w:rFonts w:ascii="Times New Roman" w:hAnsi="Times New Roman" w:cs="Times New Roman"/>
+          <w:sz w:val="24"/>
+          <w:szCs w:val="24"/>
+        </w:rPr>
+        <w:t xml:space="preserve">   |        |         |        |</w:t>
+      </w:r>
+    </w:p>
+    <w:p>
+      <w:pPr>
+        <w:spacing w:line="360" w:lineRule="auto"/>
+        <w:jc w:val="center"/>
+        <w:rPr>
+          <w:rFonts w:ascii="Times New Roman" w:hAnsi="Times New Roman" w:cs="Times New Roman"/>
+          <w:sz w:val="24"/>
+          <w:szCs w:val="24"/>
+        </w:rPr>
+      </w:pPr>
+      <w:r>
+        <w:rPr>
+          <w:rFonts w:ascii="Times New Roman" w:hAnsi="Times New Roman" w:cs="Times New Roman"/>
+          <w:sz w:val="24"/>
+          <w:szCs w:val="24"/>
+        </w:rPr>
+        <w:t>+--------+ +--------+ +--------+ +---------------+</w:t>
+      </w:r>
+    </w:p>
+    <w:p>
+      <w:pPr>
+        <w:spacing w:line="360" w:lineRule="auto"/>
+        <w:jc w:val="center"/>
+        <w:rPr>
+          <w:rFonts w:ascii="Times New Roman" w:hAnsi="Times New Roman" w:cs="Times New Roman"/>
+          <w:sz w:val="24"/>
+          <w:szCs w:val="24"/>
+        </w:rPr>
+      </w:pPr>
+      <w:r>
+        <w:rPr>
+          <w:rFonts w:ascii="Times New Roman" w:hAnsi="Times New Roman" w:cs="Times New Roman"/>
+          <w:sz w:val="24"/>
+          <w:szCs w:val="24"/>
+        </w:rPr>
+        <w:t>|INSPECT.| |RISKS   | |CERTIFI.| |INCIDENTS      |</w:t>
+      </w:r>
+    </w:p>
+    <w:p>
+      <w:pPr>
+        <w:spacing w:line="360" w:lineRule="auto"/>
+        <w:jc w:val="center"/>
+        <w:rPr>
+          <w:rFonts w:ascii="Times New Roman" w:hAnsi="Times New Roman" w:cs="Times New Roman"/>
+          <w:sz w:val="24"/>
+          <w:szCs w:val="24"/>
+        </w:rPr>
+      </w:pPr>
+      <w:r>
+        <w:rPr>
+          <w:rFonts w:ascii="Times New Roman" w:hAnsi="Times New Roman" w:cs="Times New Roman"/>
+          <w:sz w:val="24"/>
+          <w:szCs w:val="24"/>
+        </w:rPr>
+        <w:t>+--------+ +--------+ +--------+ +---------------+</w:t>
+      </w:r>
+    </w:p>
+    <w:p>
+      <w:pPr>
+        <w:spacing w:line="360" w:lineRule="auto"/>
+        <w:jc w:val="center"/>
+        <w:rPr>
+          <w:rFonts w:ascii="Times New Roman" w:hAnsi="Times New Roman" w:cs="Times New Roman"/>
+          <w:sz w:val="24"/>
+          <w:szCs w:val="24"/>
+        </w:rPr>
+      </w:pPr>
+      <w:r>
+        <w:rPr>
+          <w:rFonts w:ascii="Times New Roman" w:hAnsi="Times New Roman" w:cs="Times New Roman"/>
+          <w:sz w:val="24"/>
+          <w:szCs w:val="24"/>
+        </w:rPr>
+        <w:t>|PK id   | |PK id   | |PK id   | |PK id          |</w:t>
+      </w:r>
+    </w:p>
+    <w:p>
+      <w:pPr>
+        <w:spacing w:line="360" w:lineRule="auto"/>
+        <w:jc w:val="center"/>
+        <w:rPr>
+          <w:rFonts w:ascii="Times New Roman" w:hAnsi="Times New Roman" w:cs="Times New Roman"/>
+          <w:sz w:val="24"/>
+          <w:szCs w:val="24"/>
+        </w:rPr>
+      </w:pPr>
+      <w:r>
+        <w:rPr>
+          <w:rFonts w:ascii="Times New Roman" w:hAnsi="Times New Roman" w:cs="Times New Roman"/>
+          <w:sz w:val="24"/>
+          <w:szCs w:val="24"/>
+        </w:rPr>
+        <w:t>|FK asset| |FK asset| |FK asset| |FK asset       |</w:t>
+      </w:r>
+    </w:p>
+    <w:p>
+      <w:pPr>
+        <w:spacing w:line="360" w:lineRule="auto"/>
+        <w:jc w:val="center"/>
+        <w:rPr>
+          <w:rFonts w:ascii="Times New Roman" w:hAnsi="Times New Roman" w:cs="Times New Roman"/>
+          <w:sz w:val="24"/>
+          <w:szCs w:val="24"/>
+        </w:rPr>
+      </w:pPr>
+      <w:r>
+        <w:rPr>
+          <w:rFonts w:ascii="Times New Roman" w:hAnsi="Times New Roman" w:cs="Times New Roman"/>
+          <w:sz w:val="24"/>
+          <w:szCs w:val="24"/>
+        </w:rPr>
+        <w:t>|date    | |hazard  | |cert_no | |type           |</w:t>
+      </w:r>
+    </w:p>
+    <w:p>
+      <w:pPr>
+        <w:spacing w:line="360" w:lineRule="auto"/>
+        <w:jc w:val="center"/>
+        <w:rPr>
+          <w:rFonts w:ascii="Times New Roman" w:hAnsi="Times New Roman" w:cs="Times New Roman"/>
+          <w:sz w:val="24"/>
+          <w:szCs w:val="24"/>
+        </w:rPr>
+      </w:pPr>
+      <w:r>
+        <w:rPr>
+          <w:rFonts w:ascii="Times New Roman" w:hAnsi="Times New Roman" w:cs="Times New Roman"/>
+          <w:sz w:val="24"/>
+          <w:szCs w:val="24"/>
+        </w:rPr>
+        <w:t>|status  | |level   | |expiry  | |description    |</w:t>
+      </w:r>
+    </w:p>
+    <w:p>
+      <w:pPr>
+        <w:spacing w:line="360" w:lineRule="auto"/>
+        <w:jc w:val="center"/>
+        <w:rPr>
+          <w:rFonts w:ascii="Times New Roman" w:hAnsi="Times New Roman" w:cs="Times New Roman"/>
+          <w:sz w:val="24"/>
+          <w:szCs w:val="24"/>
+        </w:rPr>
+      </w:pPr>
+      <w:r>
+        <w:rPr>
+          <w:rFonts w:ascii="Times New Roman" w:hAnsi="Times New Roman" w:cs="Times New Roman"/>
+          <w:sz w:val="24"/>
+          <w:szCs w:val="24"/>
+        </w:rPr>
+        <w:t>+--------+ +--------+ +--------+ +---------------+</w:t>
+      </w:r>
+    </w:p>
+    <w:p>
+      <w:pPr>
+        <w:spacing w:line="360" w:lineRule="auto"/>
+        <w:jc w:val="center"/>
+        <w:rPr>
+          <w:rFonts w:ascii="Times New Roman" w:hAnsi="Times New Roman" w:cs="Times New Roman"/>
+          <w:sz w:val="24"/>
+          <w:szCs w:val="24"/>
+        </w:rPr>
+      </w:pPr>
+      <w:r>
+        <w:rPr>
+          <w:rFonts w:ascii="Times New Roman" w:hAnsi="Times New Roman" w:cs="Times New Roman"/>
+          <w:sz w:val="24"/>
+          <w:szCs w:val="24"/>
+        </w:rPr>
+        <w:t xml:space="preserve">     |          |                     |</w:t>
+      </w:r>
+    </w:p>
+    <w:p>
+      <w:pPr>
+        <w:spacing w:line="360" w:lineRule="auto"/>
+        <w:jc w:val="center"/>
+        <w:rPr>
+          <w:rFonts w:ascii="Times New Roman" w:hAnsi="Times New Roman" w:cs="Times New Roman"/>
+          <w:sz w:val="24"/>
+          <w:szCs w:val="24"/>
+        </w:rPr>
+      </w:pPr>
+      <w:r>
+        <w:rPr>
+          <w:rFonts w:ascii="Times New Roman" w:hAnsi="Times New Roman" w:cs="Times New Roman"/>
+          <w:sz w:val="24"/>
+          <w:szCs w:val="24"/>
+        </w:rPr>
+        <w:t xml:space="preserve">     |          |                     |</w:t>
+      </w:r>
+    </w:p>
+    <w:p>
+      <w:pPr>
+        <w:spacing w:line="360" w:lineRule="auto"/>
+        <w:jc w:val="center"/>
+        <w:rPr>
+          <w:rFonts w:ascii="Times New Roman" w:hAnsi="Times New Roman" w:cs="Times New Roman"/>
+          <w:sz w:val="24"/>
+          <w:szCs w:val="24"/>
+        </w:rPr>
+      </w:pPr>
+      <w:r>
+        <w:rPr>
+          <w:rFonts w:ascii="Times New Roman" w:hAnsi="Times New Roman" w:cs="Times New Roman"/>
+          <w:sz w:val="24"/>
+          <w:szCs w:val="24"/>
+        </w:rPr>
+        <w:lastRenderedPageBreak/>
+        <w:t xml:space="preserve">     |          |                     |</w:t>
+      </w:r>
+    </w:p>
+    <w:p>
+      <w:pPr>
+        <w:spacing w:line="360" w:lineRule="auto"/>
+        <w:jc w:val="center"/>
+        <w:rPr>
+          <w:rFonts w:ascii="Times New Roman" w:hAnsi="Times New Roman" w:cs="Times New Roman"/>
+          <w:sz w:val="24"/>
+          <w:szCs w:val="24"/>
+        </w:rPr>
+      </w:pPr>
+      <w:r>
+        <w:rPr>
+          <w:rFonts w:ascii="Times New Roman" w:hAnsi="Times New Roman" w:cs="Times New Roman"/>
+          <w:sz w:val="24"/>
+          <w:szCs w:val="24"/>
+        </w:rPr>
+        <w:t xml:space="preserve">     |          +-----------+---------+</w:t>
+      </w:r>
+    </w:p>
+    <w:p>
+      <w:pPr>
+        <w:spacing w:line="360" w:lineRule="auto"/>
+        <w:jc w:val="center"/>
+        <w:rPr>
+          <w:rFonts w:ascii="Times New Roman" w:hAnsi="Times New Roman" w:cs="Times New Roman"/>
+          <w:sz w:val="24"/>
+          <w:szCs w:val="24"/>
+        </w:rPr>
+      </w:pPr>
+      <w:r>
+        <w:rPr>
+          <w:rFonts w:ascii="Times New Roman" w:hAnsi="Times New Roman" w:cs="Times New Roman"/>
+          <w:sz w:val="24"/>
+          <w:szCs w:val="24"/>
+        </w:rPr>
+        <w:t xml:space="preserve">     |                      |</w:t>
+      </w:r>
+    </w:p>
+    <w:p>
+      <w:pPr>
+        <w:spacing w:line="360" w:lineRule="auto"/>
+        <w:jc w:val="center"/>
+        <w:rPr>
+          <w:rFonts w:ascii="Times New Roman" w:hAnsi="Times New Roman" w:cs="Times New Roman"/>
+          <w:sz w:val="24"/>
+          <w:szCs w:val="24"/>
+        </w:rPr>
+      </w:pPr>
+      <w:r>
+        <w:rPr>
+          <w:rFonts w:ascii="Times New Roman" w:hAnsi="Times New Roman" w:cs="Times New Roman"/>
+          <w:sz w:val="24"/>
+          <w:szCs w:val="24"/>
+        </w:rPr>
+        <w:t xml:space="preserve">     |                      |</w:t>
+      </w:r>
+    </w:p>
+    <w:p>
+      <w:pPr>
+        <w:spacing w:line="360" w:lineRule="auto"/>
+        <w:jc w:val="center"/>
+        <w:rPr>
+          <w:rFonts w:ascii="Times New Roman" w:hAnsi="Times New Roman" w:cs="Times New Roman"/>
+          <w:sz w:val="24"/>
+          <w:szCs w:val="24"/>
+        </w:rPr>
+      </w:pPr>
+      <w:r>
+        <w:rPr>
+          <w:rFonts w:ascii="Times New Roman" w:hAnsi="Times New Roman" w:cs="Times New Roman"/>
+          <w:sz w:val="24"/>
+          <w:szCs w:val="24"/>
+        </w:rPr>
+        <w:t xml:space="preserve">     |                      M</w:t>
+      </w:r>
+    </w:p>
+    <w:p>
+      <w:pPr>
+        <w:spacing w:line="360" w:lineRule="auto"/>
+        <w:jc w:val="center"/>
+        <w:rPr>
+          <w:rFonts w:ascii="Times New Roman" w:hAnsi="Times New Roman" w:cs="Times New Roman"/>
+          <w:sz w:val="24"/>
+          <w:szCs w:val="24"/>
+        </w:rPr>
+      </w:pPr>
+      <w:r>
+        <w:rPr>
+          <w:rFonts w:ascii="Times New Roman" w:hAnsi="Times New Roman" w:cs="Times New Roman"/>
+          <w:sz w:val="24"/>
+          <w:szCs w:val="24"/>
+        </w:rPr>
+        <w:t xml:space="preserve">     |                +--------------+</w:t>
+      </w:r>
+    </w:p>
+    <w:p>
+      <w:pPr>
+        <w:spacing w:line="360" w:lineRule="auto"/>
+        <w:jc w:val="center"/>
+        <w:rPr>
+          <w:rFonts w:ascii="Times New Roman" w:hAnsi="Times New Roman" w:cs="Times New Roman"/>
+          <w:sz w:val="24"/>
+          <w:szCs w:val="24"/>
+        </w:rPr>
+      </w:pPr>
+      <w:r>
+        <w:rPr>
+          <w:rFonts w:ascii="Times New Roman" w:hAnsi="Times New Roman" w:cs="Times New Roman"/>
+          <w:sz w:val="24"/>
+          <w:szCs w:val="24"/>
+        </w:rPr>
+        <w:t xml:space="preserve">     |                |     CAPA     |</w:t>
+      </w:r>
+    </w:p>
+    <w:p>
+      <w:pPr>
+        <w:spacing w:line="360" w:lineRule="auto"/>
+        <w:jc w:val="center"/>
+        <w:rPr>
+          <w:rFonts w:ascii="Times New Roman" w:hAnsi="Times New Roman" w:cs="Times New Roman"/>
+          <w:sz w:val="24"/>
+          <w:szCs w:val="24"/>
+        </w:rPr>
+      </w:pPr>
+      <w:r>
+        <w:rPr>
+          <w:rFonts w:ascii="Times New Roman" w:hAnsi="Times New Roman" w:cs="Times New Roman"/>
+          <w:sz w:val="24"/>
+          <w:szCs w:val="24"/>
+        </w:rPr>
+        <w:t xml:space="preserve">     |                +--------------+</w:t>
+      </w:r>
+    </w:p>
+    <w:p>
+      <w:pPr>
+        <w:spacing w:line="360" w:lineRule="auto"/>
+        <w:jc w:val="center"/>
+        <w:rPr>
+          <w:rFonts w:ascii="Times New Roman" w:hAnsi="Times New Roman" w:cs="Times New Roman"/>
+          <w:sz w:val="24"/>
+          <w:szCs w:val="24"/>
+        </w:rPr>
+      </w:pPr>
+      <w:r>
+        <w:rPr>
+          <w:rFonts w:ascii="Times New Roman" w:hAnsi="Times New Roman" w:cs="Times New Roman"/>
+          <w:sz w:val="24"/>
+          <w:szCs w:val="24"/>
+        </w:rPr>
+        <w:t xml:space="preserve">     |                | PK capa_id   |</w:t>
+      </w:r>
+    </w:p>
+    <w:p>
+      <w:pPr>
+        <w:spacing w:line="360" w:lineRule="auto"/>
+        <w:jc w:val="center"/>
+        <w:rPr>
+          <w:rFonts w:ascii="Times New Roman" w:hAnsi="Times New Roman" w:cs="Times New Roman"/>
+          <w:sz w:val="24"/>
+          <w:szCs w:val="24"/>
+        </w:rPr>
+      </w:pPr>
+      <w:r>
+        <w:rPr>
+          <w:rFonts w:ascii="Times New Roman" w:hAnsi="Times New Roman" w:cs="Times New Roman"/>
+          <w:sz w:val="24"/>
+          <w:szCs w:val="24"/>
+        </w:rPr>
+        <w:t xml:space="preserve">     |                | FK risk_id   |</w:t>
+      </w:r>
+    </w:p>
+    <w:p>
+      <w:pPr>
+        <w:spacing w:line="360" w:lineRule="auto"/>
+        <w:jc w:val="center"/>
+        <w:rPr>
+          <w:rFonts w:ascii="Times New Roman" w:hAnsi="Times New Roman" w:cs="Times New Roman"/>
+          <w:sz w:val="24"/>
+          <w:szCs w:val="24"/>
+        </w:rPr>
+      </w:pPr>
+      <w:r>
+        <w:rPr>
+          <w:rFonts w:ascii="Times New Roman" w:hAnsi="Times New Roman" w:cs="Times New Roman"/>
+          <w:sz w:val="24"/>
+          <w:szCs w:val="24"/>
+        </w:rPr>
+        <w:t xml:space="preserve">     |                | FK incident  |</w:t>
+      </w:r>
+    </w:p>
+    <w:p>
+      <w:pPr>
+        <w:spacing w:line="360" w:lineRule="auto"/>
+        <w:jc w:val="center"/>
+        <w:rPr>
+          <w:rFonts w:ascii="Times New Roman" w:hAnsi="Times New Roman" w:cs="Times New Roman"/>
+          <w:sz w:val="24"/>
+          <w:szCs w:val="24"/>
+        </w:rPr>
+      </w:pPr>
+      <w:r>
+        <w:rPr>
+          <w:rFonts w:ascii="Times New Roman" w:hAnsi="Times New Roman" w:cs="Times New Roman"/>
+          <w:sz w:val="24"/>
+          <w:szCs w:val="24"/>
+        </w:rPr>
+        <w:t xml:space="preserve">     |                | assigned_to  |</w:t>
+      </w:r>
+    </w:p>
+    <w:p>
+      <w:pPr>
+        <w:spacing w:line="360" w:lineRule="auto"/>
+        <w:jc w:val="center"/>
+        <w:rPr>
+          <w:rFonts w:ascii="Times New Roman" w:hAnsi="Times New Roman" w:cs="Times New Roman"/>
+          <w:sz w:val="24"/>
+          <w:szCs w:val="24"/>
+        </w:rPr>
+      </w:pPr>
+      <w:r>
+        <w:rPr>
+          <w:rFonts w:ascii="Times New Roman" w:hAnsi="Times New Roman" w:cs="Times New Roman"/>
+          <w:sz w:val="24"/>
+          <w:szCs w:val="24"/>
+        </w:rPr>
+        <w:t xml:space="preserve">     |                | corrective   |</w:t>
+      </w:r>
+    </w:p>
+    <w:p>
+      <w:pPr>
+        <w:spacing w:line="360" w:lineRule="auto"/>
+        <w:jc w:val="center"/>
+        <w:rPr>
+          <w:rFonts w:ascii="Times New Roman" w:hAnsi="Times New Roman" w:cs="Times New Roman"/>
+          <w:sz w:val="24"/>
+          <w:szCs w:val="24"/>
+        </w:rPr>
+      </w:pPr>
+      <w:r>
+        <w:rPr>
+          <w:rFonts w:ascii="Times New Roman" w:hAnsi="Times New Roman" w:cs="Times New Roman"/>
+          <w:sz w:val="24"/>
+          <w:szCs w:val="24"/>
+        </w:rPr>
+        <w:t xml:space="preserve">     |                | preventive   |</w:t>
+      </w:r>
+    </w:p>
+    <w:p>
+      <w:pPr>
+        <w:spacing w:line="360" w:lineRule="auto"/>
+        <w:jc w:val="center"/>
+        <w:rPr>
+          <w:rFonts w:ascii="Times New Roman" w:hAnsi="Times New Roman" w:cs="Times New Roman"/>
+          <w:sz w:val="24"/>
+          <w:szCs w:val="24"/>
+        </w:rPr>
+      </w:pPr>
+      <w:r>
+        <w:rPr>
+          <w:rFonts w:ascii="Times New Roman" w:hAnsi="Times New Roman" w:cs="Times New Roman"/>
+          <w:sz w:val="24"/>
+          <w:szCs w:val="24"/>
+        </w:rPr>
+        <w:t xml:space="preserve">     |                | deadline     |</w:t>
+      </w:r>
+    </w:p>
+    <w:p>
+      <w:pPr>
+        <w:spacing w:line="360" w:lineRule="auto"/>
+        <w:jc w:val="center"/>
+        <w:rPr>
+          <w:rFonts w:ascii="Times New Roman" w:hAnsi="Times New Roman" w:cs="Times New Roman"/>
+          <w:sz w:val="24"/>
+          <w:szCs w:val="24"/>
+        </w:rPr>
+      </w:pPr>
+      <w:r>
+        <w:rPr>
+          <w:rFonts w:ascii="Times New Roman" w:hAnsi="Times New Roman" w:cs="Times New Roman"/>
+          <w:sz w:val="24"/>
+          <w:szCs w:val="24"/>
+        </w:rPr>
+        <w:t xml:space="preserve">     |                | status       |</w:t>
+      </w:r>
+    </w:p>
+    <w:p>
+      <w:pPr>
+        <w:spacing w:line="360" w:lineRule="auto"/>
+        <w:jc w:val="center"/>
+        <w:rPr>
+          <w:rFonts w:ascii="Times New Roman" w:hAnsi="Times New Roman" w:cs="Times New Roman"/>
+          <w:sz w:val="24"/>
+          <w:szCs w:val="24"/>
+        </w:rPr>
+      </w:pPr>
+      <w:r>
+        <w:rPr>
+          <w:rFonts w:ascii="Times New Roman" w:hAnsi="Times New Roman" w:cs="Times New Roman"/>
+          <w:sz w:val="24"/>
+          <w:szCs w:val="24"/>
+        </w:rPr>
+        <w:t xml:space="preserve">     |                +--------------+</w:t>
+      </w:r>
+    </w:p>
+    <w:p>
+      <w:pPr>
+        <w:spacing w:line="360" w:lineRule="auto"/>
+        <w:jc w:val="center"/>
+        <w:rPr>
+          <w:rFonts w:ascii="Times New Roman" w:hAnsi="Times New Roman" w:cs="Times New Roman"/>
+          <w:sz w:val="24"/>
+          <w:szCs w:val="24"/>
+        </w:rPr>
+      </w:pPr>
+      <w:r>
+        <w:rPr>
+          <w:rFonts w:ascii="Times New Roman" w:hAnsi="Times New Roman" w:cs="Times New Roman"/>
+          <w:sz w:val="24"/>
+          <w:szCs w:val="24"/>
+        </w:rPr>
+        <w:t xml:space="preserve">     |                      |</w:t>
+      </w:r>
+    </w:p>
+    <w:p>
+      <w:pPr>
+        <w:spacing w:line="360" w:lineRule="auto"/>
+        <w:jc w:val="center"/>
+        <w:rPr>
+          <w:rFonts w:ascii="Times New Roman" w:hAnsi="Times New Roman" w:cs="Times New Roman"/>
+          <w:sz w:val="24"/>
+          <w:szCs w:val="24"/>
+        </w:rPr>
+      </w:pPr>
+      <w:r>
+        <w:rPr>
+          <w:rFonts w:ascii="Times New Roman" w:hAnsi="Times New Roman" w:cs="Times New Roman"/>
+          <w:sz w:val="24"/>
+          <w:szCs w:val="24"/>
+        </w:rPr>
+        <w:t xml:space="preserve">     |                      |</w:t>
+      </w:r>
+    </w:p>
+    <w:p>
+      <w:pPr>
+        <w:spacing w:line="360" w:lineRule="auto"/>
+        <w:jc w:val="center"/>
+        <w:rPr>
+          <w:rFonts w:ascii="Times New Roman" w:hAnsi="Times New Roman" w:cs="Times New Roman"/>
+          <w:sz w:val="24"/>
+          <w:szCs w:val="24"/>
+        </w:rPr>
+      </w:pPr>
+      <w:r>
+        <w:rPr>
+          <w:rFonts w:ascii="Times New Roman" w:hAnsi="Times New Roman" w:cs="Times New Roman"/>
+          <w:sz w:val="24"/>
+          <w:szCs w:val="24"/>
+        </w:rPr>
+        <w:t xml:space="preserve">     |                      |</w:t>
+      </w:r>
+    </w:p>
+    <w:p>
+      <w:pPr>
+        <w:spacing w:line="360" w:lineRule="auto"/>
+        <w:jc w:val="center"/>
+        <w:rPr>
+          <w:rFonts w:ascii="Times New Roman" w:hAnsi="Times New Roman" w:cs="Times New Roman"/>
+          <w:sz w:val="24"/>
+          <w:szCs w:val="24"/>
+        </w:rPr>
+      </w:pPr>
+      <w:r>
+        <w:rPr>
+          <w:rFonts w:ascii="Times New Roman" w:hAnsi="Times New Roman" w:cs="Times New Roman"/>
+          <w:sz w:val="24"/>
+          <w:szCs w:val="24"/>
+        </w:rPr>
+        <w:t xml:space="preserve">     |                      M</w:t>
+      </w:r>
+    </w:p>
+    <w:p>
+      <w:pPr>
+        <w:spacing w:line="360" w:lineRule="auto"/>
+        <w:jc w:val="center"/>
+        <w:rPr>
+          <w:rFonts w:ascii="Times New Roman" w:hAnsi="Times New Roman" w:cs="Times New Roman"/>
+          <w:sz w:val="24"/>
+          <w:szCs w:val="24"/>
+        </w:rPr>
+      </w:pPr>
+      <w:r>
+        <w:rPr>
+          <w:rFonts w:ascii="Times New Roman" w:hAnsi="Times New Roman" w:cs="Times New Roman"/>
+          <w:sz w:val="24"/>
+          <w:szCs w:val="24"/>
+        </w:rPr>
+        <w:t xml:space="preserve">     |                +--------------+</w:t>
+      </w:r>
+    </w:p>
+    <w:p>
+      <w:pPr>
+        <w:spacing w:line="360" w:lineRule="auto"/>
+        <w:jc w:val="center"/>
+        <w:rPr>
+          <w:rFonts w:ascii="Times New Roman" w:hAnsi="Times New Roman" w:cs="Times New Roman"/>
+          <w:sz w:val="24"/>
+          <w:szCs w:val="24"/>
+        </w:rPr>
+      </w:pPr>
+      <w:r>
+        <w:rPr>
+          <w:rFonts w:ascii="Times New Roman" w:hAnsi="Times New Roman" w:cs="Times New Roman"/>
+          <w:sz w:val="24"/>
+          <w:szCs w:val="24"/>
+        </w:rPr>
+        <w:t xml:space="preserve">     |                | DOCUMENTS    |</w:t>
+      </w:r>
+    </w:p>
+    <w:p>
+      <w:pPr>
+        <w:spacing w:line="360" w:lineRule="auto"/>
+        <w:jc w:val="center"/>
+        <w:rPr>
+          <w:rFonts w:ascii="Times New Roman" w:hAnsi="Times New Roman" w:cs="Times New Roman"/>
+          <w:sz w:val="24"/>
+          <w:szCs w:val="24"/>
+        </w:rPr>
+      </w:pPr>
+      <w:r>
+        <w:rPr>
+          <w:rFonts w:ascii="Times New Roman" w:hAnsi="Times New Roman" w:cs="Times New Roman"/>
+          <w:sz w:val="24"/>
+          <w:szCs w:val="24"/>
+        </w:rPr>
+        <w:t xml:space="preserve">     |                +--------------+</w:t>
+      </w:r>
+    </w:p>
+    <w:p>
+      <w:pPr>
+        <w:spacing w:line="360" w:lineRule="auto"/>
+        <w:jc w:val="center"/>
+        <w:rPr>
+          <w:rFonts w:ascii="Times New Roman" w:hAnsi="Times New Roman" w:cs="Times New Roman"/>
+          <w:sz w:val="24"/>
+          <w:szCs w:val="24"/>
+        </w:rPr>
+      </w:pPr>
+      <w:r>
+        <w:rPr>
+          <w:rFonts w:ascii="Times New Roman" w:hAnsi="Times New Roman" w:cs="Times New Roman"/>
+          <w:sz w:val="24"/>
+          <w:szCs w:val="24"/>
+        </w:rPr>
+        <w:t xml:space="preserve">     |                | PK doc_id    |</w:t>
+      </w:r>
+    </w:p>
+    <w:p>
+      <w:pPr>
+        <w:spacing w:line="360" w:lineRule="auto"/>
+        <w:jc w:val="center"/>
+        <w:rPr>
+          <w:rFonts w:ascii="Times New Roman" w:hAnsi="Times New Roman" w:cs="Times New Roman"/>
+          <w:sz w:val="24"/>
+          <w:szCs w:val="24"/>
+        </w:rPr>
+      </w:pPr>
+      <w:r>
+        <w:rPr>
+          <w:rFonts w:ascii="Times New Roman" w:hAnsi="Times New Roman" w:cs="Times New Roman"/>
+          <w:sz w:val="24"/>
+          <w:szCs w:val="24"/>
+        </w:rPr>
+        <w:lastRenderedPageBreak/>
+        <w:t xml:space="preserve">     |                | FK asset_id  |</w:t>
+      </w:r>
+    </w:p>
+    <w:p>
+      <w:pPr>
+        <w:spacing w:line="360" w:lineRule="auto"/>
+        <w:jc w:val="center"/>
+        <w:rPr>
+          <w:rFonts w:ascii="Times New Roman" w:hAnsi="Times New Roman" w:cs="Times New Roman"/>
+          <w:sz w:val="24"/>
+          <w:szCs w:val="24"/>
+        </w:rPr>
+      </w:pPr>
+      <w:r>
+        <w:rPr>
+          <w:rFonts w:ascii="Times New Roman" w:hAnsi="Times New Roman" w:cs="Times New Roman"/>
+          <w:sz w:val="24"/>
+          <w:szCs w:val="24"/>
+        </w:rPr>
+        <w:t xml:space="preserve">     |                | file_name    |</w:t>
+      </w:r>
+    </w:p>
+    <w:p>
+      <w:pPr>
+        <w:spacing w:line="360" w:lineRule="auto"/>
+        <w:jc w:val="center"/>
+        <w:rPr>
+          <w:rFonts w:ascii="Times New Roman" w:hAnsi="Times New Roman" w:cs="Times New Roman"/>
+          <w:sz w:val="24"/>
+          <w:szCs w:val="24"/>
+        </w:rPr>
+      </w:pPr>
+      <w:r>
+        <w:rPr>
+          <w:rFonts w:ascii="Times New Roman" w:hAnsi="Times New Roman" w:cs="Times New Roman"/>
+          <w:sz w:val="24"/>
+          <w:szCs w:val="24"/>
+        </w:rPr>
+        <w:t xml:space="preserve">     |                | file_type    |</w:t>
+      </w:r>
+    </w:p>
+    <w:p>
+      <w:pPr>
+        <w:spacing w:line="360" w:lineRule="auto"/>
+        <w:jc w:val="center"/>
+        <w:rPr>
+          <w:rFonts w:ascii="Times New Roman" w:hAnsi="Times New Roman" w:cs="Times New Roman"/>
+          <w:sz w:val="24"/>
+          <w:szCs w:val="24"/>
+        </w:rPr>
+      </w:pPr>
+      <w:r>
+        <w:rPr>
+          <w:rFonts w:ascii="Times New Roman" w:hAnsi="Times New Roman" w:cs="Times New Roman"/>
+          <w:sz w:val="24"/>
+          <w:szCs w:val="24"/>
+        </w:rPr>
+        <w:t xml:space="preserve">     |                +--------------+</w:t>
+      </w:r>
+    </w:p>
+    <w:p>
+      <w:pPr>
+        <w:spacing w:line="360" w:lineRule="auto"/>
+        <w:jc w:val="center"/>
+        <w:rPr>
+          <w:rFonts w:ascii="Times New Roman" w:hAnsi="Times New Roman" w:cs="Times New Roman"/>
+          <w:sz w:val="24"/>
+          <w:szCs w:val="24"/>
+        </w:rPr>
+      </w:pPr>
+    </w:p>
+    <w:p>
+      <w:pPr>
+        <w:spacing w:line="360" w:lineRule="auto"/>
+        <w:jc w:val="center"/>
+        <w:rPr>
+          <w:rFonts w:ascii="Times New Roman" w:hAnsi="Times New Roman" w:cs="Times New Roman"/>
+          <w:sz w:val="24"/>
+          <w:szCs w:val="24"/>
+        </w:rPr>
+      </w:pPr>
+    </w:p>
+    <w:p>
+      <w:pPr>
+        <w:spacing w:before="100" w:beforeAutospacing="1" w:after="100" w:afterAutospacing="1" w:line="240" w:lineRule="auto"/>
+        <w:jc w:val="both"/>
+        <w:outlineLvl w:val="1"/>
+        <w:rPr>
+          <w:rFonts w:ascii="Times New Roman" w:eastAsia="Times New Roman" w:hAnsi="Times New Roman" w:cs="Times New Roman"/>
+          <w:b/>
+          <w:bCs/>
+          <w:sz w:val="24"/>
+          <w:szCs w:val="24"/>
+        </w:rPr>
+      </w:pPr>
+      <w:r>
+        <w:rPr>
+          <w:rFonts w:ascii="Times New Roman" w:eastAsia="Times New Roman" w:hAnsi="Times New Roman" w:cs="Times New Roman"/>
+          <w:b/>
+          <w:bCs/>
+          <w:sz w:val="24"/>
+          <w:szCs w:val="24"/>
+        </w:rPr>
+        <w:t>CHAPTER FIVE</w:t>
+      </w:r>
+    </w:p>
+    <w:p>
+      <w:pPr>
+        <w:spacing w:before="100" w:beforeAutospacing="1" w:after="100" w:afterAutospacing="1" w:line="240" w:lineRule="auto"/>
+        <w:jc w:val="both"/>
+        <w:outlineLvl w:val="0"/>
+        <w:rPr>
+          <w:rFonts w:ascii="Times New Roman" w:eastAsia="Times New Roman" w:hAnsi="Times New Roman" w:cs="Times New Roman"/>
+          <w:b/>
+          <w:bCs/>
+          <w:kern w:val="36"/>
+          <w:sz w:val="24"/>
+          <w:szCs w:val="24"/>
+        </w:rPr>
+      </w:pPr>
+      <w:r>
+        <w:rPr>
+          <w:rFonts w:ascii="Times New Roman" w:eastAsia="Times New Roman" w:hAnsi="Times New Roman" w:cs="Times New Roman"/>
+          <w:b/>
+          <w:bCs/>
+          <w:kern w:val="36"/>
+          <w:sz w:val="24"/>
+          <w:szCs w:val="24"/>
+        </w:rPr>
+        <w:t>IMPLEMENTATION AND TESTING</w:t>
+      </w:r>
+    </w:p>
+    <w:p>
+      <w:pPr>
+        <w:spacing w:before="100" w:beforeAutospacing="1" w:after="100" w:afterAutospacing="1" w:line="240" w:lineRule="auto"/>
+        <w:jc w:val="both"/>
+        <w:outlineLvl w:val="1"/>
+        <w:rPr>
+          <w:rFonts w:ascii="Times New Roman" w:eastAsia="Times New Roman" w:hAnsi="Times New Roman" w:cs="Times New Roman"/>
+          <w:b/>
+          <w:bCs/>
+          <w:sz w:val="24"/>
+          <w:szCs w:val="24"/>
+        </w:rPr>
+      </w:pPr>
+      <w:r>
+        <w:rPr>
+          <w:rFonts w:ascii="Times New Roman" w:eastAsia="Times New Roman" w:hAnsi="Times New Roman" w:cs="Times New Roman"/>
+          <w:b/>
+          <w:bCs/>
+          <w:sz w:val="24"/>
+          <w:szCs w:val="24"/>
+        </w:rPr>
+        <w:t>5.1 Introduction</w:t>
+      </w:r>
+    </w:p>
+    <w:p>
+      <w:pPr>
+        <w:spacing w:before="100" w:beforeAutospacing="1" w:after="100" w:afterAutospacing="1" w:line="240" w:lineRule="auto"/>
+        <w:jc w:val="both"/>
+        <w:rPr>
+          <w:rFonts w:ascii="Times New Roman" w:eastAsia="Times New Roman" w:hAnsi="Times New Roman" w:cs="Times New Roman"/>
+          <w:sz w:val="24"/>
+          <w:szCs w:val="24"/>
+        </w:rPr>
+      </w:pPr>
+      <w:r>
+        <w:rPr>
+          <w:rFonts w:ascii="Times New Roman" w:eastAsia="Times New Roman" w:hAnsi="Times New Roman" w:cs="Times New Roman"/>
+          <w:sz w:val="24"/>
+          <w:szCs w:val="24"/>
+        </w:rPr>
+        <w:t>This chapter presents the implementation and testing of the proposed Facility Compliance and Safety Management System. It describes the technologies and tools used during system development, the implementation of the system modules, and the testing procedures performed to evaluate the system's functionality and performance. The chapter also presents the testing results to verify that the system meets the specified functional and non-functional requirements and operates as intended.</w:t>
+      </w:r>
+    </w:p>
+    <w:p>
+      <w:pPr>
+        <w:spacing w:before="100" w:beforeAutospacing="1" w:after="100" w:afterAutospacing="1" w:line="240" w:lineRule="auto"/>
+        <w:jc w:val="both"/>
+        <w:outlineLvl w:val="0"/>
+        <w:rPr>
+          <w:rFonts w:ascii="Times New Roman" w:eastAsia="Times New Roman" w:hAnsi="Times New Roman" w:cs="Times New Roman"/>
+          <w:b/>
+          <w:bCs/>
+          <w:kern w:val="36"/>
+          <w:sz w:val="24"/>
+          <w:szCs w:val="24"/>
+        </w:rPr>
+      </w:pPr>
+      <w:r>
+        <w:rPr>
+          <w:rFonts w:ascii="Times New Roman" w:eastAsia="Times New Roman" w:hAnsi="Times New Roman" w:cs="Times New Roman"/>
+          <w:b/>
+          <w:bCs/>
+          <w:kern w:val="36"/>
+          <w:sz w:val="24"/>
+          <w:szCs w:val="24"/>
+        </w:rPr>
+        <w:t>5.2 Implementation</w:t>
+      </w:r>
+    </w:p>
+    <w:p>
+      <w:pPr>
+        <w:spacing w:before="100" w:beforeAutospacing="1" w:after="100" w:afterAutospacing="1" w:line="240" w:lineRule="auto"/>
+        <w:jc w:val="both"/>
+        <w:rPr>
+          <w:rFonts w:ascii="Times New Roman" w:eastAsia="Times New Roman" w:hAnsi="Times New Roman" w:cs="Times New Roman"/>
+          <w:sz w:val="24"/>
+          <w:szCs w:val="24"/>
+        </w:rPr>
+      </w:pPr>
+      <w:r>
+        <w:rPr>
+          <w:rFonts w:ascii="Times New Roman" w:eastAsia="Times New Roman" w:hAnsi="Times New Roman" w:cs="Times New Roman"/>
+          <w:sz w:val="24"/>
+          <w:szCs w:val="24"/>
+        </w:rPr>
+        <w:t>This section describes the implementation of the proposed Facility Compliance and Safety Management System. It explains the major system modules, their functions, and how users interact with them to perform various compliance and safety management activities. Screenshots of the implemented interfaces are provided to illustrate the functionality of each module.</w:t>
+      </w:r>
+    </w:p>
+    <w:p>
+      <w:pPr>
+        <w:spacing w:after="0" w:line="240" w:lineRule="auto"/>
+        <w:jc w:val="both"/>
+        <w:rPr>
+          <w:rFonts w:ascii="Times New Roman" w:eastAsia="Times New Roman" w:hAnsi="Times New Roman" w:cs="Times New Roman"/>
+          <w:sz w:val="24"/>
+          <w:szCs w:val="24"/>
+        </w:rPr>
+      </w:pPr>
+      <w:r>
+        <w:rPr>
+          <w:rFonts w:ascii="Times New Roman" w:eastAsia="Times New Roman" w:hAnsi="Times New Roman" w:cs="Times New Roman"/>
+          <w:sz w:val="24"/>
+          <w:szCs w:val="24"/>
+        </w:rPr>
+        <w:pict w14:anchorId="5058E14C">
+          <v:rect id="_x0000_i1157" style="width:0;height:1.5pt" o:hralign="center" o:hrstd="t" o:hr="t" fillcolor="#a0a0a0" stroked="f"/>
+        </w:pict>
+      </w:r>
+    </w:p>
+    <w:p>
+      <w:pPr>
+        <w:spacing w:before="100" w:beforeAutospacing="1" w:after="100" w:afterAutospacing="1" w:line="240" w:lineRule="auto"/>
+        <w:jc w:val="both"/>
+        <w:outlineLvl w:val="0"/>
+        <w:rPr>
+          <w:rFonts w:ascii="Times New Roman" w:eastAsia="Times New Roman" w:hAnsi="Times New Roman" w:cs="Times New Roman"/>
+          <w:b/>
+          <w:bCs/>
+          <w:kern w:val="36"/>
+          <w:sz w:val="24"/>
+          <w:szCs w:val="24"/>
+        </w:rPr>
+      </w:pPr>
+      <w:r>
+        <w:rPr>
+          <w:rFonts w:ascii="Times New Roman" w:eastAsia="Times New Roman" w:hAnsi="Times New Roman" w:cs="Times New Roman"/>
+          <w:b/>
+          <w:bCs/>
+          <w:kern w:val="36"/>
+          <w:sz w:val="24"/>
+          <w:szCs w:val="24"/>
+        </w:rPr>
+        <w:t>5.2.1 User Authentication Module</w:t>
+      </w:r>
+    </w:p>
+    <w:p>
+      <w:pPr>
+        <w:spacing w:before="100" w:beforeAutospacing="1" w:after="100" w:afterAutospacing="1" w:line="240" w:lineRule="auto"/>
+        <w:jc w:val="both"/>
+        <w:rPr>
+          <w:rFonts w:ascii="Times New Roman" w:eastAsia="Times New Roman" w:hAnsi="Times New Roman" w:cs="Times New Roman"/>
+          <w:sz w:val="24"/>
+          <w:szCs w:val="24"/>
+        </w:rPr>
+      </w:pPr>
+      <w:r>
+        <w:rPr>
+          <w:rFonts w:ascii="Times New Roman" w:eastAsia="Times New Roman" w:hAnsi="Times New Roman" w:cs="Times New Roman"/>
+          <w:sz w:val="24"/>
+          <w:szCs w:val="24"/>
+        </w:rPr>
+        <w:t>The User Authentication Module provides secure access to the system by allowing authorized users to log in using their registered email and password. After successful authentication, the system verifies the user's role and grants access to the appropriate dashboard based on their responsibilities, such as Administrator, Inspector, Safety Officer, Technician, or Compliance Officer. This ensures that users can only access the functions assigned to their respective roles.</w:t>
+      </w:r>
+    </w:p>
+    <w:p>
+      <w:pPr>
+        <w:spacing w:before="100" w:beforeAutospacing="1" w:after="100" w:afterAutospacing="1" w:line="240" w:lineRule="auto"/>
+        <w:jc w:val="both"/>
+        <w:rPr>
+          <w:rFonts w:ascii="Times New Roman" w:eastAsia="Times New Roman" w:hAnsi="Times New Roman" w:cs="Times New Roman"/>
+          <w:sz w:val="24"/>
+          <w:szCs w:val="24"/>
+        </w:rPr>
+      </w:pPr>
+      <w:r>
+        <w:rPr>
+          <w:rFonts w:ascii="Times New Roman" w:eastAsia="Times New Roman" w:hAnsi="Times New Roman" w:cs="Times New Roman"/>
+          <w:b/>
+          <w:bCs/>
+          <w:sz w:val="24"/>
+          <w:szCs w:val="24"/>
+        </w:rPr>
+        <w:t>Screenshot 5.1:</w:t>
+      </w:r>
+      <w:r>
+        <w:rPr>
+          <w:rFonts w:ascii="Times New Roman" w:eastAsia="Times New Roman" w:hAnsi="Times New Roman" w:cs="Times New Roman"/>
+          <w:sz w:val="24"/>
+          <w:szCs w:val="24"/>
+        </w:rPr>
+        <w:t xml:space="preserve"> Login Page.</w:t>
+      </w:r>
+    </w:p>
+    <w:p>
+      <w:pPr>
+        <w:spacing w:before="100" w:beforeAutospacing="1" w:after="100" w:afterAutospacing="1" w:line="240" w:lineRule="auto"/>
+        <w:jc w:val="both"/>
+        <w:rPr>
+          <w:rFonts w:ascii="Times New Roman" w:eastAsia="Times New Roman" w:hAnsi="Times New Roman" w:cs="Times New Roman"/>
+          <w:sz w:val="24"/>
+          <w:szCs w:val="24"/>
+        </w:rPr>
+      </w:pPr>
+      <w:r>
+        <w:rPr>
+          <w:rFonts w:ascii="Times New Roman" w:eastAsia="Times New Roman" w:hAnsi="Times New Roman" w:cs="Times New Roman"/>
+          <w:i/>
+          <w:iCs/>
+          <w:sz w:val="24"/>
+          <w:szCs w:val="24"/>
+        </w:rPr>
+        <w:t>(Insert Login Screenshot)</w:t>
+      </w:r>
+    </w:p>
+    <w:p>
+      <w:pPr>
+        <w:spacing w:after="0" w:line="240" w:lineRule="auto"/>
+        <w:jc w:val="both"/>
+        <w:rPr>
+          <w:rFonts w:ascii="Times New Roman" w:eastAsia="Times New Roman" w:hAnsi="Times New Roman" w:cs="Times New Roman"/>
+          <w:sz w:val="24"/>
+          <w:szCs w:val="24"/>
+        </w:rPr>
+      </w:pPr>
+      <w:r>
+        <w:rPr>
+          <w:rFonts w:ascii="Times New Roman" w:eastAsia="Times New Roman" w:hAnsi="Times New Roman" w:cs="Times New Roman"/>
+          <w:sz w:val="24"/>
+          <w:szCs w:val="24"/>
+        </w:rPr>
+        <w:pict w14:anchorId="7CC7EFF4">
+          <v:rect id="_x0000_i1158" style="width:0;height:1.5pt" o:hralign="center" o:hrstd="t" o:hr="t" fillcolor="#a0a0a0" stroked="f"/>
+        </w:pict>
+      </w:r>
+    </w:p>
+    <w:p>
+      <w:pPr>
+        <w:spacing w:before="100" w:beforeAutospacing="1" w:after="100" w:afterAutospacing="1" w:line="240" w:lineRule="auto"/>
+        <w:jc w:val="both"/>
+        <w:outlineLvl w:val="0"/>
+        <w:rPr>
+          <w:rFonts w:ascii="Times New Roman" w:eastAsia="Times New Roman" w:hAnsi="Times New Roman" w:cs="Times New Roman"/>
+          <w:b/>
+          <w:bCs/>
+          <w:kern w:val="36"/>
+          <w:sz w:val="24"/>
+          <w:szCs w:val="24"/>
+        </w:rPr>
+      </w:pPr>
+      <w:r>
+        <w:rPr>
+          <w:rFonts w:ascii="Times New Roman" w:eastAsia="Times New Roman" w:hAnsi="Times New Roman" w:cs="Times New Roman"/>
+          <w:b/>
+          <w:bCs/>
+          <w:kern w:val="36"/>
+          <w:sz w:val="24"/>
+          <w:szCs w:val="24"/>
+        </w:rPr>
+        <w:t>5.2.2 Dashboard Module</w:t>
+      </w:r>
+    </w:p>
+    <w:p>
+      <w:pPr>
+        <w:spacing w:before="100" w:beforeAutospacing="1" w:after="100" w:afterAutospacing="1" w:line="240" w:lineRule="auto"/>
+        <w:jc w:val="both"/>
+        <w:rPr>
+          <w:rFonts w:ascii="Times New Roman" w:eastAsia="Times New Roman" w:hAnsi="Times New Roman" w:cs="Times New Roman"/>
+          <w:sz w:val="24"/>
+          <w:szCs w:val="24"/>
+        </w:rPr>
+      </w:pPr>
+      <w:r>
+        <w:rPr>
+          <w:rFonts w:ascii="Times New Roman" w:eastAsia="Times New Roman" w:hAnsi="Times New Roman" w:cs="Times New Roman"/>
+          <w:sz w:val="24"/>
+          <w:szCs w:val="24"/>
+        </w:rPr>
+        <w:lastRenderedPageBreak/>
+        <w:t>The Dashboard Module provides users with an overview of system activities through graphical summaries and statistical information. It displays key information such as the total number of assets, scheduled inspections, compliance status, pending CAPA tasks, reported incidents, and certificates nearing expiry. The dashboard enables users to quickly monitor the overall safety and compliance performance of facility assets.</w:t>
+      </w:r>
+    </w:p>
+    <w:p>
+      <w:pPr>
+        <w:spacing w:before="100" w:beforeAutospacing="1" w:after="100" w:afterAutospacing="1" w:line="240" w:lineRule="auto"/>
+        <w:jc w:val="both"/>
+        <w:rPr>
+          <w:rFonts w:ascii="Times New Roman" w:eastAsia="Times New Roman" w:hAnsi="Times New Roman" w:cs="Times New Roman"/>
+          <w:sz w:val="24"/>
+          <w:szCs w:val="24"/>
+        </w:rPr>
+      </w:pPr>
+      <w:r>
+        <w:rPr>
+          <w:rFonts w:ascii="Times New Roman" w:eastAsia="Times New Roman" w:hAnsi="Times New Roman" w:cs="Times New Roman"/>
+          <w:b/>
+          <w:bCs/>
+          <w:sz w:val="24"/>
+          <w:szCs w:val="24"/>
+        </w:rPr>
+        <w:t>Screenshot 5.2:</w:t>
+      </w:r>
+      <w:r>
+        <w:rPr>
+          <w:rFonts w:ascii="Times New Roman" w:eastAsia="Times New Roman" w:hAnsi="Times New Roman" w:cs="Times New Roman"/>
+          <w:sz w:val="24"/>
+          <w:szCs w:val="24"/>
+        </w:rPr>
+        <w:t xml:space="preserve"> Dashboard Interface.</w:t>
+      </w:r>
+    </w:p>
+    <w:p>
+      <w:pPr>
+        <w:spacing w:before="100" w:beforeAutospacing="1" w:after="100" w:afterAutospacing="1" w:line="240" w:lineRule="auto"/>
+        <w:jc w:val="both"/>
+        <w:rPr>
+          <w:rFonts w:ascii="Times New Roman" w:eastAsia="Times New Roman" w:hAnsi="Times New Roman" w:cs="Times New Roman"/>
+          <w:sz w:val="24"/>
+          <w:szCs w:val="24"/>
+        </w:rPr>
+      </w:pPr>
+      <w:r>
+        <w:rPr>
+          <w:rFonts w:ascii="Times New Roman" w:eastAsia="Times New Roman" w:hAnsi="Times New Roman" w:cs="Times New Roman"/>
+          <w:i/>
+          <w:iCs/>
+          <w:sz w:val="24"/>
+          <w:szCs w:val="24"/>
+        </w:rPr>
+        <w:t>(Insert Dashboard Screenshot)</w:t>
+      </w:r>
+    </w:p>
+    <w:p>
+      <w:pPr>
+        <w:spacing w:after="0" w:line="240" w:lineRule="auto"/>
+        <w:jc w:val="both"/>
+        <w:rPr>
+          <w:rFonts w:ascii="Times New Roman" w:eastAsia="Times New Roman" w:hAnsi="Times New Roman" w:cs="Times New Roman"/>
+          <w:sz w:val="24"/>
+          <w:szCs w:val="24"/>
+        </w:rPr>
+      </w:pPr>
+      <w:r>
+        <w:rPr>
+          <w:rFonts w:ascii="Times New Roman" w:eastAsia="Times New Roman" w:hAnsi="Times New Roman" w:cs="Times New Roman"/>
+          <w:sz w:val="24"/>
+          <w:szCs w:val="24"/>
+        </w:rPr>
+        <w:pict w14:anchorId="1D4D718F">
+          <v:rect id="_x0000_i1159" style="width:0;height:1.5pt" o:hralign="center" o:hrstd="t" o:hr="t" fillcolor="#a0a0a0" stroked="f"/>
+        </w:pict>
+      </w:r>
+    </w:p>
+    <w:p>
+      <w:pPr>
+        <w:spacing w:before="100" w:beforeAutospacing="1" w:after="100" w:afterAutospacing="1" w:line="240" w:lineRule="auto"/>
+        <w:jc w:val="both"/>
+        <w:outlineLvl w:val="0"/>
+        <w:rPr>
+          <w:rFonts w:ascii="Times New Roman" w:eastAsia="Times New Roman" w:hAnsi="Times New Roman" w:cs="Times New Roman"/>
+          <w:b/>
+          <w:bCs/>
+          <w:kern w:val="36"/>
+          <w:sz w:val="24"/>
+          <w:szCs w:val="24"/>
+        </w:rPr>
+      </w:pPr>
+      <w:r>
+        <w:rPr>
+          <w:rFonts w:ascii="Times New Roman" w:eastAsia="Times New Roman" w:hAnsi="Times New Roman" w:cs="Times New Roman"/>
+          <w:b/>
+          <w:bCs/>
+          <w:kern w:val="36"/>
+          <w:sz w:val="24"/>
+          <w:szCs w:val="24"/>
+        </w:rPr>
+        <w:t>5.2.3 Asset Management Module</w:t>
+      </w:r>
+    </w:p>
+    <w:p>
+      <w:pPr>
+        <w:spacing w:before="100" w:beforeAutospacing="1" w:after="100" w:afterAutospacing="1" w:line="240" w:lineRule="auto"/>
+        <w:jc w:val="both"/>
+        <w:rPr>
+          <w:rFonts w:ascii="Times New Roman" w:eastAsia="Times New Roman" w:hAnsi="Times New Roman" w:cs="Times New Roman"/>
+          <w:sz w:val="24"/>
+          <w:szCs w:val="24"/>
+        </w:rPr>
+      </w:pPr>
+      <w:r>
+        <w:rPr>
+          <w:rFonts w:ascii="Times New Roman" w:eastAsia="Times New Roman" w:hAnsi="Times New Roman" w:cs="Times New Roman"/>
+          <w:sz w:val="24"/>
+          <w:szCs w:val="24"/>
+        </w:rPr>
+        <w:t>The Asset Management Module enables users to register, update, view, and manage facility assets such as fire protection systems, lifts, electrical installations, boilers, pressure vessels, and environmental permits. Each asset is assigned unique information including its location, category, serial number, and operational status, allowing efficient monitoring throughout its lifecycle.</w:t>
+      </w:r>
+    </w:p>
+    <w:p>
+      <w:pPr>
+        <w:spacing w:before="100" w:beforeAutospacing="1" w:after="100" w:afterAutospacing="1" w:line="240" w:lineRule="auto"/>
+        <w:jc w:val="both"/>
+        <w:rPr>
+          <w:rFonts w:ascii="Times New Roman" w:eastAsia="Times New Roman" w:hAnsi="Times New Roman" w:cs="Times New Roman"/>
+          <w:sz w:val="24"/>
+          <w:szCs w:val="24"/>
+        </w:rPr>
+      </w:pPr>
+      <w:r>
+        <w:rPr>
+          <w:rFonts w:ascii="Times New Roman" w:eastAsia="Times New Roman" w:hAnsi="Times New Roman" w:cs="Times New Roman"/>
+          <w:b/>
+          <w:bCs/>
+          <w:sz w:val="24"/>
+          <w:szCs w:val="24"/>
+        </w:rPr>
+        <w:t>Screenshot 5.3:</w:t>
+      </w:r>
+      <w:r>
+        <w:rPr>
+          <w:rFonts w:ascii="Times New Roman" w:eastAsia="Times New Roman" w:hAnsi="Times New Roman" w:cs="Times New Roman"/>
+          <w:sz w:val="24"/>
+          <w:szCs w:val="24"/>
+        </w:rPr>
+        <w:t xml:space="preserve"> Asset Management Interface.</w:t>
+      </w:r>
+    </w:p>
+    <w:p>
+      <w:pPr>
+        <w:spacing w:before="100" w:beforeAutospacing="1" w:after="100" w:afterAutospacing="1" w:line="240" w:lineRule="auto"/>
+        <w:jc w:val="both"/>
+        <w:rPr>
+          <w:rFonts w:ascii="Times New Roman" w:eastAsia="Times New Roman" w:hAnsi="Times New Roman" w:cs="Times New Roman"/>
+          <w:sz w:val="24"/>
+          <w:szCs w:val="24"/>
+        </w:rPr>
+      </w:pPr>
+      <w:r>
+        <w:rPr>
+          <w:rFonts w:ascii="Times New Roman" w:eastAsia="Times New Roman" w:hAnsi="Times New Roman" w:cs="Times New Roman"/>
+          <w:i/>
+          <w:iCs/>
+          <w:sz w:val="24"/>
+          <w:szCs w:val="24"/>
+        </w:rPr>
+        <w:t>(Insert Asset Management Screenshot)</w:t>
+      </w:r>
+    </w:p>
+    <w:p>
+      <w:pPr>
+        <w:spacing w:after="0" w:line="240" w:lineRule="auto"/>
+        <w:jc w:val="both"/>
+        <w:rPr>
+          <w:rFonts w:ascii="Times New Roman" w:eastAsia="Times New Roman" w:hAnsi="Times New Roman" w:cs="Times New Roman"/>
+          <w:sz w:val="24"/>
+          <w:szCs w:val="24"/>
+        </w:rPr>
+      </w:pPr>
+      <w:r>
+        <w:rPr>
+          <w:rFonts w:ascii="Times New Roman" w:eastAsia="Times New Roman" w:hAnsi="Times New Roman" w:cs="Times New Roman"/>
+          <w:sz w:val="24"/>
+          <w:szCs w:val="24"/>
+        </w:rPr>
+        <w:pict w14:anchorId="3F0A2FA0">
+          <v:rect id="_x0000_i1160" style="width:0;height:1.5pt" o:hralign="center" o:hrstd="t" o:hr="t" fillcolor="#a0a0a0" stroked="f"/>
+        </w:pict>
+      </w:r>
+    </w:p>
+    <w:p>
+      <w:pPr>
+        <w:spacing w:before="100" w:beforeAutospacing="1" w:after="100" w:afterAutospacing="1" w:line="240" w:lineRule="auto"/>
+        <w:jc w:val="both"/>
+        <w:outlineLvl w:val="0"/>
+        <w:rPr>
+          <w:rFonts w:ascii="Times New Roman" w:eastAsia="Times New Roman" w:hAnsi="Times New Roman" w:cs="Times New Roman"/>
+          <w:b/>
+          <w:bCs/>
+          <w:kern w:val="36"/>
+          <w:sz w:val="24"/>
+          <w:szCs w:val="24"/>
+        </w:rPr>
+      </w:pPr>
+      <w:r>
+        <w:rPr>
+          <w:rFonts w:ascii="Times New Roman" w:eastAsia="Times New Roman" w:hAnsi="Times New Roman" w:cs="Times New Roman"/>
+          <w:b/>
+          <w:bCs/>
+          <w:kern w:val="36"/>
+          <w:sz w:val="24"/>
+          <w:szCs w:val="24"/>
+        </w:rPr>
+        <w:t>5.2.4 Inspection Management Module</w:t>
+      </w:r>
+    </w:p>
+    <w:p>
+      <w:pPr>
+        <w:spacing w:before="100" w:beforeAutospacing="1" w:after="100" w:afterAutospacing="1" w:line="240" w:lineRule="auto"/>
+        <w:jc w:val="both"/>
+        <w:rPr>
+          <w:rFonts w:ascii="Times New Roman" w:eastAsia="Times New Roman" w:hAnsi="Times New Roman" w:cs="Times New Roman"/>
+          <w:sz w:val="24"/>
+          <w:szCs w:val="24"/>
+        </w:rPr>
+      </w:pPr>
+      <w:r>
+        <w:rPr>
+          <w:rFonts w:ascii="Times New Roman" w:eastAsia="Times New Roman" w:hAnsi="Times New Roman" w:cs="Times New Roman"/>
+          <w:sz w:val="24"/>
+          <w:szCs w:val="24"/>
+        </w:rPr>
+        <w:t>The Inspection Management Module allows inspectors to schedule inspections, record inspection findings, upload inspection reports, and update the compliance status of facility assets. The module maintains inspection history and automatically identifies overdue inspections to support statutory compliance.</w:t>
+      </w:r>
+    </w:p>
+    <w:p>
+      <w:pPr>
+        <w:spacing w:before="100" w:beforeAutospacing="1" w:after="100" w:afterAutospacing="1" w:line="240" w:lineRule="auto"/>
+        <w:jc w:val="both"/>
+        <w:rPr>
+          <w:rFonts w:ascii="Times New Roman" w:eastAsia="Times New Roman" w:hAnsi="Times New Roman" w:cs="Times New Roman"/>
+          <w:sz w:val="24"/>
+          <w:szCs w:val="24"/>
+        </w:rPr>
+      </w:pPr>
+      <w:r>
+        <w:rPr>
+          <w:rFonts w:ascii="Times New Roman" w:eastAsia="Times New Roman" w:hAnsi="Times New Roman" w:cs="Times New Roman"/>
+          <w:b/>
+          <w:bCs/>
+          <w:sz w:val="24"/>
+          <w:szCs w:val="24"/>
+        </w:rPr>
+        <w:t>Screenshot 5.4:</w:t>
+      </w:r>
+      <w:r>
+        <w:rPr>
+          <w:rFonts w:ascii="Times New Roman" w:eastAsia="Times New Roman" w:hAnsi="Times New Roman" w:cs="Times New Roman"/>
+          <w:sz w:val="24"/>
+          <w:szCs w:val="24"/>
+        </w:rPr>
+        <w:t xml:space="preserve"> Inspection Management Interface.</w:t>
+      </w:r>
+    </w:p>
+    <w:p>
+      <w:pPr>
+        <w:spacing w:before="100" w:beforeAutospacing="1" w:after="100" w:afterAutospacing="1" w:line="240" w:lineRule="auto"/>
+        <w:jc w:val="both"/>
+        <w:rPr>
+          <w:rFonts w:ascii="Times New Roman" w:eastAsia="Times New Roman" w:hAnsi="Times New Roman" w:cs="Times New Roman"/>
+          <w:sz w:val="24"/>
+          <w:szCs w:val="24"/>
+        </w:rPr>
+      </w:pPr>
+      <w:r>
+        <w:rPr>
+          <w:rFonts w:ascii="Times New Roman" w:eastAsia="Times New Roman" w:hAnsi="Times New Roman" w:cs="Times New Roman"/>
+          <w:i/>
+          <w:iCs/>
+          <w:sz w:val="24"/>
+          <w:szCs w:val="24"/>
+        </w:rPr>
+        <w:t>(Insert Inspection Screenshot)</w:t>
+      </w:r>
+    </w:p>
+    <w:p>
+      <w:pPr>
+        <w:spacing w:after="0" w:line="240" w:lineRule="auto"/>
+        <w:jc w:val="both"/>
+        <w:rPr>
+          <w:rFonts w:ascii="Times New Roman" w:eastAsia="Times New Roman" w:hAnsi="Times New Roman" w:cs="Times New Roman"/>
+          <w:sz w:val="24"/>
+          <w:szCs w:val="24"/>
+        </w:rPr>
+      </w:pPr>
+      <w:r>
+        <w:rPr>
+          <w:rFonts w:ascii="Times New Roman" w:eastAsia="Times New Roman" w:hAnsi="Times New Roman" w:cs="Times New Roman"/>
+          <w:sz w:val="24"/>
+          <w:szCs w:val="24"/>
+        </w:rPr>
+        <w:pict w14:anchorId="04D1DB34">
+          <v:rect id="_x0000_i1161" style="width:0;height:1.5pt" o:hralign="center" o:hrstd="t" o:hr="t" fillcolor="#a0a0a0" stroked="f"/>
+        </w:pict>
+      </w:r>
+    </w:p>
+    <w:p>
+      <w:pPr>
+        <w:spacing w:before="100" w:beforeAutospacing="1" w:after="100" w:afterAutospacing="1" w:line="240" w:lineRule="auto"/>
+        <w:jc w:val="both"/>
+        <w:outlineLvl w:val="0"/>
+        <w:rPr>
+          <w:rFonts w:ascii="Times New Roman" w:eastAsia="Times New Roman" w:hAnsi="Times New Roman" w:cs="Times New Roman"/>
+          <w:b/>
+          <w:bCs/>
+          <w:kern w:val="36"/>
+          <w:sz w:val="24"/>
+          <w:szCs w:val="24"/>
+        </w:rPr>
+      </w:pPr>
+      <w:r>
+        <w:rPr>
+          <w:rFonts w:ascii="Times New Roman" w:eastAsia="Times New Roman" w:hAnsi="Times New Roman" w:cs="Times New Roman"/>
+          <w:b/>
+          <w:bCs/>
+          <w:kern w:val="36"/>
+          <w:sz w:val="24"/>
+          <w:szCs w:val="24"/>
+        </w:rPr>
+        <w:t>5.2.5 Compliance Tracking Module</w:t>
+      </w:r>
+    </w:p>
+    <w:p>
+      <w:pPr>
+        <w:spacing w:before="100" w:beforeAutospacing="1" w:after="100" w:afterAutospacing="1" w:line="240" w:lineRule="auto"/>
+        <w:jc w:val="both"/>
+        <w:rPr>
+          <w:rFonts w:ascii="Times New Roman" w:eastAsia="Times New Roman" w:hAnsi="Times New Roman" w:cs="Times New Roman"/>
+          <w:sz w:val="24"/>
+          <w:szCs w:val="24"/>
+        </w:rPr>
+      </w:pPr>
+      <w:r>
+        <w:rPr>
+          <w:rFonts w:ascii="Times New Roman" w:eastAsia="Times New Roman" w:hAnsi="Times New Roman" w:cs="Times New Roman"/>
+          <w:sz w:val="24"/>
+          <w:szCs w:val="24"/>
+        </w:rPr>
+        <w:t>The Compliance Tracking Module monitors the compliance status of all registered assets by evaluating inspection results, certification validity, and regulatory requirements. Assets are automatically categorized as compliant, non-compliant, pending inspection, or overdue, enabling timely corrective actions.</w:t>
+      </w:r>
+    </w:p>
+    <w:p>
+      <w:pPr>
+        <w:spacing w:before="100" w:beforeAutospacing="1" w:after="100" w:afterAutospacing="1" w:line="240" w:lineRule="auto"/>
+        <w:jc w:val="both"/>
+        <w:rPr>
+          <w:rFonts w:ascii="Times New Roman" w:eastAsia="Times New Roman" w:hAnsi="Times New Roman" w:cs="Times New Roman"/>
+          <w:sz w:val="24"/>
+          <w:szCs w:val="24"/>
+        </w:rPr>
+      </w:pPr>
+      <w:r>
+        <w:rPr>
+          <w:rFonts w:ascii="Times New Roman" w:eastAsia="Times New Roman" w:hAnsi="Times New Roman" w:cs="Times New Roman"/>
+          <w:b/>
+          <w:bCs/>
+          <w:sz w:val="24"/>
+          <w:szCs w:val="24"/>
+        </w:rPr>
+        <w:t>Screenshot 5.5:</w:t>
+      </w:r>
+      <w:r>
+        <w:rPr>
+          <w:rFonts w:ascii="Times New Roman" w:eastAsia="Times New Roman" w:hAnsi="Times New Roman" w:cs="Times New Roman"/>
+          <w:sz w:val="24"/>
+          <w:szCs w:val="24"/>
+        </w:rPr>
+        <w:t xml:space="preserve"> Compliance Tracking Interface.</w:t>
+      </w:r>
+    </w:p>
+    <w:p>
+      <w:pPr>
+        <w:spacing w:before="100" w:beforeAutospacing="1" w:after="100" w:afterAutospacing="1" w:line="240" w:lineRule="auto"/>
+        <w:jc w:val="both"/>
+        <w:rPr>
+          <w:rFonts w:ascii="Times New Roman" w:eastAsia="Times New Roman" w:hAnsi="Times New Roman" w:cs="Times New Roman"/>
+          <w:sz w:val="24"/>
+          <w:szCs w:val="24"/>
+        </w:rPr>
+      </w:pPr>
+      <w:r>
+        <w:rPr>
+          <w:rFonts w:ascii="Times New Roman" w:eastAsia="Times New Roman" w:hAnsi="Times New Roman" w:cs="Times New Roman"/>
+          <w:i/>
+          <w:iCs/>
+          <w:sz w:val="24"/>
+          <w:szCs w:val="24"/>
+        </w:rPr>
+        <w:t>(Insert Compliance Screenshot)</w:t>
+      </w:r>
+    </w:p>
+    <w:p>
+      <w:pPr>
+        <w:spacing w:after="0" w:line="240" w:lineRule="auto"/>
+        <w:jc w:val="both"/>
+        <w:rPr>
+          <w:rFonts w:ascii="Times New Roman" w:eastAsia="Times New Roman" w:hAnsi="Times New Roman" w:cs="Times New Roman"/>
+          <w:sz w:val="24"/>
+          <w:szCs w:val="24"/>
+        </w:rPr>
+      </w:pPr>
+      <w:r>
+        <w:rPr>
+          <w:rFonts w:ascii="Times New Roman" w:eastAsia="Times New Roman" w:hAnsi="Times New Roman" w:cs="Times New Roman"/>
+          <w:sz w:val="24"/>
+          <w:szCs w:val="24"/>
+        </w:rPr>
+        <w:pict w14:anchorId="01D317B6">
+          <v:rect id="_x0000_i1162" style="width:0;height:1.5pt" o:hralign="center" o:hrstd="t" o:hr="t" fillcolor="#a0a0a0" stroked="f"/>
+        </w:pict>
+      </w:r>
+    </w:p>
+    <w:p>
+      <w:pPr>
+        <w:spacing w:before="100" w:beforeAutospacing="1" w:after="100" w:afterAutospacing="1" w:line="240" w:lineRule="auto"/>
+        <w:jc w:val="both"/>
+        <w:outlineLvl w:val="0"/>
+        <w:rPr>
+          <w:rFonts w:ascii="Times New Roman" w:eastAsia="Times New Roman" w:hAnsi="Times New Roman" w:cs="Times New Roman"/>
+          <w:b/>
+          <w:bCs/>
+          <w:kern w:val="36"/>
+          <w:sz w:val="24"/>
+          <w:szCs w:val="24"/>
+        </w:rPr>
+      </w:pPr>
+      <w:r>
+        <w:rPr>
+          <w:rFonts w:ascii="Times New Roman" w:eastAsia="Times New Roman" w:hAnsi="Times New Roman" w:cs="Times New Roman"/>
+          <w:b/>
+          <w:bCs/>
+          <w:kern w:val="36"/>
+          <w:sz w:val="24"/>
+          <w:szCs w:val="24"/>
+        </w:rPr>
+        <w:lastRenderedPageBreak/>
+        <w:t>5.2.6 Risk Assessment Module</w:t>
+      </w:r>
+    </w:p>
+    <w:p>
+      <w:pPr>
+        <w:spacing w:before="100" w:beforeAutospacing="1" w:after="100" w:afterAutospacing="1" w:line="240" w:lineRule="auto"/>
+        <w:jc w:val="both"/>
+        <w:rPr>
+          <w:rFonts w:ascii="Times New Roman" w:eastAsia="Times New Roman" w:hAnsi="Times New Roman" w:cs="Times New Roman"/>
+          <w:sz w:val="24"/>
+          <w:szCs w:val="24"/>
+        </w:rPr>
+      </w:pPr>
+      <w:r>
+        <w:rPr>
+          <w:rFonts w:ascii="Times New Roman" w:eastAsia="Times New Roman" w:hAnsi="Times New Roman" w:cs="Times New Roman"/>
+          <w:sz w:val="24"/>
+          <w:szCs w:val="24"/>
+        </w:rPr>
+        <w:t>The Risk Assessment Module enables Safety Officers to identify hazards, assess risk levels, assign mitigation measures, and maintain a comprehensive risk register. Risks are categorized according to their likelihood and severity to assist in prioritizing safety interventions.</w:t>
+      </w:r>
+    </w:p>
+    <w:p>
+      <w:pPr>
+        <w:spacing w:before="100" w:beforeAutospacing="1" w:after="100" w:afterAutospacing="1" w:line="240" w:lineRule="auto"/>
+        <w:jc w:val="both"/>
+        <w:rPr>
+          <w:rFonts w:ascii="Times New Roman" w:eastAsia="Times New Roman" w:hAnsi="Times New Roman" w:cs="Times New Roman"/>
+          <w:sz w:val="24"/>
+          <w:szCs w:val="24"/>
+        </w:rPr>
+      </w:pPr>
+      <w:r>
+        <w:rPr>
+          <w:rFonts w:ascii="Times New Roman" w:eastAsia="Times New Roman" w:hAnsi="Times New Roman" w:cs="Times New Roman"/>
+          <w:b/>
+          <w:bCs/>
+          <w:sz w:val="24"/>
+          <w:szCs w:val="24"/>
+        </w:rPr>
+        <w:t>Screenshot 5.6:</w:t>
+      </w:r>
+      <w:r>
+        <w:rPr>
+          <w:rFonts w:ascii="Times New Roman" w:eastAsia="Times New Roman" w:hAnsi="Times New Roman" w:cs="Times New Roman"/>
+          <w:sz w:val="24"/>
+          <w:szCs w:val="24"/>
+        </w:rPr>
+        <w:t xml:space="preserve"> Risk Assessment Interface.</w:t>
+      </w:r>
+    </w:p>
+    <w:p>
+      <w:pPr>
+        <w:spacing w:before="100" w:beforeAutospacing="1" w:after="100" w:afterAutospacing="1" w:line="240" w:lineRule="auto"/>
+        <w:jc w:val="both"/>
+        <w:rPr>
+          <w:rFonts w:ascii="Times New Roman" w:eastAsia="Times New Roman" w:hAnsi="Times New Roman" w:cs="Times New Roman"/>
+          <w:sz w:val="24"/>
+          <w:szCs w:val="24"/>
+        </w:rPr>
+      </w:pPr>
+      <w:r>
+        <w:rPr>
+          <w:rFonts w:ascii="Times New Roman" w:eastAsia="Times New Roman" w:hAnsi="Times New Roman" w:cs="Times New Roman"/>
+          <w:i/>
+          <w:iCs/>
+          <w:sz w:val="24"/>
+          <w:szCs w:val="24"/>
+        </w:rPr>
+        <w:t>(Insert Risk Assessment Screenshot)</w:t>
+      </w:r>
+    </w:p>
+    <w:p>
+      <w:pPr>
+        <w:spacing w:after="0" w:line="240" w:lineRule="auto"/>
+        <w:jc w:val="both"/>
+        <w:rPr>
+          <w:rFonts w:ascii="Times New Roman" w:eastAsia="Times New Roman" w:hAnsi="Times New Roman" w:cs="Times New Roman"/>
+          <w:sz w:val="24"/>
+          <w:szCs w:val="24"/>
+        </w:rPr>
+      </w:pPr>
+      <w:r>
+        <w:rPr>
+          <w:rFonts w:ascii="Times New Roman" w:eastAsia="Times New Roman" w:hAnsi="Times New Roman" w:cs="Times New Roman"/>
+          <w:sz w:val="24"/>
+          <w:szCs w:val="24"/>
+        </w:rPr>
+        <w:pict w14:anchorId="1A414EFA">
+          <v:rect id="_x0000_i1163" style="width:0;height:1.5pt" o:hralign="center" o:hrstd="t" o:hr="t" fillcolor="#a0a0a0" stroked="f"/>
+        </w:pict>
+      </w:r>
+    </w:p>
+    <w:p>
+      <w:pPr>
+        <w:spacing w:before="100" w:beforeAutospacing="1" w:after="100" w:afterAutospacing="1" w:line="240" w:lineRule="auto"/>
+        <w:jc w:val="both"/>
+        <w:outlineLvl w:val="0"/>
+        <w:rPr>
+          <w:rFonts w:ascii="Times New Roman" w:eastAsia="Times New Roman" w:hAnsi="Times New Roman" w:cs="Times New Roman"/>
+          <w:b/>
+          <w:bCs/>
+          <w:kern w:val="36"/>
+          <w:sz w:val="24"/>
+          <w:szCs w:val="24"/>
+        </w:rPr>
+      </w:pPr>
+      <w:r>
+        <w:rPr>
+          <w:rFonts w:ascii="Times New Roman" w:eastAsia="Times New Roman" w:hAnsi="Times New Roman" w:cs="Times New Roman"/>
+          <w:b/>
+          <w:bCs/>
+          <w:kern w:val="36"/>
+          <w:sz w:val="24"/>
+          <w:szCs w:val="24"/>
+        </w:rPr>
+        <w:t>5.2.7 Incident Management Module</w:t>
+      </w:r>
+    </w:p>
+    <w:p>
+      <w:pPr>
+        <w:spacing w:before="100" w:beforeAutospacing="1" w:after="100" w:afterAutospacing="1" w:line="240" w:lineRule="auto"/>
+        <w:jc w:val="both"/>
+        <w:rPr>
+          <w:rFonts w:ascii="Times New Roman" w:eastAsia="Times New Roman" w:hAnsi="Times New Roman" w:cs="Times New Roman"/>
+          <w:sz w:val="24"/>
+          <w:szCs w:val="24"/>
+        </w:rPr>
+      </w:pPr>
+      <w:r>
+        <w:rPr>
+          <w:rFonts w:ascii="Times New Roman" w:eastAsia="Times New Roman" w:hAnsi="Times New Roman" w:cs="Times New Roman"/>
+          <w:sz w:val="24"/>
+          <w:szCs w:val="24"/>
+        </w:rPr>
+        <w:t>The Incident Management Module allows users to report incidents and near-miss events associated with facility assets. The system records incident details, affected assets, severity level, supporting evidence, and investigation results, facilitating effective incident management and future analysis.</w:t>
+      </w:r>
+    </w:p>
+    <w:p>
+      <w:pPr>
+        <w:spacing w:before="100" w:beforeAutospacing="1" w:after="100" w:afterAutospacing="1" w:line="240" w:lineRule="auto"/>
+        <w:jc w:val="both"/>
+        <w:rPr>
+          <w:rFonts w:ascii="Times New Roman" w:eastAsia="Times New Roman" w:hAnsi="Times New Roman" w:cs="Times New Roman"/>
+          <w:sz w:val="24"/>
+          <w:szCs w:val="24"/>
+        </w:rPr>
+      </w:pPr>
+      <w:r>
+        <w:rPr>
+          <w:rFonts w:ascii="Times New Roman" w:eastAsia="Times New Roman" w:hAnsi="Times New Roman" w:cs="Times New Roman"/>
+          <w:b/>
+          <w:bCs/>
+          <w:sz w:val="24"/>
+          <w:szCs w:val="24"/>
+        </w:rPr>
+        <w:t>Screenshot 5.7:</w:t>
+      </w:r>
+      <w:r>
+        <w:rPr>
+          <w:rFonts w:ascii="Times New Roman" w:eastAsia="Times New Roman" w:hAnsi="Times New Roman" w:cs="Times New Roman"/>
+          <w:sz w:val="24"/>
+          <w:szCs w:val="24"/>
+        </w:rPr>
+        <w:t xml:space="preserve"> Incident Management Interface.</w:t>
+      </w:r>
+    </w:p>
+    <w:p>
+      <w:pPr>
+        <w:spacing w:before="100" w:beforeAutospacing="1" w:after="100" w:afterAutospacing="1" w:line="240" w:lineRule="auto"/>
+        <w:jc w:val="both"/>
+        <w:rPr>
+          <w:rFonts w:ascii="Times New Roman" w:eastAsia="Times New Roman" w:hAnsi="Times New Roman" w:cs="Times New Roman"/>
+          <w:sz w:val="24"/>
+          <w:szCs w:val="24"/>
+        </w:rPr>
+      </w:pPr>
+      <w:r>
+        <w:rPr>
+          <w:rFonts w:ascii="Times New Roman" w:eastAsia="Times New Roman" w:hAnsi="Times New Roman" w:cs="Times New Roman"/>
+          <w:i/>
+          <w:iCs/>
+          <w:sz w:val="24"/>
+          <w:szCs w:val="24"/>
+        </w:rPr>
+        <w:t>(Insert Incident Screenshot)</w:t>
+      </w:r>
+    </w:p>
+    <w:p>
+      <w:pPr>
+        <w:spacing w:after="0" w:line="240" w:lineRule="auto"/>
+        <w:jc w:val="both"/>
+        <w:rPr>
+          <w:rFonts w:ascii="Times New Roman" w:eastAsia="Times New Roman" w:hAnsi="Times New Roman" w:cs="Times New Roman"/>
+          <w:sz w:val="24"/>
+          <w:szCs w:val="24"/>
+        </w:rPr>
+      </w:pPr>
+      <w:r>
+        <w:rPr>
+          <w:rFonts w:ascii="Times New Roman" w:eastAsia="Times New Roman" w:hAnsi="Times New Roman" w:cs="Times New Roman"/>
+          <w:sz w:val="24"/>
+          <w:szCs w:val="24"/>
+        </w:rPr>
+        <w:pict w14:anchorId="567F8697">
+          <v:rect id="_x0000_i1164" style="width:0;height:1.5pt" o:hralign="center" o:hrstd="t" o:hr="t" fillcolor="#a0a0a0" stroked="f"/>
+        </w:pict>
+      </w:r>
+    </w:p>
+    <w:p>
+      <w:pPr>
+        <w:spacing w:before="100" w:beforeAutospacing="1" w:after="100" w:afterAutospacing="1" w:line="240" w:lineRule="auto"/>
+        <w:jc w:val="both"/>
+        <w:outlineLvl w:val="0"/>
+        <w:rPr>
+          <w:rFonts w:ascii="Times New Roman" w:eastAsia="Times New Roman" w:hAnsi="Times New Roman" w:cs="Times New Roman"/>
+          <w:b/>
+          <w:bCs/>
+          <w:kern w:val="36"/>
+          <w:sz w:val="24"/>
+          <w:szCs w:val="24"/>
+        </w:rPr>
+      </w:pPr>
+      <w:r>
+        <w:rPr>
+          <w:rFonts w:ascii="Times New Roman" w:eastAsia="Times New Roman" w:hAnsi="Times New Roman" w:cs="Times New Roman"/>
+          <w:b/>
+          <w:bCs/>
+          <w:kern w:val="36"/>
+          <w:sz w:val="24"/>
+          <w:szCs w:val="24"/>
+        </w:rPr>
+        <w:t>5.2.8 CAPA Management Module</w:t>
+      </w:r>
+    </w:p>
+    <w:p>
+      <w:pPr>
+        <w:spacing w:before="100" w:beforeAutospacing="1" w:after="100" w:afterAutospacing="1" w:line="240" w:lineRule="auto"/>
+        <w:jc w:val="both"/>
+        <w:rPr>
+          <w:rFonts w:ascii="Times New Roman" w:eastAsia="Times New Roman" w:hAnsi="Times New Roman" w:cs="Times New Roman"/>
+          <w:sz w:val="24"/>
+          <w:szCs w:val="24"/>
+        </w:rPr>
+      </w:pPr>
+      <w:r>
+        <w:rPr>
+          <w:rFonts w:ascii="Times New Roman" w:eastAsia="Times New Roman" w:hAnsi="Times New Roman" w:cs="Times New Roman"/>
+          <w:sz w:val="24"/>
+          <w:szCs w:val="24"/>
+        </w:rPr>
+        <w:t>The Corrective and Preventive Action (CAPA) Management Module enables Safety Officers to create corrective and preventive action tasks after risks, incidents, or inspection findings are identified. CAPA tasks are assigned to technicians, monitored until completion, and verified before the asset's compliance status is updated.</w:t>
+      </w:r>
+    </w:p>
+    <w:p>
+      <w:pPr>
+        <w:spacing w:before="100" w:beforeAutospacing="1" w:after="100" w:afterAutospacing="1" w:line="240" w:lineRule="auto"/>
+        <w:jc w:val="both"/>
+        <w:rPr>
+          <w:rFonts w:ascii="Times New Roman" w:eastAsia="Times New Roman" w:hAnsi="Times New Roman" w:cs="Times New Roman"/>
+          <w:sz w:val="24"/>
+          <w:szCs w:val="24"/>
+        </w:rPr>
+      </w:pPr>
+      <w:r>
+        <w:rPr>
+          <w:rFonts w:ascii="Times New Roman" w:eastAsia="Times New Roman" w:hAnsi="Times New Roman" w:cs="Times New Roman"/>
+          <w:b/>
+          <w:bCs/>
+          <w:sz w:val="24"/>
+          <w:szCs w:val="24"/>
+        </w:rPr>
+        <w:t>Screenshot 5.8:</w:t>
+      </w:r>
+      <w:r>
+        <w:rPr>
+          <w:rFonts w:ascii="Times New Roman" w:eastAsia="Times New Roman" w:hAnsi="Times New Roman" w:cs="Times New Roman"/>
+          <w:sz w:val="24"/>
+          <w:szCs w:val="24"/>
+        </w:rPr>
+        <w:t xml:space="preserve"> CAPA Management Interface.</w:t>
+      </w:r>
+    </w:p>
+    <w:p>
+      <w:pPr>
+        <w:spacing w:before="100" w:beforeAutospacing="1" w:after="100" w:afterAutospacing="1" w:line="240" w:lineRule="auto"/>
+        <w:jc w:val="both"/>
+        <w:rPr>
+          <w:rFonts w:ascii="Times New Roman" w:eastAsia="Times New Roman" w:hAnsi="Times New Roman" w:cs="Times New Roman"/>
+          <w:sz w:val="24"/>
+          <w:szCs w:val="24"/>
+        </w:rPr>
+      </w:pPr>
+      <w:r>
+        <w:rPr>
+          <w:rFonts w:ascii="Times New Roman" w:eastAsia="Times New Roman" w:hAnsi="Times New Roman" w:cs="Times New Roman"/>
+          <w:i/>
+          <w:iCs/>
+          <w:sz w:val="24"/>
+          <w:szCs w:val="24"/>
+        </w:rPr>
+        <w:t>(Insert CAPA Screenshot)</w:t>
+      </w:r>
+    </w:p>
+    <w:p>
+      <w:pPr>
+        <w:spacing w:after="0" w:line="240" w:lineRule="auto"/>
+        <w:jc w:val="both"/>
+        <w:rPr>
+          <w:rFonts w:ascii="Times New Roman" w:eastAsia="Times New Roman" w:hAnsi="Times New Roman" w:cs="Times New Roman"/>
+          <w:sz w:val="24"/>
+          <w:szCs w:val="24"/>
+        </w:rPr>
+      </w:pPr>
+      <w:r>
+        <w:rPr>
+          <w:rFonts w:ascii="Times New Roman" w:eastAsia="Times New Roman" w:hAnsi="Times New Roman" w:cs="Times New Roman"/>
+          <w:sz w:val="24"/>
+          <w:szCs w:val="24"/>
+        </w:rPr>
+        <w:pict w14:anchorId="755B416B">
+          <v:rect id="_x0000_i1165" style="width:0;height:1.5pt" o:hralign="center" o:hrstd="t" o:hr="t" fillcolor="#a0a0a0" stroked="f"/>
+        </w:pict>
+      </w:r>
+    </w:p>
+    <w:p>
+      <w:pPr>
+        <w:spacing w:before="100" w:beforeAutospacing="1" w:after="100" w:afterAutospacing="1" w:line="240" w:lineRule="auto"/>
+        <w:jc w:val="both"/>
+        <w:outlineLvl w:val="0"/>
+        <w:rPr>
+          <w:rFonts w:ascii="Times New Roman" w:eastAsia="Times New Roman" w:hAnsi="Times New Roman" w:cs="Times New Roman"/>
+          <w:b/>
+          <w:bCs/>
+          <w:kern w:val="36"/>
+          <w:sz w:val="24"/>
+          <w:szCs w:val="24"/>
+        </w:rPr>
+      </w:pPr>
+      <w:r>
+        <w:rPr>
+          <w:rFonts w:ascii="Times New Roman" w:eastAsia="Times New Roman" w:hAnsi="Times New Roman" w:cs="Times New Roman"/>
+          <w:b/>
+          <w:bCs/>
+          <w:kern w:val="36"/>
+          <w:sz w:val="24"/>
+          <w:szCs w:val="24"/>
+        </w:rPr>
+        <w:t>5.2.9 Certification Management Module</w:t>
+      </w:r>
+    </w:p>
+    <w:p>
+      <w:pPr>
+        <w:spacing w:before="100" w:beforeAutospacing="1" w:after="100" w:afterAutospacing="1" w:line="240" w:lineRule="auto"/>
+        <w:jc w:val="both"/>
+        <w:rPr>
+          <w:rFonts w:ascii="Times New Roman" w:eastAsia="Times New Roman" w:hAnsi="Times New Roman" w:cs="Times New Roman"/>
+          <w:sz w:val="24"/>
+          <w:szCs w:val="24"/>
+        </w:rPr>
+      </w:pPr>
+      <w:r>
+        <w:rPr>
+          <w:rFonts w:ascii="Times New Roman" w:eastAsia="Times New Roman" w:hAnsi="Times New Roman" w:cs="Times New Roman"/>
+          <w:sz w:val="24"/>
+          <w:szCs w:val="24"/>
+        </w:rPr>
+        <w:t>The Certification Management Module manages statutory certificates, licences, permits, and inspection documents associated with facility assets. The system tracks certificate expiry dates, stores digital copies of documents, and automatically generates alerts to notify responsible users before certificates expire.</w:t>
+      </w:r>
+    </w:p>
+    <w:p>
+      <w:pPr>
+        <w:spacing w:before="100" w:beforeAutospacing="1" w:after="100" w:afterAutospacing="1" w:line="240" w:lineRule="auto"/>
+        <w:jc w:val="both"/>
+        <w:rPr>
+          <w:rFonts w:ascii="Times New Roman" w:eastAsia="Times New Roman" w:hAnsi="Times New Roman" w:cs="Times New Roman"/>
+          <w:sz w:val="24"/>
+          <w:szCs w:val="24"/>
+        </w:rPr>
+      </w:pPr>
+      <w:r>
+        <w:rPr>
+          <w:rFonts w:ascii="Times New Roman" w:eastAsia="Times New Roman" w:hAnsi="Times New Roman" w:cs="Times New Roman"/>
+          <w:b/>
+          <w:bCs/>
+          <w:sz w:val="24"/>
+          <w:szCs w:val="24"/>
+        </w:rPr>
+        <w:t>Screenshot 5.9:</w:t>
+      </w:r>
+      <w:r>
+        <w:rPr>
+          <w:rFonts w:ascii="Times New Roman" w:eastAsia="Times New Roman" w:hAnsi="Times New Roman" w:cs="Times New Roman"/>
+          <w:sz w:val="24"/>
+          <w:szCs w:val="24"/>
+        </w:rPr>
+        <w:t xml:space="preserve"> Certification Management Interface.</w:t>
+      </w:r>
+    </w:p>
+    <w:p>
+      <w:pPr>
+        <w:spacing w:before="100" w:beforeAutospacing="1" w:after="100" w:afterAutospacing="1" w:line="240" w:lineRule="auto"/>
+        <w:jc w:val="both"/>
+        <w:rPr>
+          <w:rFonts w:ascii="Times New Roman" w:eastAsia="Times New Roman" w:hAnsi="Times New Roman" w:cs="Times New Roman"/>
+          <w:sz w:val="24"/>
+          <w:szCs w:val="24"/>
+        </w:rPr>
+      </w:pPr>
+      <w:r>
+        <w:rPr>
+          <w:rFonts w:ascii="Times New Roman" w:eastAsia="Times New Roman" w:hAnsi="Times New Roman" w:cs="Times New Roman"/>
+          <w:i/>
+          <w:iCs/>
+          <w:sz w:val="24"/>
+          <w:szCs w:val="24"/>
+        </w:rPr>
+        <w:t>(Insert Certification Screenshot)</w:t>
+      </w:r>
+    </w:p>
+    <w:p>
+      <w:pPr>
+        <w:spacing w:after="0" w:line="240" w:lineRule="auto"/>
+        <w:jc w:val="both"/>
+        <w:rPr>
+          <w:rFonts w:ascii="Times New Roman" w:eastAsia="Times New Roman" w:hAnsi="Times New Roman" w:cs="Times New Roman"/>
+          <w:sz w:val="24"/>
+          <w:szCs w:val="24"/>
+        </w:rPr>
+      </w:pPr>
+      <w:r>
+        <w:rPr>
+          <w:rFonts w:ascii="Times New Roman" w:eastAsia="Times New Roman" w:hAnsi="Times New Roman" w:cs="Times New Roman"/>
+          <w:sz w:val="24"/>
+          <w:szCs w:val="24"/>
+        </w:rPr>
+        <w:pict w14:anchorId="48E99BA8">
+          <v:rect id="_x0000_i1166" style="width:0;height:1.5pt" o:hralign="center" o:hrstd="t" o:hr="t" fillcolor="#a0a0a0" stroked="f"/>
+        </w:pict>
+      </w:r>
+    </w:p>
+    <w:p>
+      <w:pPr>
+        <w:spacing w:before="100" w:beforeAutospacing="1" w:after="100" w:afterAutospacing="1" w:line="240" w:lineRule="auto"/>
+        <w:jc w:val="both"/>
+        <w:outlineLvl w:val="0"/>
+        <w:rPr>
+          <w:rFonts w:ascii="Times New Roman" w:eastAsia="Times New Roman" w:hAnsi="Times New Roman" w:cs="Times New Roman"/>
+          <w:b/>
+          <w:bCs/>
+          <w:kern w:val="36"/>
+          <w:sz w:val="24"/>
+          <w:szCs w:val="24"/>
+        </w:rPr>
+      </w:pPr>
+      <w:r>
+        <w:rPr>
+          <w:rFonts w:ascii="Times New Roman" w:eastAsia="Times New Roman" w:hAnsi="Times New Roman" w:cs="Times New Roman"/>
+          <w:b/>
+          <w:bCs/>
+          <w:kern w:val="36"/>
+          <w:sz w:val="24"/>
+          <w:szCs w:val="24"/>
+        </w:rPr>
+        <w:lastRenderedPageBreak/>
+        <w:t>5.2.10 Notification Module</w:t>
+      </w:r>
+    </w:p>
+    <w:p>
+      <w:pPr>
+        <w:spacing w:before="100" w:beforeAutospacing="1" w:after="100" w:afterAutospacing="1" w:line="240" w:lineRule="auto"/>
+        <w:jc w:val="both"/>
+        <w:rPr>
+          <w:rFonts w:ascii="Times New Roman" w:eastAsia="Times New Roman" w:hAnsi="Times New Roman" w:cs="Times New Roman"/>
+          <w:sz w:val="24"/>
+          <w:szCs w:val="24"/>
+        </w:rPr>
+      </w:pPr>
+      <w:r>
+        <w:rPr>
+          <w:rFonts w:ascii="Times New Roman" w:eastAsia="Times New Roman" w:hAnsi="Times New Roman" w:cs="Times New Roman"/>
+          <w:sz w:val="24"/>
+          <w:szCs w:val="24"/>
+        </w:rPr>
+        <w:t>The Notification Module automatically informs users about important events, including upcoming inspections, overdue CAPA tasks, expiring certificates, and newly assigned responsibilities. Notifications are delivered through the system interface to improve communication and ensure timely completion of compliance activities.</w:t>
+      </w:r>
+    </w:p>
+    <w:p>
+      <w:pPr>
+        <w:spacing w:before="100" w:beforeAutospacing="1" w:after="100" w:afterAutospacing="1" w:line="240" w:lineRule="auto"/>
+        <w:jc w:val="both"/>
+        <w:rPr>
+          <w:rFonts w:ascii="Times New Roman" w:eastAsia="Times New Roman" w:hAnsi="Times New Roman" w:cs="Times New Roman"/>
+          <w:sz w:val="24"/>
+          <w:szCs w:val="24"/>
+        </w:rPr>
+      </w:pPr>
+      <w:r>
+        <w:rPr>
+          <w:rFonts w:ascii="Times New Roman" w:eastAsia="Times New Roman" w:hAnsi="Times New Roman" w:cs="Times New Roman"/>
+          <w:b/>
+          <w:bCs/>
+          <w:sz w:val="24"/>
+          <w:szCs w:val="24"/>
+        </w:rPr>
+        <w:t>Screenshot 5.10:</w:t>
+      </w:r>
+      <w:r>
+        <w:rPr>
+          <w:rFonts w:ascii="Times New Roman" w:eastAsia="Times New Roman" w:hAnsi="Times New Roman" w:cs="Times New Roman"/>
+          <w:sz w:val="24"/>
+          <w:szCs w:val="24"/>
+        </w:rPr>
+        <w:t xml:space="preserve"> Notification Interface.</w:t>
+      </w:r>
+    </w:p>
+    <w:p>
+      <w:pPr>
+        <w:spacing w:before="100" w:beforeAutospacing="1" w:after="100" w:afterAutospacing="1" w:line="240" w:lineRule="auto"/>
+        <w:jc w:val="both"/>
+        <w:rPr>
+          <w:rFonts w:ascii="Times New Roman" w:eastAsia="Times New Roman" w:hAnsi="Times New Roman" w:cs="Times New Roman"/>
+          <w:sz w:val="24"/>
+          <w:szCs w:val="24"/>
+        </w:rPr>
+      </w:pPr>
+      <w:r>
+        <w:rPr>
+          <w:rFonts w:ascii="Times New Roman" w:eastAsia="Times New Roman" w:hAnsi="Times New Roman" w:cs="Times New Roman"/>
+          <w:i/>
+          <w:iCs/>
+          <w:sz w:val="24"/>
+          <w:szCs w:val="24"/>
+        </w:rPr>
+        <w:t>(Insert Notification Screenshot)</w:t>
+      </w:r>
+    </w:p>
+    <w:p>
+      <w:pPr>
+        <w:spacing w:after="0" w:line="240" w:lineRule="auto"/>
+        <w:jc w:val="both"/>
+        <w:rPr>
+          <w:rFonts w:ascii="Times New Roman" w:eastAsia="Times New Roman" w:hAnsi="Times New Roman" w:cs="Times New Roman"/>
+          <w:sz w:val="24"/>
+          <w:szCs w:val="24"/>
+        </w:rPr>
+      </w:pPr>
+      <w:r>
+        <w:rPr>
+          <w:rFonts w:ascii="Times New Roman" w:eastAsia="Times New Roman" w:hAnsi="Times New Roman" w:cs="Times New Roman"/>
+          <w:sz w:val="24"/>
+          <w:szCs w:val="24"/>
+        </w:rPr>
+        <w:pict w14:anchorId="45056A8D">
+          <v:rect id="_x0000_i1167" style="width:0;height:1.5pt" o:hralign="center" o:hrstd="t" o:hr="t" fillcolor="#a0a0a0" stroked="f"/>
+        </w:pict>
+      </w:r>
+    </w:p>
+    <w:p>
+      <w:pPr>
+        <w:spacing w:before="100" w:beforeAutospacing="1" w:after="100" w:afterAutospacing="1" w:line="240" w:lineRule="auto"/>
+        <w:jc w:val="both"/>
+        <w:outlineLvl w:val="0"/>
+        <w:rPr>
+          <w:rFonts w:ascii="Times New Roman" w:eastAsia="Times New Roman" w:hAnsi="Times New Roman" w:cs="Times New Roman"/>
+          <w:b/>
+          <w:bCs/>
+          <w:kern w:val="36"/>
+          <w:sz w:val="24"/>
+          <w:szCs w:val="24"/>
+        </w:rPr>
+      </w:pPr>
+      <w:r>
+        <w:rPr>
+          <w:rFonts w:ascii="Times New Roman" w:eastAsia="Times New Roman" w:hAnsi="Times New Roman" w:cs="Times New Roman"/>
+          <w:b/>
+          <w:bCs/>
+          <w:kern w:val="36"/>
+          <w:sz w:val="24"/>
+          <w:szCs w:val="24"/>
+        </w:rPr>
+        <w:t>5.2.11 Reports Module</w:t>
+      </w:r>
+    </w:p>
+    <w:p>
+      <w:pPr>
+        <w:spacing w:before="100" w:beforeAutospacing="1" w:after="100" w:afterAutospacing="1" w:line="240" w:lineRule="auto"/>
+        <w:jc w:val="both"/>
+        <w:rPr>
+          <w:rFonts w:ascii="Times New Roman" w:eastAsia="Times New Roman" w:hAnsi="Times New Roman" w:cs="Times New Roman"/>
+          <w:sz w:val="24"/>
+          <w:szCs w:val="24"/>
+        </w:rPr>
+      </w:pPr>
+      <w:r>
+        <w:rPr>
+          <w:rFonts w:ascii="Times New Roman" w:eastAsia="Times New Roman" w:hAnsi="Times New Roman" w:cs="Times New Roman"/>
+          <w:sz w:val="24"/>
+          <w:szCs w:val="24"/>
+        </w:rPr>
+        <w:t>The Reports Module generates comprehensive reports on inspections, compliance status, incidents, risk assessments, CAPA activities, and certification records. These reports assist management in monitoring system performance, supporting audits, and making informed decisions regarding facility safety.</w:t>
+      </w:r>
+    </w:p>
+    <w:p>
+      <w:pPr>
+        <w:spacing w:before="100" w:beforeAutospacing="1" w:after="100" w:afterAutospacing="1" w:line="240" w:lineRule="auto"/>
+        <w:jc w:val="both"/>
+        <w:rPr>
+          <w:rFonts w:ascii="Times New Roman" w:eastAsia="Times New Roman" w:hAnsi="Times New Roman" w:cs="Times New Roman"/>
+          <w:sz w:val="24"/>
+          <w:szCs w:val="24"/>
+        </w:rPr>
+      </w:pPr>
+      <w:r>
+        <w:rPr>
+          <w:rFonts w:ascii="Times New Roman" w:eastAsia="Times New Roman" w:hAnsi="Times New Roman" w:cs="Times New Roman"/>
+          <w:b/>
+          <w:bCs/>
+          <w:sz w:val="24"/>
+          <w:szCs w:val="24"/>
+        </w:rPr>
+        <w:t>Screenshot 5.11:</w:t>
+      </w:r>
+      <w:r>
+        <w:rPr>
+          <w:rFonts w:ascii="Times New Roman" w:eastAsia="Times New Roman" w:hAnsi="Times New Roman" w:cs="Times New Roman"/>
+          <w:sz w:val="24"/>
+          <w:szCs w:val="24"/>
+        </w:rPr>
+        <w:t xml:space="preserve"> Reports Interface.</w:t>
+      </w:r>
+    </w:p>
+    <w:p>
+      <w:pPr>
+        <w:spacing w:before="100" w:beforeAutospacing="1" w:after="100" w:afterAutospacing="1" w:line="240" w:lineRule="auto"/>
+        <w:jc w:val="both"/>
+        <w:rPr>
+          <w:rFonts w:ascii="Times New Roman" w:eastAsia="Times New Roman" w:hAnsi="Times New Roman" w:cs="Times New Roman"/>
+          <w:sz w:val="24"/>
+          <w:szCs w:val="24"/>
+        </w:rPr>
+      </w:pPr>
+      <w:r>
+        <w:rPr>
+          <w:rFonts w:ascii="Times New Roman" w:eastAsia="Times New Roman" w:hAnsi="Times New Roman" w:cs="Times New Roman"/>
+          <w:i/>
+          <w:iCs/>
+          <w:sz w:val="24"/>
+          <w:szCs w:val="24"/>
+        </w:rPr>
+        <w:t>(Insert Reports Screenshot)</w:t>
+      </w:r>
+    </w:p>
+    <w:p>
+      <w:pPr>
+        <w:spacing w:before="100" w:beforeAutospacing="1" w:after="100" w:afterAutospacing="1" w:line="240" w:lineRule="auto"/>
+        <w:outlineLvl w:val="0"/>
+        <w:rPr>
+          <w:rFonts w:ascii="Times New Roman" w:eastAsia="Times New Roman" w:hAnsi="Times New Roman" w:cs="Times New Roman"/>
+          <w:b/>
+          <w:bCs/>
+          <w:kern w:val="36"/>
+          <w:sz w:val="48"/>
+          <w:szCs w:val="48"/>
+        </w:rPr>
+      </w:pPr>
+      <w:r>
+        <w:rPr>
+          <w:rFonts w:ascii="Times New Roman" w:eastAsia="Times New Roman" w:hAnsi="Times New Roman" w:cs="Times New Roman"/>
+          <w:b/>
+          <w:bCs/>
+          <w:kern w:val="36"/>
+          <w:sz w:val="48"/>
+          <w:szCs w:val="48"/>
+        </w:rPr>
+        <w:t>5.3 Testing</w:t>
+      </w:r>
+    </w:p>
+    <w:p>
+      <w:pPr>
+        <w:spacing w:before="100" w:beforeAutospacing="1" w:after="100" w:afterAutospacing="1" w:line="240" w:lineRule="auto"/>
+        <w:rPr>
+          <w:rFonts w:ascii="Times New Roman" w:eastAsia="Times New Roman" w:hAnsi="Times New Roman" w:cs="Times New Roman"/>
+          <w:sz w:val="24"/>
+          <w:szCs w:val="24"/>
+        </w:rPr>
+      </w:pPr>
+      <w:r>
+        <w:rPr>
+          <w:rFonts w:ascii="Times New Roman" w:eastAsia="Times New Roman" w:hAnsi="Times New Roman" w:cs="Times New Roman"/>
+          <w:sz w:val="24"/>
+          <w:szCs w:val="24"/>
+        </w:rPr>
+        <w:t xml:space="preserve">Testing is the process of evaluating a software system to determine whether it meets the specified requirements and functions correctly under different conditions. According to Sommerville (2016), software testing is performed to identify defects, verify that system components operate as expected, and ensure the overall quality and reliability of the software. In this study, </w:t>
+      </w:r>
+      <w:r>
+        <w:rPr>
+          <w:rFonts w:ascii="Times New Roman" w:eastAsia="Times New Roman" w:hAnsi="Times New Roman" w:cs="Times New Roman"/>
+          <w:b/>
+          <w:bCs/>
+          <w:sz w:val="24"/>
+          <w:szCs w:val="24"/>
+        </w:rPr>
+        <w:t>Unit Testing</w:t>
+      </w:r>
+      <w:r>
+        <w:rPr>
+          <w:rFonts w:ascii="Times New Roman" w:eastAsia="Times New Roman" w:hAnsi="Times New Roman" w:cs="Times New Roman"/>
+          <w:sz w:val="24"/>
+          <w:szCs w:val="24"/>
+        </w:rPr>
+        <w:t xml:space="preserve">, </w:t>
+      </w:r>
+      <w:r>
+        <w:rPr>
+          <w:rFonts w:ascii="Times New Roman" w:eastAsia="Times New Roman" w:hAnsi="Times New Roman" w:cs="Times New Roman"/>
+          <w:b/>
+          <w:bCs/>
+          <w:sz w:val="24"/>
+          <w:szCs w:val="24"/>
+        </w:rPr>
+        <w:t>Integration Testing</w:t>
+      </w:r>
+      <w:r>
+        <w:rPr>
+          <w:rFonts w:ascii="Times New Roman" w:eastAsia="Times New Roman" w:hAnsi="Times New Roman" w:cs="Times New Roman"/>
+          <w:sz w:val="24"/>
+          <w:szCs w:val="24"/>
+        </w:rPr>
+        <w:t xml:space="preserve">, </w:t>
+      </w:r>
+      <w:r>
+        <w:rPr>
+          <w:rFonts w:ascii="Times New Roman" w:eastAsia="Times New Roman" w:hAnsi="Times New Roman" w:cs="Times New Roman"/>
+          <w:b/>
+          <w:bCs/>
+          <w:sz w:val="24"/>
+          <w:szCs w:val="24"/>
+        </w:rPr>
+        <w:t>System Testing</w:t>
+      </w:r>
+      <w:r>
+        <w:rPr>
+          <w:rFonts w:ascii="Times New Roman" w:eastAsia="Times New Roman" w:hAnsi="Times New Roman" w:cs="Times New Roman"/>
+          <w:sz w:val="24"/>
+          <w:szCs w:val="24"/>
+        </w:rPr>
+        <w:t xml:space="preserve">, and </w:t>
+      </w:r>
+      <w:r>
+        <w:rPr>
+          <w:rFonts w:ascii="Times New Roman" w:eastAsia="Times New Roman" w:hAnsi="Times New Roman" w:cs="Times New Roman"/>
+          <w:b/>
+          <w:bCs/>
+          <w:sz w:val="24"/>
+          <w:szCs w:val="24"/>
+        </w:rPr>
+        <w:t>Black-box Testing</w:t>
+      </w:r>
+      <w:r>
+        <w:rPr>
+          <w:rFonts w:ascii="Times New Roman" w:eastAsia="Times New Roman" w:hAnsi="Times New Roman" w:cs="Times New Roman"/>
+          <w:sz w:val="24"/>
+          <w:szCs w:val="24"/>
+        </w:rPr>
+        <w:t xml:space="preserve"> were conducted to verify the functionality, integration, performance, and correctness of the proposed Facility Compliance and Safety Management System. These testing methods were selected because they ensure that individual modules, integrated components, and the complete system function correctly while satisfying the specified functional requirements.</w:t>
+      </w:r>
+    </w:p>
+    <w:p>
+      <w:pPr>
+        <w:spacing w:after="0" w:line="240" w:lineRule="auto"/>
+        <w:rPr>
+          <w:rFonts w:ascii="Times New Roman" w:eastAsia="Times New Roman" w:hAnsi="Times New Roman" w:cs="Times New Roman"/>
+          <w:sz w:val="24"/>
+          <w:szCs w:val="24"/>
+        </w:rPr>
+      </w:pPr>
+      <w:r>
+        <w:rPr>
+          <w:rFonts w:ascii="Times New Roman" w:eastAsia="Times New Roman" w:hAnsi="Times New Roman" w:cs="Times New Roman"/>
+          <w:sz w:val="24"/>
+          <w:szCs w:val="24"/>
+        </w:rPr>
+        <w:pict w14:anchorId="2BE24599">
+          <v:rect id="_x0000_i1231" style="width:0;height:1.5pt" o:hralign="center" o:hrstd="t" o:hr="t" fillcolor="#a0a0a0" stroked="f"/>
+        </w:pict>
+      </w:r>
+    </w:p>
+    <w:p>
+      <w:pPr>
+        <w:spacing w:before="100" w:beforeAutospacing="1" w:after="100" w:afterAutospacing="1" w:line="240" w:lineRule="auto"/>
+        <w:outlineLvl w:val="0"/>
+        <w:rPr>
+          <w:rFonts w:ascii="Times New Roman" w:eastAsia="Times New Roman" w:hAnsi="Times New Roman" w:cs="Times New Roman"/>
+          <w:b/>
+          <w:bCs/>
+          <w:kern w:val="36"/>
+          <w:sz w:val="48"/>
+          <w:szCs w:val="48"/>
+        </w:rPr>
+      </w:pPr>
+      <w:r>
+        <w:rPr>
+          <w:rFonts w:ascii="Times New Roman" w:eastAsia="Times New Roman" w:hAnsi="Times New Roman" w:cs="Times New Roman"/>
+          <w:b/>
+          <w:bCs/>
+          <w:kern w:val="36"/>
+          <w:sz w:val="48"/>
+          <w:szCs w:val="48"/>
+        </w:rPr>
+        <w:t>5.3.1 Unit Testing</w:t>
+      </w:r>
+    </w:p>
+    <w:p>
+      <w:pPr>
+        <w:spacing w:before="100" w:beforeAutospacing="1" w:after="100" w:afterAutospacing="1" w:line="240" w:lineRule="auto"/>
+        <w:rPr>
+          <w:rFonts w:ascii="Times New Roman" w:eastAsia="Times New Roman" w:hAnsi="Times New Roman" w:cs="Times New Roman"/>
+          <w:sz w:val="24"/>
+          <w:szCs w:val="24"/>
+        </w:rPr>
+      </w:pPr>
+      <w:r>
+        <w:rPr>
+          <w:rFonts w:ascii="Times New Roman" w:eastAsia="Times New Roman" w:hAnsi="Times New Roman" w:cs="Times New Roman"/>
+          <w:sz w:val="24"/>
+          <w:szCs w:val="24"/>
+        </w:rPr>
+        <w:t>Unit testing is a software testing technique in which individual components or modules are tested independently to verify that each unit performs its intended function correctly (Pressman &amp; Maxim, 2020). In this study, unit testing was performed on individual modules such as user authentication, asset management, inspection management, risk assessment, incident reporting, CAPA management, certification management, and notification services. The objective was to ensure that each module functioned correctly before integrating it with other system components.</w:t>
+      </w:r>
+    </w:p>
+    <w:p>
+      <w:pPr>
+        <w:spacing w:after="0" w:line="240" w:lineRule="auto"/>
+        <w:rPr>
+          <w:rFonts w:ascii="Times New Roman" w:eastAsia="Times New Roman" w:hAnsi="Times New Roman" w:cs="Times New Roman"/>
+          <w:sz w:val="24"/>
+          <w:szCs w:val="24"/>
+        </w:rPr>
+      </w:pPr>
+      <w:r>
+        <w:rPr>
+          <w:rFonts w:ascii="Times New Roman" w:eastAsia="Times New Roman" w:hAnsi="Times New Roman" w:cs="Times New Roman"/>
+          <w:sz w:val="24"/>
+          <w:szCs w:val="24"/>
+        </w:rPr>
+        <w:pict w14:anchorId="2294C40B">
+          <v:rect id="_x0000_i1232" style="width:0;height:1.5pt" o:hralign="center" o:hrstd="t" o:hr="t" fillcolor="#a0a0a0" stroked="f"/>
+        </w:pict>
+      </w:r>
+    </w:p>
+    <w:p>
+      <w:pPr>
+        <w:spacing w:before="100" w:beforeAutospacing="1" w:after="100" w:afterAutospacing="1" w:line="240" w:lineRule="auto"/>
+        <w:outlineLvl w:val="0"/>
+        <w:rPr>
+          <w:rFonts w:ascii="Times New Roman" w:eastAsia="Times New Roman" w:hAnsi="Times New Roman" w:cs="Times New Roman"/>
+          <w:b/>
+          <w:bCs/>
+          <w:kern w:val="36"/>
+          <w:sz w:val="48"/>
+          <w:szCs w:val="48"/>
+        </w:rPr>
+      </w:pPr>
+      <w:r>
+        <w:rPr>
+          <w:rFonts w:ascii="Times New Roman" w:eastAsia="Times New Roman" w:hAnsi="Times New Roman" w:cs="Times New Roman"/>
+          <w:b/>
+          <w:bCs/>
+          <w:kern w:val="36"/>
+          <w:sz w:val="48"/>
+          <w:szCs w:val="48"/>
+        </w:rPr>
+        <w:lastRenderedPageBreak/>
+        <w:t>5.3.2 Integration Testing</w:t>
+      </w:r>
+    </w:p>
+    <w:p>
+      <w:pPr>
+        <w:spacing w:before="100" w:beforeAutospacing="1" w:after="100" w:afterAutospacing="1" w:line="240" w:lineRule="auto"/>
+        <w:rPr>
+          <w:rFonts w:ascii="Times New Roman" w:eastAsia="Times New Roman" w:hAnsi="Times New Roman" w:cs="Times New Roman"/>
+          <w:sz w:val="24"/>
+          <w:szCs w:val="24"/>
+        </w:rPr>
+      </w:pPr>
+      <w:r>
+        <w:rPr>
+          <w:rFonts w:ascii="Times New Roman" w:eastAsia="Times New Roman" w:hAnsi="Times New Roman" w:cs="Times New Roman"/>
+          <w:sz w:val="24"/>
+          <w:szCs w:val="24"/>
+        </w:rPr>
+        <w:t>Integration testing is the process of testing the interaction between multiple software modules to ensure they communicate and exchange data correctly (Sommerville, 2016). This testing was conducted after successful unit testing to verify that modules such as inspection management, compliance tracking, CAPA management, and certification management worked together without errors. The test confirmed that data generated in one module was correctly shared and processed by related modules.</w:t>
+      </w:r>
+    </w:p>
+    <w:p>
+      <w:pPr>
+        <w:spacing w:after="0" w:line="240" w:lineRule="auto"/>
+        <w:rPr>
+          <w:rFonts w:ascii="Times New Roman" w:eastAsia="Times New Roman" w:hAnsi="Times New Roman" w:cs="Times New Roman"/>
+          <w:sz w:val="24"/>
+          <w:szCs w:val="24"/>
+        </w:rPr>
+      </w:pPr>
+      <w:r>
+        <w:rPr>
+          <w:rFonts w:ascii="Times New Roman" w:eastAsia="Times New Roman" w:hAnsi="Times New Roman" w:cs="Times New Roman"/>
+          <w:sz w:val="24"/>
+          <w:szCs w:val="24"/>
+        </w:rPr>
+        <w:pict w14:anchorId="40319C15">
+          <v:rect id="_x0000_i1233" style="width:0;height:1.5pt" o:hralign="center" o:hrstd="t" o:hr="t" fillcolor="#a0a0a0" stroked="f"/>
+        </w:pict>
+      </w:r>
+    </w:p>
+    <w:p>
+      <w:pPr>
+        <w:spacing w:before="100" w:beforeAutospacing="1" w:after="100" w:afterAutospacing="1" w:line="240" w:lineRule="auto"/>
+        <w:outlineLvl w:val="0"/>
+        <w:rPr>
+          <w:rFonts w:ascii="Times New Roman" w:eastAsia="Times New Roman" w:hAnsi="Times New Roman" w:cs="Times New Roman"/>
+          <w:b/>
+          <w:bCs/>
+          <w:kern w:val="36"/>
+          <w:sz w:val="48"/>
+          <w:szCs w:val="48"/>
+        </w:rPr>
+      </w:pPr>
+      <w:r>
+        <w:rPr>
+          <w:rFonts w:ascii="Times New Roman" w:eastAsia="Times New Roman" w:hAnsi="Times New Roman" w:cs="Times New Roman"/>
+          <w:b/>
+          <w:bCs/>
+          <w:kern w:val="36"/>
+          <w:sz w:val="48"/>
+          <w:szCs w:val="48"/>
+        </w:rPr>
+        <w:t>5.3.3 System Testing</w:t>
+      </w:r>
+    </w:p>
+    <w:p>
+      <w:pPr>
+        <w:spacing w:before="100" w:beforeAutospacing="1" w:after="100" w:afterAutospacing="1" w:line="240" w:lineRule="auto"/>
+        <w:rPr>
+          <w:rFonts w:ascii="Times New Roman" w:eastAsia="Times New Roman" w:hAnsi="Times New Roman" w:cs="Times New Roman"/>
+          <w:sz w:val="24"/>
+          <w:szCs w:val="24"/>
+        </w:rPr>
+      </w:pPr>
+      <w:r>
+        <w:rPr>
+          <w:rFonts w:ascii="Times New Roman" w:eastAsia="Times New Roman" w:hAnsi="Times New Roman" w:cs="Times New Roman"/>
+          <w:sz w:val="24"/>
+          <w:szCs w:val="24"/>
+        </w:rPr>
+        <w:t>System testing evaluates the complete and integrated software system to verify that it satisfies all specified functional and non-functional requirements (Pressman &amp; Maxim, 2020). In this study, the entire Facility Compliance and Safety Management System was tested to ensure that all modules operated correctly as a unified system. The testing verified user authentication, asset management, inspections, risk assessment, incident management, CAPA workflows, compliance tracking, certification management, and reporting functionalities.</w:t>
+      </w:r>
+    </w:p>
+    <w:p>
+      <w:pPr>
+        <w:spacing w:after="0" w:line="240" w:lineRule="auto"/>
+        <w:rPr>
+          <w:rFonts w:ascii="Times New Roman" w:eastAsia="Times New Roman" w:hAnsi="Times New Roman" w:cs="Times New Roman"/>
+          <w:sz w:val="24"/>
+          <w:szCs w:val="24"/>
+        </w:rPr>
+      </w:pPr>
+      <w:r>
+        <w:rPr>
+          <w:rFonts w:ascii="Times New Roman" w:eastAsia="Times New Roman" w:hAnsi="Times New Roman" w:cs="Times New Roman"/>
+          <w:sz w:val="24"/>
+          <w:szCs w:val="24"/>
+        </w:rPr>
+        <w:pict w14:anchorId="4A3DB369">
+          <v:rect id="_x0000_i1234" style="width:0;height:1.5pt" o:hralign="center" o:hrstd="t" o:hr="t" fillcolor="#a0a0a0" stroked="f"/>
+        </w:pict>
+      </w:r>
+    </w:p>
+    <w:p>
+      <w:pPr>
+        <w:spacing w:before="100" w:beforeAutospacing="1" w:after="100" w:afterAutospacing="1" w:line="240" w:lineRule="auto"/>
+        <w:outlineLvl w:val="0"/>
+        <w:rPr>
+          <w:rFonts w:ascii="Times New Roman" w:eastAsia="Times New Roman" w:hAnsi="Times New Roman" w:cs="Times New Roman"/>
+          <w:b/>
+          <w:bCs/>
+          <w:kern w:val="36"/>
+          <w:sz w:val="48"/>
+          <w:szCs w:val="48"/>
+        </w:rPr>
+      </w:pPr>
+      <w:r>
+        <w:rPr>
+          <w:rFonts w:ascii="Times New Roman" w:eastAsia="Times New Roman" w:hAnsi="Times New Roman" w:cs="Times New Roman"/>
+          <w:b/>
+          <w:bCs/>
+          <w:kern w:val="36"/>
+          <w:sz w:val="48"/>
+          <w:szCs w:val="48"/>
+        </w:rPr>
+        <w:t>5.3.4 Black-box Testing</w:t>
+      </w:r>
+    </w:p>
+    <w:p>
+      <w:pPr>
+        <w:spacing w:before="100" w:beforeAutospacing="1" w:after="100" w:afterAutospacing="1" w:line="240" w:lineRule="auto"/>
+        <w:rPr>
+          <w:rFonts w:ascii="Times New Roman" w:eastAsia="Times New Roman" w:hAnsi="Times New Roman" w:cs="Times New Roman"/>
+          <w:sz w:val="24"/>
+          <w:szCs w:val="24"/>
+        </w:rPr>
+      </w:pPr>
+      <w:r>
+        <w:rPr>
+          <w:rFonts w:ascii="Times New Roman" w:eastAsia="Times New Roman" w:hAnsi="Times New Roman" w:cs="Times New Roman"/>
+          <w:sz w:val="24"/>
+          <w:szCs w:val="24"/>
+        </w:rPr>
+        <w:t>Black-box testing is a software testing method that evaluates the functionality of a system without considering its internal code or implementation (Sommerville, 2016). The tester provides valid and invalid inputs and verifies whether the outputs match the expected results. This testing method was used because the primary objective of the study was to verify that the implemented system met the specified user requirements and performed all expected functions correctly.</w:t>
+      </w:r>
+    </w:p>
+    <w:p>
+      <w:pPr>
+        <w:spacing w:after="0" w:line="240" w:lineRule="auto"/>
+        <w:rPr>
+          <w:rFonts w:ascii="Times New Roman" w:eastAsia="Times New Roman" w:hAnsi="Times New Roman" w:cs="Times New Roman"/>
+          <w:sz w:val="24"/>
+          <w:szCs w:val="24"/>
+        </w:rPr>
+      </w:pPr>
+      <w:r>
+        <w:rPr>
+          <w:rFonts w:ascii="Times New Roman" w:eastAsia="Times New Roman" w:hAnsi="Times New Roman" w:cs="Times New Roman"/>
+          <w:sz w:val="24"/>
+          <w:szCs w:val="24"/>
+        </w:rPr>
+        <w:pict w14:anchorId="3C189E8F">
+          <v:rect id="_x0000_i1235" style="width:0;height:1.5pt" o:hralign="center" o:hrstd="t" o:hr="t" fillcolor="#a0a0a0" stroked="f"/>
+        </w:pict>
+      </w:r>
+    </w:p>
+    <w:p>
+      <w:pPr>
+        <w:spacing w:before="100" w:beforeAutospacing="1" w:after="100" w:afterAutospacing="1" w:line="240" w:lineRule="auto"/>
+        <w:outlineLvl w:val="0"/>
+        <w:rPr>
+          <w:rFonts w:ascii="Times New Roman" w:eastAsia="Times New Roman" w:hAnsi="Times New Roman" w:cs="Times New Roman"/>
+          <w:b/>
+          <w:bCs/>
+          <w:kern w:val="36"/>
+          <w:sz w:val="48"/>
+          <w:szCs w:val="48"/>
+        </w:rPr>
+      </w:pPr>
+      <w:r>
+        <w:rPr>
+          <w:rFonts w:ascii="Times New Roman" w:eastAsia="Times New Roman" w:hAnsi="Times New Roman" w:cs="Times New Roman"/>
+          <w:b/>
+          <w:bCs/>
+          <w:kern w:val="36"/>
+          <w:sz w:val="48"/>
+          <w:szCs w:val="48"/>
+        </w:rPr>
+        <w:t>5.3.5 Functional Testing</w:t>
+      </w:r>
+    </w:p>
+    <w:p>
+      <w:pPr>
+        <w:spacing w:before="100" w:beforeAutospacing="1" w:after="100" w:afterAutospacing="1" w:line="240" w:lineRule="auto"/>
+        <w:rPr>
+          <w:rFonts w:ascii="Times New Roman" w:eastAsia="Times New Roman" w:hAnsi="Times New Roman" w:cs="Times New Roman"/>
+          <w:sz w:val="24"/>
+          <w:szCs w:val="24"/>
+        </w:rPr>
+      </w:pPr>
+      <w:r>
+        <w:rPr>
+          <w:rFonts w:ascii="Times New Roman" w:eastAsia="Times New Roman" w:hAnsi="Times New Roman" w:cs="Times New Roman"/>
+          <w:sz w:val="24"/>
+          <w:szCs w:val="24"/>
+        </w:rPr>
+        <w:t>Functional testing was conducted to verify that each functional requirement of the proposed system produced the expected output. Table 5.1 presents the functional requirements, expected outcomes, and actual test results.</w:t>
+      </w:r>
+    </w:p>
+    <w:p>
+      <w:pPr>
+        <w:spacing w:before="100" w:beforeAutospacing="1" w:after="100" w:afterAutospacing="1" w:line="240" w:lineRule="auto"/>
+        <w:outlineLvl w:val="2"/>
+        <w:rPr>
+          <w:rFonts w:ascii="Times New Roman" w:eastAsia="Times New Roman" w:hAnsi="Times New Roman" w:cs="Times New Roman"/>
+          <w:b/>
+          <w:bCs/>
+          <w:sz w:val="27"/>
+          <w:szCs w:val="27"/>
+        </w:rPr>
+      </w:pPr>
+      <w:r>
+        <w:rPr>
+          <w:rFonts w:ascii="Times New Roman" w:eastAsia="Times New Roman" w:hAnsi="Times New Roman" w:cs="Times New Roman"/>
+          <w:b/>
+          <w:bCs/>
+          <w:sz w:val="27"/>
+          <w:szCs w:val="27"/>
+        </w:rPr>
+        <w:t>Table 5.1: Functional Testing Results</w:t>
+      </w:r>
+    </w:p>
+    <w:tbl>
+      <w:tblPr>
+        <w:tblStyle w:val="PlainTable3"/>
+        <w:tblW w:w="4994" w:type="pct"/>
+        <w:tblLayout w:type="fixed"/>
+        <w:tblLook w:val="04A0" w:firstRow="1" w:lastRow="0" w:firstColumn="1" w:lastColumn="0" w:noHBand="0" w:noVBand="1"/>
+      </w:tblPr>
+      <w:tblGrid>
+        <w:gridCol w:w="9015"/>
+      </w:tblGrid>
+      <w:tr>
+        <w:trPr>
+          <w:cnfStyle w:val="100000000000" w:firstRow="1" w:lastRow="0" w:firstColumn="0" w:lastColumn="0" w:oddVBand="0" w:evenVBand="0" w:oddHBand="0" w:evenHBand="0" w:firstRowFirstColumn="0" w:firstRowLastColumn="0" w:lastRowFirstColumn="0" w:lastRowLastColumn="0"/>
+        </w:trPr>
+        <w:tc>
+          <w:tcPr>
+            <w:cnfStyle w:val="001000000100" w:firstRow="0" w:lastRow="0" w:firstColumn="1" w:lastColumn="0" w:oddVBand="0" w:evenVBand="0" w:oddHBand="0" w:evenHBand="0" w:firstRowFirstColumn="1" w:firstRowLastColumn="0" w:lastRowFirstColumn="0" w:lastRowLastColumn="0"/>
+            <w:tcW w:w="5000" w:type="pct"/>
+          </w:tcPr>
+          <w:tbl>
+            <w:tblPr>
+              <w:tblW w:w="0" w:type="auto"/>
+              <w:tblCellSpacing w:w="15" w:type="dxa"/>
+              <w:tblBorders>
+                <w:top w:val="dotted" w:sz="4" w:space="0" w:color="auto"/>
+                <w:left w:val="dotted" w:sz="4" w:space="0" w:color="auto"/>
+                <w:bottom w:val="dotted" w:sz="4" w:space="0" w:color="auto"/>
+                <w:right w:val="dotted" w:sz="4" w:space="0" w:color="auto"/>
+                <w:insideH w:val="dotted" w:sz="4" w:space="0" w:color="auto"/>
+                <w:insideV w:val="dotted" w:sz="4" w:space="0" w:color="auto"/>
+              </w:tblBorders>
+              <w:tblLayout w:type="fixed"/>
+              <w:tblCellMar>
+                <w:top w:w="15" w:type="dxa"/>
+                <w:left w:w="15" w:type="dxa"/>
+                <w:bottom w:w="15" w:type="dxa"/>
+                <w:right w:w="15" w:type="dxa"/>
+              </w:tblCellMar>
+              <w:tblLook w:val="04A0" w:firstRow="1" w:lastRow="0" w:firstColumn="1" w:lastColumn="0" w:noHBand="0" w:noVBand="1"/>
+            </w:tblPr>
+            <w:tblGrid>
+              <w:gridCol w:w="449"/>
+              <w:gridCol w:w="2169"/>
+              <w:gridCol w:w="5126"/>
+              <w:gridCol w:w="1055"/>
+            </w:tblGrid>
+            <w:tr>
+              <w:trPr>
+                <w:tblHeader/>
+                <w:tblCellSpacing w:w="15" w:type="dxa"/>
+              </w:trPr>
+              <w:tc>
+                <w:tcPr>
+                  <w:tcW w:w="404" w:type="dxa"/>
+                  <w:vAlign w:val="center"/>
+                  <w:hideMark/>
+                </w:tcPr>
+                <w:p>
+                  <w:r>
+                    <w:t>S/N</w:t>
+                  </w:r>
+                </w:p>
+              </w:tc>
+              <w:tc>
+                <w:tcPr>
+                  <w:tcW w:w="2139" w:type="dxa"/>
+                  <w:vAlign w:val="center"/>
+                  <w:hideMark/>
+                </w:tcPr>
+                <w:p>
+                  <w:r>
+                    <w:t>Functional Requirement</w:t>
+                  </w:r>
+                </w:p>
+              </w:tc>
+              <w:tc>
+                <w:tcPr>
+                  <w:tcW w:w="5096" w:type="dxa"/>
+                  <w:vAlign w:val="center"/>
+                  <w:hideMark/>
+                </w:tcPr>
+                <w:p>
+                  <w:r>
+                    <w:t>Expected Outcome</w:t>
+                  </w:r>
+                </w:p>
+              </w:tc>
+              <w:tc>
+                <w:tcPr>
+                  <w:tcW w:w="1010" w:type="dxa"/>
+                  <w:vAlign w:val="center"/>
+                  <w:hideMark/>
+                </w:tcPr>
+                <w:p>
+                  <w:r>
+                    <w:t>Test Result</w:t>
+                  </w:r>
+                </w:p>
+              </w:tc>
+            </w:tr>
+            <w:tr>
+              <w:trPr>
+                <w:tblCellSpacing w:w="15" w:type="dxa"/>
+              </w:trPr>
+              <w:tc>
+                <w:tcPr>
+                  <w:tcW w:w="404" w:type="dxa"/>
+                  <w:vAlign w:val="center"/>
+                  <w:hideMark/>
+                </w:tcPr>
+                <w:p>
+                  <w:r>
+                    <w:t>1</w:t>
+                  </w:r>
+                </w:p>
+              </w:tc>
+              <w:tc>
+                <w:tcPr>
+                  <w:tcW w:w="2139" w:type="dxa"/>
+                  <w:vAlign w:val="center"/>
+                  <w:hideMark/>
+                </w:tcPr>
+                <w:p>
+                  <w:r>
+                    <w:t>User login</w:t>
+                  </w:r>
+                </w:p>
+              </w:tc>
+              <w:tc>
+                <w:tcPr>
+                  <w:tcW w:w="5096" w:type="dxa"/>
+                  <w:vAlign w:val="center"/>
+                  <w:hideMark/>
+                </w:tcPr>
+                <w:p>
+                  <w:r>
+                    <w:t>Authorized users successfully log into the system.</w:t>
+                  </w:r>
+                </w:p>
+              </w:tc>
+              <w:tc>
+                <w:tcPr>
+                  <w:tcW w:w="1010" w:type="dxa"/>
+                  <w:vAlign w:val="center"/>
+                  <w:hideMark/>
+                </w:tcPr>
+                <w:p>
+                  <w:r>
+                    <w:t>Passed</w:t>
+                  </w:r>
+                </w:p>
+              </w:tc>
+            </w:tr>
+            <w:tr>
+              <w:trPr>
+                <w:tblCellSpacing w:w="15" w:type="dxa"/>
+              </w:trPr>
+              <w:tc>
+                <w:tcPr>
+                  <w:tcW w:w="404" w:type="dxa"/>
+                  <w:vAlign w:val="center"/>
+                  <w:hideMark/>
+                </w:tcPr>
+                <w:p>
+                  <w:r>
+                    <w:lastRenderedPageBreak/>
+                    <w:t>2</w:t>
+                  </w:r>
+                </w:p>
+              </w:tc>
+              <w:tc>
+                <w:tcPr>
+                  <w:tcW w:w="2139" w:type="dxa"/>
+                  <w:vAlign w:val="center"/>
+                  <w:hideMark/>
+                </w:tcPr>
+                <w:p>
+                  <w:r>
+                    <w:t>User management</w:t>
+                  </w:r>
+                </w:p>
+              </w:tc>
+              <w:tc>
+                <w:tcPr>
+                  <w:tcW w:w="5096" w:type="dxa"/>
+                  <w:vAlign w:val="center"/>
+                  <w:hideMark/>
+                </w:tcPr>
+                <w:p>
+                  <w:r>
+                    <w:t>Administrator can add, update, and deactivate users.</w:t>
+                  </w:r>
+                </w:p>
+              </w:tc>
+              <w:tc>
+                <w:tcPr>
+                  <w:tcW w:w="1010" w:type="dxa"/>
+                  <w:vAlign w:val="center"/>
+                  <w:hideMark/>
+                </w:tcPr>
+                <w:p>
+                  <w:r>
+                    <w:t>Passed</w:t>
+                  </w:r>
+                </w:p>
+              </w:tc>
+            </w:tr>
+            <w:tr>
+              <w:trPr>
+                <w:tblCellSpacing w:w="15" w:type="dxa"/>
+              </w:trPr>
+              <w:tc>
+                <w:tcPr>
+                  <w:tcW w:w="404" w:type="dxa"/>
+                  <w:vAlign w:val="center"/>
+                  <w:hideMark/>
+                </w:tcPr>
+                <w:p>
+                  <w:r>
+                    <w:t>3</w:t>
+                  </w:r>
+                </w:p>
+              </w:tc>
+              <w:tc>
+                <w:tcPr>
+                  <w:tcW w:w="2139" w:type="dxa"/>
+                  <w:vAlign w:val="center"/>
+                  <w:hideMark/>
+                </w:tcPr>
+                <w:p>
+                  <w:r>
+                    <w:t>Asset registration</w:t>
+                  </w:r>
+                </w:p>
+              </w:tc>
+              <w:tc>
+                <w:tcPr>
+                  <w:tcW w:w="5096" w:type="dxa"/>
+                  <w:vAlign w:val="center"/>
+                  <w:hideMark/>
+                </w:tcPr>
+                <w:p>
+                  <w:r>
+                    <w:t>Users can register and update facility assets.</w:t>
+                  </w:r>
+                </w:p>
+              </w:tc>
+              <w:tc>
+                <w:tcPr>
+                  <w:tcW w:w="1010" w:type="dxa"/>
+                  <w:vAlign w:val="center"/>
+                  <w:hideMark/>
+                </w:tcPr>
+                <w:p>
+                  <w:r>
+                    <w:t>Passed</w:t>
+                  </w:r>
+                </w:p>
+              </w:tc>
+            </w:tr>
+            <w:tr>
+              <w:trPr>
+                <w:tblCellSpacing w:w="15" w:type="dxa"/>
+              </w:trPr>
+              <w:tc>
+                <w:tcPr>
+                  <w:tcW w:w="404" w:type="dxa"/>
+                  <w:vAlign w:val="center"/>
+                  <w:hideMark/>
+                </w:tcPr>
+                <w:p>
+                  <w:r>
+                    <w:t>4</w:t>
+                  </w:r>
+                </w:p>
+              </w:tc>
+              <w:tc>
+                <w:tcPr>
+                  <w:tcW w:w="2139" w:type="dxa"/>
+                  <w:vAlign w:val="center"/>
+                  <w:hideMark/>
+                </w:tcPr>
+                <w:p>
+                  <w:r>
+                    <w:t>Inspection scheduling</w:t>
+                  </w:r>
+                </w:p>
+              </w:tc>
+              <w:tc>
+                <w:tcPr>
+                  <w:tcW w:w="5096" w:type="dxa"/>
+                  <w:vAlign w:val="center"/>
+                  <w:hideMark/>
+                </w:tcPr>
+                <w:p>
+                  <w:r>
+                    <w:t>Inspection schedules are successfully created.</w:t>
+                  </w:r>
+                </w:p>
+              </w:tc>
+              <w:tc>
+                <w:tcPr>
+                  <w:tcW w:w="1010" w:type="dxa"/>
+                  <w:vAlign w:val="center"/>
+                  <w:hideMark/>
+                </w:tcPr>
+                <w:p>
+                  <w:r>
+                    <w:t>Passed</w:t>
+                  </w:r>
+                </w:p>
+              </w:tc>
+            </w:tr>
+            <w:tr>
+              <w:trPr>
+                <w:tblCellSpacing w:w="15" w:type="dxa"/>
+              </w:trPr>
+              <w:tc>
+                <w:tcPr>
+                  <w:tcW w:w="404" w:type="dxa"/>
+                  <w:vAlign w:val="center"/>
+                  <w:hideMark/>
+                </w:tcPr>
+                <w:p>
+                  <w:r>
+                    <w:t>5</w:t>
+                  </w:r>
+                </w:p>
+              </w:tc>
+              <w:tc>
+                <w:tcPr>
+                  <w:tcW w:w="2139" w:type="dxa"/>
+                  <w:vAlign w:val="center"/>
+                  <w:hideMark/>
+                </w:tcPr>
+                <w:p>
+                  <w:r>
+                    <w:t>Conduct inspections</w:t>
+                  </w:r>
+                </w:p>
+              </w:tc>
+              <w:tc>
+                <w:tcPr>
+                  <w:tcW w:w="5096" w:type="dxa"/>
+                  <w:vAlign w:val="center"/>
+                  <w:hideMark/>
+                </w:tcPr>
+                <w:p>
+                  <w:r>
+                    <w:t>Inspector records inspection findings successfully.</w:t>
+                  </w:r>
+                </w:p>
+              </w:tc>
+              <w:tc>
+                <w:tcPr>
+                  <w:tcW w:w="1010" w:type="dxa"/>
+                  <w:vAlign w:val="center"/>
+                  <w:hideMark/>
+                </w:tcPr>
+                <w:p>
+                  <w:r>
+                    <w:t>Passed</w:t>
+                  </w:r>
+                </w:p>
+              </w:tc>
+            </w:tr>
+            <w:tr>
+              <w:trPr>
+                <w:tblCellSpacing w:w="15" w:type="dxa"/>
+              </w:trPr>
+              <w:tc>
+                <w:tcPr>
+                  <w:tcW w:w="404" w:type="dxa"/>
+                  <w:vAlign w:val="center"/>
+                  <w:hideMark/>
+                </w:tcPr>
+                <w:p>
+                  <w:r>
+                    <w:t>6</w:t>
+                  </w:r>
+                </w:p>
+              </w:tc>
+              <w:tc>
+                <w:tcPr>
+                  <w:tcW w:w="2139" w:type="dxa"/>
+                  <w:vAlign w:val="center"/>
+                  <w:hideMark/>
+                </w:tcPr>
+                <w:p>
+                  <w:r>
+                    <w:t>Compliance tracking</w:t>
+                  </w:r>
+                </w:p>
+              </w:tc>
+              <w:tc>
+                <w:tcPr>
+                  <w:tcW w:w="5096" w:type="dxa"/>
+                  <w:vAlign w:val="center"/>
+                  <w:hideMark/>
+                </w:tcPr>
+                <w:p>
+                  <w:r>
+                    <w:t>System correctly updates asset compliance status.</w:t>
+                  </w:r>
+                </w:p>
+              </w:tc>
+              <w:tc>
+                <w:tcPr>
+                  <w:tcW w:w="1010" w:type="dxa"/>
+                  <w:vAlign w:val="center"/>
+                  <w:hideMark/>
+                </w:tcPr>
+                <w:p>
+                  <w:r>
+                    <w:t>Passed</w:t>
+                  </w:r>
+                </w:p>
+              </w:tc>
+            </w:tr>
+            <w:tr>
+              <w:trPr>
+                <w:tblCellSpacing w:w="15" w:type="dxa"/>
+              </w:trPr>
+              <w:tc>
+                <w:tcPr>
+                  <w:tcW w:w="404" w:type="dxa"/>
+                  <w:vAlign w:val="center"/>
+                  <w:hideMark/>
+                </w:tcPr>
+                <w:p>
+                  <w:r>
+                    <w:t>7</w:t>
+                  </w:r>
+                </w:p>
+              </w:tc>
+              <w:tc>
+                <w:tcPr>
+                  <w:tcW w:w="2139" w:type="dxa"/>
+                  <w:vAlign w:val="center"/>
+                  <w:hideMark/>
+                </w:tcPr>
+                <w:p>
+                  <w:r>
+                    <w:t>Risk assessment</w:t>
+                  </w:r>
+                </w:p>
+              </w:tc>
+              <w:tc>
+                <w:tcPr>
+                  <w:tcW w:w="5096" w:type="dxa"/>
+                  <w:vAlign w:val="center"/>
+                  <w:hideMark/>
+                </w:tcPr>
+                <w:p>
+                  <w:r>
+                    <w:t>Safety Officer records and assesses risks successfully.</w:t>
+                  </w:r>
+                </w:p>
+              </w:tc>
+              <w:tc>
+                <w:tcPr>
+                  <w:tcW w:w="1010" w:type="dxa"/>
+                  <w:vAlign w:val="center"/>
+                  <w:hideMark/>
+                </w:tcPr>
+                <w:p>
+                  <w:r>
+                    <w:t>Passed</w:t>
+                  </w:r>
+                </w:p>
+              </w:tc>
+            </w:tr>
+            <w:tr>
+              <w:trPr>
+                <w:tblCellSpacing w:w="15" w:type="dxa"/>
+              </w:trPr>
+              <w:tc>
+                <w:tcPr>
+                  <w:tcW w:w="404" w:type="dxa"/>
+                  <w:vAlign w:val="center"/>
+                  <w:hideMark/>
+                </w:tcPr>
+                <w:p>
+                  <w:r>
+                    <w:t>8</w:t>
+                  </w:r>
+                </w:p>
+              </w:tc>
+              <w:tc>
+                <w:tcPr>
+                  <w:tcW w:w="2139" w:type="dxa"/>
+                  <w:vAlign w:val="center"/>
+                  <w:hideMark/>
+                </w:tcPr>
+                <w:p>
+                  <w:r>
+                    <w:t>Incident reporting</w:t>
+                  </w:r>
+                </w:p>
+              </w:tc>
+              <w:tc>
+                <w:tcPr>
+                  <w:tcW w:w="5096" w:type="dxa"/>
+                  <w:vAlign w:val="center"/>
+                  <w:hideMark/>
+                </w:tcPr>
+                <w:p>
+                  <w:r>
+                    <w:t>Users successfully report incidents and near-miss events.</w:t>
+                  </w:r>
+                </w:p>
+              </w:tc>
+              <w:tc>
+                <w:tcPr>
+                  <w:tcW w:w="1010" w:type="dxa"/>
+                  <w:vAlign w:val="center"/>
+                  <w:hideMark/>
+                </w:tcPr>
+                <w:p>
+                  <w:r>
+                    <w:t>Passed</w:t>
+                  </w:r>
+                </w:p>
+              </w:tc>
+            </w:tr>
+            <w:tr>
+              <w:trPr>
+                <w:tblCellSpacing w:w="15" w:type="dxa"/>
+              </w:trPr>
+              <w:tc>
+                <w:tcPr>
+                  <w:tcW w:w="404" w:type="dxa"/>
+                  <w:vAlign w:val="center"/>
+                  <w:hideMark/>
+                </w:tcPr>
+                <w:p>
+                  <w:r>
+                    <w:t>9</w:t>
+                  </w:r>
+                </w:p>
+              </w:tc>
+              <w:tc>
+                <w:tcPr>
+                  <w:tcW w:w="2139" w:type="dxa"/>
+                  <w:vAlign w:val="center"/>
+                  <w:hideMark/>
+                </w:tcPr>
+                <w:p>
+                  <w:r>
+                    <w:t>CAPA management</w:t>
+                  </w:r>
+                </w:p>
+              </w:tc>
+              <w:tc>
+                <w:tcPr>
+                  <w:tcW w:w="5096" w:type="dxa"/>
+                  <w:vAlign w:val="center"/>
+                  <w:hideMark/>
+                </w:tcPr>
+                <w:p>
+                  <w:r>
+                    <w:t>Safety Officer creates and assigns CAPA tasks successfully.</w:t>
+                  </w:r>
+                </w:p>
+              </w:tc>
+              <w:tc>
+                <w:tcPr>
+                  <w:tcW w:w="1010" w:type="dxa"/>
+                  <w:vAlign w:val="center"/>
+                  <w:hideMark/>
+                </w:tcPr>
+                <w:p>
+                  <w:r>
+                    <w:t>Passed</w:t>
+                  </w:r>
+                </w:p>
+              </w:tc>
+            </w:tr>
+            <w:tr>
+              <w:trPr>
+                <w:tblCellSpacing w:w="15" w:type="dxa"/>
+              </w:trPr>
+              <w:tc>
+                <w:tcPr>
+                  <w:tcW w:w="404" w:type="dxa"/>
+                  <w:vAlign w:val="center"/>
+                  <w:hideMark/>
+                </w:tcPr>
+                <w:p>
+                  <w:r>
+                    <w:t>10</w:t>
+                  </w:r>
+                </w:p>
+              </w:tc>
+              <w:tc>
+                <w:tcPr>
+                  <w:tcW w:w="2139" w:type="dxa"/>
+                  <w:vAlign w:val="center"/>
+                  <w:hideMark/>
+                </w:tcPr>
+                <w:p>
+                  <w:r>
+                    <w:t>Corrective action update</w:t>
+                  </w:r>
+                </w:p>
+              </w:tc>
+              <w:tc>
+                <w:tcPr>
+                  <w:tcW w:w="5096" w:type="dxa"/>
+                  <w:vAlign w:val="center"/>
+                  <w:hideMark/>
+                </w:tcPr>
+                <w:p>
+                  <w:r>
+                    <w:t>Technician updates CAPA task progress successfully.</w:t>
+                  </w:r>
+                </w:p>
+              </w:tc>
+              <w:tc>
+                <w:tcPr>
+                  <w:tcW w:w="1010" w:type="dxa"/>
+                  <w:vAlign w:val="center"/>
+                  <w:hideMark/>
+                </w:tcPr>
+                <w:p>
+                  <w:r>
+                    <w:t>Passed</w:t>
+                  </w:r>
+                </w:p>
+              </w:tc>
+            </w:tr>
+            <w:tr>
+              <w:trPr>
+                <w:tblCellSpacing w:w="15" w:type="dxa"/>
+              </w:trPr>
+              <w:tc>
+                <w:tcPr>
+                  <w:tcW w:w="404" w:type="dxa"/>
+                  <w:vAlign w:val="center"/>
+                  <w:hideMark/>
+                </w:tcPr>
+                <w:p>
+                  <w:r>
+                    <w:t>11</w:t>
+                  </w:r>
+                </w:p>
+              </w:tc>
+              <w:tc>
+                <w:tcPr>
+                  <w:tcW w:w="2139" w:type="dxa"/>
+                  <w:vAlign w:val="center"/>
+                  <w:hideMark/>
+                </w:tcPr>
+                <w:p>
+                  <w:r>
+                    <w:t>Certification management</w:t>
+                  </w:r>
+                </w:p>
+              </w:tc>
+              <w:tc>
+                <w:tcPr>
+                  <w:tcW w:w="5096" w:type="dxa"/>
+                  <w:vAlign w:val="center"/>
+                  <w:hideMark/>
+                </w:tcPr>
+                <w:p>
+                  <w:r>
+                    <w:t>System stores and tracks certificates and expiry dates.</w:t>
+                  </w:r>
+                </w:p>
+              </w:tc>
+              <w:tc>
+                <w:tcPr>
+                  <w:tcW w:w="1010" w:type="dxa"/>
+                  <w:vAlign w:val="center"/>
+                  <w:hideMark/>
+                </w:tcPr>
+                <w:p>
+                  <w:r>
+                    <w:t>Passed</w:t>
+                  </w:r>
+                </w:p>
+              </w:tc>
+            </w:tr>
+            <w:tr>
+              <w:trPr>
+                <w:tblCellSpacing w:w="15" w:type="dxa"/>
+              </w:trPr>
+              <w:tc>
+                <w:tcPr>
+                  <w:tcW w:w="404" w:type="dxa"/>
+                  <w:vAlign w:val="center"/>
+                  <w:hideMark/>
+                </w:tcPr>
+                <w:p>
+                  <w:r>
+                    <w:t>12</w:t>
+                  </w:r>
+                </w:p>
+              </w:tc>
+              <w:tc>
+                <w:tcPr>
+                  <w:tcW w:w="2139" w:type="dxa"/>
+                  <w:vAlign w:val="center"/>
+                  <w:hideMark/>
+                </w:tcPr>
+                <w:p>
+                  <w:r>
+                    <w:t>Notification service</w:t>
+                  </w:r>
+                </w:p>
+              </w:tc>
+              <w:tc>
+                <w:tcPr>
+                  <w:tcW w:w="5096" w:type="dxa"/>
+                  <w:vAlign w:val="center"/>
+                  <w:hideMark/>
+                </w:tcPr>
+                <w:p>
+                  <w:r>
+                    <w:t>Users receive alerts for inspections, CAPA tasks, and certificate expiry.</w:t>
+                  </w:r>
+                </w:p>
+              </w:tc>
+              <w:tc>
+                <w:tcPr>
+                  <w:tcW w:w="1010" w:type="dxa"/>
+                  <w:vAlign w:val="center"/>
+                  <w:hideMark/>
+                </w:tcPr>
+                <w:p>
+                  <w:r>
+                    <w:t>Passed</w:t>
+                  </w:r>
+                </w:p>
+              </w:tc>
+            </w:tr>
+            <w:tr>
+              <w:trPr>
+                <w:tblCellSpacing w:w="15" w:type="dxa"/>
+              </w:trPr>
+              <w:tc>
+                <w:tcPr>
+                  <w:tcW w:w="404" w:type="dxa"/>
+                  <w:vAlign w:val="center"/>
+                  <w:hideMark/>
+                </w:tcPr>
+                <w:p>
+                  <w:r>
+                    <w:t>13</w:t>
+                  </w:r>
+                </w:p>
+              </w:tc>
+              <w:tc>
+                <w:tcPr>
+                  <w:tcW w:w="2139" w:type="dxa"/>
+                  <w:vAlign w:val="center"/>
+                  <w:hideMark/>
+                </w:tcPr>
+                <w:p>
+                  <w:r>
+                    <w:t>Report generation</w:t>
+                  </w:r>
+                </w:p>
+              </w:tc>
+              <w:tc>
+                <w:tcPr>
+                  <w:tcW w:w="5096" w:type="dxa"/>
+                  <w:vAlign w:val="center"/>
+                  <w:hideMark/>
+                </w:tcPr>
+                <w:p>
+                  <w:r>
+                    <w:t>System generates inspection, risk, and compliance reports successfully.</w:t>
+                  </w:r>
+                </w:p>
+              </w:tc>
+              <w:tc>
+                <w:tcPr>
+                  <w:tcW w:w="1010" w:type="dxa"/>
+                  <w:vAlign w:val="center"/>
+                  <w:hideMark/>
+                </w:tcPr>
+                <w:p>
+                  <w:r>
+                    <w:t>Passed</w:t>
+                  </w:r>
+                </w:p>
+              </w:tc>
+            </w:tr>
+            <w:tr>
+              <w:trPr>
+                <w:tblCellSpacing w:w="15" w:type="dxa"/>
+              </w:trPr>
+              <w:tc>
+                <w:tcPr>
+                  <w:tcW w:w="404" w:type="dxa"/>
+                  <w:vAlign w:val="center"/>
+                  <w:hideMark/>
+                </w:tcPr>
+                <w:p>
+                  <w:r>
+                    <w:t>14</w:t>
+                  </w:r>
+                </w:p>
+              </w:tc>
+              <w:tc>
+                <w:tcPr>
+                  <w:tcW w:w="2139" w:type="dxa"/>
+                  <w:vAlign w:val="center"/>
+                  <w:hideMark/>
+                </w:tcPr>
+                <w:p>
+                  <w:r>
+                    <w:t>Document management</w:t>
+                  </w:r>
+                </w:p>
+              </w:tc>
+              <w:tc>
+                <w:tcPr>
+                  <w:tcW w:w="5096" w:type="dxa"/>
+                  <w:vAlign w:val="center"/>
+                  <w:hideMark/>
+                </w:tcPr>
+                <w:p>
+                  <w:r>
+                    <w:t>Users upload and retrieve inspection reports and certificates successfully.</w:t>
+                  </w:r>
+                </w:p>
+              </w:tc>
+              <w:tc>
+                <w:tcPr>
+                  <w:tcW w:w="1010" w:type="dxa"/>
+                  <w:vAlign w:val="center"/>
+                  <w:hideMark/>
+                </w:tcPr>
+                <w:p>
+                  <w:pPr>
+                    <w:rPr>
+                      <w:sz w:val="20"/>
+                      <w:szCs w:val="20"/>
+                    </w:rPr>
+                  </w:pPr>
+                </w:p>
+              </w:tc>
+            </w:tr>
+          </w:tbl>
+          <w:p/>
+        </w:tc>
+      </w:tr>
+    </w:tbl>
+    <w:p>
+      <w:pPr>
+        <w:spacing w:line="360" w:lineRule="auto"/>
+        <w:jc w:val="center"/>
+        <w:rPr>
+          <w:rFonts w:ascii="Times New Roman" w:hAnsi="Times New Roman" w:cs="Times New Roman"/>
+          <w:sz w:val="24"/>
+          <w:szCs w:val="24"/>
+        </w:rPr>
       </w:pPr>
     </w:p>
     <w:sectPr>
-      <w:type w:val="evenPage"/>
       <w:pgSz w:w="11906" w:h="16838"/>
       <w:pgMar w:top="1135" w:right="1440" w:bottom="1440" w:left="1440" w:header="708" w:footer="708" w:gutter="0"/>
+      <w:pgBorders w:offsetFrom="page">
+        <w:top w:val="dotted" w:sz="4" w:space="24" w:color="auto"/>
+        <w:left w:val="dotted" w:sz="4" w:space="24" w:color="auto"/>
+        <w:bottom w:val="dotted" w:sz="4" w:space="24" w:color="auto"/>
+        <w:right w:val="dotted" w:sz="4" w:space="24" w:color="auto"/>
+      </w:pgBorders>
       <w:pgNumType w:start="1"/>
       <w:cols w:space="708"/>
       <w:docGrid w:linePitch="360"/>
@@ -14887,7 +20441,7 @@
 </file>
 
 <file path=word/comments.xml><?xml version="1.0" encoding="utf-8"?>
-<w:comments xmlns:wpc="http://schemas.microsoft.com/office/word/2010/wordprocessingCanvas" xmlns:cx="http://schemas.microsoft.com/office/drawing/2014/chartex" xmlns:cx1="http://schemas.microsoft.com/office/drawing/2015/9/8/chartex" xmlns:cx2="http://schemas.microsoft.com/office/drawing/2015/10/21/chartex" xmlns:cx3="http://schemas.microsoft.com/office/drawing/2016/5/9/chartex" xmlns:cx4="http://schemas.microsoft.com/office/drawing/2016/5/10/chartex" xmlns:cx5="http://schemas.microsoft.com/office/drawing/2016/5/11/chartex" xmlns:cx6="http://schemas.microsoft.com/office/drawing/2016/5/12/chartex" xmlns:cx7="http://schemas.microsoft.com/office/drawing/2016/5/13/chartex" xmlns:cx8="http://schemas.microsoft.com/office/drawing/2016/5/14/chartex" xmlns:mc="http://schemas.openxmlformats.org/markup-compatibility/2006" xmlns:aink="http://schemas.microsoft.com/office/drawing/2016/ink" xmlns:am3d="http://schemas.microsoft.com/office/drawing/2017/model3d" xmlns:o="urn:schemas-microsoft-com:office:office" xmlns:oel="http://schemas.microsoft.com/office/2019/extlst" xmlns:r="http://schemas.openxmlformats.org/officeDocument/2006/relationships" xmlns:m="http://schemas.openxmlformats.org/officeDocument/2006/math" xmlns:v="urn:schemas-microsoft-com:vml" xmlns:wp14="http://schemas.microsoft.com/office/word/2010/wordprocessingDrawing" xmlns:wp="http://schemas.openxmlformats.org/drawingml/2006/wordprocessingDrawing" xmlns:w10="urn:schemas-microsoft-com:office:word" xmlns:w="http://schemas.openxmlformats.org/wordprocessingml/2006/main" xmlns:w14="http://schemas.microsoft.com/office/word/2010/wordml" xmlns:w15="http://schemas.microsoft.com/office/word/2012/wordml" xmlns:w16cex="http://schemas.microsoft.com/office/word/2018/wordml/cex" xmlns:w16cid="http://schemas.microsoft.com/office/word/2016/wordml/cid" xmlns:w16="http://schemas.microsoft.com/office/word/2018/wordml" xmlns:w16sdtdh="http://schemas.microsoft.com/office/word/2020/wordml/sdtdatahash" xmlns:w16se="http://schemas.microsoft.com/office/word/2015/wordml/symex" xmlns:wpg="http://schemas.microsoft.com/office/word/2010/wordprocessingGroup" xmlns:wpi="http://schemas.microsoft.com/office/word/2010/wordprocessingInk" xmlns:wne="http://schemas.microsoft.com/office/word/2006/wordml" xmlns:wps="http://schemas.microsoft.com/office/word/2010/wordprocessingShape" mc:Ignorable="w14 w15 w16se w16cid w16 w16cex w16sdtdh wp14">
+<w:comments xmlns:wpc="http://schemas.microsoft.com/office/word/2010/wordprocessingCanvas" xmlns:cx="http://schemas.microsoft.com/office/drawing/2014/chartex" xmlns:cx1="http://schemas.microsoft.com/office/drawing/2015/9/8/chartex" xmlns:cx2="http://schemas.microsoft.com/office/drawing/2015/10/21/chartex" xmlns:cx3="http://schemas.microsoft.com/office/drawing/2016/5/9/chartex" xmlns:cx4="http://schemas.microsoft.com/office/drawing/2016/5/10/chartex" xmlns:cx5="http://schemas.microsoft.com/office/drawing/2016/5/11/chartex" xmlns:cx6="http://schemas.microsoft.com/office/drawing/2016/5/12/chartex" xmlns:cx7="http://schemas.microsoft.com/office/drawing/2016/5/13/chartex" xmlns:cx8="http://schemas.microsoft.com/office/drawing/2016/5/14/chartex" xmlns:mc="http://schemas.openxmlformats.org/markup-compatibility/2006" xmlns:aink="http://schemas.microsoft.com/office/drawing/2016/ink" xmlns:am3d="http://schemas.microsoft.com/office/drawing/2017/model3d" xmlns:o="urn:schemas-microsoft-com:office:office" xmlns:oel="http://schemas.microsoft.com/office/2019/extlst" xmlns:r="http://schemas.openxmlformats.org/officeDocument/2006/relationships" xmlns:m="http://schemas.openxmlformats.org/officeDocument/2006/math" xmlns:v="urn:schemas-microsoft-com:vml" xmlns:wp14="http://schemas.microsoft.com/office/word/2010/wordprocessingDrawing" xmlns:wp="http://schemas.openxmlformats.org/drawingml/2006/wordprocessingDrawing" xmlns:w10="urn:schemas-microsoft-com:office:word" xmlns:w="http://schemas.openxmlformats.org/wordprocessingml/2006/main" xmlns:w14="http://schemas.microsoft.com/office/word/2010/wordml" xmlns:w15="http://schemas.microsoft.com/office/word/2012/wordml" xmlns:w16cex="http://schemas.microsoft.com/office/word/2018/wordml/cex" xmlns:w16cid="http://schemas.microsoft.com/office/word/2016/wordml/cid" xmlns:w16="http://schemas.microsoft.com/office/word/2018/wordml" xmlns:w16du="http://schemas.microsoft.com/office/word/2023/wordml/word16du" xmlns:w16sdtdh="http://schemas.microsoft.com/office/word/2020/wordml/sdtdatahash" xmlns:w16sdtfl="http://schemas.microsoft.com/office/word/2024/wordml/sdtformatlock" xmlns:w16se="http://schemas.microsoft.com/office/word/2015/wordml/symex" xmlns:wpg="http://schemas.microsoft.com/office/word/2010/wordprocessingGroup" xmlns:wpi="http://schemas.microsoft.com/office/word/2010/wordprocessingInk" xmlns:wne="http://schemas.microsoft.com/office/word/2006/wordml" xmlns:wps="http://schemas.microsoft.com/office/word/2010/wordprocessingShape" mc:Ignorable="w14 w15 w16se w16cid w16 w16cex w16sdtdh w16sdtfl w16du wp14">
   <w:comment w:id="0" w:author="Microsoft Office User" w:date="2026-05-06T10:17:00Z" w:initials="MOU">
     <w:p>
       <w:pPr>
@@ -14990,22 +20544,6 @@
       </w:r>
       <w:r>
         <w:t>?????</w:t>
-      </w:r>
-    </w:p>
-  </w:comment>
-  <w:comment w:id="49" w:author="Microsoft Office User" w:date="2026-05-06T10:19:00Z" w:initials="MOU">
-    <w:p>
-      <w:pPr>
-        <w:pStyle w:val="CommentText"/>
-      </w:pPr>
-      <w:r>
-        <w:rPr>
-          <w:rStyle w:val="CommentReference"/>
-        </w:rPr>
-        <w:annotationRef/>
-      </w:r>
-      <w:r>
-        <w:t>Remove this extra space</w:t>
       </w:r>
     </w:p>
   </w:comment>
@@ -15013,43 +20551,40 @@
 </file>
 
 <file path=word/commentsExtended.xml><?xml version="1.0" encoding="utf-8"?>
-<w15:commentsEx xmlns:wpc="http://schemas.microsoft.com/office/word/2010/wordprocessingCanvas" xmlns:cx="http://schemas.microsoft.com/office/drawing/2014/chartex" xmlns:cx1="http://schemas.microsoft.com/office/drawing/2015/9/8/chartex" xmlns:cx2="http://schemas.microsoft.com/office/drawing/2015/10/21/chartex" xmlns:cx3="http://schemas.microsoft.com/office/drawing/2016/5/9/chartex" xmlns:cx4="http://schemas.microsoft.com/office/drawing/2016/5/10/chartex" xmlns:cx5="http://schemas.microsoft.com/office/drawing/2016/5/11/chartex" xmlns:cx6="http://schemas.microsoft.com/office/drawing/2016/5/12/chartex" xmlns:cx7="http://schemas.microsoft.com/office/drawing/2016/5/13/chartex" xmlns:cx8="http://schemas.microsoft.com/office/drawing/2016/5/14/chartex" xmlns:mc="http://schemas.openxmlformats.org/markup-compatibility/2006" xmlns:aink="http://schemas.microsoft.com/office/drawing/2016/ink" xmlns:am3d="http://schemas.microsoft.com/office/drawing/2017/model3d" xmlns:o="urn:schemas-microsoft-com:office:office" xmlns:oel="http://schemas.microsoft.com/office/2019/extlst" xmlns:r="http://schemas.openxmlformats.org/officeDocument/2006/relationships" xmlns:m="http://schemas.openxmlformats.org/officeDocument/2006/math" xmlns:v="urn:schemas-microsoft-com:vml" xmlns:wp14="http://schemas.microsoft.com/office/word/2010/wordprocessingDrawing" xmlns:wp="http://schemas.openxmlformats.org/drawingml/2006/wordprocessingDrawing" xmlns:w10="urn:schemas-microsoft-com:office:word" xmlns:w="http://schemas.openxmlformats.org/wordprocessingml/2006/main" xmlns:w14="http://schemas.microsoft.com/office/word/2010/wordml" xmlns:w15="http://schemas.microsoft.com/office/word/2012/wordml" xmlns:w16cex="http://schemas.microsoft.com/office/word/2018/wordml/cex" xmlns:w16cid="http://schemas.microsoft.com/office/word/2016/wordml/cid" xmlns:w16="http://schemas.microsoft.com/office/word/2018/wordml" xmlns:w16sdtdh="http://schemas.microsoft.com/office/word/2020/wordml/sdtdatahash" xmlns:w16se="http://schemas.microsoft.com/office/word/2015/wordml/symex" xmlns:wpg="http://schemas.microsoft.com/office/word/2010/wordprocessingGroup" xmlns:wpi="http://schemas.microsoft.com/office/word/2010/wordprocessingInk" xmlns:wne="http://schemas.microsoft.com/office/word/2006/wordml" xmlns:wps="http://schemas.microsoft.com/office/word/2010/wordprocessingShape" mc:Ignorable="w14 w15 w16se w16cid w16 w16cex w16sdtdh wp14">
+<w15:commentsEx xmlns:wpc="http://schemas.microsoft.com/office/word/2010/wordprocessingCanvas" xmlns:cx="http://schemas.microsoft.com/office/drawing/2014/chartex" xmlns:cx1="http://schemas.microsoft.com/office/drawing/2015/9/8/chartex" xmlns:cx2="http://schemas.microsoft.com/office/drawing/2015/10/21/chartex" xmlns:cx3="http://schemas.microsoft.com/office/drawing/2016/5/9/chartex" xmlns:cx4="http://schemas.microsoft.com/office/drawing/2016/5/10/chartex" xmlns:cx5="http://schemas.microsoft.com/office/drawing/2016/5/11/chartex" xmlns:cx6="http://schemas.microsoft.com/office/drawing/2016/5/12/chartex" xmlns:cx7="http://schemas.microsoft.com/office/drawing/2016/5/13/chartex" xmlns:cx8="http://schemas.microsoft.com/office/drawing/2016/5/14/chartex" xmlns:mc="http://schemas.openxmlformats.org/markup-compatibility/2006" xmlns:aink="http://schemas.microsoft.com/office/drawing/2016/ink" xmlns:am3d="http://schemas.microsoft.com/office/drawing/2017/model3d" xmlns:o="urn:schemas-microsoft-com:office:office" xmlns:oel="http://schemas.microsoft.com/office/2019/extlst" xmlns:r="http://schemas.openxmlformats.org/officeDocument/2006/relationships" xmlns:m="http://schemas.openxmlformats.org/officeDocument/2006/math" xmlns:v="urn:schemas-microsoft-com:vml" xmlns:wp14="http://schemas.microsoft.com/office/word/2010/wordprocessingDrawing" xmlns:wp="http://schemas.openxmlformats.org/drawingml/2006/wordprocessingDrawing" xmlns:w10="urn:schemas-microsoft-com:office:word" xmlns:w="http://schemas.openxmlformats.org/wordprocessingml/2006/main" xmlns:w14="http://schemas.microsoft.com/office/word/2010/wordml" xmlns:w15="http://schemas.microsoft.com/office/word/2012/wordml" xmlns:w16cex="http://schemas.microsoft.com/office/word/2018/wordml/cex" xmlns:w16cid="http://schemas.microsoft.com/office/word/2016/wordml/cid" xmlns:w16="http://schemas.microsoft.com/office/word/2018/wordml" xmlns:w16du="http://schemas.microsoft.com/office/word/2023/wordml/word16du" xmlns:w16sdtdh="http://schemas.microsoft.com/office/word/2020/wordml/sdtdatahash" xmlns:w16sdtfl="http://schemas.microsoft.com/office/word/2024/wordml/sdtformatlock" xmlns:w16se="http://schemas.microsoft.com/office/word/2015/wordml/symex" xmlns:wpg="http://schemas.microsoft.com/office/word/2010/wordprocessingGroup" xmlns:wpi="http://schemas.microsoft.com/office/word/2010/wordprocessingInk" xmlns:wne="http://schemas.microsoft.com/office/word/2006/wordml" xmlns:wps="http://schemas.microsoft.com/office/word/2010/wordprocessingShape" mc:Ignorable="w14 w15 w16se w16cid w16 w16cex w16sdtdh w16sdtfl w16du wp14">
   <w15:commentEx w15:paraId="33B36E7C" w15:done="0"/>
   <w15:commentEx w15:paraId="091052BD" w15:done="0"/>
   <w15:commentEx w15:paraId="5833B63A" w15:done="0"/>
-  <w15:commentEx w15:paraId="6C638351" w15:done="0"/>
+  <w15:commentEx w15:paraId="60E7FE5C" w15:done="0"/>
   <w15:commentEx w15:paraId="34646C14" w15:done="0"/>
   <w15:commentEx w15:paraId="3A505C14" w15:done="0"/>
-  <w15:commentEx w15:paraId="14C1D7F0" w15:done="0"/>
 </w15:commentsEx>
 </file>
 
 <file path=word/commentsExtensible.xml><?xml version="1.0" encoding="utf-8"?>
-<w16cex:commentsExtensible xmlns:wpc="http://schemas.microsoft.com/office/word/2010/wordprocessingCanvas" xmlns:cx="http://schemas.microsoft.com/office/drawing/2014/chartex" xmlns:cx1="http://schemas.microsoft.com/office/drawing/2015/9/8/chartex" xmlns:cx2="http://schemas.microsoft.com/office/drawing/2015/10/21/chartex" xmlns:cx3="http://schemas.microsoft.com/office/drawing/2016/5/9/chartex" xmlns:cx4="http://schemas.microsoft.com/office/drawing/2016/5/10/chartex" xmlns:cx5="http://schemas.microsoft.com/office/drawing/2016/5/11/chartex" xmlns:cx6="http://schemas.microsoft.com/office/drawing/2016/5/12/chartex" xmlns:cx7="http://schemas.microsoft.com/office/drawing/2016/5/13/chartex" xmlns:cx8="http://schemas.microsoft.com/office/drawing/2016/5/14/chartex" xmlns:mc="http://schemas.openxmlformats.org/markup-compatibility/2006" xmlns:aink="http://schemas.microsoft.com/office/drawing/2016/ink" xmlns:am3d="http://schemas.microsoft.com/office/drawing/2017/model3d" xmlns:o="urn:schemas-microsoft-com:office:office" xmlns:oel="http://schemas.microsoft.com/office/2019/extlst" xmlns:r="http://schemas.openxmlformats.org/officeDocument/2006/relationships" xmlns:m="http://schemas.openxmlformats.org/officeDocument/2006/math" xmlns:v="urn:schemas-microsoft-com:vml" xmlns:wp14="http://schemas.microsoft.com/office/word/2010/wordprocessingDrawing" xmlns:wp="http://schemas.openxmlformats.org/drawingml/2006/wordprocessingDrawing" xmlns:w10="urn:schemas-microsoft-com:office:word" xmlns:w="http://schemas.openxmlformats.org/wordprocessingml/2006/main" xmlns:w14="http://schemas.microsoft.com/office/word/2010/wordml" xmlns:w15="http://schemas.microsoft.com/office/word/2012/wordml" xmlns:w16cex="http://schemas.microsoft.com/office/word/2018/wordml/cex" xmlns:w16cid="http://schemas.microsoft.com/office/word/2016/wordml/cid" xmlns:w16="http://schemas.microsoft.com/office/word/2018/wordml" xmlns:w16sdtdh="http://schemas.microsoft.com/office/word/2020/wordml/sdtdatahash" xmlns:w16se="http://schemas.microsoft.com/office/word/2015/wordml/symex" xmlns:wpg="http://schemas.microsoft.com/office/word/2010/wordprocessingGroup" xmlns:wpi="http://schemas.microsoft.com/office/word/2010/wordprocessingInk" xmlns:wne="http://schemas.microsoft.com/office/word/2006/wordml" xmlns:wps="http://schemas.microsoft.com/office/word/2010/wordprocessingShape" mc:Ignorable="w14 w15 w16se w16cid w16 w16cex w16sdtdh wp14">
+<w16cex:commentsExtensible xmlns:wpc="http://schemas.microsoft.com/office/word/2010/wordprocessingCanvas" xmlns:cx="http://schemas.microsoft.com/office/drawing/2014/chartex" xmlns:cx1="http://schemas.microsoft.com/office/drawing/2015/9/8/chartex" xmlns:cx2="http://schemas.microsoft.com/office/drawing/2015/10/21/chartex" xmlns:cx3="http://schemas.microsoft.com/office/drawing/2016/5/9/chartex" xmlns:cx4="http://schemas.microsoft.com/office/drawing/2016/5/10/chartex" xmlns:cx5="http://schemas.microsoft.com/office/drawing/2016/5/11/chartex" xmlns:cx6="http://schemas.microsoft.com/office/drawing/2016/5/12/chartex" xmlns:cx7="http://schemas.microsoft.com/office/drawing/2016/5/13/chartex" xmlns:cx8="http://schemas.microsoft.com/office/drawing/2016/5/14/chartex" xmlns:cr="http://schemas.microsoft.com/office/comments/2020/reactions" xmlns:mc="http://schemas.openxmlformats.org/markup-compatibility/2006" xmlns:aink="http://schemas.microsoft.com/office/drawing/2016/ink" xmlns:am3d="http://schemas.microsoft.com/office/drawing/2017/model3d" xmlns:o="urn:schemas-microsoft-com:office:office" xmlns:oel="http://schemas.microsoft.com/office/2019/extlst" xmlns:r="http://schemas.openxmlformats.org/officeDocument/2006/relationships" xmlns:m="http://schemas.openxmlformats.org/officeDocument/2006/math" xmlns:v="urn:schemas-microsoft-com:vml" xmlns:wp14="http://schemas.microsoft.com/office/word/2010/wordprocessingDrawing" xmlns:wp="http://schemas.openxmlformats.org/drawingml/2006/wordprocessingDrawing" xmlns:w10="urn:schemas-microsoft-com:office:word" xmlns:w="http://schemas.openxmlformats.org/wordprocessingml/2006/main" xmlns:w14="http://schemas.microsoft.com/office/word/2010/wordml" xmlns:w15="http://schemas.microsoft.com/office/word/2012/wordml" xmlns:w16cex="http://schemas.microsoft.com/office/word/2018/wordml/cex" xmlns:w16cid="http://schemas.microsoft.com/office/word/2016/wordml/cid" xmlns:w16="http://schemas.microsoft.com/office/word/2018/wordml" xmlns:w16du="http://schemas.microsoft.com/office/word/2023/wordml/word16du" xmlns:w16sdtdh="http://schemas.microsoft.com/office/word/2020/wordml/sdtdatahash" xmlns:w16sdtfl="http://schemas.microsoft.com/office/word/2024/wordml/sdtformatlock" xmlns:w16se="http://schemas.microsoft.com/office/word/2015/wordml/symex" xmlns:wpg="http://schemas.microsoft.com/office/word/2010/wordprocessingGroup" xmlns:wpi="http://schemas.microsoft.com/office/word/2010/wordprocessingInk" xmlns:wne="http://schemas.microsoft.com/office/word/2006/wordml" xmlns:wps="http://schemas.microsoft.com/office/word/2010/wordprocessingShape" mc:Ignorable="w14 w15 w16se w16cid w16 w16cex w16sdtdh w16sdtfl cr w16du wp14">
   <w16cex:commentExtensible w16cex:durableId="2DA593C5" w16cex:dateUtc="2026-05-06T07:17:00Z"/>
   <w16cex:commentExtensible w16cex:durableId="2DA59399" w16cex:dateUtc="2026-05-06T07:16:00Z"/>
   <w16cex:commentExtensible w16cex:durableId="2DA59369" w16cex:dateUtc="2026-05-06T07:16:00Z"/>
   <w16cex:commentExtensible w16cex:durableId="2DA59327" w16cex:dateUtc="2026-05-06T07:15:00Z"/>
   <w16cex:commentExtensible w16cex:durableId="2DA596DD" w16cex:dateUtc="2026-05-06T07:30:00Z"/>
   <w16cex:commentExtensible w16cex:durableId="2DA5972A" w16cex:dateUtc="2026-05-06T07:32:00Z"/>
-  <w16cex:commentExtensible w16cex:durableId="2DA59447" w16cex:dateUtc="2026-05-06T07:19:00Z"/>
 </w16cex:commentsExtensible>
 </file>
 
 <file path=word/commentsIds.xml><?xml version="1.0" encoding="utf-8"?>
-<w16cid:commentsIds xmlns:wpc="http://schemas.microsoft.com/office/word/2010/wordprocessingCanvas" xmlns:cx="http://schemas.microsoft.com/office/drawing/2014/chartex" xmlns:cx1="http://schemas.microsoft.com/office/drawing/2015/9/8/chartex" xmlns:cx2="http://schemas.microsoft.com/office/drawing/2015/10/21/chartex" xmlns:cx3="http://schemas.microsoft.com/office/drawing/2016/5/9/chartex" xmlns:cx4="http://schemas.microsoft.com/office/drawing/2016/5/10/chartex" xmlns:cx5="http://schemas.microsoft.com/office/drawing/2016/5/11/chartex" xmlns:cx6="http://schemas.microsoft.com/office/drawing/2016/5/12/chartex" xmlns:cx7="http://schemas.microsoft.com/office/drawing/2016/5/13/chartex" xmlns:cx8="http://schemas.microsoft.com/office/drawing/2016/5/14/chartex" xmlns:mc="http://schemas.openxmlformats.org/markup-compatibility/2006" xmlns:aink="http://schemas.microsoft.com/office/drawing/2016/ink" xmlns:am3d="http://schemas.microsoft.com/office/drawing/2017/model3d" xmlns:o="urn:schemas-microsoft-com:office:office" xmlns:oel="http://schemas.microsoft.com/office/2019/extlst" xmlns:r="http://schemas.openxmlformats.org/officeDocument/2006/relationships" xmlns:m="http://schemas.openxmlformats.org/officeDocument/2006/math" xmlns:v="urn:schemas-microsoft-com:vml" xmlns:wp14="http://schemas.microsoft.com/office/word/2010/wordprocessingDrawing" xmlns:wp="http://schemas.openxmlformats.org/drawingml/2006/wordprocessingDrawing" xmlns:w10="urn:schemas-microsoft-com:office:word" xmlns:w="http://schemas.openxmlformats.org/wordprocessingml/2006/main" xmlns:w14="http://schemas.microsoft.com/office/word/2010/wordml" xmlns:w15="http://schemas.microsoft.com/office/word/2012/wordml" xmlns:w16cex="http://schemas.microsoft.com/office/word/2018/wordml/cex" xmlns:w16cid="http://schemas.microsoft.com/office/word/2016/wordml/cid" xmlns:w16="http://schemas.microsoft.com/office/word/2018/wordml" xmlns:w16sdtdh="http://schemas.microsoft.com/office/word/2020/wordml/sdtdatahash" xmlns:w16se="http://schemas.microsoft.com/office/word/2015/wordml/symex" xmlns:wpg="http://schemas.microsoft.com/office/word/2010/wordprocessingGroup" xmlns:wpi="http://schemas.microsoft.com/office/word/2010/wordprocessingInk" xmlns:wne="http://schemas.microsoft.com/office/word/2006/wordml" xmlns:wps="http://schemas.microsoft.com/office/word/2010/wordprocessingShape" mc:Ignorable="w14 w15 w16se w16cid w16 w16cex w16sdtdh wp14">
+<w16cid:commentsIds xmlns:wpc="http://schemas.microsoft.com/office/word/2010/wordprocessingCanvas" xmlns:cx="http://schemas.microsoft.com/office/drawing/2014/chartex" xmlns:cx1="http://schemas.microsoft.com/office/drawing/2015/9/8/chartex" xmlns:cx2="http://schemas.microsoft.com/office/drawing/2015/10/21/chartex" xmlns:cx3="http://schemas.microsoft.com/office/drawing/2016/5/9/chartex" xmlns:cx4="http://schemas.microsoft.com/office/drawing/2016/5/10/chartex" xmlns:cx5="http://schemas.microsoft.com/office/drawing/2016/5/11/chartex" xmlns:cx6="http://schemas.microsoft.com/office/drawing/2016/5/12/chartex" xmlns:cx7="http://schemas.microsoft.com/office/drawing/2016/5/13/chartex" xmlns:cx8="http://schemas.microsoft.com/office/drawing/2016/5/14/chartex" xmlns:mc="http://schemas.openxmlformats.org/markup-compatibility/2006" xmlns:aink="http://schemas.microsoft.com/office/drawing/2016/ink" xmlns:am3d="http://schemas.microsoft.com/office/drawing/2017/model3d" xmlns:o="urn:schemas-microsoft-com:office:office" xmlns:oel="http://schemas.microsoft.com/office/2019/extlst" xmlns:r="http://schemas.openxmlformats.org/officeDocument/2006/relationships" xmlns:m="http://schemas.openxmlformats.org/officeDocument/2006/math" xmlns:v="urn:schemas-microsoft-com:vml" xmlns:wp14="http://schemas.microsoft.com/office/word/2010/wordprocessingDrawing" xmlns:wp="http://schemas.openxmlformats.org/drawingml/2006/wordprocessingDrawing" xmlns:w10="urn:schemas-microsoft-com:office:word" xmlns:w="http://schemas.openxmlformats.org/wordprocessingml/2006/main" xmlns:w14="http://schemas.microsoft.com/office/word/2010/wordml" xmlns:w15="http://schemas.microsoft.com/office/word/2012/wordml" xmlns:w16cex="http://schemas.microsoft.com/office/word/2018/wordml/cex" xmlns:w16cid="http://schemas.microsoft.com/office/word/2016/wordml/cid" xmlns:w16="http://schemas.microsoft.com/office/word/2018/wordml" xmlns:w16du="http://schemas.microsoft.com/office/word/2023/wordml/word16du" xmlns:w16sdtdh="http://schemas.microsoft.com/office/word/2020/wordml/sdtdatahash" xmlns:w16sdtfl="http://schemas.microsoft.com/office/word/2024/wordml/sdtformatlock" xmlns:w16se="http://schemas.microsoft.com/office/word/2015/wordml/symex" xmlns:wpg="http://schemas.microsoft.com/office/word/2010/wordprocessingGroup" xmlns:wpi="http://schemas.microsoft.com/office/word/2010/wordprocessingInk" xmlns:wne="http://schemas.microsoft.com/office/word/2006/wordml" xmlns:wps="http://schemas.microsoft.com/office/word/2010/wordprocessingShape" mc:Ignorable="w14 w15 w16se w16cid w16 w16cex w16sdtdh w16sdtfl w16du wp14">
   <w16cid:commentId w16cid:paraId="33B36E7C" w16cid:durableId="2DA593C5"/>
   <w16cid:commentId w16cid:paraId="091052BD" w16cid:durableId="2DA59399"/>
   <w16cid:commentId w16cid:paraId="5833B63A" w16cid:durableId="2DA59369"/>
-  <w16cid:commentId w16cid:paraId="6C638351" w16cid:durableId="2DA59327"/>
+  <w16cid:commentId w16cid:paraId="60E7FE5C" w16cid:durableId="2DA59327"/>
   <w16cid:commentId w16cid:paraId="34646C14" w16cid:durableId="2DA596DD"/>
   <w16cid:commentId w16cid:paraId="3A505C14" w16cid:durableId="2DA5972A"/>
-  <w16cid:commentId w16cid:paraId="14C1D7F0" w16cid:durableId="2DA59447"/>
 </w16cid:commentsIds>
 </file>
 
 <file path=word/endnotes.xml><?xml version="1.0" encoding="utf-8"?>
-<w:endnotes xmlns:wpc="http://schemas.microsoft.com/office/word/2010/wordprocessingCanvas" xmlns:cx="http://schemas.microsoft.com/office/drawing/2014/chartex" xmlns:cx1="http://schemas.microsoft.com/office/drawing/2015/9/8/chartex" xmlns:cx2="http://schemas.microsoft.com/office/drawing/2015/10/21/chartex" xmlns:cx3="http://schemas.microsoft.com/office/drawing/2016/5/9/chartex" xmlns:cx4="http://schemas.microsoft.com/office/drawing/2016/5/10/chartex" xmlns:cx5="http://schemas.microsoft.com/office/drawing/2016/5/11/chartex" xmlns:cx6="http://schemas.microsoft.com/office/drawing/2016/5/12/chartex" xmlns:cx7="http://schemas.microsoft.com/office/drawing/2016/5/13/chartex" xmlns:cx8="http://schemas.microsoft.com/office/drawing/2016/5/14/chartex" xmlns:mc="http://schemas.openxmlformats.org/markup-compatibility/2006" xmlns:aink="http://schemas.microsoft.com/office/drawing/2016/ink" xmlns:am3d="http://schemas.microsoft.com/office/drawing/2017/model3d" xmlns:o="urn:schemas-microsoft-com:office:office" xmlns:oel="http://schemas.microsoft.com/office/2019/extlst" xmlns:r="http://schemas.openxmlformats.org/officeDocument/2006/relationships" xmlns:m="http://schemas.openxmlformats.org/officeDocument/2006/math" xmlns:v="urn:schemas-microsoft-com:vml" xmlns:wp14="http://schemas.microsoft.com/office/word/2010/wordprocessingDrawing" xmlns:wp="http://schemas.openxmlformats.org/drawingml/2006/wordprocessingDrawing" xmlns:w10="urn:schemas-microsoft-com:office:word" xmlns:w="http://schemas.openxmlformats.org/wordprocessingml/2006/main" xmlns:w14="http://schemas.microsoft.com/office/word/2010/wordml" xmlns:w15="http://schemas.microsoft.com/office/word/2012/wordml" xmlns:w16cex="http://schemas.microsoft.com/office/word/2018/wordml/cex" xmlns:w16cid="http://schemas.microsoft.com/office/word/2016/wordml/cid" xmlns:w16="http://schemas.microsoft.com/office/word/2018/wordml" xmlns:w16sdtdh="http://schemas.microsoft.com/office/word/2020/wordml/sdtdatahash" xmlns:w16se="http://schemas.microsoft.com/office/word/2015/wordml/symex" xmlns:wpg="http://schemas.microsoft.com/office/word/2010/wordprocessingGroup" xmlns:wpi="http://schemas.microsoft.com/office/word/2010/wordprocessingInk" xmlns:wne="http://schemas.microsoft.com/office/word/2006/wordml" xmlns:wps="http://schemas.microsoft.com/office/word/2010/wordprocessingShape" mc:Ignorable="w14 w15 w16se w16cid w16 w16cex w16sdtdh wp14">
+<w:endnotes xmlns:wpc="http://schemas.microsoft.com/office/word/2010/wordprocessingCanvas" xmlns:cx="http://schemas.microsoft.com/office/drawing/2014/chartex" xmlns:cx1="http://schemas.microsoft.com/office/drawing/2015/9/8/chartex" xmlns:cx2="http://schemas.microsoft.com/office/drawing/2015/10/21/chartex" xmlns:cx3="http://schemas.microsoft.com/office/drawing/2016/5/9/chartex" xmlns:cx4="http://schemas.microsoft.com/office/drawing/2016/5/10/chartex" xmlns:cx5="http://schemas.microsoft.com/office/drawing/2016/5/11/chartex" xmlns:cx6="http://schemas.microsoft.com/office/drawing/2016/5/12/chartex" xmlns:cx7="http://schemas.microsoft.com/office/drawing/2016/5/13/chartex" xmlns:cx8="http://schemas.microsoft.com/office/drawing/2016/5/14/chartex" xmlns:mc="http://schemas.openxmlformats.org/markup-compatibility/2006" xmlns:aink="http://schemas.microsoft.com/office/drawing/2016/ink" xmlns:am3d="http://schemas.microsoft.com/office/drawing/2017/model3d" xmlns:o="urn:schemas-microsoft-com:office:office" xmlns:oel="http://schemas.microsoft.com/office/2019/extlst" xmlns:r="http://schemas.openxmlformats.org/officeDocument/2006/relationships" xmlns:m="http://schemas.openxmlformats.org/officeDocument/2006/math" xmlns:v="urn:schemas-microsoft-com:vml" xmlns:wp14="http://schemas.microsoft.com/office/word/2010/wordprocessingDrawing" xmlns:wp="http://schemas.openxmlformats.org/drawingml/2006/wordprocessingDrawing" xmlns:w10="urn:schemas-microsoft-com:office:word" xmlns:w="http://schemas.openxmlformats.org/wordprocessingml/2006/main" xmlns:w14="http://schemas.microsoft.com/office/word/2010/wordml" xmlns:w15="http://schemas.microsoft.com/office/word/2012/wordml" xmlns:w16cex="http://schemas.microsoft.com/office/word/2018/wordml/cex" xmlns:w16cid="http://schemas.microsoft.com/office/word/2016/wordml/cid" xmlns:w16="http://schemas.microsoft.com/office/word/2018/wordml" xmlns:w16du="http://schemas.microsoft.com/office/word/2023/wordml/word16du" xmlns:w16sdtdh="http://schemas.microsoft.com/office/word/2020/wordml/sdtdatahash" xmlns:w16sdtfl="http://schemas.microsoft.com/office/word/2024/wordml/sdtformatlock" xmlns:w16se="http://schemas.microsoft.com/office/word/2015/wordml/symex" xmlns:wpg="http://schemas.microsoft.com/office/word/2010/wordprocessingGroup" xmlns:wpi="http://schemas.microsoft.com/office/word/2010/wordprocessingInk" xmlns:wne="http://schemas.microsoft.com/office/word/2006/wordml" xmlns:wps="http://schemas.microsoft.com/office/word/2010/wordprocessingShape" mc:Ignorable="w14 w15 w16se w16cid w16 w16cex w16sdtdh w16sdtfl w16du wp14">
   <w:endnote w:type="separator" w:id="-1">
     <w:p>
       <w:pPr>
@@ -15074,7 +20609,7 @@
 </file>
 
 <file path=word/footer1.xml><?xml version="1.0" encoding="utf-8"?>
-<w:ftr xmlns:wpc="http://schemas.microsoft.com/office/word/2010/wordprocessingCanvas" xmlns:cx="http://schemas.microsoft.com/office/drawing/2014/chartex" xmlns:cx1="http://schemas.microsoft.com/office/drawing/2015/9/8/chartex" xmlns:cx2="http://schemas.microsoft.com/office/drawing/2015/10/21/chartex" xmlns:cx3="http://schemas.microsoft.com/office/drawing/2016/5/9/chartex" xmlns:cx4="http://schemas.microsoft.com/office/drawing/2016/5/10/chartex" xmlns:cx5="http://schemas.microsoft.com/office/drawing/2016/5/11/chartex" xmlns:cx6="http://schemas.microsoft.com/office/drawing/2016/5/12/chartex" xmlns:cx7="http://schemas.microsoft.com/office/drawing/2016/5/13/chartex" xmlns:cx8="http://schemas.microsoft.com/office/drawing/2016/5/14/chartex" xmlns:mc="http://schemas.openxmlformats.org/markup-compatibility/2006" xmlns:aink="http://schemas.microsoft.com/office/drawing/2016/ink" xmlns:am3d="http://schemas.microsoft.com/office/drawing/2017/model3d" xmlns:o="urn:schemas-microsoft-com:office:office" xmlns:oel="http://schemas.microsoft.com/office/2019/extlst" xmlns:r="http://schemas.openxmlformats.org/officeDocument/2006/relationships" xmlns:m="http://schemas.openxmlformats.org/officeDocument/2006/math" xmlns:v="urn:schemas-microsoft-com:vml" xmlns:wp14="http://schemas.microsoft.com/office/word/2010/wordprocessingDrawing" xmlns:wp="http://schemas.openxmlformats.org/drawingml/2006/wordprocessingDrawing" xmlns:w10="urn:schemas-microsoft-com:office:word" xmlns:w="http://schemas.openxmlformats.org/wordprocessingml/2006/main" xmlns:w14="http://schemas.microsoft.com/office/word/2010/wordml" xmlns:w15="http://schemas.microsoft.com/office/word/2012/wordml" xmlns:w16cex="http://schemas.microsoft.com/office/word/2018/wordml/cex" xmlns:w16cid="http://schemas.microsoft.com/office/word/2016/wordml/cid" xmlns:w16="http://schemas.microsoft.com/office/word/2018/wordml" xmlns:w16sdtdh="http://schemas.microsoft.com/office/word/2020/wordml/sdtdatahash" xmlns:w16se="http://schemas.microsoft.com/office/word/2015/wordml/symex" xmlns:wpg="http://schemas.microsoft.com/office/word/2010/wordprocessingGroup" xmlns:wpi="http://schemas.microsoft.com/office/word/2010/wordprocessingInk" xmlns:wne="http://schemas.microsoft.com/office/word/2006/wordml" xmlns:wps="http://schemas.microsoft.com/office/word/2010/wordprocessingShape" mc:Ignorable="w14 w15 w16se w16cid w16 w16cex w16sdtdh wp14">
+<w:ftr xmlns:wpc="http://schemas.microsoft.com/office/word/2010/wordprocessingCanvas" xmlns:cx="http://schemas.microsoft.com/office/drawing/2014/chartex" xmlns:cx1="http://schemas.microsoft.com/office/drawing/2015/9/8/chartex" xmlns:cx2="http://schemas.microsoft.com/office/drawing/2015/10/21/chartex" xmlns:cx3="http://schemas.microsoft.com/office/drawing/2016/5/9/chartex" xmlns:cx4="http://schemas.microsoft.com/office/drawing/2016/5/10/chartex" xmlns:cx5="http://schemas.microsoft.com/office/drawing/2016/5/11/chartex" xmlns:cx6="http://schemas.microsoft.com/office/drawing/2016/5/12/chartex" xmlns:cx7="http://schemas.microsoft.com/office/drawing/2016/5/13/chartex" xmlns:cx8="http://schemas.microsoft.com/office/drawing/2016/5/14/chartex" xmlns:mc="http://schemas.openxmlformats.org/markup-compatibility/2006" xmlns:aink="http://schemas.microsoft.com/office/drawing/2016/ink" xmlns:am3d="http://schemas.microsoft.com/office/drawing/2017/model3d" xmlns:o="urn:schemas-microsoft-com:office:office" xmlns:oel="http://schemas.microsoft.com/office/2019/extlst" xmlns:r="http://schemas.openxmlformats.org/officeDocument/2006/relationships" xmlns:m="http://schemas.openxmlformats.org/officeDocument/2006/math" xmlns:v="urn:schemas-microsoft-com:vml" xmlns:wp14="http://schemas.microsoft.com/office/word/2010/wordprocessingDrawing" xmlns:wp="http://schemas.openxmlformats.org/drawingml/2006/wordprocessingDrawing" xmlns:w10="urn:schemas-microsoft-com:office:word" xmlns:w="http://schemas.openxmlformats.org/wordprocessingml/2006/main" xmlns:w14="http://schemas.microsoft.com/office/word/2010/wordml" xmlns:w15="http://schemas.microsoft.com/office/word/2012/wordml" xmlns:w16cex="http://schemas.microsoft.com/office/word/2018/wordml/cex" xmlns:w16cid="http://schemas.microsoft.com/office/word/2016/wordml/cid" xmlns:w16="http://schemas.microsoft.com/office/word/2018/wordml" xmlns:w16du="http://schemas.microsoft.com/office/word/2023/wordml/word16du" xmlns:w16sdtdh="http://schemas.microsoft.com/office/word/2020/wordml/sdtdatahash" xmlns:w16sdtfl="http://schemas.microsoft.com/office/word/2024/wordml/sdtformatlock" xmlns:w16se="http://schemas.microsoft.com/office/word/2015/wordml/symex" xmlns:wpg="http://schemas.microsoft.com/office/word/2010/wordprocessingGroup" xmlns:wpi="http://schemas.microsoft.com/office/word/2010/wordprocessingInk" xmlns:wne="http://schemas.microsoft.com/office/word/2006/wordml" xmlns:wps="http://schemas.microsoft.com/office/word/2010/wordprocessingShape" mc:Ignorable="w14 w15 w16se w16cid w16 w16cex w16sdtdh w16sdtfl w16du wp14">
   <w:sdt>
     <w:sdtPr>
       <w:id w:val="-2086134674"/>
@@ -15156,7 +20691,7 @@
 </file>
 
 <file path=word/footnotes.xml><?xml version="1.0" encoding="utf-8"?>
-<w:footnotes xmlns:wpc="http://schemas.microsoft.com/office/word/2010/wordprocessingCanvas" xmlns:cx="http://schemas.microsoft.com/office/drawing/2014/chartex" xmlns:cx1="http://schemas.microsoft.com/office/drawing/2015/9/8/chartex" xmlns:cx2="http://schemas.microsoft.com/office/drawing/2015/10/21/chartex" xmlns:cx3="http://schemas.microsoft.com/office/drawing/2016/5/9/chartex" xmlns:cx4="http://schemas.microsoft.com/office/drawing/2016/5/10/chartex" xmlns:cx5="http://schemas.microsoft.com/office/drawing/2016/5/11/chartex" xmlns:cx6="http://schemas.microsoft.com/office/drawing/2016/5/12/chartex" xmlns:cx7="http://schemas.microsoft.com/office/drawing/2016/5/13/chartex" xmlns:cx8="http://schemas.microsoft.com/office/drawing/2016/5/14/chartex" xmlns:mc="http://schemas.openxmlformats.org/markup-compatibility/2006" xmlns:aink="http://schemas.microsoft.com/office/drawing/2016/ink" xmlns:am3d="http://schemas.microsoft.com/office/drawing/2017/model3d" xmlns:o="urn:schemas-microsoft-com:office:office" xmlns:oel="http://schemas.microsoft.com/office/2019/extlst" xmlns:r="http://schemas.openxmlformats.org/officeDocument/2006/relationships" xmlns:m="http://schemas.openxmlformats.org/officeDocument/2006/math" xmlns:v="urn:schemas-microsoft-com:vml" xmlns:wp14="http://schemas.microsoft.com/office/word/2010/wordprocessingDrawing" xmlns:wp="http://schemas.openxmlformats.org/drawingml/2006/wordprocessingDrawing" xmlns:w10="urn:schemas-microsoft-com:office:word" xmlns:w="http://schemas.openxmlformats.org/wordprocessingml/2006/main" xmlns:w14="http://schemas.microsoft.com/office/word/2010/wordml" xmlns:w15="http://schemas.microsoft.com/office/word/2012/wordml" xmlns:w16cex="http://schemas.microsoft.com/office/word/2018/wordml/cex" xmlns:w16cid="http://schemas.microsoft.com/office/word/2016/wordml/cid" xmlns:w16="http://schemas.microsoft.com/office/word/2018/wordml" xmlns:w16sdtdh="http://schemas.microsoft.com/office/word/2020/wordml/sdtdatahash" xmlns:w16se="http://schemas.microsoft.com/office/word/2015/wordml/symex" xmlns:wpg="http://schemas.microsoft.com/office/word/2010/wordprocessingGroup" xmlns:wpi="http://schemas.microsoft.com/office/word/2010/wordprocessingInk" xmlns:wne="http://schemas.microsoft.com/office/word/2006/wordml" xmlns:wps="http://schemas.microsoft.com/office/word/2010/wordprocessingShape" mc:Ignorable="w14 w15 w16se w16cid w16 w16cex w16sdtdh wp14">
+<w:footnotes xmlns:wpc="http://schemas.microsoft.com/office/word/2010/wordprocessingCanvas" xmlns:cx="http://schemas.microsoft.com/office/drawing/2014/chartex" xmlns:cx1="http://schemas.microsoft.com/office/drawing/2015/9/8/chartex" xmlns:cx2="http://schemas.microsoft.com/office/drawing/2015/10/21/chartex" xmlns:cx3="http://schemas.microsoft.com/office/drawing/2016/5/9/chartex" xmlns:cx4="http://schemas.microsoft.com/office/drawing/2016/5/10/chartex" xmlns:cx5="http://schemas.microsoft.com/office/drawing/2016/5/11/chartex" xmlns:cx6="http://schemas.microsoft.com/office/drawing/2016/5/12/chartex" xmlns:cx7="http://schemas.microsoft.com/office/drawing/2016/5/13/chartex" xmlns:cx8="http://schemas.microsoft.com/office/drawing/2016/5/14/chartex" xmlns:mc="http://schemas.openxmlformats.org/markup-compatibility/2006" xmlns:aink="http://schemas.microsoft.com/office/drawing/2016/ink" xmlns:am3d="http://schemas.microsoft.com/office/drawing/2017/model3d" xmlns:o="urn:schemas-microsoft-com:office:office" xmlns:oel="http://schemas.microsoft.com/office/2019/extlst" xmlns:r="http://schemas.openxmlformats.org/officeDocument/2006/relationships" xmlns:m="http://schemas.openxmlformats.org/officeDocument/2006/math" xmlns:v="urn:schemas-microsoft-com:vml" xmlns:wp14="http://schemas.microsoft.com/office/word/2010/wordprocessingDrawing" xmlns:wp="http://schemas.openxmlformats.org/drawingml/2006/wordprocessingDrawing" xmlns:w10="urn:schemas-microsoft-com:office:word" xmlns:w="http://schemas.openxmlformats.org/wordprocessingml/2006/main" xmlns:w14="http://schemas.microsoft.com/office/word/2010/wordml" xmlns:w15="http://schemas.microsoft.com/office/word/2012/wordml" xmlns:w16cex="http://schemas.microsoft.com/office/word/2018/wordml/cex" xmlns:w16cid="http://schemas.microsoft.com/office/word/2016/wordml/cid" xmlns:w16="http://schemas.microsoft.com/office/word/2018/wordml" xmlns:w16du="http://schemas.microsoft.com/office/word/2023/wordml/word16du" xmlns:w16sdtdh="http://schemas.microsoft.com/office/word/2020/wordml/sdtdatahash" xmlns:w16sdtfl="http://schemas.microsoft.com/office/word/2024/wordml/sdtformatlock" xmlns:w16se="http://schemas.microsoft.com/office/word/2015/wordml/symex" xmlns:wpg="http://schemas.microsoft.com/office/word/2010/wordprocessingGroup" xmlns:wpi="http://schemas.microsoft.com/office/word/2010/wordprocessingInk" xmlns:wne="http://schemas.microsoft.com/office/word/2006/wordml" xmlns:wps="http://schemas.microsoft.com/office/word/2010/wordprocessingShape" mc:Ignorable="w14 w15 w16se w16cid w16 w16cex w16sdtdh w16sdtfl w16du wp14">
   <w:footnote w:type="separator" w:id="-1">
     <w:p>
       <w:pPr>
@@ -15181,7 +20716,7 @@
 </file>
 
 <file path=word/numbering.xml><?xml version="1.0" encoding="utf-8"?>
-<w:numbering xmlns:wpc="http://schemas.microsoft.com/office/word/2010/wordprocessingCanvas" xmlns:cx="http://schemas.microsoft.com/office/drawing/2014/chartex" xmlns:cx1="http://schemas.microsoft.com/office/drawing/2015/9/8/chartex" xmlns:cx2="http://schemas.microsoft.com/office/drawing/2015/10/21/chartex" xmlns:cx3="http://schemas.microsoft.com/office/drawing/2016/5/9/chartex" xmlns:cx4="http://schemas.microsoft.com/office/drawing/2016/5/10/chartex" xmlns:cx5="http://schemas.microsoft.com/office/drawing/2016/5/11/chartex" xmlns:cx6="http://schemas.microsoft.com/office/drawing/2016/5/12/chartex" xmlns:cx7="http://schemas.microsoft.com/office/drawing/2016/5/13/chartex" xmlns:cx8="http://schemas.microsoft.com/office/drawing/2016/5/14/chartex" xmlns:mc="http://schemas.openxmlformats.org/markup-compatibility/2006" xmlns:aink="http://schemas.microsoft.com/office/drawing/2016/ink" xmlns:am3d="http://schemas.microsoft.com/office/drawing/2017/model3d" xmlns:o="urn:schemas-microsoft-com:office:office" xmlns:oel="http://schemas.microsoft.com/office/2019/extlst" xmlns:r="http://schemas.openxmlformats.org/officeDocument/2006/relationships" xmlns:m="http://schemas.openxmlformats.org/officeDocument/2006/math" xmlns:v="urn:schemas-microsoft-com:vml" xmlns:wp14="http://schemas.microsoft.com/office/word/2010/wordprocessingDrawing" xmlns:wp="http://schemas.openxmlformats.org/drawingml/2006/wordprocessingDrawing" xmlns:w10="urn:schemas-microsoft-com:office:word" xmlns:w="http://schemas.openxmlformats.org/wordprocessingml/2006/main" xmlns:w14="http://schemas.microsoft.com/office/word/2010/wordml" xmlns:w15="http://schemas.microsoft.com/office/word/2012/wordml" xmlns:w16cex="http://schemas.microsoft.com/office/word/2018/wordml/cex" xmlns:w16cid="http://schemas.microsoft.com/office/word/2016/wordml/cid" xmlns:w16="http://schemas.microsoft.com/office/word/2018/wordml" xmlns:w16sdtdh="http://schemas.microsoft.com/office/word/2020/wordml/sdtdatahash" xmlns:w16se="http://schemas.microsoft.com/office/word/2015/wordml/symex" xmlns:wpg="http://schemas.microsoft.com/office/word/2010/wordprocessingGroup" xmlns:wpi="http://schemas.microsoft.com/office/word/2010/wordprocessingInk" xmlns:wne="http://schemas.microsoft.com/office/word/2006/wordml" xmlns:wps="http://schemas.microsoft.com/office/word/2010/wordprocessingShape" mc:Ignorable="w14 w15 w16se w16cid w16 w16cex w16sdtdh wp14">
+<w:numbering xmlns:wpc="http://schemas.microsoft.com/office/word/2010/wordprocessingCanvas" xmlns:cx="http://schemas.microsoft.com/office/drawing/2014/chartex" xmlns:cx1="http://schemas.microsoft.com/office/drawing/2015/9/8/chartex" xmlns:cx2="http://schemas.microsoft.com/office/drawing/2015/10/21/chartex" xmlns:cx3="http://schemas.microsoft.com/office/drawing/2016/5/9/chartex" xmlns:cx4="http://schemas.microsoft.com/office/drawing/2016/5/10/chartex" xmlns:cx5="http://schemas.microsoft.com/office/drawing/2016/5/11/chartex" xmlns:cx6="http://schemas.microsoft.com/office/drawing/2016/5/12/chartex" xmlns:cx7="http://schemas.microsoft.com/office/drawing/2016/5/13/chartex" xmlns:cx8="http://schemas.microsoft.com/office/drawing/2016/5/14/chartex" xmlns:mc="http://schemas.openxmlformats.org/markup-compatibility/2006" xmlns:aink="http://schemas.microsoft.com/office/drawing/2016/ink" xmlns:am3d="http://schemas.microsoft.com/office/drawing/2017/model3d" xmlns:o="urn:schemas-microsoft-com:office:office" xmlns:oel="http://schemas.microsoft.com/office/2019/extlst" xmlns:r="http://schemas.openxmlformats.org/officeDocument/2006/relationships" xmlns:m="http://schemas.openxmlformats.org/officeDocument/2006/math" xmlns:v="urn:schemas-microsoft-com:vml" xmlns:wp14="http://schemas.microsoft.com/office/word/2010/wordprocessingDrawing" xmlns:wp="http://schemas.openxmlformats.org/drawingml/2006/wordprocessingDrawing" xmlns:w10="urn:schemas-microsoft-com:office:word" xmlns:w="http://schemas.openxmlformats.org/wordprocessingml/2006/main" xmlns:w14="http://schemas.microsoft.com/office/word/2010/wordml" xmlns:w15="http://schemas.microsoft.com/office/word/2012/wordml" xmlns:w16cex="http://schemas.microsoft.com/office/word/2018/wordml/cex" xmlns:w16cid="http://schemas.microsoft.com/office/word/2016/wordml/cid" xmlns:w16="http://schemas.microsoft.com/office/word/2018/wordml" xmlns:w16du="http://schemas.microsoft.com/office/word/2023/wordml/word16du" xmlns:w16sdtdh="http://schemas.microsoft.com/office/word/2020/wordml/sdtdatahash" xmlns:w16sdtfl="http://schemas.microsoft.com/office/word/2024/wordml/sdtformatlock" xmlns:w16se="http://schemas.microsoft.com/office/word/2015/wordml/symex" xmlns:wpg="http://schemas.microsoft.com/office/word/2010/wordprocessingGroup" xmlns:wpi="http://schemas.microsoft.com/office/word/2010/wordprocessingInk" xmlns:wne="http://schemas.microsoft.com/office/word/2006/wordml" xmlns:wps="http://schemas.microsoft.com/office/word/2010/wordprocessingShape" mc:Ignorable="w14 w15 w16se w16cid w16 w16cex w16sdtdh w16sdtfl w16du wp14">
   <w:abstractNum w:abstractNumId="0" w15:restartNumberingAfterBreak="0">
     <w:nsid w:val="FFFFFF89"/>
     <w:multiLevelType w:val="singleLevel"/>
@@ -18542,7 +24077,7 @@
 </file>
 
 <file path=word/people.xml><?xml version="1.0" encoding="utf-8"?>
-<w15:people xmlns:wpc="http://schemas.microsoft.com/office/word/2010/wordprocessingCanvas" xmlns:cx="http://schemas.microsoft.com/office/drawing/2014/chartex" xmlns:cx1="http://schemas.microsoft.com/office/drawing/2015/9/8/chartex" xmlns:cx2="http://schemas.microsoft.com/office/drawing/2015/10/21/chartex" xmlns:cx3="http://schemas.microsoft.com/office/drawing/2016/5/9/chartex" xmlns:cx4="http://schemas.microsoft.com/office/drawing/2016/5/10/chartex" xmlns:cx5="http://schemas.microsoft.com/office/drawing/2016/5/11/chartex" xmlns:cx6="http://schemas.microsoft.com/office/drawing/2016/5/12/chartex" xmlns:cx7="http://schemas.microsoft.com/office/drawing/2016/5/13/chartex" xmlns:cx8="http://schemas.microsoft.com/office/drawing/2016/5/14/chartex" xmlns:mc="http://schemas.openxmlformats.org/markup-compatibility/2006" xmlns:aink="http://schemas.microsoft.com/office/drawing/2016/ink" xmlns:am3d="http://schemas.microsoft.com/office/drawing/2017/model3d" xmlns:o="urn:schemas-microsoft-com:office:office" xmlns:oel="http://schemas.microsoft.com/office/2019/extlst" xmlns:r="http://schemas.openxmlformats.org/officeDocument/2006/relationships" xmlns:m="http://schemas.openxmlformats.org/officeDocument/2006/math" xmlns:v="urn:schemas-microsoft-com:vml" xmlns:wp14="http://schemas.microsoft.com/office/word/2010/wordprocessingDrawing" xmlns:wp="http://schemas.openxmlformats.org/drawingml/2006/wordprocessingDrawing" xmlns:w10="urn:schemas-microsoft-com:office:word" xmlns:w="http://schemas.openxmlformats.org/wordprocessingml/2006/main" xmlns:w14="http://schemas.microsoft.com/office/word/2010/wordml" xmlns:w15="http://schemas.microsoft.com/office/word/2012/wordml" xmlns:w16cex="http://schemas.microsoft.com/office/word/2018/wordml/cex" xmlns:w16cid="http://schemas.microsoft.com/office/word/2016/wordml/cid" xmlns:w16="http://schemas.microsoft.com/office/word/2018/wordml" xmlns:w16sdtdh="http://schemas.microsoft.com/office/word/2020/wordml/sdtdatahash" xmlns:w16se="http://schemas.microsoft.com/office/word/2015/wordml/symex" xmlns:wpg="http://schemas.microsoft.com/office/word/2010/wordprocessingGroup" xmlns:wpi="http://schemas.microsoft.com/office/word/2010/wordprocessingInk" xmlns:wne="http://schemas.microsoft.com/office/word/2006/wordml" xmlns:wps="http://schemas.microsoft.com/office/word/2010/wordprocessingShape" mc:Ignorable="w14 w15 w16se w16cid w16 w16cex w16sdtdh wp14">
+<w15:people xmlns:wpc="http://schemas.microsoft.com/office/word/2010/wordprocessingCanvas" xmlns:cx="http://schemas.microsoft.com/office/drawing/2014/chartex" xmlns:cx1="http://schemas.microsoft.com/office/drawing/2015/9/8/chartex" xmlns:cx2="http://schemas.microsoft.com/office/drawing/2015/10/21/chartex" xmlns:cx3="http://schemas.microsoft.com/office/drawing/2016/5/9/chartex" xmlns:cx4="http://schemas.microsoft.com/office/drawing/2016/5/10/chartex" xmlns:cx5="http://schemas.microsoft.com/office/drawing/2016/5/11/chartex" xmlns:cx6="http://schemas.microsoft.com/office/drawing/2016/5/12/chartex" xmlns:cx7="http://schemas.microsoft.com/office/drawing/2016/5/13/chartex" xmlns:cx8="http://schemas.microsoft.com/office/drawing/2016/5/14/chartex" xmlns:mc="http://schemas.openxmlformats.org/markup-compatibility/2006" xmlns:aink="http://schemas.microsoft.com/office/drawing/2016/ink" xmlns:am3d="http://schemas.microsoft.com/office/drawing/2017/model3d" xmlns:o="urn:schemas-microsoft-com:office:office" xmlns:oel="http://schemas.microsoft.com/office/2019/extlst" xmlns:r="http://schemas.openxmlformats.org/officeDocument/2006/relationships" xmlns:m="http://schemas.openxmlformats.org/officeDocument/2006/math" xmlns:v="urn:schemas-microsoft-com:vml" xmlns:wp14="http://schemas.microsoft.com/office/word/2010/wordprocessingDrawing" xmlns:wp="http://schemas.openxmlformats.org/drawingml/2006/wordprocessingDrawing" xmlns:w10="urn:schemas-microsoft-com:office:word" xmlns:w="http://schemas.openxmlformats.org/wordprocessingml/2006/main" xmlns:w14="http://schemas.microsoft.com/office/word/2010/wordml" xmlns:w15="http://schemas.microsoft.com/office/word/2012/wordml" xmlns:w16cex="http://schemas.microsoft.com/office/word/2018/wordml/cex" xmlns:w16cid="http://schemas.microsoft.com/office/word/2016/wordml/cid" xmlns:w16="http://schemas.microsoft.com/office/word/2018/wordml" xmlns:w16du="http://schemas.microsoft.com/office/word/2023/wordml/word16du" xmlns:w16sdtdh="http://schemas.microsoft.com/office/word/2020/wordml/sdtdatahash" xmlns:w16sdtfl="http://schemas.microsoft.com/office/word/2024/wordml/sdtformatlock" xmlns:w16se="http://schemas.microsoft.com/office/word/2015/wordml/symex" xmlns:wpg="http://schemas.microsoft.com/office/word/2010/wordprocessingGroup" xmlns:wpi="http://schemas.microsoft.com/office/word/2010/wordprocessingInk" xmlns:wne="http://schemas.microsoft.com/office/word/2006/wordml" xmlns:wps="http://schemas.microsoft.com/office/word/2010/wordprocessingShape" mc:Ignorable="w14 w15 w16se w16cid w16 w16cex w16sdtdh w16sdtfl w16du wp14">
   <w15:person w15:author="Microsoft Office User">
     <w15:presenceInfo w15:providerId="None" w15:userId="Microsoft Office User"/>
   </w15:person>
@@ -18550,7 +24085,7 @@
 </file>
 
 <file path=word/styles.xml><?xml version="1.0" encoding="utf-8"?>
-<w:styles xmlns:mc="http://schemas.openxmlformats.org/markup-compatibility/2006" xmlns:r="http://schemas.openxmlformats.org/officeDocument/2006/relationships" xmlns:w="http://schemas.openxmlformats.org/wordprocessingml/2006/main" xmlns:w14="http://schemas.microsoft.com/office/word/2010/wordml" xmlns:w15="http://schemas.microsoft.com/office/word/2012/wordml" xmlns:w16cex="http://schemas.microsoft.com/office/word/2018/wordml/cex" xmlns:w16cid="http://schemas.microsoft.com/office/word/2016/wordml/cid" xmlns:w16="http://schemas.microsoft.com/office/word/2018/wordml" xmlns:w16sdtdh="http://schemas.microsoft.com/office/word/2020/wordml/sdtdatahash" xmlns:w16se="http://schemas.microsoft.com/office/word/2015/wordml/symex" mc:Ignorable="w14 w15 w16se w16cid w16 w16cex w16sdtdh">
+<w:styles xmlns:mc="http://schemas.openxmlformats.org/markup-compatibility/2006" xmlns:r="http://schemas.openxmlformats.org/officeDocument/2006/relationships" xmlns:w="http://schemas.openxmlformats.org/wordprocessingml/2006/main" xmlns:w14="http://schemas.microsoft.com/office/word/2010/wordml" xmlns:w15="http://schemas.microsoft.com/office/word/2012/wordml" xmlns:w16cex="http://schemas.microsoft.com/office/word/2018/wordml/cex" xmlns:w16cid="http://schemas.microsoft.com/office/word/2016/wordml/cid" xmlns:w16="http://schemas.microsoft.com/office/word/2018/wordml" xmlns:w16du="http://schemas.microsoft.com/office/word/2023/wordml/word16du" xmlns:w16sdtdh="http://schemas.microsoft.com/office/word/2020/wordml/sdtdatahash" xmlns:w16sdtfl="http://schemas.microsoft.com/office/word/2024/wordml/sdtformatlock" xmlns:w16se="http://schemas.microsoft.com/office/word/2015/wordml/symex" mc:Ignorable="w14 w15 w16se w16cid w16 w16cex w16sdtdh w16sdtfl w16du">
   <w:docDefaults>
     <w:rPrDefault>
       <w:rPr>
@@ -19041,7 +24576,6 @@
   <w:style w:type="character" w:default="1" w:styleId="DefaultParagraphFont">
     <w:name w:val="Default Paragraph Font"/>
     <w:uiPriority w:val="1"/>
-    <w:semiHidden/>
     <w:unhideWhenUsed/>
   </w:style>
   <w:style w:type="table" w:default="1" w:styleId="TableNormal">
@@ -19699,6 +25233,298 @@
       <w:lang w:val="en-US"/>
     </w:rPr>
   </w:style>
+  <w:style w:type="table" w:customStyle="1" w:styleId="Calendar3">
+    <w:name w:val="Calendar 3"/>
+    <w:basedOn w:val="TableNormal"/>
+    <w:uiPriority w:val="99"/>
+    <w:qFormat/>
+    <w:rsid w:val="00F86A35"/>
+    <w:pPr>
+      <w:spacing w:after="0" w:line="240" w:lineRule="auto"/>
+      <w:jc w:val="right"/>
+    </w:pPr>
+    <w:rPr>
+      <w:rFonts w:asciiTheme="majorHAnsi" w:eastAsiaTheme="majorEastAsia" w:hAnsiTheme="majorHAnsi" w:cstheme="majorBidi"/>
+      <w:color w:val="000000" w:themeColor="text1"/>
+      <w:lang w:val="en-US"/>
+    </w:rPr>
+    <w:tblPr/>
+    <w:tblStylePr w:type="firstRow">
+      <w:pPr>
+        <w:wordWrap/>
+        <w:jc w:val="right"/>
+      </w:pPr>
+      <w:rPr>
+        <w:color w:val="4472C4" w:themeColor="accent1"/>
+        <w:sz w:val="44"/>
+      </w:rPr>
+    </w:tblStylePr>
+    <w:tblStylePr w:type="firstCol">
+      <w:rPr>
+        <w:color w:val="4472C4" w:themeColor="accent1"/>
+      </w:rPr>
+    </w:tblStylePr>
+    <w:tblStylePr w:type="lastCol">
+      <w:rPr>
+        <w:color w:val="4472C4" w:themeColor="accent1"/>
+      </w:rPr>
+    </w:tblStylePr>
+  </w:style>
+  <w:style w:type="table" w:styleId="TableGridLight">
+    <w:name w:val="Grid Table Light"/>
+    <w:basedOn w:val="TableNormal"/>
+    <w:uiPriority w:val="40"/>
+    <w:rsid w:val="008432D7"/>
+    <w:pPr>
+      <w:spacing w:after="0" w:line="240" w:lineRule="auto"/>
+    </w:pPr>
+    <w:tblPr>
+      <w:tblBorders>
+        <w:top w:val="single" w:sz="4" w:space="0" w:color="BFBFBF" w:themeColor="background1" w:themeShade="BF"/>
+        <w:left w:val="single" w:sz="4" w:space="0" w:color="BFBFBF" w:themeColor="background1" w:themeShade="BF"/>
+        <w:bottom w:val="single" w:sz="4" w:space="0" w:color="BFBFBF" w:themeColor="background1" w:themeShade="BF"/>
+        <w:right w:val="single" w:sz="4" w:space="0" w:color="BFBFBF" w:themeColor="background1" w:themeShade="BF"/>
+        <w:insideH w:val="single" w:sz="4" w:space="0" w:color="BFBFBF" w:themeColor="background1" w:themeShade="BF"/>
+        <w:insideV w:val="single" w:sz="4" w:space="0" w:color="BFBFBF" w:themeColor="background1" w:themeShade="BF"/>
+      </w:tblBorders>
+    </w:tblPr>
+  </w:style>
+  <w:style w:type="table" w:styleId="PlainTable1">
+    <w:name w:val="Plain Table 1"/>
+    <w:basedOn w:val="TableNormal"/>
+    <w:uiPriority w:val="41"/>
+    <w:rsid w:val="008432D7"/>
+    <w:pPr>
+      <w:spacing w:after="0" w:line="240" w:lineRule="auto"/>
+    </w:pPr>
+    <w:tblPr>
+      <w:tblStyleRowBandSize w:val="1"/>
+      <w:tblStyleColBandSize w:val="1"/>
+      <w:tblBorders>
+        <w:top w:val="single" w:sz="4" w:space="0" w:color="BFBFBF" w:themeColor="background1" w:themeShade="BF"/>
+        <w:left w:val="single" w:sz="4" w:space="0" w:color="BFBFBF" w:themeColor="background1" w:themeShade="BF"/>
+        <w:bottom w:val="single" w:sz="4" w:space="0" w:color="BFBFBF" w:themeColor="background1" w:themeShade="BF"/>
+        <w:right w:val="single" w:sz="4" w:space="0" w:color="BFBFBF" w:themeColor="background1" w:themeShade="BF"/>
+        <w:insideH w:val="single" w:sz="4" w:space="0" w:color="BFBFBF" w:themeColor="background1" w:themeShade="BF"/>
+        <w:insideV w:val="single" w:sz="4" w:space="0" w:color="BFBFBF" w:themeColor="background1" w:themeShade="BF"/>
+      </w:tblBorders>
+    </w:tblPr>
+    <w:tblStylePr w:type="firstRow">
+      <w:rPr>
+        <w:b/>
+        <w:bCs/>
+      </w:rPr>
+    </w:tblStylePr>
+    <w:tblStylePr w:type="lastRow">
+      <w:rPr>
+        <w:b/>
+        <w:bCs/>
+      </w:rPr>
+      <w:tblPr/>
+      <w:tcPr>
+        <w:tcBorders>
+          <w:top w:val="double" w:sz="4" w:space="0" w:color="BFBFBF" w:themeColor="background1" w:themeShade="BF"/>
+        </w:tcBorders>
+      </w:tcPr>
+    </w:tblStylePr>
+    <w:tblStylePr w:type="firstCol">
+      <w:rPr>
+        <w:b/>
+        <w:bCs/>
+      </w:rPr>
+    </w:tblStylePr>
+    <w:tblStylePr w:type="lastCol">
+      <w:rPr>
+        <w:b/>
+        <w:bCs/>
+      </w:rPr>
+    </w:tblStylePr>
+    <w:tblStylePr w:type="band1Vert">
+      <w:tblPr/>
+      <w:tcPr>
+        <w:shd w:val="clear" w:color="auto" w:fill="F2F2F2" w:themeFill="background1" w:themeFillShade="F2"/>
+      </w:tcPr>
+    </w:tblStylePr>
+    <w:tblStylePr w:type="band1Horz">
+      <w:tblPr/>
+      <w:tcPr>
+        <w:shd w:val="clear" w:color="auto" w:fill="F2F2F2" w:themeFill="background1" w:themeFillShade="F2"/>
+      </w:tcPr>
+    </w:tblStylePr>
+  </w:style>
+  <w:style w:type="table" w:styleId="PlainTable2">
+    <w:name w:val="Plain Table 2"/>
+    <w:basedOn w:val="TableNormal"/>
+    <w:uiPriority w:val="42"/>
+    <w:rsid w:val="008432D7"/>
+    <w:pPr>
+      <w:spacing w:after="0" w:line="240" w:lineRule="auto"/>
+    </w:pPr>
+    <w:tblPr>
+      <w:tblStyleRowBandSize w:val="1"/>
+      <w:tblStyleColBandSize w:val="1"/>
+      <w:tblBorders>
+        <w:top w:val="single" w:sz="4" w:space="0" w:color="7F7F7F" w:themeColor="text1" w:themeTint="80"/>
+        <w:bottom w:val="single" w:sz="4" w:space="0" w:color="7F7F7F" w:themeColor="text1" w:themeTint="80"/>
+      </w:tblBorders>
+    </w:tblPr>
+    <w:tblStylePr w:type="firstRow">
+      <w:rPr>
+        <w:b/>
+        <w:bCs/>
+      </w:rPr>
+      <w:tblPr/>
+      <w:tcPr>
+        <w:tcBorders>
+          <w:bottom w:val="single" w:sz="4" w:space="0" w:color="7F7F7F" w:themeColor="text1" w:themeTint="80"/>
+        </w:tcBorders>
+      </w:tcPr>
+    </w:tblStylePr>
+    <w:tblStylePr w:type="lastRow">
+      <w:rPr>
+        <w:b/>
+        <w:bCs/>
+      </w:rPr>
+      <w:tblPr/>
+      <w:tcPr>
+        <w:tcBorders>
+          <w:top w:val="single" w:sz="4" w:space="0" w:color="7F7F7F" w:themeColor="text1" w:themeTint="80"/>
+        </w:tcBorders>
+      </w:tcPr>
+    </w:tblStylePr>
+    <w:tblStylePr w:type="firstCol">
+      <w:rPr>
+        <w:b/>
+        <w:bCs/>
+      </w:rPr>
+    </w:tblStylePr>
+    <w:tblStylePr w:type="lastCol">
+      <w:rPr>
+        <w:b/>
+        <w:bCs/>
+      </w:rPr>
+    </w:tblStylePr>
+    <w:tblStylePr w:type="band1Vert">
+      <w:tblPr/>
+      <w:tcPr>
+        <w:tcBorders>
+          <w:left w:val="single" w:sz="4" w:space="0" w:color="7F7F7F" w:themeColor="text1" w:themeTint="80"/>
+          <w:right w:val="single" w:sz="4" w:space="0" w:color="7F7F7F" w:themeColor="text1" w:themeTint="80"/>
+        </w:tcBorders>
+      </w:tcPr>
+    </w:tblStylePr>
+    <w:tblStylePr w:type="band2Vert">
+      <w:tblPr/>
+      <w:tcPr>
+        <w:tcBorders>
+          <w:left w:val="single" w:sz="4" w:space="0" w:color="7F7F7F" w:themeColor="text1" w:themeTint="80"/>
+          <w:right w:val="single" w:sz="4" w:space="0" w:color="7F7F7F" w:themeColor="text1" w:themeTint="80"/>
+        </w:tcBorders>
+      </w:tcPr>
+    </w:tblStylePr>
+    <w:tblStylePr w:type="band1Horz">
+      <w:tblPr/>
+      <w:tcPr>
+        <w:tcBorders>
+          <w:top w:val="single" w:sz="4" w:space="0" w:color="7F7F7F" w:themeColor="text1" w:themeTint="80"/>
+          <w:bottom w:val="single" w:sz="4" w:space="0" w:color="7F7F7F" w:themeColor="text1" w:themeTint="80"/>
+        </w:tcBorders>
+      </w:tcPr>
+    </w:tblStylePr>
+  </w:style>
+  <w:style w:type="table" w:styleId="PlainTable3">
+    <w:name w:val="Plain Table 3"/>
+    <w:basedOn w:val="TableNormal"/>
+    <w:uiPriority w:val="43"/>
+    <w:rsid w:val="008432D7"/>
+    <w:pPr>
+      <w:spacing w:after="0" w:line="240" w:lineRule="auto"/>
+    </w:pPr>
+    <w:tblPr>
+      <w:tblStyleRowBandSize w:val="1"/>
+      <w:tblStyleColBandSize w:val="1"/>
+    </w:tblPr>
+    <w:tblStylePr w:type="firstRow">
+      <w:rPr>
+        <w:b/>
+        <w:bCs/>
+        <w:caps/>
+      </w:rPr>
+      <w:tblPr/>
+      <w:tcPr>
+        <w:tcBorders>
+          <w:bottom w:val="single" w:sz="4" w:space="0" w:color="7F7F7F" w:themeColor="text1" w:themeTint="80"/>
+        </w:tcBorders>
+      </w:tcPr>
+    </w:tblStylePr>
+    <w:tblStylePr w:type="lastRow">
+      <w:rPr>
+        <w:b/>
+        <w:bCs/>
+        <w:caps/>
+      </w:rPr>
+      <w:tblPr/>
+      <w:tcPr>
+        <w:tcBorders>
+          <w:top w:val="nil"/>
+        </w:tcBorders>
+      </w:tcPr>
+    </w:tblStylePr>
+    <w:tblStylePr w:type="firstCol">
+      <w:rPr>
+        <w:b/>
+        <w:bCs/>
+        <w:caps/>
+      </w:rPr>
+      <w:tblPr/>
+      <w:tcPr>
+        <w:tcBorders>
+          <w:right w:val="single" w:sz="4" w:space="0" w:color="7F7F7F" w:themeColor="text1" w:themeTint="80"/>
+        </w:tcBorders>
+      </w:tcPr>
+    </w:tblStylePr>
+    <w:tblStylePr w:type="lastCol">
+      <w:rPr>
+        <w:b/>
+        <w:bCs/>
+        <w:caps/>
+      </w:rPr>
+      <w:tblPr/>
+      <w:tcPr>
+        <w:tcBorders>
+          <w:left w:val="nil"/>
+        </w:tcBorders>
+      </w:tcPr>
+    </w:tblStylePr>
+    <w:tblStylePr w:type="band1Vert">
+      <w:tblPr/>
+      <w:tcPr>
+        <w:shd w:val="clear" w:color="auto" w:fill="F2F2F2" w:themeFill="background1" w:themeFillShade="F2"/>
+      </w:tcPr>
+    </w:tblStylePr>
+    <w:tblStylePr w:type="band1Horz">
+      <w:tblPr/>
+      <w:tcPr>
+        <w:shd w:val="clear" w:color="auto" w:fill="F2F2F2" w:themeFill="background1" w:themeFillShade="F2"/>
+      </w:tcPr>
+    </w:tblStylePr>
+    <w:tblStylePr w:type="neCell">
+      <w:tblPr/>
+      <w:tcPr>
+        <w:tcBorders>
+          <w:left w:val="nil"/>
+        </w:tcBorders>
+      </w:tcPr>
+    </w:tblStylePr>
+    <w:tblStylePr w:type="nwCell">
+      <w:tblPr/>
+      <w:tcPr>
+        <w:tcBorders>
+          <w:right w:val="nil"/>
+        </w:tcBorders>
+      </w:tcPr>
+    </w:tblStylePr>
+  </w:style>
 </w:styles>
 </file>
 

--- a/docs/Afidhu_DISSERTATION_01.docx
+++ b/docs/Afidhu_DISSERTATION_01.docx
@@ -25,6 +25,18 @@
           <w:lang w:val="en-TZ"/>
         </w:rPr>
       </w:pPr>
+      <w:r>
+        <w:rPr>
+          <w:rFonts w:ascii="Times New Roman" w:hAnsi="Times New Roman" w:cs="Times New Roman"/>
+          <w:b/>
+          <w:bCs/>
+          <w:color w:val="000000" w:themeColor="text1"/>
+          <w:sz w:val="24"/>
+          <w:szCs w:val="24"/>
+          <w:lang w:val="en-TZ"/>
+        </w:rPr>
+        <w:t>4</w:t>
+      </w:r>
       <w:commentRangeStart w:id="0"/>
       <w:r>
         <w:rPr>
@@ -282,7 +294,21 @@
           <w:rStyle w:val="fontstyle01"/>
           <w:color w:val="000000" w:themeColor="text1"/>
         </w:rPr>
-        <w:t>Matata, Afidhu Nurudini</w:t>
+        <w:t>Tarimo,</w:t>
+      </w:r>
+      <w:r>
+        <w:rPr>
+          <w:rStyle w:val="fontstyle01"/>
+          <w:color w:val="000000" w:themeColor="text1"/>
+        </w:rPr>
+        <w:t xml:space="preserve"> </w:t>
+      </w:r>
+      <w:r>
+        <w:rPr>
+          <w:rStyle w:val="fontstyle01"/>
+          <w:color w:val="000000" w:themeColor="text1"/>
+        </w:rPr>
+        <w:t>Graciana, Faustin</w:t>
       </w:r>
     </w:p>
     <w:p>
@@ -434,6 +460,34 @@
           <w:docGrid w:linePitch="360"/>
         </w:sectPr>
       </w:pPr>
+      <w:r>
+        <w:rPr>
+          <w:rStyle w:val="fontstyle01"/>
+          <w:color w:val="000000" w:themeColor="text1"/>
+        </w:rPr>
+        <w:t>A Dissertation Submitted</w:t>
+      </w:r>
+      <w:r>
+        <w:rPr>
+          <w:rStyle w:val="fontstyle01"/>
+          <w:color w:val="000000" w:themeColor="text1"/>
+        </w:rPr>
+        <w:t xml:space="preserve"> in fulfillment of the requirements for the degree of Bachelor of Science </w:t>
+      </w:r>
+      <w:r>
+        <w:rPr>
+          <w:rStyle w:val="fontstyle01"/>
+          <w:color w:val="000000" w:themeColor="text1"/>
+        </w:rPr>
+        <w:t>Information system management</w:t>
+      </w:r>
+      <w:r>
+        <w:rPr>
+          <w:rStyle w:val="fontstyle01"/>
+          <w:color w:val="000000" w:themeColor="text1"/>
+        </w:rPr>
+        <w:t xml:space="preserve"> of Ardhi University</w:t>
+      </w:r>
     </w:p>
     <w:p>
       <w:pPr>
@@ -459,34 +513,6 @@
           <w:docGrid w:linePitch="360"/>
         </w:sectPr>
       </w:pPr>
-      <w:r>
-        <w:rPr>
-          <w:rStyle w:val="fontstyle01"/>
-          <w:color w:val="000000" w:themeColor="text1"/>
-        </w:rPr>
-        <w:t>A Dissertation Submitted</w:t>
-      </w:r>
-      <w:r>
-        <w:rPr>
-          <w:rStyle w:val="fontstyle01"/>
-          <w:color w:val="000000" w:themeColor="text1"/>
-        </w:rPr>
-        <w:t xml:space="preserve"> in fulfillment of the requirements for the degree of Bachelor of Science </w:t>
-      </w:r>
-      <w:r>
-        <w:rPr>
-          <w:rStyle w:val="fontstyle01"/>
-          <w:color w:val="000000" w:themeColor="text1"/>
-        </w:rPr>
-        <w:t>Information system management</w:t>
-      </w:r>
-      <w:r>
-        <w:rPr>
-          <w:rStyle w:val="fontstyle01"/>
-          <w:color w:val="000000" w:themeColor="text1"/>
-        </w:rPr>
-        <w:t xml:space="preserve"> of Ardhi University</w:t>
-      </w:r>
     </w:p>
     <w:p>
       <w:pPr>
@@ -571,6 +597,70 @@
           <w:rStyle w:val="fontstyle01"/>
           <w:color w:val="000000" w:themeColor="text1"/>
         </w:rPr>
+      </w:pPr>
+      <w:r>
+        <w:rPr>
+          <w:rStyle w:val="fontstyle01"/>
+          <w:color w:val="000000" w:themeColor="text1"/>
+        </w:rPr>
+        <w:t>Ardhi University</w:t>
+      </w:r>
+    </w:p>
+    <w:p>
+      <w:pPr>
+        <w:spacing w:line="360" w:lineRule="auto"/>
+        <w:jc w:val="center"/>
+        <w:rPr>
+          <w:rStyle w:val="fontstyle01"/>
+          <w:b w:val="0"/>
+          <w:color w:val="000000" w:themeColor="text1"/>
+        </w:rPr>
+      </w:pPr>
+      <w:r>
+        <w:rPr>
+          <w:rStyle w:val="fontstyle01"/>
+          <w:color w:val="000000" w:themeColor="text1"/>
+        </w:rPr>
+        <w:t>June</w:t>
+      </w:r>
+      <w:r>
+        <w:rPr>
+          <w:rStyle w:val="fontstyle01"/>
+          <w:color w:val="000000" w:themeColor="text1"/>
+        </w:rPr>
+        <w:t xml:space="preserve"> 20</w:t>
+      </w:r>
+      <w:r>
+        <w:rPr>
+          <w:rStyle w:val="fontstyle01"/>
+          <w:color w:val="000000" w:themeColor="text1"/>
+        </w:rPr>
+        <w:t>26</w:t>
+      </w:r>
+      <w:commentRangeEnd w:id="0"/>
+      <w:r>
+        <w:rPr>
+          <w:rStyle w:val="CommentReference"/>
+          <w:rFonts w:ascii="Times New Roman" w:hAnsi="Times New Roman" w:cs="Times New Roman"/>
+          <w:bCs/>
+          <w:color w:val="000000" w:themeColor="text1"/>
+          <w:sz w:val="24"/>
+          <w:szCs w:val="24"/>
+        </w:rPr>
+        <w:commentReference w:id="0"/>
+      </w:r>
+    </w:p>
+    <w:p>
+      <w:pPr>
+        <w:pStyle w:val="Heading1"/>
+        <w:spacing w:line="360" w:lineRule="auto"/>
+        <w:ind w:left="0" w:firstLine="0"/>
+        <w:jc w:val="center"/>
+        <w:rPr>
+          <w:rStyle w:val="fontstyle01"/>
+          <w:b/>
+          <w:color w:val="000000" w:themeColor="text1"/>
+        </w:rPr>
         <w:sectPr>
           <w:type w:val="continuous"/>
           <w:pgSz w:w="11906" w:h="16838"/>
@@ -590,95 +680,6 @@
     </w:p>
     <w:p>
       <w:pPr>
-        <w:spacing w:line="360" w:lineRule="auto"/>
-        <w:jc w:val="center"/>
-        <w:rPr>
-          <w:rStyle w:val="fontstyle01"/>
-          <w:color w:val="000000" w:themeColor="text1"/>
-        </w:rPr>
-      </w:pPr>
-      <w:r>
-        <w:rPr>
-          <w:rStyle w:val="fontstyle01"/>
-          <w:color w:val="000000" w:themeColor="text1"/>
-        </w:rPr>
-        <w:t>Ardhi University</w:t>
-      </w:r>
-    </w:p>
-    <w:p>
-      <w:pPr>
-        <w:spacing w:line="360" w:lineRule="auto"/>
-        <w:jc w:val="center"/>
-        <w:rPr>
-          <w:rStyle w:val="fontstyle01"/>
-          <w:b w:val="0"/>
-          <w:color w:val="000000" w:themeColor="text1"/>
-        </w:rPr>
-      </w:pPr>
-      <w:r>
-        <w:rPr>
-          <w:rStyle w:val="fontstyle01"/>
-          <w:color w:val="000000" w:themeColor="text1"/>
-        </w:rPr>
-        <w:t>June</w:t>
-      </w:r>
-      <w:r>
-        <w:rPr>
-          <w:rStyle w:val="fontstyle01"/>
-          <w:color w:val="000000" w:themeColor="text1"/>
-        </w:rPr>
-        <w:t xml:space="preserve"> 20</w:t>
-      </w:r>
-      <w:r>
-        <w:rPr>
-          <w:rStyle w:val="fontstyle01"/>
-          <w:color w:val="000000" w:themeColor="text1"/>
-        </w:rPr>
-        <w:t>26</w:t>
-      </w:r>
-      <w:commentRangeEnd w:id="0"/>
-      <w:r>
-        <w:rPr>
-          <w:rStyle w:val="CommentReference"/>
-          <w:rFonts w:ascii="Times New Roman" w:hAnsi="Times New Roman" w:cs="Times New Roman"/>
-          <w:bCs/>
-          <w:color w:val="000000" w:themeColor="text1"/>
-          <w:sz w:val="24"/>
-          <w:szCs w:val="24"/>
-        </w:rPr>
-        <w:commentReference w:id="0"/>
-      </w:r>
-    </w:p>
-    <w:p>
-      <w:pPr>
-        <w:pStyle w:val="Heading1"/>
-        <w:spacing w:line="360" w:lineRule="auto"/>
-        <w:ind w:left="0" w:firstLine="0"/>
-        <w:jc w:val="center"/>
-        <w:rPr>
-          <w:rStyle w:val="fontstyle01"/>
-          <w:b/>
-          <w:color w:val="000000" w:themeColor="text1"/>
-        </w:rPr>
-        <w:sectPr>
-          <w:type w:val="continuous"/>
-          <w:pgSz w:w="11906" w:h="16838"/>
-          <w:pgMar w:top="993" w:right="1440" w:bottom="1440" w:left="1440" w:header="708" w:footer="708" w:gutter="0"/>
-          <w:pgBorders w:offsetFrom="page">
-            <w:top w:val="dotted" w:sz="4" w:space="24" w:color="auto"/>
-            <w:left w:val="dotted" w:sz="4" w:space="24" w:color="auto"/>
-            <w:bottom w:val="dotted" w:sz="4" w:space="24" w:color="auto"/>
-            <w:right w:val="dotted" w:sz="4" w:space="24" w:color="auto"/>
-          </w:pgBorders>
-          <w:pgNumType w:fmt="lowerRoman" w:start="1"/>
-          <w:cols w:space="708"/>
-          <w:titlePg/>
-          <w:docGrid w:linePitch="360"/>
-        </w:sectPr>
-      </w:pPr>
-    </w:p>
-    <w:p>
-      <w:pPr>
         <w:pStyle w:val="Heading1"/>
         <w:spacing w:line="360" w:lineRule="auto"/>
         <w:ind w:left="0" w:firstLine="0"/>
@@ -791,65 +792,28 @@
           <w:rStyle w:val="fontstyle01"/>
           <w:color w:val="000000" w:themeColor="text1"/>
         </w:rPr>
-        <w:t>Matata</w:t>
+        <w:t>Tarimo,</w:t>
       </w:r>
       <w:r>
         <w:rPr>
           <w:rStyle w:val="fontstyle01"/>
           <w:color w:val="000000" w:themeColor="text1"/>
         </w:rPr>
-        <w:t xml:space="preserve">, </w:t>
+        <w:t xml:space="preserve"> </w:t>
       </w:r>
       <w:r>
         <w:rPr>
           <w:rStyle w:val="fontstyle01"/>
           <w:color w:val="000000" w:themeColor="text1"/>
         </w:rPr>
-        <w:t>Afidhu</w:t>
+        <w:t>Graciana Faustin 30565/T.2023</w:t>
       </w:r>
       <w:r>
         <w:rPr>
           <w:rStyle w:val="fontstyle01"/>
           <w:color w:val="000000" w:themeColor="text1"/>
         </w:rPr>
-        <w:t xml:space="preserve"> </w:t>
-      </w:r>
-      <w:r>
-        <w:rPr>
-          <w:rStyle w:val="fontstyle01"/>
-          <w:color w:val="000000" w:themeColor="text1"/>
-        </w:rPr>
-        <w:t>Nurudini</w:t>
-      </w:r>
-      <w:r>
-        <w:rPr>
-          <w:rStyle w:val="fontstyle01"/>
-          <w:color w:val="000000" w:themeColor="text1"/>
-        </w:rPr>
-        <w:t xml:space="preserve"> </w:t>
-      </w:r>
-      <w:r>
-        <w:rPr>
-          <w:rStyle w:val="fontstyle01"/>
-          <w:bCs w:val="0"/>
-          <w:color w:val="000000" w:themeColor="text1"/>
-        </w:rPr>
-        <w:t>30772/T.2023</w:t>
-      </w:r>
-      <w:r>
-        <w:rPr>
-          <w:rStyle w:val="fontstyle01"/>
-          <w:b w:val="0"/>
-          <w:color w:val="000000" w:themeColor="text1"/>
-        </w:rPr>
-        <w:t>,</w:t>
-      </w:r>
-      <w:r>
-        <w:rPr>
-          <w:rStyle w:val="fontstyle01"/>
-          <w:color w:val="000000" w:themeColor="text1"/>
-        </w:rPr>
-        <w:t xml:space="preserve"> </w:t>
+        <w:t xml:space="preserve">, </w:t>
       </w:r>
       <w:r>
         <w:rPr>
@@ -1319,7 +1283,7 @@
                 <w:b w:val="0"/>
                 <w:color w:val="000000" w:themeColor="text1"/>
               </w:rPr>
-              <w:t>Matata</w:t>
+              <w:t>Tarimo,</w:t>
             </w:r>
             <w:r>
               <w:rPr>
@@ -1327,7 +1291,7 @@
                 <w:b w:val="0"/>
                 <w:color w:val="000000" w:themeColor="text1"/>
               </w:rPr>
-              <w:t xml:space="preserve">, </w:t>
+              <w:t xml:space="preserve"> </w:t>
             </w:r>
             <w:r>
               <w:rPr>
@@ -1335,23 +1299,7 @@
                 <w:b w:val="0"/>
                 <w:color w:val="000000" w:themeColor="text1"/>
               </w:rPr>
-              <w:t>Afidhu</w:t>
-            </w:r>
-            <w:r>
-              <w:rPr>
-                <w:rStyle w:val="fontstyle01"/>
-                <w:b w:val="0"/>
-                <w:color w:val="000000" w:themeColor="text1"/>
-              </w:rPr>
-              <w:t xml:space="preserve"> </w:t>
-            </w:r>
-            <w:r>
-              <w:rPr>
-                <w:rStyle w:val="fontstyle01"/>
-                <w:b w:val="0"/>
-                <w:color w:val="000000" w:themeColor="text1"/>
-              </w:rPr>
-              <w:t>Nurudini</w:t>
+              <w:t>Graciana  Faustin</w:t>
             </w:r>
           </w:p>
         </w:tc>
@@ -2330,7 +2278,27 @@
           <w:sz w:val="24"/>
           <w:szCs w:val="24"/>
         </w:rPr>
-        <w:t>Afidhu Nurudini Matata</w:t>
+        <w:t>Tarimo</w:t>
+      </w:r>
+      <w:r>
+        <w:rPr>
+          <w:rFonts w:ascii="Times New Roman" w:hAnsi="Times New Roman" w:cs="Times New Roman"/>
+          <w:b/>
+          <w:bCs/>
+          <w:sz w:val="24"/>
+          <w:szCs w:val="24"/>
+        </w:rPr>
+        <w:t xml:space="preserve"> </w:t>
+      </w:r>
+      <w:r>
+        <w:rPr>
+          <w:rFonts w:ascii="Times New Roman" w:hAnsi="Times New Roman" w:cs="Times New Roman"/>
+          <w:b/>
+          <w:bCs/>
+          <w:sz w:val="24"/>
+          <w:szCs w:val="24"/>
+        </w:rPr>
+        <w:t>Graciana Faustin</w:t>
       </w:r>
       <w:r>
         <w:rPr>
@@ -7034,44 +7002,6 @@
           <w:sz w:val="24"/>
           <w:szCs w:val="24"/>
         </w:rPr>
-      </w:pPr>
-      <w:r>
-        <w:rPr>
-          <w:rFonts w:ascii="Times New Roman" w:hAnsi="Times New Roman" w:cs="Times New Roman"/>
-          <w:sz w:val="24"/>
-          <w:szCs w:val="24"/>
-        </w:rPr>
-        <w:fldChar w:fldCharType="end"/>
-      </w:r>
-    </w:p>
-    <w:p>
-      <w:pPr>
-        <w:spacing w:line="360" w:lineRule="auto"/>
-        <w:jc w:val="both"/>
-        <w:rPr>
-          <w:rFonts w:ascii="Times New Roman" w:hAnsi="Times New Roman" w:cs="Times New Roman"/>
-          <w:sz w:val="24"/>
-          <w:szCs w:val="24"/>
-        </w:rPr>
-      </w:pPr>
-      <w:r>
-        <w:rPr>
-          <w:rFonts w:ascii="Times New Roman" w:hAnsi="Times New Roman" w:cs="Times New Roman"/>
-          <w:sz w:val="24"/>
-          <w:szCs w:val="24"/>
-        </w:rPr>
-        <w:br w:type="page"/>
-      </w:r>
-    </w:p>
-    <w:p>
-      <w:pPr>
-        <w:spacing w:line="360" w:lineRule="auto"/>
-        <w:jc w:val="both"/>
-        <w:rPr>
-          <w:rFonts w:ascii="Times New Roman" w:hAnsi="Times New Roman" w:cs="Times New Roman"/>
-          <w:sz w:val="24"/>
-          <w:szCs w:val="24"/>
-        </w:rPr>
         <w:sectPr>
           <w:pgSz w:w="11906" w:h="16838"/>
           <w:pgMar w:top="993" w:right="1440" w:bottom="1440" w:left="1440" w:header="708" w:footer="708" w:gutter="0"/>
@@ -7086,6 +7016,75 @@
           <w:docGrid w:linePitch="360"/>
         </w:sectPr>
       </w:pPr>
+      <w:r>
+        <w:rPr>
+          <w:rFonts w:ascii="Times New Roman" w:hAnsi="Times New Roman" w:cs="Times New Roman"/>
+          <w:sz w:val="24"/>
+          <w:szCs w:val="24"/>
+        </w:rPr>
+        <w:fldChar w:fldCharType="end"/>
+      </w:r>
+    </w:p>
+    <w:p>
+      <w:pPr>
+        <w:spacing w:line="360" w:lineRule="auto"/>
+        <w:jc w:val="center"/>
+        <w:rPr>
+          <w:rFonts w:ascii="Times New Roman" w:hAnsi="Times New Roman" w:cs="Times New Roman"/>
+          <w:b/>
+          <w:bCs/>
+          <w:sz w:val="24"/>
+          <w:szCs w:val="24"/>
+        </w:rPr>
+        <w:sectPr>
+          <w:pgSz w:w="11906" w:h="16838"/>
+          <w:pgMar w:top="993" w:right="1440" w:bottom="1440" w:left="1440" w:header="708" w:footer="708" w:gutter="0"/>
+          <w:pgBorders w:offsetFrom="page">
+            <w:top w:val="dotted" w:sz="4" w:space="24" w:color="auto"/>
+            <w:left w:val="dotted" w:sz="4" w:space="24" w:color="auto"/>
+            <w:bottom w:val="dotted" w:sz="4" w:space="24" w:color="auto"/>
+            <w:right w:val="dotted" w:sz="4" w:space="24" w:color="auto"/>
+          </w:pgBorders>
+          <w:pgNumType w:fmt="lowerRoman" w:start="1"/>
+          <w:cols w:space="708"/>
+          <w:docGrid w:linePitch="360"/>
+        </w:sectPr>
+      </w:pPr>
+      <w:r>
+        <w:rPr>
+          <w:rFonts w:ascii="Times New Roman" w:hAnsi="Times New Roman" w:cs="Times New Roman"/>
+          <w:b/>
+          <w:bCs/>
+          <w:sz w:val="24"/>
+          <w:szCs w:val="24"/>
+        </w:rPr>
+        <w:lastRenderedPageBreak/>
+        <w:t>LIST OF FIGURES</w:t>
+      </w:r>
+    </w:p>
+    <w:p>
+      <w:pPr>
+        <w:spacing w:line="360" w:lineRule="auto"/>
+        <w:jc w:val="both"/>
+        <w:rPr>
+          <w:rFonts w:ascii="Times New Roman" w:hAnsi="Times New Roman" w:cs="Times New Roman"/>
+          <w:sz w:val="24"/>
+          <w:szCs w:val="24"/>
+        </w:rPr>
+        <w:sectPr>
+          <w:pgSz w:w="11906" w:h="16838"/>
+          <w:pgMar w:top="993" w:right="1440" w:bottom="1440" w:left="1440" w:header="708" w:footer="708" w:gutter="0"/>
+          <w:pgBorders w:offsetFrom="page">
+            <w:top w:val="dotted" w:sz="4" w:space="24" w:color="auto"/>
+            <w:left w:val="dotted" w:sz="4" w:space="24" w:color="auto"/>
+            <w:bottom w:val="dotted" w:sz="4" w:space="24" w:color="auto"/>
+            <w:right w:val="dotted" w:sz="4" w:space="24" w:color="auto"/>
+          </w:pgBorders>
+          <w:pgNumType w:fmt="lowerRoman" w:start="1"/>
+          <w:cols w:space="708"/>
+          <w:docGrid w:linePitch="360"/>
+        </w:sectPr>
+      </w:pPr>
     </w:p>
     <w:p>
       <w:pPr>
@@ -7096,7 +7095,6 @@
       </w:pPr>
       <w:bookmarkStart w:id="9" w:name="_Toc228606862"/>
       <w:r>
-        <w:lastRenderedPageBreak/>
         <w:t>CHAPTER ONE</w:t>
       </w:r>
       <w:bookmarkEnd w:id="9"/>
@@ -7298,16 +7296,8 @@
           <w:sz w:val="24"/>
           <w:szCs w:val="24"/>
         </w:rPr>
-        <w:t xml:space="preserve">Therefore, this study proposes the development of an Integrated Compliance Tracking and Risk Management System for Facility Safety. The system will provide a centralized platform for </w:t>
-      </w:r>
-      <w:r>
-        <w:rPr>
-          <w:rFonts w:ascii="Times New Roman" w:hAnsi="Times New Roman" w:cs="Times New Roman"/>
-          <w:sz w:val="24"/>
-          <w:szCs w:val="24"/>
-        </w:rPr>
         <w:lastRenderedPageBreak/>
-        <w:t>managing compliance information, tracking inspections and certifications, supporting asset-based risk assessment, and monitoring corrective actions. This will improve efficiency, enhance safety management, and ensure regulatory compliance within facilities.</w:t>
+        <w:t>Therefore, this study proposes the development of an Integrated Compliance Tracking and Risk Management System for Facility Safety. The system will provide a centralized platform for managing compliance information, tracking inspections and certifications, supporting asset-based risk assessment, and monitoring corrective actions. This will improve efficiency, enhance safety management, and ensure regulatory compliance within facilities.</w:t>
       </w:r>
     </w:p>
     <w:p>
@@ -7719,16 +7709,8 @@
           <w:sz w:val="24"/>
           <w:szCs w:val="24"/>
         </w:rPr>
-        <w:t xml:space="preserve">The Integrated Compliance Tracking and Risk Management System for Facility Safety is significant because it addresses critical gaps in current facility management practices, where </w:t>
-      </w:r>
-      <w:r>
-        <w:rPr>
-          <w:rFonts w:ascii="Times New Roman" w:hAnsi="Times New Roman" w:cs="Times New Roman"/>
-          <w:sz w:val="24"/>
-          <w:szCs w:val="24"/>
-        </w:rPr>
         <w:lastRenderedPageBreak/>
-        <w:t>safety compliance and risk tracking are often manual, fragmented, or paper-based. By centralizing facility data and automating monitoring processes, the system provides several key benefits:</w:t>
+        <w:t>The Integrated Compliance Tracking and Risk Management System for Facility Safety is significant because it addresses critical gaps in current facility management practices, where safety compliance and risk tracking are often manual, fragmented, or paper-based. By centralizing facility data and automating monitoring processes, the system provides several key benefits:</w:t>
       </w:r>
     </w:p>
     <w:p>
@@ -8254,6 +8236,67 @@
       <w:sdt>
         <w:sdtPr>
           <w:rPr>
+            <w:color w:val="000000"/>
+          </w:rPr>
+          <w:tag w:val="MENDELEY_CITATION_v3_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"/>
+          <w:id w:val="-1628390627"/>
+          <w:placeholder>
+            <w:docPart w:val="A10AB5685DC149ACB83F8CE1A636BDB7"/>
+          </w:placeholder>
+        </w:sdtPr>
+        <w:sdtEndPr>
+          <w:rPr>
+            <w:rFonts w:ascii="Times New Roman" w:hAnsi="Times New Roman" w:cs="Times New Roman"/>
+            <w:sz w:val="24"/>
+            <w:szCs w:val="24"/>
+          </w:rPr>
+        </w:sdtEndPr>
+        <w:sdtContent>
+          <w:r>
+            <w:rPr>
+              <w:rFonts w:ascii="Times New Roman" w:hAnsi="Times New Roman" w:cs="Times New Roman"/>
+              <w:color w:val="000000"/>
+              <w:sz w:val="24"/>
+              <w:szCs w:val="24"/>
+            </w:rPr>
+            <w:t>Ramos et al., (2012)</w:t>
+          </w:r>
+        </w:sdtContent>
+      </w:sdt>
+      <w:r>
+        <w:rPr>
+          <w:rFonts w:ascii="Times New Roman" w:hAnsi="Times New Roman" w:cs="Times New Roman"/>
+          <w:sz w:val="24"/>
+          <w:szCs w:val="24"/>
+        </w:rPr>
+        <w:t xml:space="preserve"> examined environmental and safety compliance management systems within organizational settings, focusing on structured frameworks, internal auditing, and governance mechanisms to support regulatory adherence. The study highlights that organizations applying systematic compliance monitoring demonstrate improved regulatory performance, reduced environmental violations, and enhanced accountability in safety management processes. However, limitations exist in facility level and digital compliance management. The research primarily addresses policy and administrative compliance rather than operational monitoring of assets such as fire protections, lifts, electrical installations, boilers, and pressure vessels. Additionally, it lacks real time hazard detection, automated compliance alerts, inspection scheduling models, and integrated asset-based risk registers. While corrective actions are conceptually discussed, no structured digital workflows for task assignment or deadline monitoring are provided, indicating a gap in proactive facility safety management.</w:t>
+      </w:r>
+    </w:p>
+    <w:p>
+      <w:pPr>
+        <w:spacing w:line="360" w:lineRule="auto"/>
+        <w:jc w:val="both"/>
+        <w:rPr>
+          <w:rFonts w:ascii="Times New Roman" w:hAnsi="Times New Roman" w:cs="Times New Roman"/>
+          <w:color w:val="000000"/>
+          <w:sz w:val="24"/>
+          <w:szCs w:val="24"/>
+        </w:rPr>
+      </w:pPr>
+    </w:p>
+    <w:p>
+      <w:pPr>
+        <w:spacing w:line="360" w:lineRule="auto"/>
+        <w:jc w:val="both"/>
+        <w:rPr>
+          <w:rFonts w:ascii="Times New Roman" w:hAnsi="Times New Roman" w:cs="Times New Roman"/>
+          <w:sz w:val="24"/>
+          <w:szCs w:val="24"/>
+        </w:rPr>
+      </w:pPr>
+      <w:sdt>
+        <w:sdtPr>
+          <w:rPr>
             <w:rFonts w:ascii="Times New Roman" w:hAnsi="Times New Roman" w:cs="Times New Roman"/>
             <w:color w:val="000000"/>
             <w:sz w:val="24"/>
@@ -8299,7 +8342,16 @@
           <w:sz w:val="24"/>
           <w:szCs w:val="24"/>
         </w:rPr>
-        <w:t xml:space="preserve"> risk registers and automated compliance alerts were not addressed, revealing a gap in centralized compliance tracking and regulatory management.</w:t>
+        <w:t xml:space="preserve"> risk registers and automated compliance alerts </w:t>
+      </w:r>
+      <w:r>
+        <w:rPr>
+          <w:rFonts w:ascii="Times New Roman" w:hAnsi="Times New Roman" w:cs="Times New Roman"/>
+          <w:sz w:val="24"/>
+          <w:szCs w:val="24"/>
+        </w:rPr>
+        <w:lastRenderedPageBreak/>
+        <w:t>were not addressed, revealing a gap in centralized compliance tracking and regulatory management.</w:t>
       </w:r>
     </w:p>
     <w:p>
@@ -8413,108 +8465,6 @@
             <w:sz w:val="24"/>
             <w:szCs w:val="24"/>
           </w:rPr>
-          <w:tag w:val="MENDELEY_CITATION_v3_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"/>
-          <w:id w:val="-1628390627"/>
-          <w:placeholder>
-            <w:docPart w:val="DefaultPlaceholder_-1854013440"/>
-          </w:placeholder>
-        </w:sdtPr>
-        <w:sdtContent>
-          <w:r>
-            <w:rPr>
-              <w:rFonts w:ascii="Times New Roman" w:hAnsi="Times New Roman" w:cs="Times New Roman"/>
-              <w:color w:val="000000"/>
-              <w:sz w:val="24"/>
-              <w:szCs w:val="24"/>
-            </w:rPr>
-            <w:t>Ramos et al., (2012)</w:t>
-          </w:r>
-        </w:sdtContent>
-      </w:sdt>
-      <w:r>
-        <w:rPr>
-          <w:rFonts w:ascii="Times New Roman" w:hAnsi="Times New Roman" w:cs="Times New Roman"/>
-          <w:sz w:val="24"/>
-          <w:szCs w:val="24"/>
-        </w:rPr>
-        <w:t xml:space="preserve"> examined environmental and safety compliance management systems within organizational settings, focusing on structured frameworks, internal auditing, and governance mechanisms to support regulatory adherence. The study highlights that </w:t>
-      </w:r>
-      <w:r>
-        <w:rPr>
-          <w:rFonts w:ascii="Times New Roman" w:hAnsi="Times New Roman" w:cs="Times New Roman"/>
-          <w:sz w:val="24"/>
-          <w:szCs w:val="24"/>
-        </w:rPr>
-        <w:lastRenderedPageBreak/>
-        <w:t>organizations applying systematic compliance monitoring demonstrate improved regulatory performance, reduced environmental violations, and enhanced accountability in safety management processes. However, limitations exist in facility</w:t>
-      </w:r>
-      <w:r>
-        <w:rPr>
-          <w:rFonts w:ascii="Times New Roman" w:hAnsi="Times New Roman" w:cs="Times New Roman"/>
-          <w:sz w:val="24"/>
-          <w:szCs w:val="24"/>
-        </w:rPr>
-        <w:t xml:space="preserve"> </w:t>
-      </w:r>
-      <w:r>
-        <w:rPr>
-          <w:rFonts w:ascii="Times New Roman" w:hAnsi="Times New Roman" w:cs="Times New Roman"/>
-          <w:sz w:val="24"/>
-          <w:szCs w:val="24"/>
-        </w:rPr>
-        <w:t>level and digital compliance management. The research primarily addresses policy and administrative compliance rather than operational monitoring of assets such as fire protections, lifts, electrical installations, boilers, and pressure vessels. Additionally, it lacks real</w:t>
-      </w:r>
-      <w:r>
-        <w:rPr>
-          <w:rFonts w:ascii="Times New Roman" w:hAnsi="Times New Roman" w:cs="Times New Roman"/>
-          <w:sz w:val="24"/>
-          <w:szCs w:val="24"/>
-        </w:rPr>
-        <w:t xml:space="preserve"> </w:t>
-      </w:r>
-      <w:r>
-        <w:rPr>
-          <w:rFonts w:ascii="Times New Roman" w:hAnsi="Times New Roman" w:cs="Times New Roman"/>
-          <w:sz w:val="24"/>
-          <w:szCs w:val="24"/>
-        </w:rPr>
-        <w:t xml:space="preserve">time hazard detection, automated compliance alerts, inspection scheduling models, and integrated </w:t>
-      </w:r>
-      <w:r>
-        <w:rPr>
-          <w:rFonts w:ascii="Times New Roman" w:hAnsi="Times New Roman" w:cs="Times New Roman"/>
-          <w:sz w:val="24"/>
-          <w:szCs w:val="24"/>
-        </w:rPr>
-        <w:t>asset-based</w:t>
-      </w:r>
-      <w:r>
-        <w:rPr>
-          <w:rFonts w:ascii="Times New Roman" w:hAnsi="Times New Roman" w:cs="Times New Roman"/>
-          <w:sz w:val="24"/>
-          <w:szCs w:val="24"/>
-        </w:rPr>
-        <w:t xml:space="preserve"> risk registers. While corrective actions are conceptually discussed, no structured digital workflows for task assignment or deadline monitoring are provided, indicating a gap in proactive facility safety management.</w:t>
-      </w:r>
-    </w:p>
-    <w:p>
-      <w:pPr>
-        <w:spacing w:line="360" w:lineRule="auto"/>
-        <w:jc w:val="both"/>
-        <w:rPr>
-          <w:rFonts w:ascii="Times New Roman" w:hAnsi="Times New Roman" w:cs="Times New Roman"/>
-          <w:sz w:val="24"/>
-          <w:szCs w:val="24"/>
-        </w:rPr>
-      </w:pPr>
-      <w:sdt>
-        <w:sdtPr>
-          <w:rPr>
-            <w:rFonts w:ascii="Times New Roman" w:hAnsi="Times New Roman" w:cs="Times New Roman"/>
-            <w:color w:val="000000"/>
-            <w:sz w:val="24"/>
-            <w:szCs w:val="24"/>
-          </w:rPr>
           <w:tag w:val="MENDELEY_CITATION_v3_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"/>
           <w:id w:val="-1252962737"/>
           <w:placeholder>
@@ -8529,7 +8479,7 @@
               <w:sz w:val="24"/>
               <w:szCs w:val="24"/>
             </w:rPr>
-            <w:t>Chu, (2017)</w:t>
+            <w:t>Chu (2017)</w:t>
           </w:r>
         </w:sdtContent>
       </w:sdt>
@@ -8683,16 +8633,7 @@
           <w:sz w:val="24"/>
           <w:szCs w:val="24"/>
         </w:rPr>
-        <w:t xml:space="preserve">compliance assessment tool for educational facilities, developing a structured worksheet based on international fire codes to assess fire prevention measures. The study highlights that systematic evaluation of 34 prevention </w:t>
-      </w:r>
-      <w:r>
-        <w:rPr>
-          <w:rFonts w:ascii="Times New Roman" w:hAnsi="Times New Roman" w:cs="Times New Roman"/>
-          <w:sz w:val="24"/>
-          <w:szCs w:val="24"/>
-        </w:rPr>
-        <w:lastRenderedPageBreak/>
-        <w:t>measures helps identify shortcomings such as inactive record keeping and design non</w:t>
+        <w:t>compliance assessment tool for educational facilities, developing a structured worksheet based on international fire codes to assess fire prevention measures. The study highlights that systematic evaluation of 34 prevention measures helps identify shortcomings such as inactive record keeping and design non</w:t>
       </w:r>
       <w:r>
         <w:rPr>
@@ -8724,7 +8665,23 @@
           <w:sz w:val="24"/>
           <w:szCs w:val="24"/>
         </w:rPr>
-        <w:t xml:space="preserve"> checklist methodology rather than technologies such as mobile inspection apps, sensor data, or automated dashboards, indicating a gap in proactive digital fire compliance </w:t>
+        <w:t xml:space="preserve"> checklist methodology rather than technologies such as </w:t>
+      </w:r>
+      <w:r>
+        <w:rPr>
+          <w:rFonts w:ascii="Times New Roman" w:hAnsi="Times New Roman" w:cs="Times New Roman"/>
+          <w:sz w:val="24"/>
+          <w:szCs w:val="24"/>
+        </w:rPr>
+        <w:t>web</w:t>
+      </w:r>
+      <w:r>
+        <w:rPr>
+          <w:rFonts w:ascii="Times New Roman" w:hAnsi="Times New Roman" w:cs="Times New Roman"/>
+          <w:sz w:val="24"/>
+          <w:szCs w:val="24"/>
+        </w:rPr>
+        <w:t xml:space="preserve"> inspection apps, sensor data, or automated dashboards, indicating a gap in proactive digital fire compliance </w:t>
       </w:r>
       <w:sdt>
         <w:sdtPr>
@@ -8759,6 +8716,52 @@
           <w:szCs w:val="24"/>
         </w:rPr>
         <w:t xml:space="preserve"> </w:t>
+      </w:r>
+    </w:p>
+    <w:p>
+      <w:pPr>
+        <w:spacing w:line="360" w:lineRule="auto"/>
+        <w:jc w:val="both"/>
+        <w:rPr>
+          <w:rFonts w:ascii="Times New Roman" w:hAnsi="Times New Roman" w:cs="Times New Roman"/>
+          <w:b/>
+          <w:sz w:val="24"/>
+          <w:szCs w:val="24"/>
+        </w:rPr>
+      </w:pPr>
+      <w:sdt>
+        <w:sdtPr>
+          <w:rPr>
+            <w:rFonts w:ascii="Times New Roman" w:hAnsi="Times New Roman" w:cs="Times New Roman"/>
+            <w:color w:val="000000"/>
+            <w:sz w:val="24"/>
+            <w:szCs w:val="24"/>
+          </w:rPr>
+          <w:tag w:val="MENDELEY_CITATION_v3_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"/>
+          <w:id w:val="-99111370"/>
+          <w:placeholder>
+            <w:docPart w:val="5FC6414E763C4F8087A3A0849611B8DE"/>
+          </w:placeholder>
+        </w:sdtPr>
+        <w:sdtContent>
+          <w:r>
+            <w:rPr>
+              <w:rFonts w:ascii="Times New Roman" w:hAnsi="Times New Roman" w:cs="Times New Roman"/>
+              <w:color w:val="000000"/>
+              <w:sz w:val="24"/>
+              <w:szCs w:val="24"/>
+            </w:rPr>
+            <w:t>Shabani et al., (2024)</w:t>
+          </w:r>
+        </w:sdtContent>
+      </w:sdt>
+      <w:r>
+        <w:rPr>
+          <w:rFonts w:ascii="Times New Roman" w:hAnsi="Times New Roman" w:cs="Times New Roman"/>
+          <w:sz w:val="24"/>
+          <w:szCs w:val="24"/>
+        </w:rPr>
+        <w:t xml:space="preserve"> provided a comprehensive review of safety audits and their role in ensuring workplace safety and compliance in Zimbabwe, synthesizing evidence from multiple databases on audit processes, components, benefits, and limitations. The study highlights that safety audits systematically evaluate organizational safety management systems, policies, and practices to identify hazards and enable corrective actions that prevent accidents and occupational illnesses. However, limitations exist in digital automation and advanced technologies; the review focuses on traditional audit frameworks rather than technologies such as real time monitoring tools, sensor-based hazard detection, automated compliance alerts, or integrated digital risk registers, indicating a gap in modern, technology enabled compliance systems.</w:t>
       </w:r>
     </w:p>
     <w:p>
@@ -8917,7 +8920,16 @@
           <w:sz w:val="24"/>
           <w:szCs w:val="24"/>
         </w:rPr>
-        <w:t xml:space="preserve">voltage equipment. However, limitations include absence of digital compliance tracking technologies such as </w:t>
+        <w:t xml:space="preserve">voltage equipment. </w:t>
+      </w:r>
+      <w:r>
+        <w:rPr>
+          <w:rFonts w:ascii="Times New Roman" w:hAnsi="Times New Roman" w:cs="Times New Roman"/>
+          <w:sz w:val="24"/>
+          <w:szCs w:val="24"/>
+        </w:rPr>
+        <w:lastRenderedPageBreak/>
+        <w:t xml:space="preserve">However, limitations include absence of digital compliance tracking technologies such as </w:t>
       </w:r>
       <w:r>
         <w:rPr>
@@ -9011,16 +9023,7 @@
           <w:sz w:val="24"/>
           <w:szCs w:val="24"/>
         </w:rPr>
-        <w:t xml:space="preserve"> hazard detection, automated compliance alerts, or </w:t>
-      </w:r>
-      <w:r>
-        <w:rPr>
-          <w:rFonts w:ascii="Times New Roman" w:hAnsi="Times New Roman" w:cs="Times New Roman"/>
-          <w:sz w:val="24"/>
-          <w:szCs w:val="24"/>
-        </w:rPr>
-        <w:lastRenderedPageBreak/>
-        <w:t>integrated digital risk registers, indicating a gap in modern, technology</w:t>
+        <w:t xml:space="preserve"> hazard detection, automated compliance alerts, or integrated digital risk registers, indicating a gap in modern, technology</w:t>
       </w:r>
       <w:r>
         <w:rPr>
@@ -9112,7 +9115,7 @@
         <w:pStyle w:val="ListParagraph"/>
         <w:numPr>
           <w:ilvl w:val="0"/>
-          <w:numId w:val="32"/>
+          <w:numId w:val="34"/>
         </w:numPr>
         <w:spacing w:line="360" w:lineRule="auto"/>
         <w:jc w:val="both"/>
@@ -9132,7 +9135,7 @@
           <w:szCs w:val="24"/>
           <w:lang w:val="en-TZ"/>
         </w:rPr>
-        <w:t>Lack of real</w:t>
+        <w:t xml:space="preserve">Absence of </w:t>
       </w:r>
       <w:r>
         <w:rPr>
@@ -9143,7 +9146,7 @@
           <w:szCs w:val="24"/>
           <w:lang w:val="en-TZ"/>
         </w:rPr>
-        <w:t xml:space="preserve"> </w:t>
+        <w:t>asset-based</w:t>
       </w:r>
       <w:r>
         <w:rPr>
@@ -9154,7 +9157,7 @@
           <w:szCs w:val="24"/>
           <w:lang w:val="en-TZ"/>
         </w:rPr>
-        <w:t>time hazard monitoring:</w:t>
+        <w:t xml:space="preserve"> risk tracking:</w:t>
       </w:r>
       <w:r>
         <w:rPr>
@@ -9163,25 +9166,7 @@
           <w:szCs w:val="24"/>
           <w:lang w:val="en-TZ"/>
         </w:rPr>
-        <w:t xml:space="preserve"> Existing frameworks are mostly not focused on real</w:t>
-      </w:r>
-      <w:r>
-        <w:rPr>
-          <w:rFonts w:ascii="Times New Roman" w:hAnsi="Times New Roman" w:cs="Times New Roman"/>
-          <w:sz w:val="24"/>
-          <w:szCs w:val="24"/>
-          <w:lang w:val="en-TZ"/>
-        </w:rPr>
-        <w:t xml:space="preserve"> </w:t>
-      </w:r>
-      <w:r>
-        <w:rPr>
-          <w:rFonts w:ascii="Times New Roman" w:hAnsi="Times New Roman" w:cs="Times New Roman"/>
-          <w:sz w:val="24"/>
-          <w:szCs w:val="24"/>
-          <w:lang w:val="en-TZ"/>
-        </w:rPr>
-        <w:t>time hazard monitoring. The proposed system enables to identified risks before happen by alert the person or team responsible for maintenances.</w:t>
+        <w:t xml:space="preserve"> Current IMS or compliance systems do not track individual facility assets such as fire systems, lifts, boilers, or electrical installations. Our system creates dynamic risk registers for each asset, updating hazard levels continuously.</w:t>
       </w:r>
     </w:p>
     <w:p>
@@ -9189,7 +9174,7 @@
         <w:pStyle w:val="ListParagraph"/>
         <w:numPr>
           <w:ilvl w:val="0"/>
-          <w:numId w:val="32"/>
+          <w:numId w:val="34"/>
         </w:numPr>
         <w:spacing w:line="360" w:lineRule="auto"/>
         <w:jc w:val="both"/>
@@ -9209,38 +9194,16 @@
           <w:szCs w:val="24"/>
           <w:lang w:val="en-TZ"/>
         </w:rPr>
-        <w:t xml:space="preserve">Absence of </w:t>
-      </w:r>
-      <w:r>
-        <w:rPr>
-          <w:rFonts w:ascii="Times New Roman" w:hAnsi="Times New Roman" w:cs="Times New Roman"/>
-          <w:b/>
-          <w:bCs/>
+        <w:t>No automated corrective and preventive action (CAPA) workflows:</w:t>
+      </w:r>
+      <w:r>
+        <w:rPr>
+          <w:rFonts w:ascii="Times New Roman" w:hAnsi="Times New Roman" w:cs="Times New Roman"/>
           <w:sz w:val="24"/>
           <w:szCs w:val="24"/>
           <w:lang w:val="en-TZ"/>
         </w:rPr>
-        <w:t>asset-based</w:t>
-      </w:r>
-      <w:r>
-        <w:rPr>
-          <w:rFonts w:ascii="Times New Roman" w:hAnsi="Times New Roman" w:cs="Times New Roman"/>
-          <w:b/>
-          <w:bCs/>
-          <w:sz w:val="24"/>
-          <w:szCs w:val="24"/>
-          <w:lang w:val="en-TZ"/>
-        </w:rPr>
-        <w:t xml:space="preserve"> risk tracking:</w:t>
-      </w:r>
-      <w:r>
-        <w:rPr>
-          <w:rFonts w:ascii="Times New Roman" w:hAnsi="Times New Roman" w:cs="Times New Roman"/>
-          <w:sz w:val="24"/>
-          <w:szCs w:val="24"/>
-          <w:lang w:val="en-TZ"/>
-        </w:rPr>
-        <w:t xml:space="preserve"> Current IMS or compliance systems do not track individual facility assets such as fire systems, lifts, boilers, or electrical installations. Our system creates dynamic risk registers for each asset, updating hazard levels continuously.</w:t>
+        <w:t xml:space="preserve"> Literature shows CAPA processes are mostly manual or undefined. This system assigns, tracks, and escalates corrective actions automatically with deadlines and responsible persons.</w:t>
       </w:r>
     </w:p>
     <w:p>
@@ -9248,7 +9211,7 @@
         <w:pStyle w:val="ListParagraph"/>
         <w:numPr>
           <w:ilvl w:val="0"/>
-          <w:numId w:val="32"/>
+          <w:numId w:val="34"/>
         </w:numPr>
         <w:spacing w:line="360" w:lineRule="auto"/>
         <w:jc w:val="both"/>
@@ -9268,7 +9231,7 @@
           <w:szCs w:val="24"/>
           <w:lang w:val="en-TZ"/>
         </w:rPr>
-        <w:t>No automated corrective and preventive action (CAPA) workflows:</w:t>
+        <w:t>Lack of real time hazard monitoring:</w:t>
       </w:r>
       <w:r>
         <w:rPr>
@@ -9277,7 +9240,7 @@
           <w:szCs w:val="24"/>
           <w:lang w:val="en-TZ"/>
         </w:rPr>
-        <w:t xml:space="preserve"> Literature shows CAPA processes are mostly manual or undefined. This system assigns, tracks, and escalates corrective actions automatically with deadlines and responsible persons.</w:t>
+        <w:t xml:space="preserve"> Existing frameworks are mostly not focused on real time hazard monitoring. The proposed system enables to identified risks before happen by alert the person or team responsible for maintenances.</w:t>
       </w:r>
     </w:p>
     <w:p>
@@ -9285,7 +9248,7 @@
         <w:pStyle w:val="ListParagraph"/>
         <w:numPr>
           <w:ilvl w:val="0"/>
-          <w:numId w:val="32"/>
+          <w:numId w:val="34"/>
         </w:numPr>
         <w:spacing w:line="360" w:lineRule="auto"/>
         <w:jc w:val="both"/>
@@ -9314,13 +9277,61 @@
           <w:szCs w:val="24"/>
           <w:lang w:val="en-TZ"/>
         </w:rPr>
-        <w:t xml:space="preserve"> Existing studies do not integrate inspection scheduling, certification expiry alerts, or regulatory reporting. Our system centralizes all </w:t>
-      </w:r>
-      <w:r>
-        <w:rPr>
-          <w:rFonts w:ascii="Times New Roman" w:hAnsi="Times New Roman" w:cs="Times New Roman"/>
-          <w:sz w:val="24"/>
-          <w:szCs w:val="24"/>
+        <w:t xml:space="preserve"> Existing studies do not integrate inspection scheduling, certification expiry alerts, or regulatory reporting. Our system centralizes all</w:t>
+      </w:r>
+    </w:p>
+    <w:p>
+      <w:pPr>
+        <w:pStyle w:val="ListParagraph"/>
+        <w:numPr>
+          <w:ilvl w:val="0"/>
+          <w:numId w:val="34"/>
+        </w:numPr>
+        <w:spacing w:line="360" w:lineRule="auto"/>
+        <w:jc w:val="both"/>
+        <w:rPr>
+          <w:rFonts w:ascii="Times New Roman" w:hAnsi="Times New Roman" w:cs="Times New Roman"/>
+          <w:sz w:val="24"/>
+          <w:szCs w:val="24"/>
+          <w:lang w:val="en-TZ"/>
+        </w:rPr>
+      </w:pPr>
+      <w:r>
+        <w:rPr>
+          <w:rFonts w:ascii="Times New Roman" w:hAnsi="Times New Roman" w:cs="Times New Roman"/>
+          <w:b/>
+          <w:bCs/>
+          <w:sz w:val="24"/>
+          <w:szCs w:val="24"/>
+          <w:lang w:val="en-TZ"/>
+        </w:rPr>
+        <w:lastRenderedPageBreak/>
+        <w:t>No automated corrective and preventive action (CAPA) workflows:</w:t>
+      </w:r>
+      <w:r>
+        <w:rPr>
+          <w:rFonts w:ascii="Times New Roman" w:hAnsi="Times New Roman" w:cs="Times New Roman"/>
+          <w:sz w:val="24"/>
+          <w:szCs w:val="24"/>
+          <w:lang w:val="en-TZ"/>
+        </w:rPr>
+        <w:t xml:space="preserve"> Literature shows CAPA processes are mostly manual or undefined. This system assigns, tracks, and escalates corrective actions automatically with deadlines and responsible persons.</w:t>
+      </w:r>
+    </w:p>
+    <w:p>
+      <w:pPr>
+        <w:rPr>
+          <w:lang w:val="en-TZ"/>
+        </w:rPr>
+      </w:pPr>
+      <w:r>
+        <w:rPr>
+          <w:lang w:val="en-TZ"/>
+        </w:rPr>
+        <w:t xml:space="preserve"> </w:t>
+      </w:r>
+      <w:r>
+        <w:rPr>
           <w:lang w:val="en-TZ"/>
         </w:rPr>
         <w:br w:type="page"/>
@@ -11692,7 +11703,42 @@
                 <w:rFonts w:ascii="Times New Roman" w:hAnsi="Times New Roman" w:cs="Times New Roman"/>
                 <w:lang w:val="en-TZ"/>
               </w:rPr>
-              <w:t>(Tarima &amp; Afidhu,2026)</w:t>
+              <w:t>T</w:t>
+            </w:r>
+            <w:r>
+              <w:rPr>
+                <w:rFonts w:ascii="Times New Roman" w:hAnsi="Times New Roman" w:cs="Times New Roman"/>
+                <w:lang w:val="en-TZ"/>
+              </w:rPr>
+              <w:t>arim</w:t>
+            </w:r>
+            <w:r>
+              <w:rPr>
+                <w:rFonts w:ascii="Times New Roman" w:hAnsi="Times New Roman" w:cs="Times New Roman"/>
+                <w:lang w:val="en-TZ"/>
+              </w:rPr>
+              <w:t>o</w:t>
+            </w:r>
+            <w:r>
+              <w:rPr>
+                <w:rFonts w:ascii="Times New Roman" w:hAnsi="Times New Roman" w:cs="Times New Roman"/>
+                <w:lang w:val="en-TZ"/>
+              </w:rPr>
+              <w:t xml:space="preserve"> </w:t>
+            </w:r>
+            <w:r>
+              <w:rPr>
+                <w:rFonts w:ascii="Times New Roman" w:hAnsi="Times New Roman" w:cs="Times New Roman"/>
+                <w:lang w:val="en-TZ"/>
+              </w:rPr>
+              <w:t>(</w:t>
+            </w:r>
+            <w:r>
+              <w:rPr>
+                <w:rFonts w:ascii="Times New Roman" w:hAnsi="Times New Roman" w:cs="Times New Roman"/>
+                <w:lang w:val="en-TZ"/>
+              </w:rPr>
+              <w:t>2026)</w:t>
             </w:r>
           </w:p>
         </w:tc>
@@ -16245,10 +16291,10 @@
         </w:rPr>
         <w:lastRenderedPageBreak/>
         <w:drawing>
-          <wp:inline distT="0" distB="0" distL="0" distR="0" wp14:anchorId="5EAC0BF5" wp14:editId="2F0B4DB0">
+          <wp:inline distT="0" distB="0" distL="0" distR="0" wp14:anchorId="116C2047" wp14:editId="43B14A21">
             <wp:extent cx="5731510" cy="8050530"/>
             <wp:effectExtent l="0" t="0" r="2540" b="7620"/>
-            <wp:docPr id="1460479282" name="Picture 4"/>
+            <wp:docPr id="1694715426" name="Picture 2"/>
             <wp:cNvGraphicFramePr>
               <a:graphicFrameLocks xmlns:a="http://schemas.openxmlformats.org/drawingml/2006/main" noChangeAspect="1"/>
             </wp:cNvGraphicFramePr>
@@ -16256,7 +16302,7 @@
               <a:graphicData uri="http://schemas.openxmlformats.org/drawingml/2006/picture">
                 <pic:pic xmlns:pic="http://schemas.openxmlformats.org/drawingml/2006/picture">
                   <pic:nvPicPr>
-                    <pic:cNvPr id="0" name="Picture 32"/>
+                    <pic:cNvPr id="0" name="Picture 6"/>
                     <pic:cNvPicPr>
                       <a:picLocks noChangeAspect="1" noChangeArrowheads="1"/>
                     </pic:cNvPicPr>
@@ -16318,6 +16364,17 @@
     </w:p>
     <w:p>
       <w:pPr>
+        <w:spacing w:line="360" w:lineRule="auto"/>
+        <w:jc w:val="center"/>
+        <w:rPr>
+          <w:rFonts w:ascii="Times New Roman" w:hAnsi="Times New Roman" w:cs="Times New Roman"/>
+          <w:sz w:val="24"/>
+          <w:szCs w:val="24"/>
+        </w:rPr>
+      </w:pPr>
+    </w:p>
+    <w:p>
+      <w:pPr>
         <w:spacing w:before="100" w:beforeAutospacing="1" w:after="100" w:afterAutospacing="1" w:line="360" w:lineRule="auto"/>
         <w:jc w:val="both"/>
         <w:outlineLvl w:val="0"/>
@@ -16339,7 +16396,6 @@
           <w:sz w:val="24"/>
           <w:szCs w:val="24"/>
         </w:rPr>
-        <w:lastRenderedPageBreak/>
         <w:t>4.3.2 Entity Relationship Diagram (ERD)</w:t>
       </w:r>
     </w:p>
@@ -16408,6 +16464,7 @@
       <w:r>
         <w:rPr>
           <w:rFonts w:ascii="Times New Roman" w:hAnsi="Times New Roman" w:cs="Times New Roman"/>
+          <w:noProof/>
           <w:sz w:val="24"/>
           <w:szCs w:val="24"/>
         </w:rPr>
@@ -19205,7 +19262,7 @@
                 <w:sz w:val="24"/>
                 <w:szCs w:val="24"/>
               </w:rPr>
-              <w:t>Corrective action update</w:t>
+              <w:t>Notification service</w:t>
             </w:r>
           </w:p>
         </w:tc>
@@ -19229,7 +19286,7 @@
                 <w:sz w:val="24"/>
                 <w:szCs w:val="24"/>
               </w:rPr>
-              <w:t>Technician updates CAPA task progress successfully.</w:t>
+              <w:t>Users receive alerts for inspections, CAPA tasks, and certificate expiry.</w:t>
             </w:r>
           </w:p>
         </w:tc>
@@ -19303,7 +19360,7 @@
                 <w:sz w:val="24"/>
                 <w:szCs w:val="24"/>
               </w:rPr>
-              <w:t>Notification service</w:t>
+              <w:t>Report generation</w:t>
             </w:r>
           </w:p>
         </w:tc>
@@ -19327,7 +19384,7 @@
                 <w:sz w:val="24"/>
                 <w:szCs w:val="24"/>
               </w:rPr>
-              <w:t>Users receive alerts for inspections, CAPA tasks, and certificate expiry.</w:t>
+              <w:t>System generates inspection, risk, and compliance reports successfully.</w:t>
             </w:r>
           </w:p>
         </w:tc>
@@ -19356,112 +19413,6 @@
           </w:p>
         </w:tc>
       </w:tr>
-      <w:tr>
-        <w:tc>
-          <w:tcPr>
-            <w:tcW w:w="2254" w:type="dxa"/>
-          </w:tcPr>
-          <w:p>
-            <w:pPr>
-              <w:spacing w:line="360" w:lineRule="auto"/>
-              <w:jc w:val="center"/>
-              <w:rPr>
-                <w:rFonts w:ascii="Times New Roman" w:hAnsi="Times New Roman" w:cs="Times New Roman"/>
-                <w:sz w:val="24"/>
-                <w:szCs w:val="24"/>
-              </w:rPr>
-            </w:pPr>
-            <w:r>
-              <w:rPr>
-                <w:rFonts w:ascii="Times New Roman" w:hAnsi="Times New Roman" w:cs="Times New Roman"/>
-                <w:sz w:val="24"/>
-                <w:szCs w:val="24"/>
-              </w:rPr>
-              <w:t>1</w:t>
-            </w:r>
-            <w:r>
-              <w:rPr>
-                <w:rFonts w:ascii="Times New Roman" w:hAnsi="Times New Roman" w:cs="Times New Roman"/>
-                <w:sz w:val="24"/>
-                <w:szCs w:val="24"/>
-              </w:rPr>
-              <w:t>0</w:t>
-            </w:r>
-          </w:p>
-        </w:tc>
-        <w:tc>
-          <w:tcPr>
-            <w:tcW w:w="2254" w:type="dxa"/>
-          </w:tcPr>
-          <w:p>
-            <w:pPr>
-              <w:spacing w:line="360" w:lineRule="auto"/>
-              <w:jc w:val="center"/>
-              <w:rPr>
-                <w:rFonts w:ascii="Times New Roman" w:hAnsi="Times New Roman" w:cs="Times New Roman"/>
-                <w:sz w:val="24"/>
-                <w:szCs w:val="24"/>
-              </w:rPr>
-            </w:pPr>
-            <w:r>
-              <w:rPr>
-                <w:rFonts w:ascii="Times New Roman" w:hAnsi="Times New Roman" w:cs="Times New Roman"/>
-                <w:sz w:val="24"/>
-                <w:szCs w:val="24"/>
-              </w:rPr>
-              <w:t>Report generation</w:t>
-            </w:r>
-          </w:p>
-        </w:tc>
-        <w:tc>
-          <w:tcPr>
-            <w:tcW w:w="2254" w:type="dxa"/>
-          </w:tcPr>
-          <w:p>
-            <w:pPr>
-              <w:spacing w:line="360" w:lineRule="auto"/>
-              <w:jc w:val="center"/>
-              <w:rPr>
-                <w:rFonts w:ascii="Times New Roman" w:hAnsi="Times New Roman" w:cs="Times New Roman"/>
-                <w:sz w:val="24"/>
-                <w:szCs w:val="24"/>
-              </w:rPr>
-            </w:pPr>
-            <w:r>
-              <w:rPr>
-                <w:rFonts w:ascii="Times New Roman" w:hAnsi="Times New Roman" w:cs="Times New Roman"/>
-                <w:sz w:val="24"/>
-                <w:szCs w:val="24"/>
-              </w:rPr>
-              <w:t>System generates inspection, risk, and compliance reports successfully.</w:t>
-            </w:r>
-          </w:p>
-        </w:tc>
-        <w:tc>
-          <w:tcPr>
-            <w:tcW w:w="2254" w:type="dxa"/>
-          </w:tcPr>
-          <w:p>
-            <w:pPr>
-              <w:spacing w:line="360" w:lineRule="auto"/>
-              <w:jc w:val="center"/>
-              <w:rPr>
-                <w:rFonts w:ascii="Times New Roman" w:hAnsi="Times New Roman" w:cs="Times New Roman"/>
-                <w:sz w:val="24"/>
-                <w:szCs w:val="24"/>
-              </w:rPr>
-            </w:pPr>
-            <w:r>
-              <w:rPr>
-                <w:rFonts w:ascii="Times New Roman" w:hAnsi="Times New Roman" w:cs="Times New Roman"/>
-                <w:sz w:val="24"/>
-                <w:szCs w:val="24"/>
-              </w:rPr>
-              <w:t>Passed</w:t>
-            </w:r>
-          </w:p>
-        </w:tc>
-      </w:tr>
     </w:tbl>
     <w:p>
       <w:pPr>
@@ -19721,7 +19672,23 @@
           <w:sz w:val="24"/>
           <w:szCs w:val="24"/>
         </w:rPr>
-        <w:t>It can be observed that the design of the system was able to fulfill the requirements of the users by providing an integrated architecture which includes web and mobile applications along with a centralized database. Some of the modules which were incorporated in the system include user management, asset management, compliance tracking, inspection management, risk assessment, incident reporting, CAPA management, certification management, notifications, and reports. In addition to this, UML diagrams, entity relationship diagram, and system architecture were used to show the structure of the system.</w:t>
+        <w:t>It can be observed that the design of the system was able to fulfill the requirements of the users by providing an integrated architecture which includes web</w:t>
+      </w:r>
+      <w:r>
+        <w:rPr>
+          <w:rFonts w:ascii="Times New Roman" w:hAnsi="Times New Roman" w:cs="Times New Roman"/>
+          <w:sz w:val="24"/>
+          <w:szCs w:val="24"/>
+        </w:rPr>
+        <w:t xml:space="preserve"> </w:t>
+      </w:r>
+      <w:r>
+        <w:rPr>
+          <w:rFonts w:ascii="Times New Roman" w:hAnsi="Times New Roman" w:cs="Times New Roman"/>
+          <w:sz w:val="24"/>
+          <w:szCs w:val="24"/>
+        </w:rPr>
+        <w:t>applications along with a centralized database. Some of the modules which were incorporated in the system include user management, asset management, compliance tracking, inspection management, risk assessment, incident reporting, CAPA management, certification management, notifications, and reports. In addition to this, UML diagrams, entity relationship diagram, and system architecture were used to show the structure of the system.</w:t>
       </w:r>
     </w:p>
     <w:p>
@@ -19790,7 +19757,7 @@
           <w:sz w:val="24"/>
           <w:szCs w:val="24"/>
         </w:rPr>
-        <w:t>The results demonstrate that the developed system has been created through the use of React.js for the web application, Flutter for the mobile application, Node.js and Express.js for backend services, and PostgreSQL for the database management system. The developed system allows for management of the facility assets, scheduling and logging inspections, tracking the compliance status, risk identification and assessment, reporting on any incidents, managing CAPA tasks, certification documentation storage, and getting automated notifications about pending inspections and certification expiration dates.</w:t>
+        <w:t>The results demonstrate that the developed system has been created through the use of React.js for the web application, Node.js and Express.js for backend services, and PostgreSQL for the database management system. The developed system allows for management of the facility assets, scheduling and logging inspections, tracking the compliance status, risk identification and assessment, reporting on any incidents, managing CAPA tasks, certification documentation storage, and getting automated notifications about pending inspections and certification expiration dates.</w:t>
       </w:r>
     </w:p>
     <w:p>
@@ -19870,39 +19837,7 @@
           <w:sz w:val="24"/>
           <w:szCs w:val="24"/>
         </w:rPr>
-        <w:t>For</w:t>
-      </w:r>
-      <w:r>
-        <w:rPr>
-          <w:rFonts w:ascii="Times New Roman" w:hAnsi="Times New Roman" w:cs="Times New Roman"/>
-          <w:sz w:val="24"/>
-          <w:szCs w:val="24"/>
-        </w:rPr>
-        <w:t xml:space="preserve"> Testing and</w:t>
-      </w:r>
-      <w:r>
-        <w:rPr>
-          <w:rFonts w:ascii="Times New Roman" w:hAnsi="Times New Roman" w:cs="Times New Roman"/>
-          <w:sz w:val="24"/>
-          <w:szCs w:val="24"/>
-        </w:rPr>
-        <w:t xml:space="preserve"> </w:t>
-      </w:r>
-      <w:r>
-        <w:rPr>
-          <w:rFonts w:ascii="Times New Roman" w:hAnsi="Times New Roman" w:cs="Times New Roman"/>
-          <w:sz w:val="24"/>
-          <w:szCs w:val="24"/>
-        </w:rPr>
-        <w:t>e</w:t>
-      </w:r>
-      <w:r>
-        <w:rPr>
-          <w:rFonts w:ascii="Times New Roman" w:hAnsi="Times New Roman" w:cs="Times New Roman"/>
-          <w:sz w:val="24"/>
-          <w:szCs w:val="24"/>
-        </w:rPr>
-        <w:t>valuation of the Integrated Compliance Tracking and Risk Management System for Facility Safety</w:t>
+        <w:t>For Testing and evaluation of the Integrated Compliance Tracking and Risk Management System for Facility Safety</w:t>
       </w:r>
     </w:p>
     <w:p>
@@ -19965,7 +19900,23 @@
           <w:sz w:val="24"/>
           <w:szCs w:val="24"/>
         </w:rPr>
-        <w:t>The product obtained at the end of this study is an Integrated Compliance Tracking and Risk Management System for Facility Safety, developed to improve the management of statutory inspections, compliance monitoring, and facility safety activities. The system consists of a mobile application that enables users to perform inspections, report incidents, manage assigned CAPA tasks, and receive real-time notifications</w:t>
+        <w:t xml:space="preserve">The product obtained at the end of this study is an Integrated Compliance Tracking and Risk Management System for Facility Safety, developed to improve the management of statutory inspections, compliance monitoring, and facility safety activities. The system consists of a </w:t>
+      </w:r>
+      <w:r>
+        <w:rPr>
+          <w:rFonts w:ascii="Times New Roman" w:eastAsia="Times New Roman" w:hAnsi="Times New Roman" w:cs="Times New Roman"/>
+          <w:sz w:val="24"/>
+          <w:szCs w:val="24"/>
+        </w:rPr>
+        <w:t>web</w:t>
+      </w:r>
+      <w:r>
+        <w:rPr>
+          <w:rFonts w:ascii="Times New Roman" w:eastAsia="Times New Roman" w:hAnsi="Times New Roman" w:cs="Times New Roman"/>
+          <w:sz w:val="24"/>
+          <w:szCs w:val="24"/>
+        </w:rPr>
+        <w:t xml:space="preserve"> application that enables users to perform inspections, report incidents, manage assigned CAPA tasks</w:t>
       </w:r>
     </w:p>
     <w:p>
@@ -20093,7 +20044,23 @@
           <w:sz w:val="24"/>
           <w:szCs w:val="24"/>
         </w:rPr>
-        <w:t>The third objective, which was to develop the proposed system, was successfully accomplished by implementing both web and mobile applications integrated with a centralized PostgreSQL database. The developed system supports asset registration, compliance tracking, inspection scheduling, risk assessment, incident management, CAPA tracking, certification management, document storage, reporting, and automated notifications.</w:t>
+        <w:t>The third objective, which was to develop the proposed system, was successfully accomplished by implementing both web</w:t>
+      </w:r>
+      <w:r>
+        <w:rPr>
+          <w:rFonts w:ascii="Times New Roman" w:eastAsia="Times New Roman" w:hAnsi="Times New Roman" w:cs="Times New Roman"/>
+          <w:sz w:val="24"/>
+          <w:szCs w:val="24"/>
+        </w:rPr>
+        <w:t xml:space="preserve"> </w:t>
+      </w:r>
+      <w:r>
+        <w:rPr>
+          <w:rFonts w:ascii="Times New Roman" w:eastAsia="Times New Roman" w:hAnsi="Times New Roman" w:cs="Times New Roman"/>
+          <w:sz w:val="24"/>
+          <w:szCs w:val="24"/>
+        </w:rPr>
+        <w:t>applications integrated with a centralized PostgreSQL database. The developed system supports asset registration, compliance tracking, inspection scheduling, risk assessment, incident management, CAPA tracking, certification management, document storage, reporting, and automated notifications.</w:t>
       </w:r>
     </w:p>
     <w:p>
@@ -20472,7 +20439,7 @@
           <w:sz w:val="24"/>
           <w:szCs w:val="24"/>
         </w:rPr>
-        <w:t>The third objective, which aimed to develop the Integrated Compliance Tracking and Risk Management System for Facility Safety, was successfully achieved. The study resulted in a fully functional web and mobile-based system developed using modern technologies. The implemented system provides modules for user management, asset management, compliance tracking, inspection scheduling, risk assessment, incident reporting, CAPA management, certification management, document management, notifications, and reporting. By integrating these functionalities into one centralized platform, the developed system addresses the gaps identified in previous studies regarding digital compliance monitoring, automated alerts, structured CAPA workflows, and asset-based risk management.</w:t>
+        <w:t>The third objective, which aimed to develop the Integrated Compliance Tracking and Risk Management System for Facility Safety, was successfully achieved. The study resulted in a fully functional web-based system developed using modern technologies. The implemented system provides modules for user management, asset management, compliance tracking, inspection scheduling, risk assessment, incident reporting, CAPA management, certification management, document management, notifications, and reporting. By integrating these functionalities into one centralized platform, the developed system addresses the gaps identified in previous studies regarding digital compliance monitoring, automated alerts, structured CAPA workflows, and asset-based risk management.</w:t>
       </w:r>
     </w:p>
     <w:p>
@@ -21871,7 +21838,7 @@
           </w:tcPr>
           <w:p>
             <w:r>
-              <w:t>5. How are inspection schedules currently created and managed?</w:t>
+              <w:t>6. What happens when an inspection is missed or overdue?</w:t>
             </w:r>
           </w:p>
         </w:tc>
@@ -21881,7 +21848,7 @@
           </w:tcPr>
           <w:p>
             <w:r>
-              <w:t>Inspection schedules are manually prepared using calendars or Microsoft Excel.</w:t>
+              <w:t>Delays in inspections may lead to expired certificates, increased safety risks, and non-compliance with regulations.</w:t>
             </w:r>
           </w:p>
         </w:tc>
@@ -21893,7 +21860,7 @@
           </w:tcPr>
           <w:p>
             <w:r>
-              <w:t>6. What happens when an inspection is missed or overdue?</w:t>
+              <w:t>7. Do you use any digital tools?</w:t>
             </w:r>
           </w:p>
         </w:tc>
@@ -21903,7 +21870,7 @@
           </w:tcPr>
           <w:p>
             <w:r>
-              <w:t>Delays in inspections may lead to expired certificates, increased safety risks, and non-compliance with regulations.</w:t>
+              <w:t>Most respondents indicated that they rely mainly on manual methods, with limited use of spreadsheets.</w:t>
             </w:r>
           </w:p>
         </w:tc>
@@ -21915,7 +21882,7 @@
           </w:tcPr>
           <w:p>
             <w:r>
-              <w:t>7. Do you use any digital tools?</w:t>
+              <w:t>8. How do you identify and record risks?</w:t>
             </w:r>
           </w:p>
         </w:tc>
@@ -21925,7 +21892,7 @@
           </w:tcPr>
           <w:p>
             <w:r>
-              <w:t>Most respondents indicated that they rely mainly on manual methods, with limited use of spreadsheets.</w:t>
+              <w:t>Risks are identified during inspections and recorded in notebooks or paper reports.</w:t>
             </w:r>
           </w:p>
         </w:tc>
@@ -21937,7 +21904,7 @@
           </w:tcPr>
           <w:p>
             <w:r>
-              <w:t>8. How do you identify and record risks?</w:t>
+              <w:t>9. Do you maintain a risk register?</w:t>
             </w:r>
           </w:p>
         </w:tc>
@@ -21947,7 +21914,7 @@
           </w:tcPr>
           <w:p>
             <w:r>
-              <w:t>Risks are identified during inspections and recorded in notebooks or paper reports.</w:t>
+              <w:t>Some respondents maintain manual risk registers, while others do not have a structured risk management process.</w:t>
             </w:r>
           </w:p>
         </w:tc>
@@ -21959,7 +21926,7 @@
           </w:tcPr>
           <w:p>
             <w:r>
-              <w:t>9. Do you maintain a risk register?</w:t>
+              <w:t>10. How are high-risk issues prioritized?</w:t>
             </w:r>
           </w:p>
         </w:tc>
@@ -21969,7 +21936,7 @@
           </w:tcPr>
           <w:p>
             <w:r>
-              <w:t>Some respondents maintain manual risk registers, while others do not have a structured risk management process.</w:t>
+              <w:t>High-risk issues are reported to supervisors for immediate attention, but prioritization is mostly manual.</w:t>
             </w:r>
           </w:p>
         </w:tc>
@@ -21981,7 +21948,7 @@
           </w:tcPr>
           <w:p>
             <w:r>
-              <w:t>10. How are high-risk issues prioritized?</w:t>
+              <w:t>12. Do you receive automatic alerts?</w:t>
             </w:r>
           </w:p>
         </w:tc>
@@ -21991,7 +21958,7 @@
           </w:tcPr>
           <w:p>
             <w:r>
-              <w:t>High-risk issues are reported to supervisors for immediate attention, but prioritization is mostly manual.</w:t>
+              <w:t>No. Respondents indicated that automatic notifications are not available.</w:t>
             </w:r>
           </w:p>
         </w:tc>
@@ -22003,7 +21970,7 @@
           </w:tcPr>
           <w:p>
             <w:r>
-              <w:t>11. How are staff informed about inspections or safety issues?</w:t>
+              <w:t>14. What features would you like in a digital system?</w:t>
             </w:r>
           </w:p>
         </w:tc>
@@ -22013,7 +21980,7 @@
           </w:tcPr>
           <w:p>
             <w:r>
-              <w:t>Communication is mainly through phone calls, emails, WhatsApp messages, or verbal communication.</w:t>
+              <w:t>Asset management, inspection scheduling, compliance tracking, incident reporting, CAPA management, document storage, reporting, dashboards, and automated notifications.</w:t>
             </w:r>
           </w:p>
         </w:tc>
@@ -22025,7 +21992,7 @@
           </w:tcPr>
           <w:p>
             <w:r>
-              <w:t>12. Do you receive automatic alerts?</w:t>
+              <w:t>15. How useful would real-time monitoring be?</w:t>
             </w:r>
           </w:p>
         </w:tc>
@@ -22035,144 +22002,7 @@
           </w:tcPr>
           <w:p>
             <w:r>
-              <w:t>No. Respondents indicated that automatic notifications are not available.</w:t>
-            </w:r>
-          </w:p>
-        </w:tc>
-      </w:tr>
-      <w:tr>
-        <w:tc>
-          <w:tcPr>
-            <w:tcW w:w="4508" w:type="dxa"/>
-          </w:tcPr>
-          <w:p>
-            <w:r>
-              <w:t>13. Would automated notifications improve your work?</w:t>
-            </w:r>
-          </w:p>
-        </w:tc>
-        <w:tc>
-          <w:tcPr>
-            <w:tcW w:w="4508" w:type="dxa"/>
-          </w:tcPr>
-          <w:p>
-            <w:r>
-              <w:t>Yes. Respondents agreed that automated reminders would reduce missed inspections and improve compliance.</w:t>
-            </w:r>
-          </w:p>
-        </w:tc>
-      </w:tr>
-      <w:tr>
-        <w:tc>
-          <w:tcPr>
-            <w:tcW w:w="4508" w:type="dxa"/>
-          </w:tcPr>
-          <w:p>
-            <w:r>
-              <w:t>14. What features would you like in a digital system?</w:t>
-            </w:r>
-          </w:p>
-        </w:tc>
-        <w:tc>
-          <w:tcPr>
-            <w:tcW w:w="4508" w:type="dxa"/>
-          </w:tcPr>
-          <w:p>
-            <w:r>
-              <w:t>Asset management, inspection scheduling, compliance tracking, incident reporting, CAPA management, document storage, reporting, dashboards, and automated notifications.</w:t>
-            </w:r>
-          </w:p>
-        </w:tc>
-      </w:tr>
-      <w:tr>
-        <w:tc>
-          <w:tcPr>
-            <w:tcW w:w="4508" w:type="dxa"/>
-          </w:tcPr>
-          <w:p>
-            <w:r>
-              <w:t>15. How useful would real-time monitoring be?</w:t>
-            </w:r>
-          </w:p>
-        </w:tc>
-        <w:tc>
-          <w:tcPr>
-            <w:tcW w:w="4508" w:type="dxa"/>
-          </w:tcPr>
-          <w:p>
-            <w:r>
               <w:t>Respondents indicated that it would improve decision-making, reduce response time, and enhance safety management.</w:t>
-            </w:r>
-          </w:p>
-        </w:tc>
-      </w:tr>
-      <w:tr>
-        <w:tc>
-          <w:tcPr>
-            <w:tcW w:w="4508" w:type="dxa"/>
-          </w:tcPr>
-          <w:p>
-            <w:r>
-              <w:t>16. What level of user access is required?</w:t>
-            </w:r>
-          </w:p>
-        </w:tc>
-        <w:tc>
-          <w:tcPr>
-            <w:tcW w:w="4508" w:type="dxa"/>
-          </w:tcPr>
-          <w:p>
-            <w:r>
-              <w:t xml:space="preserve">Different access levels should be provided for Administrators, Estate Managers, Inspectors, </w:t>
-            </w:r>
-            <w:r>
-              <w:lastRenderedPageBreak/>
-              <w:t>Safety Officers, Technicians, and Staff Members.</w:t>
-            </w:r>
-          </w:p>
-        </w:tc>
-      </w:tr>
-      <w:tr>
-        <w:tc>
-          <w:tcPr>
-            <w:tcW w:w="4508" w:type="dxa"/>
-          </w:tcPr>
-          <w:p>
-            <w:r>
-              <w:lastRenderedPageBreak/>
-              <w:t>17. What difficulties do you experience when using digital systems?</w:t>
-            </w:r>
-          </w:p>
-        </w:tc>
-        <w:tc>
-          <w:tcPr>
-            <w:tcW w:w="4508" w:type="dxa"/>
-          </w:tcPr>
-          <w:p>
-            <w:r>
-              <w:t>Limited training, slow internet connectivity, and lack of integrated systems were identified as common challenges.</w:t>
-            </w:r>
-          </w:p>
-        </w:tc>
-      </w:tr>
-      <w:tr>
-        <w:tc>
-          <w:tcPr>
-            <w:tcW w:w="4508" w:type="dxa"/>
-          </w:tcPr>
-          <w:p>
-            <w:r>
-              <w:t>18. What features would make the system easy to use?</w:t>
-            </w:r>
-          </w:p>
-        </w:tc>
-        <w:tc>
-          <w:tcPr>
-            <w:tcW w:w="4508" w:type="dxa"/>
-          </w:tcPr>
-          <w:p>
-            <w:r>
-              <w:t>A simple interface, mobile accessibility, search functionality, dashboards, notifications, and report generation were recommended.</w:t>
             </w:r>
           </w:p>
         </w:tc>
@@ -25203,6 +25033,92 @@
     </w:lvl>
   </w:abstractNum>
   <w:abstractNum w:abstractNumId="28" w15:restartNumberingAfterBreak="0">
+    <w:nsid w:val="692752E5"/>
+    <w:multiLevelType w:val="hybridMultilevel"/>
+    <w:tmpl w:val="9FFE3B82"/>
+    <w:lvl w:ilvl="0" w:tplc="0409001B">
+      <w:start w:val="1"/>
+      <w:numFmt w:val="lowerRoman"/>
+      <w:lvlText w:val="%1."/>
+      <w:lvlJc w:val="right"/>
+      <w:pPr>
+        <w:ind w:left="720" w:hanging="360"/>
+      </w:pPr>
+    </w:lvl>
+    <w:lvl w:ilvl="1" w:tplc="04090019" w:tentative="1">
+      <w:start w:val="1"/>
+      <w:numFmt w:val="lowerLetter"/>
+      <w:lvlText w:val="%2."/>
+      <w:lvlJc w:val="left"/>
+      <w:pPr>
+        <w:ind w:left="1440" w:hanging="360"/>
+      </w:pPr>
+    </w:lvl>
+    <w:lvl w:ilvl="2" w:tplc="0409001B" w:tentative="1">
+      <w:start w:val="1"/>
+      <w:numFmt w:val="lowerRoman"/>
+      <w:lvlText w:val="%3."/>
+      <w:lvlJc w:val="right"/>
+      <w:pPr>
+        <w:ind w:left="2160" w:hanging="180"/>
+      </w:pPr>
+    </w:lvl>
+    <w:lvl w:ilvl="3" w:tplc="0409000F" w:tentative="1">
+      <w:start w:val="1"/>
+      <w:numFmt w:val="decimal"/>
+      <w:lvlText w:val="%4."/>
+      <w:lvlJc w:val="left"/>
+      <w:pPr>
+        <w:ind w:left="2880" w:hanging="360"/>
+      </w:pPr>
+    </w:lvl>
+    <w:lvl w:ilvl="4" w:tplc="04090019" w:tentative="1">
+      <w:start w:val="1"/>
+      <w:numFmt w:val="lowerLetter"/>
+      <w:lvlText w:val="%5."/>
+      <w:lvlJc w:val="left"/>
+      <w:pPr>
+        <w:ind w:left="3600" w:hanging="360"/>
+      </w:pPr>
+    </w:lvl>
+    <w:lvl w:ilvl="5" w:tplc="0409001B" w:tentative="1">
+      <w:start w:val="1"/>
+      <w:numFmt w:val="lowerRoman"/>
+      <w:lvlText w:val="%6."/>
+      <w:lvlJc w:val="right"/>
+      <w:pPr>
+        <w:ind w:left="4320" w:hanging="180"/>
+      </w:pPr>
+    </w:lvl>
+    <w:lvl w:ilvl="6" w:tplc="0409000F" w:tentative="1">
+      <w:start w:val="1"/>
+      <w:numFmt w:val="decimal"/>
+      <w:lvlText w:val="%7."/>
+      <w:lvlJc w:val="left"/>
+      <w:pPr>
+        <w:ind w:left="5040" w:hanging="360"/>
+      </w:pPr>
+    </w:lvl>
+    <w:lvl w:ilvl="7" w:tplc="04090019" w:tentative="1">
+      <w:start w:val="1"/>
+      <w:numFmt w:val="lowerLetter"/>
+      <w:lvlText w:val="%8."/>
+      <w:lvlJc w:val="left"/>
+      <w:pPr>
+        <w:ind w:left="5760" w:hanging="360"/>
+      </w:pPr>
+    </w:lvl>
+    <w:lvl w:ilvl="8" w:tplc="0409001B" w:tentative="1">
+      <w:start w:val="1"/>
+      <w:numFmt w:val="lowerRoman"/>
+      <w:lvlText w:val="%9."/>
+      <w:lvlJc w:val="right"/>
+      <w:pPr>
+        <w:ind w:left="6480" w:hanging="180"/>
+      </w:pPr>
+    </w:lvl>
+  </w:abstractNum>
+  <w:abstractNum w:abstractNumId="29" w15:restartNumberingAfterBreak="0">
     <w:nsid w:val="6A725E7A"/>
     <w:multiLevelType w:val="multilevel"/>
     <w:tmpl w:val="E3DACB48"/>
@@ -25292,7 +25208,7 @@
       </w:pPr>
     </w:lvl>
   </w:abstractNum>
-  <w:abstractNum w:abstractNumId="29" w15:restartNumberingAfterBreak="0">
+  <w:abstractNum w:abstractNumId="30" w15:restartNumberingAfterBreak="0">
     <w:nsid w:val="749E326B"/>
     <w:multiLevelType w:val="multilevel"/>
     <w:tmpl w:val="59F45640"/>
@@ -25406,7 +25322,7 @@
       </w:rPr>
     </w:lvl>
   </w:abstractNum>
-  <w:abstractNum w:abstractNumId="30" w15:restartNumberingAfterBreak="0">
+  <w:abstractNum w:abstractNumId="31" w15:restartNumberingAfterBreak="0">
     <w:nsid w:val="76DE7AC6"/>
     <w:multiLevelType w:val="multilevel"/>
     <w:tmpl w:val="057A6BFC"/>
@@ -25519,7 +25435,7 @@
       </w:rPr>
     </w:lvl>
   </w:abstractNum>
-  <w:abstractNum w:abstractNumId="31" w15:restartNumberingAfterBreak="0">
+  <w:abstractNum w:abstractNumId="32" w15:restartNumberingAfterBreak="0">
     <w:nsid w:val="7BBB1260"/>
     <w:multiLevelType w:val="multilevel"/>
     <w:tmpl w:val="42C04C40"/>
@@ -25609,7 +25525,7 @@
       </w:pPr>
     </w:lvl>
   </w:abstractNum>
-  <w:abstractNum w:abstractNumId="32" w15:restartNumberingAfterBreak="0">
+  <w:abstractNum w:abstractNumId="33" w15:restartNumberingAfterBreak="0">
     <w:nsid w:val="7F9F490D"/>
     <w:multiLevelType w:val="hybridMultilevel"/>
     <w:tmpl w:val="F42279FE"/>
@@ -25738,7 +25654,7 @@
     <w:abstractNumId w:val="2"/>
   </w:num>
   <w:num w:numId="14" w16cid:durableId="1179077839">
-    <w:abstractNumId w:val="28"/>
+    <w:abstractNumId w:val="29"/>
   </w:num>
   <w:num w:numId="15" w16cid:durableId="2012563223">
     <w:abstractNumId w:val="26"/>
@@ -25750,10 +25666,10 @@
     <w:abstractNumId w:val="11"/>
   </w:num>
   <w:num w:numId="18" w16cid:durableId="725418787">
-    <w:abstractNumId w:val="32"/>
+    <w:abstractNumId w:val="33"/>
   </w:num>
   <w:num w:numId="19" w16cid:durableId="677004949">
-    <w:abstractNumId w:val="31"/>
+    <w:abstractNumId w:val="32"/>
   </w:num>
   <w:num w:numId="20" w16cid:durableId="149450418">
     <w:abstractNumId w:val="15"/>
@@ -25768,13 +25684,13 @@
     <w:abstractNumId w:val="9"/>
   </w:num>
   <w:num w:numId="24" w16cid:durableId="31469489">
-    <w:abstractNumId w:val="29"/>
+    <w:abstractNumId w:val="30"/>
   </w:num>
   <w:num w:numId="25" w16cid:durableId="1734506965">
     <w:abstractNumId w:val="27"/>
   </w:num>
   <w:num w:numId="26" w16cid:durableId="1543328689">
-    <w:abstractNumId w:val="30"/>
+    <w:abstractNumId w:val="31"/>
   </w:num>
   <w:num w:numId="27" w16cid:durableId="1654064576">
     <w:abstractNumId w:val="23"/>
@@ -25796,6 +25712,9 @@
   </w:num>
   <w:num w:numId="33" w16cid:durableId="471947418">
     <w:abstractNumId w:val="0"/>
+  </w:num>
+  <w:num w:numId="34" w16cid:durableId="389498580">
+    <w:abstractNumId w:val="28"/>
   </w:num>
   <w:numIdMacAtCleanup w:val="33"/>
 </w:numbering>
@@ -27355,6 +27274,66 @@
         </w:p>
       </w:docPartBody>
     </w:docPart>
+    <w:docPart>
+      <w:docPartPr>
+        <w:name w:val="A10AB5685DC149ACB83F8CE1A636BDB7"/>
+        <w:category>
+          <w:name w:val="General"/>
+          <w:gallery w:val="placeholder"/>
+        </w:category>
+        <w:types>
+          <w:type w:val="bbPlcHdr"/>
+        </w:types>
+        <w:behaviors>
+          <w:behavior w:val="content"/>
+        </w:behaviors>
+        <w:guid w:val="{FA4C5163-8EFB-4A56-B10E-C7E766E05AD6}"/>
+      </w:docPartPr>
+      <w:docPartBody>
+        <w:p>
+          <w:pPr>
+            <w:pStyle w:val="A10AB5685DC149ACB83F8CE1A636BDB7"/>
+          </w:pPr>
+          <w:r>
+            <w:rPr>
+              <w:rStyle w:val="PlaceholderText"/>
+              <w:lang w:val="en-TZ"/>
+            </w:rPr>
+            <w:t>Click or tap here to enter text.</w:t>
+          </w:r>
+        </w:p>
+      </w:docPartBody>
+    </w:docPart>
+    <w:docPart>
+      <w:docPartPr>
+        <w:name w:val="5FC6414E763C4F8087A3A0849611B8DE"/>
+        <w:category>
+          <w:name w:val="General"/>
+          <w:gallery w:val="placeholder"/>
+        </w:category>
+        <w:types>
+          <w:type w:val="bbPlcHdr"/>
+        </w:types>
+        <w:behaviors>
+          <w:behavior w:val="content"/>
+        </w:behaviors>
+        <w:guid w:val="{217BC911-71C5-4EBF-9847-55D86BEBBE73}"/>
+      </w:docPartPr>
+      <w:docPartBody>
+        <w:p>
+          <w:pPr>
+            <w:pStyle w:val="5FC6414E763C4F8087A3A0849611B8DE"/>
+          </w:pPr>
+          <w:r>
+            <w:rPr>
+              <w:rStyle w:val="PlaceholderText"/>
+              <w:lang w:val="en-TZ"/>
+            </w:rPr>
+            <w:t>Click or tap here to enter text.</w:t>
+          </w:r>
+        </w:p>
+      </w:docPartBody>
+    </w:docPart>
   </w:docParts>
 </w:glossaryDocument>
 </file>
@@ -27440,8 +27419,11 @@
   </w:compat>
   <w:rsids>
     <w:rsidRoot w:val="00F7763B"/>
+    <w:rsid w:val="0051098A"/>
     <w:rsid w:val="00A10618"/>
+    <w:rsid w:val="00B9285E"/>
     <w:rsid w:val="00C82F94"/>
+    <w:rsid w:val="00E60A19"/>
     <w:rsid w:val="00F7763B"/>
   </w:rsids>
   <m:mathPr>
@@ -27898,10 +27880,18 @@
     <w:basedOn w:val="DefaultParagraphFont"/>
     <w:uiPriority w:val="99"/>
     <w:semiHidden/>
-    <w:rsid w:val="00F7763B"/>
+    <w:rsid w:val="00B9285E"/>
     <w:rPr>
       <w:color w:val="666666"/>
     </w:rPr>
+  </w:style>
+  <w:style w:type="paragraph" w:customStyle="1" w:styleId="A10AB5685DC149ACB83F8CE1A636BDB7">
+    <w:name w:val="A10AB5685DC149ACB83F8CE1A636BDB7"/>
+    <w:rsid w:val="00B9285E"/>
+  </w:style>
+  <w:style w:type="paragraph" w:customStyle="1" w:styleId="5FC6414E763C4F8087A3A0849611B8DE">
+    <w:name w:val="5FC6414E763C4F8087A3A0849611B8DE"/>
+    <w:rsid w:val="00B9285E"/>
   </w:style>
 </w:styles>
 </file>
